--- a/pauta_focalizada_pcsp.docx
+++ b/pauta_focalizada_pcsp.docx
@@ -2247,7 +2247,7 @@
                 <w:color w:val="000000"/>
                 <w:sz w:val="16"/>
               </w:rPr>
-              <w:t>Anunciacion &amp; Judith</w:t>
+              <w:t>Anunciación &amp; Judith</w:t>
             </w:r>
           </w:p>
         </w:tc>
@@ -2349,7 +2349,7 @@
                 <w:color w:val="000000"/>
                 <w:sz w:val="16"/>
               </w:rPr>
-              <w:t>Cecilia &amp; Meli</w:t>
+              <w:t>Anunciación &amp; Cecilia</w:t>
             </w:r>
           </w:p>
         </w:tc>
@@ -2451,7 +2451,7 @@
                 <w:color w:val="000000"/>
                 <w:sz w:val="16"/>
               </w:rPr>
-              <w:t>Central Gonzalo Perez Llona &amp; Primera Transversal</w:t>
+              <w:t>Av. Central Gonzalo Pérez Llona &amp; Primera Transversal</w:t>
             </w:r>
           </w:p>
         </w:tc>
@@ -2553,7 +2553,7 @@
                 <w:color w:val="000000"/>
                 <w:sz w:val="16"/>
               </w:rPr>
-              <w:t>Covadonga &amp; El Sol</w:t>
+              <w:t>Pdte. Kennedy &amp; Pje. Grumete Bustos</w:t>
             </w:r>
           </w:p>
         </w:tc>
@@ -2655,7 +2655,7 @@
                 <w:color w:val="000000"/>
                 <w:sz w:val="16"/>
               </w:rPr>
-              <w:t>Presidente Kennedy &amp; Uno Sur</w:t>
+              <w:t>1 Sur &amp; Pdte. Kennedy</w:t>
             </w:r>
           </w:p>
         </w:tc>
@@ -2757,7 +2757,7 @@
                 <w:color w:val="000000"/>
                 <w:sz w:val="16"/>
               </w:rPr>
-              <w:t>5 De Abril &amp; Segunda Transversal</w:t>
+              <w:t>Av. 5 De Abril &amp; Av. Segunda Transversal</w:t>
             </w:r>
           </w:p>
         </w:tc>
@@ -2859,7 +2859,7 @@
                 <w:color w:val="000000"/>
                 <w:sz w:val="16"/>
               </w:rPr>
-              <w:t>Campanario &amp; El Principe</w:t>
+              <w:t>Campanario &amp; Pje. El Príncipe</w:t>
             </w:r>
           </w:p>
         </w:tc>
@@ -2899,7 +2899,7 @@
                 <w:color w:val="000000"/>
                 <w:sz w:val="16"/>
               </w:rPr>
-              <w:t>Robo en lugar habitado + Violencia intrafamiliar</w:t>
+              <w:t>Robo en lugar habitado</w:t>
             </w:r>
           </w:p>
         </w:tc>
@@ -2961,47 +2961,47 @@
                 <w:color w:val="000000"/>
                 <w:sz w:val="16"/>
               </w:rPr>
-              <w:t>Del Rey &amp; Los Escritores</w:t>
-            </w:r>
-          </w:p>
-        </w:tc>
-        <w:tc>
-          <w:tcPr>
-            <w:tcW w:type="dxa" w:w="1768"/>
-            <w:vAlign w:val="center"/>
-            <w:shd w:fill="FFFFFF"/>
-          </w:tcPr>
-          <w:p>
-            <w:pPr>
-              <w:spacing w:after="0"/>
-              <w:jc w:val="left"/>
-            </w:pPr>
-            <w:r>
-              <w:rPr>
-                <w:color w:val="000000"/>
-                <w:sz w:val="16"/>
-              </w:rPr>
-              <w:t>Robos violentos</w:t>
-            </w:r>
-          </w:p>
-        </w:tc>
-        <w:tc>
-          <w:tcPr>
-            <w:tcW w:type="dxa" w:w="1768"/>
-            <w:vAlign w:val="center"/>
-            <w:shd w:fill="FFFFFF"/>
-          </w:tcPr>
-          <w:p>
-            <w:pPr>
-              <w:spacing w:after="0"/>
-              <w:jc w:val="left"/>
-            </w:pPr>
-            <w:r>
-              <w:rPr>
-                <w:color w:val="000000"/>
-                <w:sz w:val="16"/>
-              </w:rPr>
-              <w:t>Robos violentos</w:t>
+              <w:t>Pje. Los Aviadores &amp; Pje. Los Poetas</w:t>
+            </w:r>
+          </w:p>
+        </w:tc>
+        <w:tc>
+          <w:tcPr>
+            <w:tcW w:type="dxa" w:w="1768"/>
+            <w:vAlign w:val="center"/>
+            <w:shd w:fill="FFFFFF"/>
+          </w:tcPr>
+          <w:p>
+            <w:pPr>
+              <w:spacing w:after="0"/>
+              <w:jc w:val="left"/>
+            </w:pPr>
+            <w:r>
+              <w:rPr>
+                <w:color w:val="000000"/>
+                <w:sz w:val="16"/>
+              </w:rPr>
+              <w:t>Violencia intrafamiliar</w:t>
+            </w:r>
+          </w:p>
+        </w:tc>
+        <w:tc>
+          <w:tcPr>
+            <w:tcW w:type="dxa" w:w="1768"/>
+            <w:vAlign w:val="center"/>
+            <w:shd w:fill="FFFFFF"/>
+          </w:tcPr>
+          <w:p>
+            <w:pPr>
+              <w:spacing w:after="0"/>
+              <w:jc w:val="left"/>
+            </w:pPr>
+            <w:r>
+              <w:rPr>
+                <w:color w:val="000000"/>
+                <w:sz w:val="16"/>
+              </w:rPr>
+              <w:t>Violencia intrafamiliar</w:t>
             </w:r>
           </w:p>
         </w:tc>
@@ -3063,47 +3063,47 @@
                 <w:color w:val="000000"/>
                 <w:sz w:val="16"/>
               </w:rPr>
-              <w:t>Del Pontifice &amp; Republica</w:t>
-            </w:r>
-          </w:p>
-        </w:tc>
-        <w:tc>
-          <w:tcPr>
-            <w:tcW w:type="dxa" w:w="1768"/>
-            <w:vAlign w:val="center"/>
-            <w:shd w:fill="FFFFFF"/>
-          </w:tcPr>
-          <w:p>
-            <w:pPr>
-              <w:spacing w:after="0"/>
-              <w:jc w:val="left"/>
-            </w:pPr>
-            <w:r>
-              <w:rPr>
-                <w:color w:val="000000"/>
-                <w:sz w:val="16"/>
-              </w:rPr>
-              <w:t>Violencia intrafamiliar</w:t>
-            </w:r>
-          </w:p>
-        </w:tc>
-        <w:tc>
-          <w:tcPr>
-            <w:tcW w:type="dxa" w:w="1768"/>
-            <w:vAlign w:val="center"/>
-            <w:shd w:fill="FFFFFF"/>
-          </w:tcPr>
-          <w:p>
-            <w:pPr>
-              <w:spacing w:after="0"/>
-              <w:jc w:val="left"/>
-            </w:pPr>
-            <w:r>
-              <w:rPr>
-                <w:color w:val="000000"/>
-                <w:sz w:val="16"/>
-              </w:rPr>
-              <w:t>Violencia intrafamiliar</w:t>
+              <w:t>Del Rey &amp; Pje. Los Escritores</w:t>
+            </w:r>
+          </w:p>
+        </w:tc>
+        <w:tc>
+          <w:tcPr>
+            <w:tcW w:type="dxa" w:w="1768"/>
+            <w:vAlign w:val="center"/>
+            <w:shd w:fill="FFFFFF"/>
+          </w:tcPr>
+          <w:p>
+            <w:pPr>
+              <w:spacing w:after="0"/>
+              <w:jc w:val="left"/>
+            </w:pPr>
+            <w:r>
+              <w:rPr>
+                <w:color w:val="000000"/>
+                <w:sz w:val="16"/>
+              </w:rPr>
+              <w:t>Robos violentos</w:t>
+            </w:r>
+          </w:p>
+        </w:tc>
+        <w:tc>
+          <w:tcPr>
+            <w:tcW w:type="dxa" w:w="1768"/>
+            <w:vAlign w:val="center"/>
+            <w:shd w:fill="FFFFFF"/>
+          </w:tcPr>
+          <w:p>
+            <w:pPr>
+              <w:spacing w:after="0"/>
+              <w:jc w:val="left"/>
+            </w:pPr>
+            <w:r>
+              <w:rPr>
+                <w:color w:val="000000"/>
+                <w:sz w:val="16"/>
+              </w:rPr>
+              <w:t>Robos violentos</w:t>
             </w:r>
           </w:p>
         </w:tc>
@@ -3165,47 +3165,47 @@
                 <w:color w:val="000000"/>
                 <w:sz w:val="16"/>
               </w:rPr>
-              <w:t>Alemania &amp; Jose Manuel Borgoño</w:t>
-            </w:r>
-          </w:p>
-        </w:tc>
-        <w:tc>
-          <w:tcPr>
-            <w:tcW w:type="dxa" w:w="1768"/>
-            <w:vAlign w:val="center"/>
-            <w:shd w:fill="FFFFFF"/>
-          </w:tcPr>
-          <w:p>
-            <w:pPr>
-              <w:spacing w:after="0"/>
-              <w:jc w:val="left"/>
-            </w:pPr>
-            <w:r>
-              <w:rPr>
-                <w:color w:val="000000"/>
-                <w:sz w:val="16"/>
-              </w:rPr>
-              <w:t>Robo en lugar habitado</w:t>
-            </w:r>
-          </w:p>
-        </w:tc>
-        <w:tc>
-          <w:tcPr>
-            <w:tcW w:type="dxa" w:w="1768"/>
-            <w:vAlign w:val="center"/>
-            <w:shd w:fill="FFFFFF"/>
-          </w:tcPr>
-          <w:p>
-            <w:pPr>
-              <w:spacing w:after="0"/>
-              <w:jc w:val="left"/>
-            </w:pPr>
-            <w:r>
-              <w:rPr>
-                <w:color w:val="000000"/>
-                <w:sz w:val="16"/>
-              </w:rPr>
-              <w:t>Robo en lugar habitado</w:t>
+              <w:t>Del Pontífice &amp; República</w:t>
+            </w:r>
+          </w:p>
+        </w:tc>
+        <w:tc>
+          <w:tcPr>
+            <w:tcW w:type="dxa" w:w="1768"/>
+            <w:vAlign w:val="center"/>
+            <w:shd w:fill="FFFFFF"/>
+          </w:tcPr>
+          <w:p>
+            <w:pPr>
+              <w:spacing w:after="0"/>
+              <w:jc w:val="left"/>
+            </w:pPr>
+            <w:r>
+              <w:rPr>
+                <w:color w:val="000000"/>
+                <w:sz w:val="16"/>
+              </w:rPr>
+              <w:t>Violencia intrafamiliar</w:t>
+            </w:r>
+          </w:p>
+        </w:tc>
+        <w:tc>
+          <w:tcPr>
+            <w:tcW w:type="dxa" w:w="1768"/>
+            <w:vAlign w:val="center"/>
+            <w:shd w:fill="FFFFFF"/>
+          </w:tcPr>
+          <w:p>
+            <w:pPr>
+              <w:spacing w:after="0"/>
+              <w:jc w:val="left"/>
+            </w:pPr>
+            <w:r>
+              <w:rPr>
+                <w:color w:val="000000"/>
+                <w:sz w:val="16"/>
+              </w:rPr>
+              <w:t>Violencia intrafamiliar</w:t>
             </w:r>
           </w:p>
         </w:tc>
@@ -3267,47 +3267,47 @@
                 <w:color w:val="000000"/>
                 <w:sz w:val="16"/>
               </w:rPr>
-              <w:t>Los Pascuenses &amp; Los Pascuenses Poniente</w:t>
-            </w:r>
-          </w:p>
-        </w:tc>
-        <w:tc>
-          <w:tcPr>
-            <w:tcW w:type="dxa" w:w="1768"/>
-            <w:vAlign w:val="center"/>
-            <w:shd w:fill="FFFFFF"/>
-          </w:tcPr>
-          <w:p>
-            <w:pPr>
-              <w:spacing w:after="0"/>
-              <w:jc w:val="left"/>
-            </w:pPr>
-            <w:r>
-              <w:rPr>
-                <w:color w:val="000000"/>
-                <w:sz w:val="16"/>
-              </w:rPr>
-              <w:t>Alcohol y drogas en vía pública</w:t>
-            </w:r>
-          </w:p>
-        </w:tc>
-        <w:tc>
-          <w:tcPr>
-            <w:tcW w:type="dxa" w:w="1768"/>
-            <w:vAlign w:val="center"/>
-            <w:shd w:fill="FFFFFF"/>
-          </w:tcPr>
-          <w:p>
-            <w:pPr>
-              <w:spacing w:after="0"/>
-              <w:jc w:val="left"/>
-            </w:pPr>
-            <w:r>
-              <w:rPr>
-                <w:color w:val="000000"/>
-                <w:sz w:val="16"/>
-              </w:rPr>
-              <w:t>Alcohol y drogas en vía pública</w:t>
+              <w:t>José Manuel Borgoño &amp; Pje. Alemania</w:t>
+            </w:r>
+          </w:p>
+        </w:tc>
+        <w:tc>
+          <w:tcPr>
+            <w:tcW w:type="dxa" w:w="1768"/>
+            <w:vAlign w:val="center"/>
+            <w:shd w:fill="FFFFFF"/>
+          </w:tcPr>
+          <w:p>
+            <w:pPr>
+              <w:spacing w:after="0"/>
+              <w:jc w:val="left"/>
+            </w:pPr>
+            <w:r>
+              <w:rPr>
+                <w:color w:val="000000"/>
+                <w:sz w:val="16"/>
+              </w:rPr>
+              <w:t>Robo en lugar habitado</w:t>
+            </w:r>
+          </w:p>
+        </w:tc>
+        <w:tc>
+          <w:tcPr>
+            <w:tcW w:type="dxa" w:w="1768"/>
+            <w:vAlign w:val="center"/>
+            <w:shd w:fill="FFFFFF"/>
+          </w:tcPr>
+          <w:p>
+            <w:pPr>
+              <w:spacing w:after="0"/>
+              <w:jc w:val="left"/>
+            </w:pPr>
+            <w:r>
+              <w:rPr>
+                <w:color w:val="000000"/>
+                <w:sz w:val="16"/>
+              </w:rPr>
+              <w:t>Robo en lugar habitado</w:t>
             </w:r>
           </w:p>
         </w:tc>
@@ -3329,87 +3329,87 @@
                 <w:color w:val="000000"/>
                 <w:sz w:val="16"/>
               </w:rPr>
-              <w:t>219</w:t>
-            </w:r>
-          </w:p>
-        </w:tc>
-        <w:tc>
-          <w:tcPr>
-            <w:tcW w:type="dxa" w:w="1768"/>
-            <w:vAlign w:val="center"/>
-            <w:shd w:fill="FFFFFF"/>
-          </w:tcPr>
-          <w:p>
-            <w:pPr>
-              <w:spacing w:after="0"/>
-              <w:jc w:val="left"/>
-            </w:pPr>
-            <w:r>
-              <w:rPr>
-                <w:color w:val="000000"/>
-                <w:sz w:val="16"/>
-              </w:rPr>
-              <w:t>1</w:t>
-            </w:r>
-          </w:p>
-        </w:tc>
-        <w:tc>
-          <w:tcPr>
-            <w:tcW w:type="dxa" w:w="1768"/>
-            <w:vAlign w:val="center"/>
-            <w:shd w:fill="FFFFFF"/>
-          </w:tcPr>
-          <w:p>
-            <w:pPr>
-              <w:spacing w:after="0"/>
-              <w:jc w:val="left"/>
-            </w:pPr>
-            <w:r>
-              <w:rPr>
-                <w:color w:val="000000"/>
-                <w:sz w:val="16"/>
-              </w:rPr>
-              <w:t>Amaltea &amp; El Olimpo</w:t>
-            </w:r>
-          </w:p>
-        </w:tc>
-        <w:tc>
-          <w:tcPr>
-            <w:tcW w:type="dxa" w:w="1768"/>
-            <w:vAlign w:val="center"/>
-            <w:shd w:fill="FFFFFF"/>
-          </w:tcPr>
-          <w:p>
-            <w:pPr>
-              <w:spacing w:after="0"/>
-              <w:jc w:val="left"/>
-            </w:pPr>
-            <w:r>
-              <w:rPr>
-                <w:color w:val="000000"/>
-                <w:sz w:val="16"/>
-              </w:rPr>
-              <w:t>Violencia intrafamiliar</w:t>
-            </w:r>
-          </w:p>
-        </w:tc>
-        <w:tc>
-          <w:tcPr>
-            <w:tcW w:type="dxa" w:w="1768"/>
-            <w:vAlign w:val="center"/>
-            <w:shd w:fill="FFFFFF"/>
-          </w:tcPr>
-          <w:p>
-            <w:pPr>
-              <w:spacing w:after="0"/>
-              <w:jc w:val="left"/>
-            </w:pPr>
-            <w:r>
-              <w:rPr>
-                <w:color w:val="000000"/>
-                <w:sz w:val="16"/>
-              </w:rPr>
-              <w:t>Violencia intrafamiliar</w:t>
+              <w:t>218B</w:t>
+            </w:r>
+          </w:p>
+        </w:tc>
+        <w:tc>
+          <w:tcPr>
+            <w:tcW w:type="dxa" w:w="1768"/>
+            <w:vAlign w:val="center"/>
+            <w:shd w:fill="FFFFFF"/>
+          </w:tcPr>
+          <w:p>
+            <w:pPr>
+              <w:spacing w:after="0"/>
+              <w:jc w:val="left"/>
+            </w:pPr>
+            <w:r>
+              <w:rPr>
+                <w:color w:val="000000"/>
+                <w:sz w:val="16"/>
+              </w:rPr>
+              <w:t>6</w:t>
+            </w:r>
+          </w:p>
+        </w:tc>
+        <w:tc>
+          <w:tcPr>
+            <w:tcW w:type="dxa" w:w="1768"/>
+            <w:vAlign w:val="center"/>
+            <w:shd w:fill="FFFFFF"/>
+          </w:tcPr>
+          <w:p>
+            <w:pPr>
+              <w:spacing w:after="0"/>
+              <w:jc w:val="left"/>
+            </w:pPr>
+            <w:r>
+              <w:rPr>
+                <w:color w:val="000000"/>
+                <w:sz w:val="16"/>
+              </w:rPr>
+              <w:t>Av. Sur &amp; Pje. Los Pascuenses</w:t>
+            </w:r>
+          </w:p>
+        </w:tc>
+        <w:tc>
+          <w:tcPr>
+            <w:tcW w:type="dxa" w:w="1768"/>
+            <w:vAlign w:val="center"/>
+            <w:shd w:fill="FFFFFF"/>
+          </w:tcPr>
+          <w:p>
+            <w:pPr>
+              <w:spacing w:after="0"/>
+              <w:jc w:val="left"/>
+            </w:pPr>
+            <w:r>
+              <w:rPr>
+                <w:color w:val="000000"/>
+                <w:sz w:val="16"/>
+              </w:rPr>
+              <w:t>Alcohol y drogas en vía pública</w:t>
+            </w:r>
+          </w:p>
+        </w:tc>
+        <w:tc>
+          <w:tcPr>
+            <w:tcW w:type="dxa" w:w="1768"/>
+            <w:vAlign w:val="center"/>
+            <w:shd w:fill="FFFFFF"/>
+          </w:tcPr>
+          <w:p>
+            <w:pPr>
+              <w:spacing w:after="0"/>
+              <w:jc w:val="left"/>
+            </w:pPr>
+            <w:r>
+              <w:rPr>
+                <w:color w:val="000000"/>
+                <w:sz w:val="16"/>
+              </w:rPr>
+              <w:t>Alcohol y drogas en vía pública</w:t>
             </w:r>
           </w:p>
         </w:tc>
@@ -3451,27 +3451,27 @@
                 <w:color w:val="000000"/>
                 <w:sz w:val="16"/>
               </w:rPr>
-              <w:t>2</w:t>
-            </w:r>
-          </w:p>
-        </w:tc>
-        <w:tc>
-          <w:tcPr>
-            <w:tcW w:type="dxa" w:w="1768"/>
-            <w:vAlign w:val="center"/>
-            <w:shd w:fill="FFFFFF"/>
-          </w:tcPr>
-          <w:p>
-            <w:pPr>
-              <w:spacing w:after="0"/>
-              <w:jc w:val="left"/>
-            </w:pPr>
-            <w:r>
-              <w:rPr>
-                <w:color w:val="000000"/>
-                <w:sz w:val="16"/>
-              </w:rPr>
-              <w:t>Chinquihue &amp; El Cequion</w:t>
+              <w:t>1</w:t>
+            </w:r>
+          </w:p>
+        </w:tc>
+        <w:tc>
+          <w:tcPr>
+            <w:tcW w:type="dxa" w:w="1768"/>
+            <w:vAlign w:val="center"/>
+            <w:shd w:fill="FFFFFF"/>
+          </w:tcPr>
+          <w:p>
+            <w:pPr>
+              <w:spacing w:after="0"/>
+              <w:jc w:val="left"/>
+            </w:pPr>
+            <w:r>
+              <w:rPr>
+                <w:color w:val="000000"/>
+                <w:sz w:val="16"/>
+              </w:rPr>
+              <w:t>Av. El Olimpo &amp; Pje. Amaltea</w:t>
             </w:r>
           </w:p>
         </w:tc>
@@ -3553,67 +3553,67 @@
                 <w:color w:val="000000"/>
                 <w:sz w:val="16"/>
               </w:rPr>
-              <w:t>3</w:t>
-            </w:r>
-          </w:p>
-        </w:tc>
-        <w:tc>
-          <w:tcPr>
-            <w:tcW w:type="dxa" w:w="1768"/>
-            <w:vAlign w:val="center"/>
-            <w:shd w:fill="FFFFFF"/>
-          </w:tcPr>
-          <w:p>
-            <w:pPr>
-              <w:spacing w:after="0"/>
-              <w:jc w:val="left"/>
-            </w:pPr>
-            <w:r>
-              <w:rPr>
-                <w:color w:val="000000"/>
-                <w:sz w:val="16"/>
-              </w:rPr>
-              <w:t>Disprosio &amp; Las Olimpiadas</w:t>
-            </w:r>
-          </w:p>
-        </w:tc>
-        <w:tc>
-          <w:tcPr>
-            <w:tcW w:type="dxa" w:w="1768"/>
-            <w:vAlign w:val="center"/>
-            <w:shd w:fill="FFFFFF"/>
-          </w:tcPr>
-          <w:p>
-            <w:pPr>
-              <w:spacing w:after="0"/>
-              <w:jc w:val="left"/>
-            </w:pPr>
-            <w:r>
-              <w:rPr>
-                <w:color w:val="000000"/>
-                <w:sz w:val="16"/>
-              </w:rPr>
-              <w:t>Robos violentos</w:t>
-            </w:r>
-          </w:p>
-        </w:tc>
-        <w:tc>
-          <w:tcPr>
-            <w:tcW w:type="dxa" w:w="1768"/>
-            <w:vAlign w:val="center"/>
-            <w:shd w:fill="FFFFFF"/>
-          </w:tcPr>
-          <w:p>
-            <w:pPr>
-              <w:spacing w:after="0"/>
-              <w:jc w:val="left"/>
-            </w:pPr>
-            <w:r>
-              <w:rPr>
-                <w:color w:val="000000"/>
-                <w:sz w:val="16"/>
-              </w:rPr>
-              <w:t>Robos violentos</w:t>
+              <w:t>2</w:t>
+            </w:r>
+          </w:p>
+        </w:tc>
+        <w:tc>
+          <w:tcPr>
+            <w:tcW w:type="dxa" w:w="1768"/>
+            <w:vAlign w:val="center"/>
+            <w:shd w:fill="FFFFFF"/>
+          </w:tcPr>
+          <w:p>
+            <w:pPr>
+              <w:spacing w:after="0"/>
+              <w:jc w:val="left"/>
+            </w:pPr>
+            <w:r>
+              <w:rPr>
+                <w:color w:val="000000"/>
+                <w:sz w:val="16"/>
+              </w:rPr>
+              <w:t>Av. Las Naciones &amp; Pje. Los Zarzales</w:t>
+            </w:r>
+          </w:p>
+        </w:tc>
+        <w:tc>
+          <w:tcPr>
+            <w:tcW w:type="dxa" w:w="1768"/>
+            <w:vAlign w:val="center"/>
+            <w:shd w:fill="FFFFFF"/>
+          </w:tcPr>
+          <w:p>
+            <w:pPr>
+              <w:spacing w:after="0"/>
+              <w:jc w:val="left"/>
+            </w:pPr>
+            <w:r>
+              <w:rPr>
+                <w:color w:val="000000"/>
+                <w:sz w:val="16"/>
+              </w:rPr>
+              <w:t>Violencia intrafamiliar</w:t>
+            </w:r>
+          </w:p>
+        </w:tc>
+        <w:tc>
+          <w:tcPr>
+            <w:tcW w:type="dxa" w:w="1768"/>
+            <w:vAlign w:val="center"/>
+            <w:shd w:fill="FFFFFF"/>
+          </w:tcPr>
+          <w:p>
+            <w:pPr>
+              <w:spacing w:after="0"/>
+              <w:jc w:val="left"/>
+            </w:pPr>
+            <w:r>
+              <w:rPr>
+                <w:color w:val="000000"/>
+                <w:sz w:val="16"/>
+              </w:rPr>
+              <w:t>Violencia intrafamiliar</w:t>
             </w:r>
           </w:p>
         </w:tc>
@@ -3655,27 +3655,27 @@
                 <w:color w:val="000000"/>
                 <w:sz w:val="16"/>
               </w:rPr>
-              <w:t>4</w:t>
-            </w:r>
-          </w:p>
-        </w:tc>
-        <w:tc>
-          <w:tcPr>
-            <w:tcW w:type="dxa" w:w="1768"/>
-            <w:vAlign w:val="center"/>
-            <w:shd w:fill="FFFFFF"/>
-          </w:tcPr>
-          <w:p>
-            <w:pPr>
-              <w:spacing w:after="0"/>
-              <w:jc w:val="left"/>
-            </w:pPr>
-            <w:r>
-              <w:rPr>
-                <w:color w:val="000000"/>
-                <w:sz w:val="16"/>
-              </w:rPr>
-              <w:t>Filidor &amp; Los Coros</w:t>
+              <w:t>3</w:t>
+            </w:r>
+          </w:p>
+        </w:tc>
+        <w:tc>
+          <w:tcPr>
+            <w:tcW w:type="dxa" w:w="1768"/>
+            <w:vAlign w:val="center"/>
+            <w:shd w:fill="FFFFFF"/>
+          </w:tcPr>
+          <w:p>
+            <w:pPr>
+              <w:spacing w:after="0"/>
+              <w:jc w:val="left"/>
+            </w:pPr>
+            <w:r>
+              <w:rPr>
+                <w:color w:val="000000"/>
+                <w:sz w:val="16"/>
+              </w:rPr>
+              <w:t>Av. Sur &amp; Universidad Católica</w:t>
             </w:r>
           </w:p>
         </w:tc>
@@ -3737,87 +3737,87 @@
                 <w:color w:val="000000"/>
                 <w:sz w:val="16"/>
               </w:rPr>
-              <w:t>222A</w:t>
-            </w:r>
-          </w:p>
-        </w:tc>
-        <w:tc>
-          <w:tcPr>
-            <w:tcW w:type="dxa" w:w="1768"/>
-            <w:vAlign w:val="center"/>
-            <w:shd w:fill="FFFFFF"/>
-          </w:tcPr>
-          <w:p>
-            <w:pPr>
-              <w:spacing w:after="0"/>
-              <w:jc w:val="left"/>
-            </w:pPr>
-            <w:r>
-              <w:rPr>
-                <w:color w:val="000000"/>
-                <w:sz w:val="16"/>
-              </w:rPr>
-              <w:t>1</w:t>
-            </w:r>
-          </w:p>
-        </w:tc>
-        <w:tc>
-          <w:tcPr>
-            <w:tcW w:type="dxa" w:w="1768"/>
-            <w:vAlign w:val="center"/>
-            <w:shd w:fill="FFFFFF"/>
-          </w:tcPr>
-          <w:p>
-            <w:pPr>
-              <w:spacing w:after="0"/>
-              <w:jc w:val="left"/>
-            </w:pPr>
-            <w:r>
-              <w:rPr>
-                <w:color w:val="000000"/>
-                <w:sz w:val="16"/>
-              </w:rPr>
-              <w:t>Las Golondrinas Oriente &amp; Los Ministros</w:t>
-            </w:r>
-          </w:p>
-        </w:tc>
-        <w:tc>
-          <w:tcPr>
-            <w:tcW w:type="dxa" w:w="1768"/>
-            <w:vAlign w:val="center"/>
-            <w:shd w:fill="FFFFFF"/>
-          </w:tcPr>
-          <w:p>
-            <w:pPr>
-              <w:spacing w:after="0"/>
-              <w:jc w:val="left"/>
-            </w:pPr>
-            <w:r>
-              <w:rPr>
-                <w:color w:val="000000"/>
-                <w:sz w:val="16"/>
-              </w:rPr>
-              <w:t>Robo en lugar habitado</w:t>
-            </w:r>
-          </w:p>
-        </w:tc>
-        <w:tc>
-          <w:tcPr>
-            <w:tcW w:type="dxa" w:w="1768"/>
-            <w:vAlign w:val="center"/>
-            <w:shd w:fill="FFFFFF"/>
-          </w:tcPr>
-          <w:p>
-            <w:pPr>
-              <w:spacing w:after="0"/>
-              <w:jc w:val="left"/>
-            </w:pPr>
-            <w:r>
-              <w:rPr>
-                <w:color w:val="000000"/>
-                <w:sz w:val="16"/>
-              </w:rPr>
-              <w:t>Robo en lugar habitado</w:t>
+              <w:t>219</w:t>
+            </w:r>
+          </w:p>
+        </w:tc>
+        <w:tc>
+          <w:tcPr>
+            <w:tcW w:type="dxa" w:w="1768"/>
+            <w:vAlign w:val="center"/>
+            <w:shd w:fill="FFFFFF"/>
+          </w:tcPr>
+          <w:p>
+            <w:pPr>
+              <w:spacing w:after="0"/>
+              <w:jc w:val="left"/>
+            </w:pPr>
+            <w:r>
+              <w:rPr>
+                <w:color w:val="000000"/>
+                <w:sz w:val="16"/>
+              </w:rPr>
+              <w:t>4</w:t>
+            </w:r>
+          </w:p>
+        </w:tc>
+        <w:tc>
+          <w:tcPr>
+            <w:tcW w:type="dxa" w:w="1768"/>
+            <w:vAlign w:val="center"/>
+            <w:shd w:fill="FFFFFF"/>
+          </w:tcPr>
+          <w:p>
+            <w:pPr>
+              <w:spacing w:after="0"/>
+              <w:jc w:val="left"/>
+            </w:pPr>
+            <w:r>
+              <w:rPr>
+                <w:color w:val="000000"/>
+                <w:sz w:val="16"/>
+              </w:rPr>
+              <w:t>Pje. Filidor &amp; Pje. Los Coros</w:t>
+            </w:r>
+          </w:p>
+        </w:tc>
+        <w:tc>
+          <w:tcPr>
+            <w:tcW w:type="dxa" w:w="1768"/>
+            <w:vAlign w:val="center"/>
+            <w:shd w:fill="FFFFFF"/>
+          </w:tcPr>
+          <w:p>
+            <w:pPr>
+              <w:spacing w:after="0"/>
+              <w:jc w:val="left"/>
+            </w:pPr>
+            <w:r>
+              <w:rPr>
+                <w:color w:val="000000"/>
+                <w:sz w:val="16"/>
+              </w:rPr>
+              <w:t>Robos violentos</w:t>
+            </w:r>
+          </w:p>
+        </w:tc>
+        <w:tc>
+          <w:tcPr>
+            <w:tcW w:type="dxa" w:w="1768"/>
+            <w:vAlign w:val="center"/>
+            <w:shd w:fill="FFFFFF"/>
+          </w:tcPr>
+          <w:p>
+            <w:pPr>
+              <w:spacing w:after="0"/>
+              <w:jc w:val="left"/>
+            </w:pPr>
+            <w:r>
+              <w:rPr>
+                <w:color w:val="000000"/>
+                <w:sz w:val="16"/>
+              </w:rPr>
+              <w:t>Robos violentos</w:t>
             </w:r>
           </w:p>
         </w:tc>
@@ -3859,67 +3859,67 @@
                 <w:color w:val="000000"/>
                 <w:sz w:val="16"/>
               </w:rPr>
-              <w:t>2</w:t>
-            </w:r>
-          </w:p>
-        </w:tc>
-        <w:tc>
-          <w:tcPr>
-            <w:tcW w:type="dxa" w:w="1768"/>
-            <w:vAlign w:val="center"/>
-            <w:shd w:fill="FFFFFF"/>
-          </w:tcPr>
-          <w:p>
-            <w:pPr>
-              <w:spacing w:after="0"/>
-              <w:jc w:val="left"/>
-            </w:pPr>
-            <w:r>
-              <w:rPr>
-                <w:color w:val="000000"/>
-                <w:sz w:val="16"/>
-              </w:rPr>
-              <w:t>Hernando Bravo &amp; Juan Bohon</w:t>
-            </w:r>
-          </w:p>
-        </w:tc>
-        <w:tc>
-          <w:tcPr>
-            <w:tcW w:type="dxa" w:w="1768"/>
-            <w:vAlign w:val="center"/>
-            <w:shd w:fill="FFFFFF"/>
-          </w:tcPr>
-          <w:p>
-            <w:pPr>
-              <w:spacing w:after="0"/>
-              <w:jc w:val="left"/>
-            </w:pPr>
-            <w:r>
-              <w:rPr>
-                <w:color w:val="000000"/>
-                <w:sz w:val="16"/>
-              </w:rPr>
-              <w:t>Robos violentos</w:t>
-            </w:r>
-          </w:p>
-        </w:tc>
-        <w:tc>
-          <w:tcPr>
-            <w:tcW w:type="dxa" w:w="1768"/>
-            <w:vAlign w:val="center"/>
-            <w:shd w:fill="FFFFFF"/>
-          </w:tcPr>
-          <w:p>
-            <w:pPr>
-              <w:spacing w:after="0"/>
-              <w:jc w:val="left"/>
-            </w:pPr>
-            <w:r>
-              <w:rPr>
-                <w:color w:val="000000"/>
-                <w:sz w:val="16"/>
-              </w:rPr>
-              <w:t>Robos violentos</w:t>
+              <w:t>1</w:t>
+            </w:r>
+          </w:p>
+        </w:tc>
+        <w:tc>
+          <w:tcPr>
+            <w:tcW w:type="dxa" w:w="1768"/>
+            <w:vAlign w:val="center"/>
+            <w:shd w:fill="FFFFFF"/>
+          </w:tcPr>
+          <w:p>
+            <w:pPr>
+              <w:spacing w:after="0"/>
+              <w:jc w:val="left"/>
+            </w:pPr>
+            <w:r>
+              <w:rPr>
+                <w:color w:val="000000"/>
+                <w:sz w:val="16"/>
+              </w:rPr>
+              <w:t>Las Golondrinas Oriente &amp; Los Ministros</w:t>
+            </w:r>
+          </w:p>
+        </w:tc>
+        <w:tc>
+          <w:tcPr>
+            <w:tcW w:type="dxa" w:w="1768"/>
+            <w:vAlign w:val="center"/>
+            <w:shd w:fill="FFFFFF"/>
+          </w:tcPr>
+          <w:p>
+            <w:pPr>
+              <w:spacing w:after="0"/>
+              <w:jc w:val="left"/>
+            </w:pPr>
+            <w:r>
+              <w:rPr>
+                <w:color w:val="000000"/>
+                <w:sz w:val="16"/>
+              </w:rPr>
+              <w:t>Robo en lugar habitado</w:t>
+            </w:r>
+          </w:p>
+        </w:tc>
+        <w:tc>
+          <w:tcPr>
+            <w:tcW w:type="dxa" w:w="1768"/>
+            <w:vAlign w:val="center"/>
+            <w:shd w:fill="FFFFFF"/>
+          </w:tcPr>
+          <w:p>
+            <w:pPr>
+              <w:spacing w:after="0"/>
+              <w:jc w:val="left"/>
+            </w:pPr>
+            <w:r>
+              <w:rPr>
+                <w:color w:val="000000"/>
+                <w:sz w:val="16"/>
+              </w:rPr>
+              <w:t>Robo en lugar habitado</w:t>
             </w:r>
           </w:p>
         </w:tc>
@@ -3961,27 +3961,27 @@
                 <w:color w:val="000000"/>
                 <w:sz w:val="16"/>
               </w:rPr>
-              <w:t>3</w:t>
-            </w:r>
-          </w:p>
-        </w:tc>
-        <w:tc>
-          <w:tcPr>
-            <w:tcW w:type="dxa" w:w="1768"/>
-            <w:vAlign w:val="center"/>
-            <w:shd w:fill="FFFFFF"/>
-          </w:tcPr>
-          <w:p>
-            <w:pPr>
-              <w:spacing w:after="0"/>
-              <w:jc w:val="left"/>
-            </w:pPr>
-            <w:r>
-              <w:rPr>
-                <w:color w:val="000000"/>
-                <w:sz w:val="16"/>
-              </w:rPr>
-              <w:t>Carmela Larrain &amp; Dolores Bernales</w:t>
+              <w:t>2</w:t>
+            </w:r>
+          </w:p>
+        </w:tc>
+        <w:tc>
+          <w:tcPr>
+            <w:tcW w:type="dxa" w:w="1768"/>
+            <w:vAlign w:val="center"/>
+            <w:shd w:fill="FFFFFF"/>
+          </w:tcPr>
+          <w:p>
+            <w:pPr>
+              <w:spacing w:after="0"/>
+              <w:jc w:val="left"/>
+            </w:pPr>
+            <w:r>
+              <w:rPr>
+                <w:color w:val="000000"/>
+                <w:sz w:val="16"/>
+              </w:rPr>
+              <w:t>Av. Lumen &amp; Los Presidentes</w:t>
             </w:r>
           </w:p>
         </w:tc>
@@ -4063,67 +4063,67 @@
                 <w:color w:val="000000"/>
                 <w:sz w:val="16"/>
               </w:rPr>
-              <w:t>4</w:t>
-            </w:r>
-          </w:p>
-        </w:tc>
-        <w:tc>
-          <w:tcPr>
-            <w:tcW w:type="dxa" w:w="1768"/>
-            <w:vAlign w:val="center"/>
-            <w:shd w:fill="FFFFFF"/>
-          </w:tcPr>
-          <w:p>
-            <w:pPr>
-              <w:spacing w:after="0"/>
-              <w:jc w:val="left"/>
-            </w:pPr>
-            <w:r>
-              <w:rPr>
-                <w:color w:val="000000"/>
-                <w:sz w:val="16"/>
-              </w:rPr>
-              <w:t>El Pesebre &amp; La Adoracion</w:t>
-            </w:r>
-          </w:p>
-        </w:tc>
-        <w:tc>
-          <w:tcPr>
-            <w:tcW w:type="dxa" w:w="1768"/>
-            <w:vAlign w:val="center"/>
-            <w:shd w:fill="FFFFFF"/>
-          </w:tcPr>
-          <w:p>
-            <w:pPr>
-              <w:spacing w:after="0"/>
-              <w:jc w:val="left"/>
-            </w:pPr>
-            <w:r>
-              <w:rPr>
-                <w:color w:val="000000"/>
-                <w:sz w:val="16"/>
-              </w:rPr>
-              <w:t>Robo en lugar habitado</w:t>
-            </w:r>
-          </w:p>
-        </w:tc>
-        <w:tc>
-          <w:tcPr>
-            <w:tcW w:type="dxa" w:w="1768"/>
-            <w:vAlign w:val="center"/>
-            <w:shd w:fill="FFFFFF"/>
-          </w:tcPr>
-          <w:p>
-            <w:pPr>
-              <w:spacing w:after="0"/>
-              <w:jc w:val="left"/>
-            </w:pPr>
-            <w:r>
-              <w:rPr>
-                <w:color w:val="000000"/>
-                <w:sz w:val="16"/>
-              </w:rPr>
-              <w:t>Robo en lugar habitado</w:t>
+              <w:t>3</w:t>
+            </w:r>
+          </w:p>
+        </w:tc>
+        <w:tc>
+          <w:tcPr>
+            <w:tcW w:type="dxa" w:w="1768"/>
+            <w:vAlign w:val="center"/>
+            <w:shd w:fill="FFFFFF"/>
+          </w:tcPr>
+          <w:p>
+            <w:pPr>
+              <w:spacing w:after="0"/>
+              <w:jc w:val="left"/>
+            </w:pPr>
+            <w:r>
+              <w:rPr>
+                <w:color w:val="000000"/>
+                <w:sz w:val="16"/>
+              </w:rPr>
+              <w:t>Alaska &amp; Pje. Carmela Larraín</w:t>
+            </w:r>
+          </w:p>
+        </w:tc>
+        <w:tc>
+          <w:tcPr>
+            <w:tcW w:type="dxa" w:w="1768"/>
+            <w:vAlign w:val="center"/>
+            <w:shd w:fill="FFFFFF"/>
+          </w:tcPr>
+          <w:p>
+            <w:pPr>
+              <w:spacing w:after="0"/>
+              <w:jc w:val="left"/>
+            </w:pPr>
+            <w:r>
+              <w:rPr>
+                <w:color w:val="000000"/>
+                <w:sz w:val="16"/>
+              </w:rPr>
+              <w:t>Robos violentos</w:t>
+            </w:r>
+          </w:p>
+        </w:tc>
+        <w:tc>
+          <w:tcPr>
+            <w:tcW w:type="dxa" w:w="1768"/>
+            <w:vAlign w:val="center"/>
+            <w:shd w:fill="FFFFFF"/>
+          </w:tcPr>
+          <w:p>
+            <w:pPr>
+              <w:spacing w:after="0"/>
+              <w:jc w:val="left"/>
+            </w:pPr>
+            <w:r>
+              <w:rPr>
+                <w:color w:val="000000"/>
+                <w:sz w:val="16"/>
+              </w:rPr>
+              <w:t>Robos violentos</w:t>
             </w:r>
           </w:p>
         </w:tc>
@@ -4165,67 +4165,67 @@
                 <w:color w:val="000000"/>
                 <w:sz w:val="16"/>
               </w:rPr>
-              <w:t>5</w:t>
-            </w:r>
-          </w:p>
-        </w:tc>
-        <w:tc>
-          <w:tcPr>
-            <w:tcW w:type="dxa" w:w="1768"/>
-            <w:vAlign w:val="center"/>
-            <w:shd w:fill="FFFFFF"/>
-          </w:tcPr>
-          <w:p>
-            <w:pPr>
-              <w:spacing w:after="0"/>
-              <w:jc w:val="left"/>
-            </w:pPr>
-            <w:r>
-              <w:rPr>
-                <w:color w:val="000000"/>
-                <w:sz w:val="16"/>
-              </w:rPr>
-              <w:t>Lumen &amp; Tres Norte</w:t>
-            </w:r>
-          </w:p>
-        </w:tc>
-        <w:tc>
-          <w:tcPr>
-            <w:tcW w:type="dxa" w:w="1768"/>
-            <w:vAlign w:val="center"/>
-            <w:shd w:fill="FFFFFF"/>
-          </w:tcPr>
-          <w:p>
-            <w:pPr>
-              <w:spacing w:after="0"/>
-              <w:jc w:val="left"/>
-            </w:pPr>
-            <w:r>
-              <w:rPr>
-                <w:color w:val="000000"/>
-                <w:sz w:val="16"/>
-              </w:rPr>
-              <w:t>Violencia intrafamiliar</w:t>
-            </w:r>
-          </w:p>
-        </w:tc>
-        <w:tc>
-          <w:tcPr>
-            <w:tcW w:type="dxa" w:w="1768"/>
-            <w:vAlign w:val="center"/>
-            <w:shd w:fill="FFFFFF"/>
-          </w:tcPr>
-          <w:p>
-            <w:pPr>
-              <w:spacing w:after="0"/>
-              <w:jc w:val="left"/>
-            </w:pPr>
-            <w:r>
-              <w:rPr>
-                <w:color w:val="000000"/>
-                <w:sz w:val="16"/>
-              </w:rPr>
-              <w:t>Violencia intrafamiliar</w:t>
+              <w:t>4</w:t>
+            </w:r>
+          </w:p>
+        </w:tc>
+        <w:tc>
+          <w:tcPr>
+            <w:tcW w:type="dxa" w:w="1768"/>
+            <w:vAlign w:val="center"/>
+            <w:shd w:fill="FFFFFF"/>
+          </w:tcPr>
+          <w:p>
+            <w:pPr>
+              <w:spacing w:after="0"/>
+              <w:jc w:val="left"/>
+            </w:pPr>
+            <w:r>
+              <w:rPr>
+                <w:color w:val="000000"/>
+                <w:sz w:val="16"/>
+              </w:rPr>
+              <w:t>Las Golondrinas &amp; Sagrado Corazón</w:t>
+            </w:r>
+          </w:p>
+        </w:tc>
+        <w:tc>
+          <w:tcPr>
+            <w:tcW w:type="dxa" w:w="1768"/>
+            <w:vAlign w:val="center"/>
+            <w:shd w:fill="FFFFFF"/>
+          </w:tcPr>
+          <w:p>
+            <w:pPr>
+              <w:spacing w:after="0"/>
+              <w:jc w:val="left"/>
+            </w:pPr>
+            <w:r>
+              <w:rPr>
+                <w:color w:val="000000"/>
+                <w:sz w:val="16"/>
+              </w:rPr>
+              <w:t>Robo en lugar habitado</w:t>
+            </w:r>
+          </w:p>
+        </w:tc>
+        <w:tc>
+          <w:tcPr>
+            <w:tcW w:type="dxa" w:w="1768"/>
+            <w:vAlign w:val="center"/>
+            <w:shd w:fill="FFFFFF"/>
+          </w:tcPr>
+          <w:p>
+            <w:pPr>
+              <w:spacing w:after="0"/>
+              <w:jc w:val="left"/>
+            </w:pPr>
+            <w:r>
+              <w:rPr>
+                <w:color w:val="000000"/>
+                <w:sz w:val="16"/>
+              </w:rPr>
+              <w:t>Robo en lugar habitado</w:t>
             </w:r>
           </w:p>
         </w:tc>
@@ -4267,27 +4267,27 @@
                 <w:color w:val="000000"/>
                 <w:sz w:val="16"/>
               </w:rPr>
-              <w:t>6</w:t>
-            </w:r>
-          </w:p>
-        </w:tc>
-        <w:tc>
-          <w:tcPr>
-            <w:tcW w:type="dxa" w:w="1768"/>
-            <w:vAlign w:val="center"/>
-            <w:shd w:fill="FFFFFF"/>
-          </w:tcPr>
-          <w:p>
-            <w:pPr>
-              <w:spacing w:after="0"/>
-              <w:jc w:val="left"/>
-            </w:pPr>
-            <w:r>
-              <w:rPr>
-                <w:color w:val="000000"/>
-                <w:sz w:val="16"/>
-              </w:rPr>
-              <w:t>Alonso De Ercilla &amp; Jose Santos Gonzalez</w:t>
+              <w:t>5</w:t>
+            </w:r>
+          </w:p>
+        </w:tc>
+        <w:tc>
+          <w:tcPr>
+            <w:tcW w:type="dxa" w:w="1768"/>
+            <w:vAlign w:val="center"/>
+            <w:shd w:fill="FFFFFF"/>
+          </w:tcPr>
+          <w:p>
+            <w:pPr>
+              <w:spacing w:after="0"/>
+              <w:jc w:val="left"/>
+            </w:pPr>
+            <w:r>
+              <w:rPr>
+                <w:color w:val="000000"/>
+                <w:sz w:val="16"/>
+              </w:rPr>
+              <w:t>3 Norte &amp; Pje. La Pinta</w:t>
             </w:r>
           </w:p>
         </w:tc>
@@ -4349,47 +4349,47 @@
                 <w:color w:val="000000"/>
                 <w:sz w:val="16"/>
               </w:rPr>
-              <w:t>223B</w:t>
-            </w:r>
-          </w:p>
-        </w:tc>
-        <w:tc>
-          <w:tcPr>
-            <w:tcW w:type="dxa" w:w="1768"/>
-            <w:vAlign w:val="center"/>
-            <w:shd w:fill="FFFFFF"/>
-          </w:tcPr>
-          <w:p>
-            <w:pPr>
-              <w:spacing w:after="0"/>
-              <w:jc w:val="left"/>
-            </w:pPr>
-            <w:r>
-              <w:rPr>
-                <w:color w:val="000000"/>
-                <w:sz w:val="16"/>
-              </w:rPr>
-              <w:t>1</w:t>
-            </w:r>
-          </w:p>
-        </w:tc>
-        <w:tc>
-          <w:tcPr>
-            <w:tcW w:type="dxa" w:w="1768"/>
-            <w:vAlign w:val="center"/>
-            <w:shd w:fill="FFFFFF"/>
-          </w:tcPr>
-          <w:p>
-            <w:pPr>
-              <w:spacing w:after="0"/>
-              <w:jc w:val="left"/>
-            </w:pPr>
-            <w:r>
-              <w:rPr>
-                <w:color w:val="000000"/>
-                <w:sz w:val="16"/>
-              </w:rPr>
-              <w:t>Empedrado &amp; Israel</w:t>
+              <w:t>222A</w:t>
+            </w:r>
+          </w:p>
+        </w:tc>
+        <w:tc>
+          <w:tcPr>
+            <w:tcW w:type="dxa" w:w="1768"/>
+            <w:vAlign w:val="center"/>
+            <w:shd w:fill="FFFFFF"/>
+          </w:tcPr>
+          <w:p>
+            <w:pPr>
+              <w:spacing w:after="0"/>
+              <w:jc w:val="left"/>
+            </w:pPr>
+            <w:r>
+              <w:rPr>
+                <w:color w:val="000000"/>
+                <w:sz w:val="16"/>
+              </w:rPr>
+              <w:t>6</w:t>
+            </w:r>
+          </w:p>
+        </w:tc>
+        <w:tc>
+          <w:tcPr>
+            <w:tcW w:type="dxa" w:w="1768"/>
+            <w:vAlign w:val="center"/>
+            <w:shd w:fill="FFFFFF"/>
+          </w:tcPr>
+          <w:p>
+            <w:pPr>
+              <w:spacing w:after="0"/>
+              <w:jc w:val="left"/>
+            </w:pPr>
+            <w:r>
+              <w:rPr>
+                <w:color w:val="000000"/>
+                <w:sz w:val="16"/>
+              </w:rPr>
+              <w:t>Pje. Puerto Cárdenas &amp; Pje. Puerto Viejo</w:t>
             </w:r>
           </w:p>
         </w:tc>
@@ -4471,67 +4471,67 @@
                 <w:color w:val="000000"/>
                 <w:sz w:val="16"/>
               </w:rPr>
-              <w:t>2</w:t>
-            </w:r>
-          </w:p>
-        </w:tc>
-        <w:tc>
-          <w:tcPr>
-            <w:tcW w:type="dxa" w:w="1768"/>
-            <w:vAlign w:val="center"/>
-            <w:shd w:fill="FFFFFF"/>
-          </w:tcPr>
-          <w:p>
-            <w:pPr>
-              <w:spacing w:after="0"/>
-              <w:jc w:val="left"/>
-            </w:pPr>
-            <w:r>
-              <w:rPr>
-                <w:color w:val="000000"/>
-                <w:sz w:val="16"/>
-              </w:rPr>
-              <w:t>Caronte &amp; El Libano Poniente</w:t>
-            </w:r>
-          </w:p>
-        </w:tc>
-        <w:tc>
-          <w:tcPr>
-            <w:tcW w:type="dxa" w:w="1768"/>
-            <w:vAlign w:val="center"/>
-            <w:shd w:fill="FFFFFF"/>
-          </w:tcPr>
-          <w:p>
-            <w:pPr>
-              <w:spacing w:after="0"/>
-              <w:jc w:val="left"/>
-            </w:pPr>
-            <w:r>
-              <w:rPr>
-                <w:color w:val="000000"/>
-                <w:sz w:val="16"/>
-              </w:rPr>
-              <w:t>Robos violentos</w:t>
-            </w:r>
-          </w:p>
-        </w:tc>
-        <w:tc>
-          <w:tcPr>
-            <w:tcW w:type="dxa" w:w="1768"/>
-            <w:vAlign w:val="center"/>
-            <w:shd w:fill="FFFFFF"/>
-          </w:tcPr>
-          <w:p>
-            <w:pPr>
-              <w:spacing w:after="0"/>
-              <w:jc w:val="left"/>
-            </w:pPr>
-            <w:r>
-              <w:rPr>
-                <w:color w:val="000000"/>
-                <w:sz w:val="16"/>
-              </w:rPr>
-              <w:t>Robos violentos</w:t>
+              <w:t>1</w:t>
+            </w:r>
+          </w:p>
+        </w:tc>
+        <w:tc>
+          <w:tcPr>
+            <w:tcW w:type="dxa" w:w="1768"/>
+            <w:vAlign w:val="center"/>
+            <w:shd w:fill="FFFFFF"/>
+          </w:tcPr>
+          <w:p>
+            <w:pPr>
+              <w:spacing w:after="0"/>
+              <w:jc w:val="left"/>
+            </w:pPr>
+            <w:r>
+              <w:rPr>
+                <w:color w:val="000000"/>
+                <w:sz w:val="16"/>
+              </w:rPr>
+              <w:t>Los Beduinos &amp; Pje. Los Beduinos 5</w:t>
+            </w:r>
+          </w:p>
+        </w:tc>
+        <w:tc>
+          <w:tcPr>
+            <w:tcW w:type="dxa" w:w="1768"/>
+            <w:vAlign w:val="center"/>
+            <w:shd w:fill="FFFFFF"/>
+          </w:tcPr>
+          <w:p>
+            <w:pPr>
+              <w:spacing w:after="0"/>
+              <w:jc w:val="left"/>
+            </w:pPr>
+            <w:r>
+              <w:rPr>
+                <w:color w:val="000000"/>
+                <w:sz w:val="16"/>
+              </w:rPr>
+              <w:t>Violencia intrafamiliar</w:t>
+            </w:r>
+          </w:p>
+        </w:tc>
+        <w:tc>
+          <w:tcPr>
+            <w:tcW w:type="dxa" w:w="1768"/>
+            <w:vAlign w:val="center"/>
+            <w:shd w:fill="FFFFFF"/>
+          </w:tcPr>
+          <w:p>
+            <w:pPr>
+              <w:spacing w:after="0"/>
+              <w:jc w:val="left"/>
+            </w:pPr>
+            <w:r>
+              <w:rPr>
+                <w:color w:val="000000"/>
+                <w:sz w:val="16"/>
+              </w:rPr>
+              <w:t>Violencia intrafamiliar</w:t>
             </w:r>
           </w:p>
         </w:tc>
@@ -4573,67 +4573,67 @@
                 <w:color w:val="000000"/>
                 <w:sz w:val="16"/>
               </w:rPr>
-              <w:t>3</w:t>
-            </w:r>
-          </w:p>
-        </w:tc>
-        <w:tc>
-          <w:tcPr>
-            <w:tcW w:type="dxa" w:w="1768"/>
-            <w:vAlign w:val="center"/>
-            <w:shd w:fill="FFFFFF"/>
-          </w:tcPr>
-          <w:p>
-            <w:pPr>
-              <w:spacing w:after="0"/>
-              <w:jc w:val="left"/>
-            </w:pPr>
-            <w:r>
-              <w:rPr>
-                <w:color w:val="000000"/>
-                <w:sz w:val="16"/>
-              </w:rPr>
-              <w:t>Diputado Angel Fantuzzi Hernandez &amp; Madreselva</w:t>
-            </w:r>
-          </w:p>
-        </w:tc>
-        <w:tc>
-          <w:tcPr>
-            <w:tcW w:type="dxa" w:w="1768"/>
-            <w:vAlign w:val="center"/>
-            <w:shd w:fill="FFFFFF"/>
-          </w:tcPr>
-          <w:p>
-            <w:pPr>
-              <w:spacing w:after="0"/>
-              <w:jc w:val="left"/>
-            </w:pPr>
-            <w:r>
-              <w:rPr>
-                <w:color w:val="000000"/>
-                <w:sz w:val="16"/>
-              </w:rPr>
-              <w:t>Robo en lugar habitado</w:t>
-            </w:r>
-          </w:p>
-        </w:tc>
-        <w:tc>
-          <w:tcPr>
-            <w:tcW w:type="dxa" w:w="1768"/>
-            <w:vAlign w:val="center"/>
-            <w:shd w:fill="FFFFFF"/>
-          </w:tcPr>
-          <w:p>
-            <w:pPr>
-              <w:spacing w:after="0"/>
-              <w:jc w:val="left"/>
-            </w:pPr>
-            <w:r>
-              <w:rPr>
-                <w:color w:val="000000"/>
-                <w:sz w:val="16"/>
-              </w:rPr>
-              <w:t>Robo en lugar habitado</w:t>
+              <w:t>2</w:t>
+            </w:r>
+          </w:p>
+        </w:tc>
+        <w:tc>
+          <w:tcPr>
+            <w:tcW w:type="dxa" w:w="1768"/>
+            <w:vAlign w:val="center"/>
+            <w:shd w:fill="FFFFFF"/>
+          </w:tcPr>
+          <w:p>
+            <w:pPr>
+              <w:spacing w:after="0"/>
+              <w:jc w:val="left"/>
+            </w:pPr>
+            <w:r>
+              <w:rPr>
+                <w:color w:val="000000"/>
+                <w:sz w:val="16"/>
+              </w:rPr>
+              <w:t>Caronte &amp; Esdras</w:t>
+            </w:r>
+          </w:p>
+        </w:tc>
+        <w:tc>
+          <w:tcPr>
+            <w:tcW w:type="dxa" w:w="1768"/>
+            <w:vAlign w:val="center"/>
+            <w:shd w:fill="FFFFFF"/>
+          </w:tcPr>
+          <w:p>
+            <w:pPr>
+              <w:spacing w:after="0"/>
+              <w:jc w:val="left"/>
+            </w:pPr>
+            <w:r>
+              <w:rPr>
+                <w:color w:val="000000"/>
+                <w:sz w:val="16"/>
+              </w:rPr>
+              <w:t>Robos violentos</w:t>
+            </w:r>
+          </w:p>
+        </w:tc>
+        <w:tc>
+          <w:tcPr>
+            <w:tcW w:type="dxa" w:w="1768"/>
+            <w:vAlign w:val="center"/>
+            <w:shd w:fill="FFFFFF"/>
+          </w:tcPr>
+          <w:p>
+            <w:pPr>
+              <w:spacing w:after="0"/>
+              <w:jc w:val="left"/>
+            </w:pPr>
+            <w:r>
+              <w:rPr>
+                <w:color w:val="000000"/>
+                <w:sz w:val="16"/>
+              </w:rPr>
+              <w:t>Robos violentos</w:t>
             </w:r>
           </w:p>
         </w:tc>
@@ -4675,67 +4675,67 @@
                 <w:color w:val="000000"/>
                 <w:sz w:val="16"/>
               </w:rPr>
-              <w:t>4</w:t>
-            </w:r>
-          </w:p>
-        </w:tc>
-        <w:tc>
-          <w:tcPr>
-            <w:tcW w:type="dxa" w:w="1768"/>
-            <w:vAlign w:val="center"/>
-            <w:shd w:fill="FFFFFF"/>
-          </w:tcPr>
-          <w:p>
-            <w:pPr>
-              <w:spacing w:after="0"/>
-              <w:jc w:val="left"/>
-            </w:pPr>
-            <w:r>
-              <w:rPr>
-                <w:color w:val="000000"/>
-                <w:sz w:val="16"/>
-              </w:rPr>
-              <w:t>Esdras &amp; Madreselva</w:t>
-            </w:r>
-          </w:p>
-        </w:tc>
-        <w:tc>
-          <w:tcPr>
-            <w:tcW w:type="dxa" w:w="1768"/>
-            <w:vAlign w:val="center"/>
-            <w:shd w:fill="FFFFFF"/>
-          </w:tcPr>
-          <w:p>
-            <w:pPr>
-              <w:spacing w:after="0"/>
-              <w:jc w:val="left"/>
-            </w:pPr>
-            <w:r>
-              <w:rPr>
-                <w:color w:val="000000"/>
-                <w:sz w:val="16"/>
-              </w:rPr>
-              <w:t>Robos violentos</w:t>
-            </w:r>
-          </w:p>
-        </w:tc>
-        <w:tc>
-          <w:tcPr>
-            <w:tcW w:type="dxa" w:w="1768"/>
-            <w:vAlign w:val="center"/>
-            <w:shd w:fill="FFFFFF"/>
-          </w:tcPr>
-          <w:p>
-            <w:pPr>
-              <w:spacing w:after="0"/>
-              <w:jc w:val="left"/>
-            </w:pPr>
-            <w:r>
-              <w:rPr>
-                <w:color w:val="000000"/>
-                <w:sz w:val="16"/>
-              </w:rPr>
-              <w:t>Robos violentos</w:t>
+              <w:t>3</w:t>
+            </w:r>
+          </w:p>
+        </w:tc>
+        <w:tc>
+          <w:tcPr>
+            <w:tcW w:type="dxa" w:w="1768"/>
+            <w:vAlign w:val="center"/>
+            <w:shd w:fill="FFFFFF"/>
+          </w:tcPr>
+          <w:p>
+            <w:pPr>
+              <w:spacing w:after="0"/>
+              <w:jc w:val="left"/>
+            </w:pPr>
+            <w:r>
+              <w:rPr>
+                <w:color w:val="000000"/>
+                <w:sz w:val="16"/>
+              </w:rPr>
+              <w:t>Diputado Ángel Fantuzzi Hernández &amp; Madreselva</w:t>
+            </w:r>
+          </w:p>
+        </w:tc>
+        <w:tc>
+          <w:tcPr>
+            <w:tcW w:type="dxa" w:w="1768"/>
+            <w:vAlign w:val="center"/>
+            <w:shd w:fill="FFFFFF"/>
+          </w:tcPr>
+          <w:p>
+            <w:pPr>
+              <w:spacing w:after="0"/>
+              <w:jc w:val="left"/>
+            </w:pPr>
+            <w:r>
+              <w:rPr>
+                <w:color w:val="000000"/>
+                <w:sz w:val="16"/>
+              </w:rPr>
+              <w:t>Robo en lugar habitado</w:t>
+            </w:r>
+          </w:p>
+        </w:tc>
+        <w:tc>
+          <w:tcPr>
+            <w:tcW w:type="dxa" w:w="1768"/>
+            <w:vAlign w:val="center"/>
+            <w:shd w:fill="FFFFFF"/>
+          </w:tcPr>
+          <w:p>
+            <w:pPr>
+              <w:spacing w:after="0"/>
+              <w:jc w:val="left"/>
+            </w:pPr>
+            <w:r>
+              <w:rPr>
+                <w:color w:val="000000"/>
+                <w:sz w:val="16"/>
+              </w:rPr>
+              <w:t>Robo en lugar habitado</w:t>
             </w:r>
           </w:p>
         </w:tc>
@@ -4777,6 +4777,108 @@
                 <w:color w:val="000000"/>
                 <w:sz w:val="16"/>
               </w:rPr>
+              <w:t>4</w:t>
+            </w:r>
+          </w:p>
+        </w:tc>
+        <w:tc>
+          <w:tcPr>
+            <w:tcW w:type="dxa" w:w="1768"/>
+            <w:vAlign w:val="center"/>
+            <w:shd w:fill="FFFFFF"/>
+          </w:tcPr>
+          <w:p>
+            <w:pPr>
+              <w:spacing w:after="0"/>
+              <w:jc w:val="left"/>
+            </w:pPr>
+            <w:r>
+              <w:rPr>
+                <w:color w:val="000000"/>
+                <w:sz w:val="16"/>
+              </w:rPr>
+              <w:t>Esdras &amp; Madreselva</w:t>
+            </w:r>
+          </w:p>
+        </w:tc>
+        <w:tc>
+          <w:tcPr>
+            <w:tcW w:type="dxa" w:w="1768"/>
+            <w:vAlign w:val="center"/>
+            <w:shd w:fill="FFFFFF"/>
+          </w:tcPr>
+          <w:p>
+            <w:pPr>
+              <w:spacing w:after="0"/>
+              <w:jc w:val="left"/>
+            </w:pPr>
+            <w:r>
+              <w:rPr>
+                <w:color w:val="000000"/>
+                <w:sz w:val="16"/>
+              </w:rPr>
+              <w:t>Robos violentos</w:t>
+            </w:r>
+          </w:p>
+        </w:tc>
+        <w:tc>
+          <w:tcPr>
+            <w:tcW w:type="dxa" w:w="1768"/>
+            <w:vAlign w:val="center"/>
+            <w:shd w:fill="FFFFFF"/>
+          </w:tcPr>
+          <w:p>
+            <w:pPr>
+              <w:spacing w:after="0"/>
+              <w:jc w:val="left"/>
+            </w:pPr>
+            <w:r>
+              <w:rPr>
+                <w:color w:val="000000"/>
+                <w:sz w:val="16"/>
+              </w:rPr>
+              <w:t>Robos violentos</w:t>
+            </w:r>
+          </w:p>
+        </w:tc>
+      </w:tr>
+      <w:tr>
+        <w:tc>
+          <w:tcPr>
+            <w:tcW w:type="dxa" w:w="1768"/>
+            <w:vAlign w:val="center"/>
+            <w:shd w:fill="FFFFFF"/>
+          </w:tcPr>
+          <w:p>
+            <w:pPr>
+              <w:spacing w:after="0"/>
+              <w:jc w:val="left"/>
+            </w:pPr>
+            <w:r>
+              <w:rPr>
+                <w:color w:val="000000"/>
+                <w:sz w:val="16"/>
+              </w:rPr>
+              <w:t>223B</w:t>
+            </w:r>
+          </w:p>
+        </w:tc>
+        <w:tc>
+          <w:tcPr>
+            <w:tcW w:type="dxa" w:w="1768"/>
+            <w:vAlign w:val="center"/>
+            <w:shd w:fill="FFFFFF"/>
+          </w:tcPr>
+          <w:p>
+            <w:pPr>
+              <w:spacing w:after="0"/>
+              <w:jc w:val="left"/>
+            </w:pPr>
+            <w:r>
+              <w:rPr>
+                <w:color w:val="000000"/>
+                <w:sz w:val="16"/>
+              </w:rPr>
               <w:t>5</w:t>
             </w:r>
           </w:p>
@@ -4797,7 +4899,7 @@
                 <w:color w:val="000000"/>
                 <w:sz w:val="16"/>
               </w:rPr>
-              <w:t>Heliopolis &amp; Sahara</w:t>
+              <w:t>Pje. Heliópolis &amp; Pje. Sahara</w:t>
             </w:r>
           </w:p>
         </w:tc>
@@ -5040,7 +5142,7 @@
                 <w:color w:val="000000"/>
                 <w:sz w:val="16"/>
               </w:rPr>
-              <w:t>Iniciacion &amp; Los Capuchinos</w:t>
+              <w:t>Los Capuchinos &amp; Pje. Iniciación</w:t>
             </w:r>
           </w:p>
         </w:tc>
@@ -5142,7 +5244,7 @@
                 <w:color w:val="000000"/>
                 <w:sz w:val="16"/>
               </w:rPr>
-              <w:t>Dublin &amp; Las Parcelas</w:t>
+              <w:t>Av. Las Parcelas &amp; Pje. Reino Unido</w:t>
             </w:r>
           </w:p>
         </w:tc>
@@ -5244,7 +5346,7 @@
                 <w:color w:val="000000"/>
                 <w:sz w:val="16"/>
               </w:rPr>
-              <w:t>El Duraznal &amp; Las Torres</w:t>
+              <w:t>Dr. Livingstone &amp; Pje. Dakar</w:t>
             </w:r>
           </w:p>
         </w:tc>
@@ -5346,7 +5448,7 @@
                 <w:color w:val="000000"/>
                 <w:sz w:val="16"/>
               </w:rPr>
-              <w:t>Doctor Livingstone &amp; Nigeria</w:t>
+              <w:t>Av. Simón Bolívar &amp; Dr. Livingstone</w:t>
             </w:r>
           </w:p>
         </w:tc>
@@ -5448,7 +5550,7 @@
                 <w:color w:val="000000"/>
                 <w:sz w:val="16"/>
               </w:rPr>
-              <w:t>Dakar &amp; Doctor Livingstone</w:t>
+              <w:t>Av. Las Torres &amp; Pje. El Duraznal</w:t>
             </w:r>
           </w:p>
         </w:tc>
@@ -5550,7 +5652,7 @@
                 <w:color w:val="000000"/>
                 <w:sz w:val="16"/>
               </w:rPr>
-              <w:t>Amado Nervo &amp; Bramante</w:t>
+              <w:t>Pje. Ionesco &amp; Pje. Roberto Kock</w:t>
             </w:r>
           </w:p>
         </w:tc>
@@ -5652,7 +5754,7 @@
                 <w:color w:val="000000"/>
                 <w:sz w:val="16"/>
               </w:rPr>
-              <w:t>Teatro Opera &amp; Teatro Recoleta</w:t>
+              <w:t>Pje. Teatro Ópera &amp; Teatro Recoleta</w:t>
             </w:r>
           </w:p>
         </w:tc>
@@ -5754,7 +5856,7 @@
                 <w:color w:val="000000"/>
                 <w:sz w:val="16"/>
               </w:rPr>
-              <w:t>Claudio Arrau &amp; Clavicordio</w:t>
+              <w:t>Claudio Arrau &amp; Pje. Teatro Caupolicán</w:t>
             </w:r>
           </w:p>
         </w:tc>
@@ -5856,7 +5958,7 @@
                 <w:color w:val="000000"/>
                 <w:sz w:val="16"/>
               </w:rPr>
-              <w:t>10 De Julio &amp; Campo De Batalla</w:t>
+              <w:t>Campo De Batalla &amp; Pje. Diez De Julio Huamachuco</w:t>
             </w:r>
           </w:p>
         </w:tc>
@@ -5958,7 +6060,7 @@
                 <w:color w:val="000000"/>
                 <w:sz w:val="16"/>
               </w:rPr>
-              <w:t>Batalla De Rancagua &amp; Campo De Batalla</w:t>
+              <w:t>Av. El Rosal &amp; Campo De Batalla</w:t>
             </w:r>
           </w:p>
         </w:tc>
@@ -6060,47 +6162,47 @@
                 <w:color w:val="000000"/>
                 <w:sz w:val="16"/>
               </w:rPr>
-              <w:t>La Sinfonia &amp; Volcan Maipo</w:t>
-            </w:r>
-          </w:p>
-        </w:tc>
-        <w:tc>
-          <w:tcPr>
-            <w:tcW w:type="dxa" w:w="1768"/>
-            <w:vAlign w:val="center"/>
-            <w:shd w:fill="FFFFFF"/>
-          </w:tcPr>
-          <w:p>
-            <w:pPr>
-              <w:spacing w:after="0"/>
-              <w:jc w:val="left"/>
-            </w:pPr>
-            <w:r>
-              <w:rPr>
-                <w:color w:val="000000"/>
-                <w:sz w:val="16"/>
-              </w:rPr>
-              <w:t>Alcohol y drogas en vía pública</w:t>
-            </w:r>
-          </w:p>
-        </w:tc>
-        <w:tc>
-          <w:tcPr>
-            <w:tcW w:type="dxa" w:w="1768"/>
-            <w:vAlign w:val="center"/>
-            <w:shd w:fill="FFFFFF"/>
-          </w:tcPr>
-          <w:p>
-            <w:pPr>
-              <w:spacing w:after="0"/>
-              <w:jc w:val="left"/>
-            </w:pPr>
-            <w:r>
-              <w:rPr>
-                <w:color w:val="000000"/>
-                <w:sz w:val="16"/>
-              </w:rPr>
-              <w:t>Alcohol y drogas en vía pública</w:t>
+              <w:t>Av. El Rosal &amp; Las Araucarias</w:t>
+            </w:r>
+          </w:p>
+        </w:tc>
+        <w:tc>
+          <w:tcPr>
+            <w:tcW w:type="dxa" w:w="1768"/>
+            <w:vAlign w:val="center"/>
+            <w:shd w:fill="FFFFFF"/>
+          </w:tcPr>
+          <w:p>
+            <w:pPr>
+              <w:spacing w:after="0"/>
+              <w:jc w:val="left"/>
+            </w:pPr>
+            <w:r>
+              <w:rPr>
+                <w:color w:val="000000"/>
+                <w:sz w:val="16"/>
+              </w:rPr>
+              <w:t>Robo en lugar habitado</w:t>
+            </w:r>
+          </w:p>
+        </w:tc>
+        <w:tc>
+          <w:tcPr>
+            <w:tcW w:type="dxa" w:w="1768"/>
+            <w:vAlign w:val="center"/>
+            <w:shd w:fill="FFFFFF"/>
+          </w:tcPr>
+          <w:p>
+            <w:pPr>
+              <w:spacing w:after="0"/>
+              <w:jc w:val="left"/>
+            </w:pPr>
+            <w:r>
+              <w:rPr>
+                <w:color w:val="000000"/>
+                <w:sz w:val="16"/>
+              </w:rPr>
+              <w:t>Robo en lugar habitado</w:t>
             </w:r>
           </w:p>
         </w:tc>
@@ -6162,47 +6264,47 @@
                 <w:color w:val="000000"/>
                 <w:sz w:val="16"/>
               </w:rPr>
-              <w:t>El Rosal &amp; Las Araucarias</w:t>
-            </w:r>
-          </w:p>
-        </w:tc>
-        <w:tc>
-          <w:tcPr>
-            <w:tcW w:type="dxa" w:w="1768"/>
-            <w:vAlign w:val="center"/>
-            <w:shd w:fill="FFFFFF"/>
-          </w:tcPr>
-          <w:p>
-            <w:pPr>
-              <w:spacing w:after="0"/>
-              <w:jc w:val="left"/>
-            </w:pPr>
-            <w:r>
-              <w:rPr>
-                <w:color w:val="000000"/>
-                <w:sz w:val="16"/>
-              </w:rPr>
-              <w:t>Robo en lugar habitado</w:t>
-            </w:r>
-          </w:p>
-        </w:tc>
-        <w:tc>
-          <w:tcPr>
-            <w:tcW w:type="dxa" w:w="1768"/>
-            <w:vAlign w:val="center"/>
-            <w:shd w:fill="FFFFFF"/>
-          </w:tcPr>
-          <w:p>
-            <w:pPr>
-              <w:spacing w:after="0"/>
-              <w:jc w:val="left"/>
-            </w:pPr>
-            <w:r>
-              <w:rPr>
-                <w:color w:val="000000"/>
-                <w:sz w:val="16"/>
-              </w:rPr>
-              <w:t>Robo en lugar habitado</w:t>
+              <w:t>Av. La Sinfonía &amp; La Sinfonía</w:t>
+            </w:r>
+          </w:p>
+        </w:tc>
+        <w:tc>
+          <w:tcPr>
+            <w:tcW w:type="dxa" w:w="1768"/>
+            <w:vAlign w:val="center"/>
+            <w:shd w:fill="FFFFFF"/>
+          </w:tcPr>
+          <w:p>
+            <w:pPr>
+              <w:spacing w:after="0"/>
+              <w:jc w:val="left"/>
+            </w:pPr>
+            <w:r>
+              <w:rPr>
+                <w:color w:val="000000"/>
+                <w:sz w:val="16"/>
+              </w:rPr>
+              <w:t>Alcohol y drogas en vía pública</w:t>
+            </w:r>
+          </w:p>
+        </w:tc>
+        <w:tc>
+          <w:tcPr>
+            <w:tcW w:type="dxa" w:w="1768"/>
+            <w:vAlign w:val="center"/>
+            <w:shd w:fill="FFFFFF"/>
+          </w:tcPr>
+          <w:p>
+            <w:pPr>
+              <w:spacing w:after="0"/>
+              <w:jc w:val="left"/>
+            </w:pPr>
+            <w:r>
+              <w:rPr>
+                <w:color w:val="000000"/>
+                <w:sz w:val="16"/>
+              </w:rPr>
+              <w:t>Alcohol y drogas en vía pública</w:t>
             </w:r>
           </w:p>
         </w:tc>
@@ -6264,7 +6366,7 @@
                 <w:color w:val="000000"/>
                 <w:sz w:val="16"/>
               </w:rPr>
-              <w:t>Libertador Bernardo O'higgins &amp; Paso De Los Patos</w:t>
+              <w:t>Aurora De Chile &amp; Padre De La Patria</w:t>
             </w:r>
           </w:p>
         </w:tc>
@@ -6304,7 +6406,7 @@
                 <w:color w:val="000000"/>
                 <w:sz w:val="16"/>
               </w:rPr>
-              <w:t>Robos violentos + Violencia intrafamiliar</w:t>
+              <w:t>Violencia intrafamiliar</w:t>
             </w:r>
           </w:p>
         </w:tc>
@@ -6366,47 +6468,47 @@
                 <w:color w:val="000000"/>
                 <w:sz w:val="16"/>
               </w:rPr>
-              <w:t>Dawson &amp; Futaleufu</w:t>
-            </w:r>
-          </w:p>
-        </w:tc>
-        <w:tc>
-          <w:tcPr>
-            <w:tcW w:type="dxa" w:w="1768"/>
-            <w:vAlign w:val="center"/>
-            <w:shd w:fill="FFFFFF"/>
-          </w:tcPr>
-          <w:p>
-            <w:pPr>
-              <w:spacing w:after="0"/>
-              <w:jc w:val="left"/>
-            </w:pPr>
-            <w:r>
-              <w:rPr>
-                <w:color w:val="000000"/>
-                <w:sz w:val="16"/>
-              </w:rPr>
-              <w:t>Violencia intrafamiliar</w:t>
-            </w:r>
-          </w:p>
-        </w:tc>
-        <w:tc>
-          <w:tcPr>
-            <w:tcW w:type="dxa" w:w="1768"/>
-            <w:vAlign w:val="center"/>
-            <w:shd w:fill="FFFFFF"/>
-          </w:tcPr>
-          <w:p>
-            <w:pPr>
-              <w:spacing w:after="0"/>
-              <w:jc w:val="left"/>
-            </w:pPr>
-            <w:r>
-              <w:rPr>
-                <w:color w:val="000000"/>
-                <w:sz w:val="16"/>
-              </w:rPr>
-              <w:t>Violencia intrafamiliar</w:t>
+              <w:t>Libertador Bernardo O'Higgins Sur &amp; Mujeres Chilenas</w:t>
+            </w:r>
+          </w:p>
+        </w:tc>
+        <w:tc>
+          <w:tcPr>
+            <w:tcW w:type="dxa" w:w="1768"/>
+            <w:vAlign w:val="center"/>
+            <w:shd w:fill="FFFFFF"/>
+          </w:tcPr>
+          <w:p>
+            <w:pPr>
+              <w:spacing w:after="0"/>
+              <w:jc w:val="left"/>
+            </w:pPr>
+            <w:r>
+              <w:rPr>
+                <w:color w:val="000000"/>
+                <w:sz w:val="16"/>
+              </w:rPr>
+              <w:t>Robos violentos</w:t>
+            </w:r>
+          </w:p>
+        </w:tc>
+        <w:tc>
+          <w:tcPr>
+            <w:tcW w:type="dxa" w:w="1768"/>
+            <w:vAlign w:val="center"/>
+            <w:shd w:fill="FFFFFF"/>
+          </w:tcPr>
+          <w:p>
+            <w:pPr>
+              <w:spacing w:after="0"/>
+              <w:jc w:val="left"/>
+            </w:pPr>
+            <w:r>
+              <w:rPr>
+                <w:color w:val="000000"/>
+                <w:sz w:val="16"/>
+              </w:rPr>
+              <w:t>Robos violentos</w:t>
             </w:r>
           </w:p>
         </w:tc>
@@ -6428,47 +6530,47 @@
                 <w:color w:val="000000"/>
                 <w:sz w:val="16"/>
               </w:rPr>
-              <w:t>220B</w:t>
-            </w:r>
-          </w:p>
-        </w:tc>
-        <w:tc>
-          <w:tcPr>
-            <w:tcW w:type="dxa" w:w="1768"/>
-            <w:vAlign w:val="center"/>
-            <w:shd w:fill="FFFFFF"/>
-          </w:tcPr>
-          <w:p>
-            <w:pPr>
-              <w:spacing w:after="0"/>
-              <w:jc w:val="left"/>
-            </w:pPr>
-            <w:r>
-              <w:rPr>
-                <w:color w:val="000000"/>
-                <w:sz w:val="16"/>
-              </w:rPr>
-              <w:t>1</w:t>
-            </w:r>
-          </w:p>
-        </w:tc>
-        <w:tc>
-          <w:tcPr>
-            <w:tcW w:type="dxa" w:w="1768"/>
-            <w:vAlign w:val="center"/>
-            <w:shd w:fill="FFFFFF"/>
-          </w:tcPr>
-          <w:p>
-            <w:pPr>
-              <w:spacing w:after="0"/>
-              <w:jc w:val="left"/>
-            </w:pPr>
-            <w:r>
-              <w:rPr>
-                <w:color w:val="000000"/>
-                <w:sz w:val="16"/>
-              </w:rPr>
-              <w:t>El Huaso &amp; Euridice</w:t>
+              <w:t>220A</w:t>
+            </w:r>
+          </w:p>
+        </w:tc>
+        <w:tc>
+          <w:tcPr>
+            <w:tcW w:type="dxa" w:w="1768"/>
+            <w:vAlign w:val="center"/>
+            <w:shd w:fill="FFFFFF"/>
+          </w:tcPr>
+          <w:p>
+            <w:pPr>
+              <w:spacing w:after="0"/>
+              <w:jc w:val="left"/>
+            </w:pPr>
+            <w:r>
+              <w:rPr>
+                <w:color w:val="000000"/>
+                <w:sz w:val="16"/>
+              </w:rPr>
+              <w:t>3</w:t>
+            </w:r>
+          </w:p>
+        </w:tc>
+        <w:tc>
+          <w:tcPr>
+            <w:tcW w:type="dxa" w:w="1768"/>
+            <w:vAlign w:val="center"/>
+            <w:shd w:fill="FFFFFF"/>
+          </w:tcPr>
+          <w:p>
+            <w:pPr>
+              <w:spacing w:after="0"/>
+              <w:jc w:val="left"/>
+            </w:pPr>
+            <w:r>
+              <w:rPr>
+                <w:color w:val="000000"/>
+                <w:sz w:val="16"/>
+              </w:rPr>
+              <w:t>La Candelaria &amp; Pje. Dawson</w:t>
             </w:r>
           </w:p>
         </w:tc>
@@ -6550,67 +6652,67 @@
                 <w:color w:val="000000"/>
                 <w:sz w:val="16"/>
               </w:rPr>
-              <w:t>2</w:t>
-            </w:r>
-          </w:p>
-        </w:tc>
-        <w:tc>
-          <w:tcPr>
-            <w:tcW w:type="dxa" w:w="1768"/>
-            <w:vAlign w:val="center"/>
-            <w:shd w:fill="FFFFFF"/>
-          </w:tcPr>
-          <w:p>
-            <w:pPr>
-              <w:spacing w:after="0"/>
-              <w:jc w:val="left"/>
-            </w:pPr>
-            <w:r>
-              <w:rPr>
-                <w:color w:val="000000"/>
-                <w:sz w:val="16"/>
-              </w:rPr>
-              <w:t>Alceo &amp; Esquilo</w:t>
-            </w:r>
-          </w:p>
-        </w:tc>
-        <w:tc>
-          <w:tcPr>
-            <w:tcW w:type="dxa" w:w="1768"/>
-            <w:vAlign w:val="center"/>
-            <w:shd w:fill="FFFFFF"/>
-          </w:tcPr>
-          <w:p>
-            <w:pPr>
-              <w:spacing w:after="0"/>
-              <w:jc w:val="left"/>
-            </w:pPr>
-            <w:r>
-              <w:rPr>
-                <w:color w:val="000000"/>
-                <w:sz w:val="16"/>
-              </w:rPr>
-              <w:t>Alcohol y drogas en vía pública</w:t>
-            </w:r>
-          </w:p>
-        </w:tc>
-        <w:tc>
-          <w:tcPr>
-            <w:tcW w:type="dxa" w:w="1768"/>
-            <w:vAlign w:val="center"/>
-            <w:shd w:fill="FFFFFF"/>
-          </w:tcPr>
-          <w:p>
-            <w:pPr>
-              <w:spacing w:after="0"/>
-              <w:jc w:val="left"/>
-            </w:pPr>
-            <w:r>
-              <w:rPr>
-                <w:color w:val="000000"/>
-                <w:sz w:val="16"/>
-              </w:rPr>
-              <w:t>Alcohol y drogas en vía pública</w:t>
+              <w:t>1</w:t>
+            </w:r>
+          </w:p>
+        </w:tc>
+        <w:tc>
+          <w:tcPr>
+            <w:tcW w:type="dxa" w:w="1768"/>
+            <w:vAlign w:val="center"/>
+            <w:shd w:fill="FFFFFF"/>
+          </w:tcPr>
+          <w:p>
+            <w:pPr>
+              <w:spacing w:after="0"/>
+              <w:jc w:val="left"/>
+            </w:pPr>
+            <w:r>
+              <w:rPr>
+                <w:color w:val="000000"/>
+                <w:sz w:val="16"/>
+              </w:rPr>
+              <w:t>Learcio &amp; Quinta Vergara</w:t>
+            </w:r>
+          </w:p>
+        </w:tc>
+        <w:tc>
+          <w:tcPr>
+            <w:tcW w:type="dxa" w:w="1768"/>
+            <w:vAlign w:val="center"/>
+            <w:shd w:fill="FFFFFF"/>
+          </w:tcPr>
+          <w:p>
+            <w:pPr>
+              <w:spacing w:after="0"/>
+              <w:jc w:val="left"/>
+            </w:pPr>
+            <w:r>
+              <w:rPr>
+                <w:color w:val="000000"/>
+                <w:sz w:val="16"/>
+              </w:rPr>
+              <w:t>Violencia intrafamiliar</w:t>
+            </w:r>
+          </w:p>
+        </w:tc>
+        <w:tc>
+          <w:tcPr>
+            <w:tcW w:type="dxa" w:w="1768"/>
+            <w:vAlign w:val="center"/>
+            <w:shd w:fill="FFFFFF"/>
+          </w:tcPr>
+          <w:p>
+            <w:pPr>
+              <w:spacing w:after="0"/>
+              <w:jc w:val="left"/>
+            </w:pPr>
+            <w:r>
+              <w:rPr>
+                <w:color w:val="000000"/>
+                <w:sz w:val="16"/>
+              </w:rPr>
+              <w:t>Violencia intrafamiliar</w:t>
             </w:r>
           </w:p>
         </w:tc>
@@ -6652,67 +6754,67 @@
                 <w:color w:val="000000"/>
                 <w:sz w:val="16"/>
               </w:rPr>
-              <w:t>3</w:t>
-            </w:r>
-          </w:p>
-        </w:tc>
-        <w:tc>
-          <w:tcPr>
-            <w:tcW w:type="dxa" w:w="1768"/>
-            <w:vAlign w:val="center"/>
-            <w:shd w:fill="FFFFFF"/>
-          </w:tcPr>
-          <w:p>
-            <w:pPr>
-              <w:spacing w:after="0"/>
-              <w:jc w:val="left"/>
-            </w:pPr>
-            <w:r>
-              <w:rPr>
-                <w:color w:val="000000"/>
-                <w:sz w:val="16"/>
-              </w:rPr>
-              <w:t>Campanario &amp; El Conquistador</w:t>
-            </w:r>
-          </w:p>
-        </w:tc>
-        <w:tc>
-          <w:tcPr>
-            <w:tcW w:type="dxa" w:w="1768"/>
-            <w:vAlign w:val="center"/>
-            <w:shd w:fill="FFFFFF"/>
-          </w:tcPr>
-          <w:p>
-            <w:pPr>
-              <w:spacing w:after="0"/>
-              <w:jc w:val="left"/>
-            </w:pPr>
-            <w:r>
-              <w:rPr>
-                <w:color w:val="000000"/>
-                <w:sz w:val="16"/>
-              </w:rPr>
-              <w:t>Robos violentos</w:t>
-            </w:r>
-          </w:p>
-        </w:tc>
-        <w:tc>
-          <w:tcPr>
-            <w:tcW w:type="dxa" w:w="1768"/>
-            <w:vAlign w:val="center"/>
-            <w:shd w:fill="FFFFFF"/>
-          </w:tcPr>
-          <w:p>
-            <w:pPr>
-              <w:spacing w:after="0"/>
-              <w:jc w:val="left"/>
-            </w:pPr>
-            <w:r>
-              <w:rPr>
-                <w:color w:val="000000"/>
-                <w:sz w:val="16"/>
-              </w:rPr>
-              <w:t>Robos violentos</w:t>
+              <w:t>2</w:t>
+            </w:r>
+          </w:p>
+        </w:tc>
+        <w:tc>
+          <w:tcPr>
+            <w:tcW w:type="dxa" w:w="1768"/>
+            <w:vAlign w:val="center"/>
+            <w:shd w:fill="FFFFFF"/>
+          </w:tcPr>
+          <w:p>
+            <w:pPr>
+              <w:spacing w:after="0"/>
+              <w:jc w:val="left"/>
+            </w:pPr>
+            <w:r>
+              <w:rPr>
+                <w:color w:val="000000"/>
+                <w:sz w:val="16"/>
+              </w:rPr>
+              <w:t>La Galaxia &amp; Pje. Esquilo</w:t>
+            </w:r>
+          </w:p>
+        </w:tc>
+        <w:tc>
+          <w:tcPr>
+            <w:tcW w:type="dxa" w:w="1768"/>
+            <w:vAlign w:val="center"/>
+            <w:shd w:fill="FFFFFF"/>
+          </w:tcPr>
+          <w:p>
+            <w:pPr>
+              <w:spacing w:after="0"/>
+              <w:jc w:val="left"/>
+            </w:pPr>
+            <w:r>
+              <w:rPr>
+                <w:color w:val="000000"/>
+                <w:sz w:val="16"/>
+              </w:rPr>
+              <w:t>Alcohol y drogas en vía pública</w:t>
+            </w:r>
+          </w:p>
+        </w:tc>
+        <w:tc>
+          <w:tcPr>
+            <w:tcW w:type="dxa" w:w="1768"/>
+            <w:vAlign w:val="center"/>
+            <w:shd w:fill="FFFFFF"/>
+          </w:tcPr>
+          <w:p>
+            <w:pPr>
+              <w:spacing w:after="0"/>
+              <w:jc w:val="left"/>
+            </w:pPr>
+            <w:r>
+              <w:rPr>
+                <w:color w:val="000000"/>
+                <w:sz w:val="16"/>
+              </w:rPr>
+              <w:t>Alcohol y drogas en vía pública</w:t>
             </w:r>
           </w:p>
         </w:tc>
@@ -6754,67 +6856,67 @@
                 <w:color w:val="000000"/>
                 <w:sz w:val="16"/>
               </w:rPr>
-              <w:t>4</w:t>
-            </w:r>
-          </w:p>
-        </w:tc>
-        <w:tc>
-          <w:tcPr>
-            <w:tcW w:type="dxa" w:w="1768"/>
-            <w:vAlign w:val="center"/>
-            <w:shd w:fill="FFFFFF"/>
-          </w:tcPr>
-          <w:p>
-            <w:pPr>
-              <w:spacing w:after="0"/>
-              <w:jc w:val="left"/>
-            </w:pPr>
-            <w:r>
-              <w:rPr>
-                <w:color w:val="000000"/>
-                <w:sz w:val="16"/>
-              </w:rPr>
-              <w:t>El Conquistador &amp; El Potrero</w:t>
-            </w:r>
-          </w:p>
-        </w:tc>
-        <w:tc>
-          <w:tcPr>
-            <w:tcW w:type="dxa" w:w="1768"/>
-            <w:vAlign w:val="center"/>
-            <w:shd w:fill="FFFFFF"/>
-          </w:tcPr>
-          <w:p>
-            <w:pPr>
-              <w:spacing w:after="0"/>
-              <w:jc w:val="left"/>
-            </w:pPr>
-            <w:r>
-              <w:rPr>
-                <w:color w:val="000000"/>
-                <w:sz w:val="16"/>
-              </w:rPr>
-              <w:t>Robo en lugar habitado</w:t>
-            </w:r>
-          </w:p>
-        </w:tc>
-        <w:tc>
-          <w:tcPr>
-            <w:tcW w:type="dxa" w:w="1768"/>
-            <w:vAlign w:val="center"/>
-            <w:shd w:fill="FFFFFF"/>
-          </w:tcPr>
-          <w:p>
-            <w:pPr>
-              <w:spacing w:after="0"/>
-              <w:jc w:val="left"/>
-            </w:pPr>
-            <w:r>
-              <w:rPr>
-                <w:color w:val="000000"/>
-                <w:sz w:val="16"/>
-              </w:rPr>
-              <w:t>Robo en lugar habitado + Alcohol y drogas en vía pública</w:t>
+              <w:t>3</w:t>
+            </w:r>
+          </w:p>
+        </w:tc>
+        <w:tc>
+          <w:tcPr>
+            <w:tcW w:type="dxa" w:w="1768"/>
+            <w:vAlign w:val="center"/>
+            <w:shd w:fill="FFFFFF"/>
+          </w:tcPr>
+          <w:p>
+            <w:pPr>
+              <w:spacing w:after="0"/>
+              <w:jc w:val="left"/>
+            </w:pPr>
+            <w:r>
+              <w:rPr>
+                <w:color w:val="000000"/>
+                <w:sz w:val="16"/>
+              </w:rPr>
+              <w:t>El Conquistador &amp; Las Tinajas</w:t>
+            </w:r>
+          </w:p>
+        </w:tc>
+        <w:tc>
+          <w:tcPr>
+            <w:tcW w:type="dxa" w:w="1768"/>
+            <w:vAlign w:val="center"/>
+            <w:shd w:fill="FFFFFF"/>
+          </w:tcPr>
+          <w:p>
+            <w:pPr>
+              <w:spacing w:after="0"/>
+              <w:jc w:val="left"/>
+            </w:pPr>
+            <w:r>
+              <w:rPr>
+                <w:color w:val="000000"/>
+                <w:sz w:val="16"/>
+              </w:rPr>
+              <w:t>Violencia intrafamiliar</w:t>
+            </w:r>
+          </w:p>
+        </w:tc>
+        <w:tc>
+          <w:tcPr>
+            <w:tcW w:type="dxa" w:w="1768"/>
+            <w:vAlign w:val="center"/>
+            <w:shd w:fill="FFFFFF"/>
+          </w:tcPr>
+          <w:p>
+            <w:pPr>
+              <w:spacing w:after="0"/>
+              <w:jc w:val="left"/>
+            </w:pPr>
+            <w:r>
+              <w:rPr>
+                <w:color w:val="000000"/>
+                <w:sz w:val="16"/>
+              </w:rPr>
+              <w:t>Violencia intrafamiliar</w:t>
             </w:r>
           </w:p>
         </w:tc>
@@ -6856,67 +6958,67 @@
                 <w:color w:val="000000"/>
                 <w:sz w:val="16"/>
               </w:rPr>
-              <w:t>5</w:t>
-            </w:r>
-          </w:p>
-        </w:tc>
-        <w:tc>
-          <w:tcPr>
-            <w:tcW w:type="dxa" w:w="1768"/>
-            <w:vAlign w:val="center"/>
-            <w:shd w:fill="FFFFFF"/>
-          </w:tcPr>
-          <w:p>
-            <w:pPr>
-              <w:spacing w:after="0"/>
-              <w:jc w:val="left"/>
-            </w:pPr>
-            <w:r>
-              <w:rPr>
-                <w:color w:val="000000"/>
-                <w:sz w:val="16"/>
-              </w:rPr>
-              <w:t>El Conquistador &amp; Las Tinajas</w:t>
-            </w:r>
-          </w:p>
-        </w:tc>
-        <w:tc>
-          <w:tcPr>
-            <w:tcW w:type="dxa" w:w="1768"/>
-            <w:vAlign w:val="center"/>
-            <w:shd w:fill="FFFFFF"/>
-          </w:tcPr>
-          <w:p>
-            <w:pPr>
-              <w:spacing w:after="0"/>
-              <w:jc w:val="left"/>
-            </w:pPr>
-            <w:r>
-              <w:rPr>
-                <w:color w:val="000000"/>
-                <w:sz w:val="16"/>
-              </w:rPr>
-              <w:t>Violencia intrafamiliar</w:t>
-            </w:r>
-          </w:p>
-        </w:tc>
-        <w:tc>
-          <w:tcPr>
-            <w:tcW w:type="dxa" w:w="1768"/>
-            <w:vAlign w:val="center"/>
-            <w:shd w:fill="FFFFFF"/>
-          </w:tcPr>
-          <w:p>
-            <w:pPr>
-              <w:spacing w:after="0"/>
-              <w:jc w:val="left"/>
-            </w:pPr>
-            <w:r>
-              <w:rPr>
-                <w:color w:val="000000"/>
-                <w:sz w:val="16"/>
-              </w:rPr>
-              <w:t>Violencia intrafamiliar</w:t>
+              <w:t>4</w:t>
+            </w:r>
+          </w:p>
+        </w:tc>
+        <w:tc>
+          <w:tcPr>
+            <w:tcW w:type="dxa" w:w="1768"/>
+            <w:vAlign w:val="center"/>
+            <w:shd w:fill="FFFFFF"/>
+          </w:tcPr>
+          <w:p>
+            <w:pPr>
+              <w:spacing w:after="0"/>
+              <w:jc w:val="left"/>
+            </w:pPr>
+            <w:r>
+              <w:rPr>
+                <w:color w:val="000000"/>
+                <w:sz w:val="16"/>
+              </w:rPr>
+              <w:t>El Conquistador &amp; Pje. Andrómeda</w:t>
+            </w:r>
+          </w:p>
+        </w:tc>
+        <w:tc>
+          <w:tcPr>
+            <w:tcW w:type="dxa" w:w="1768"/>
+            <w:vAlign w:val="center"/>
+            <w:shd w:fill="FFFFFF"/>
+          </w:tcPr>
+          <w:p>
+            <w:pPr>
+              <w:spacing w:after="0"/>
+              <w:jc w:val="left"/>
+            </w:pPr>
+            <w:r>
+              <w:rPr>
+                <w:color w:val="000000"/>
+                <w:sz w:val="16"/>
+              </w:rPr>
+              <w:t>Robos violentos</w:t>
+            </w:r>
+          </w:p>
+        </w:tc>
+        <w:tc>
+          <w:tcPr>
+            <w:tcW w:type="dxa" w:w="1768"/>
+            <w:vAlign w:val="center"/>
+            <w:shd w:fill="FFFFFF"/>
+          </w:tcPr>
+          <w:p>
+            <w:pPr>
+              <w:spacing w:after="0"/>
+              <w:jc w:val="left"/>
+            </w:pPr>
+            <w:r>
+              <w:rPr>
+                <w:color w:val="000000"/>
+                <w:sz w:val="16"/>
+              </w:rPr>
+              <w:t>Robos violentos</w:t>
             </w:r>
           </w:p>
         </w:tc>
@@ -6958,27 +7060,27 @@
                 <w:color w:val="000000"/>
                 <w:sz w:val="16"/>
               </w:rPr>
-              <w:t>6</w:t>
-            </w:r>
-          </w:p>
-        </w:tc>
-        <w:tc>
-          <w:tcPr>
-            <w:tcW w:type="dxa" w:w="1768"/>
-            <w:vAlign w:val="center"/>
-            <w:shd w:fill="FFFFFF"/>
-          </w:tcPr>
-          <w:p>
-            <w:pPr>
-              <w:spacing w:after="0"/>
-              <w:jc w:val="left"/>
-            </w:pPr>
-            <w:r>
-              <w:rPr>
-                <w:color w:val="000000"/>
-                <w:sz w:val="16"/>
-              </w:rPr>
-              <w:t>Andromeda &amp; El Conquistador</w:t>
+              <w:t>5</w:t>
+            </w:r>
+          </w:p>
+        </w:tc>
+        <w:tc>
+          <w:tcPr>
+            <w:tcW w:type="dxa" w:w="1768"/>
+            <w:vAlign w:val="center"/>
+            <w:shd w:fill="FFFFFF"/>
+          </w:tcPr>
+          <w:p>
+            <w:pPr>
+              <w:spacing w:after="0"/>
+              <w:jc w:val="left"/>
+            </w:pPr>
+            <w:r>
+              <w:rPr>
+                <w:color w:val="000000"/>
+                <w:sz w:val="16"/>
+              </w:rPr>
+              <w:t>Campanario &amp; El Conquistador</w:t>
             </w:r>
           </w:p>
         </w:tc>
@@ -7040,47 +7142,47 @@
                 <w:color w:val="000000"/>
                 <w:sz w:val="16"/>
               </w:rPr>
-              <w:t>221A</w:t>
-            </w:r>
-          </w:p>
-        </w:tc>
-        <w:tc>
-          <w:tcPr>
-            <w:tcW w:type="dxa" w:w="1768"/>
-            <w:vAlign w:val="center"/>
-            <w:shd w:fill="FFFFFF"/>
-          </w:tcPr>
-          <w:p>
-            <w:pPr>
-              <w:spacing w:after="0"/>
-              <w:jc w:val="left"/>
-            </w:pPr>
-            <w:r>
-              <w:rPr>
-                <w:color w:val="000000"/>
-                <w:sz w:val="16"/>
-              </w:rPr>
-              <w:t>1</w:t>
-            </w:r>
-          </w:p>
-        </w:tc>
-        <w:tc>
-          <w:tcPr>
-            <w:tcW w:type="dxa" w:w="1768"/>
-            <w:vAlign w:val="center"/>
-            <w:shd w:fill="FFFFFF"/>
-          </w:tcPr>
-          <w:p>
-            <w:pPr>
-              <w:spacing w:after="0"/>
-              <w:jc w:val="left"/>
-            </w:pPr>
-            <w:r>
-              <w:rPr>
-                <w:color w:val="000000"/>
-                <w:sz w:val="16"/>
-              </w:rPr>
-              <w:t>Bosquealto &amp; Catemu</w:t>
+              <w:t>220B</w:t>
+            </w:r>
+          </w:p>
+        </w:tc>
+        <w:tc>
+          <w:tcPr>
+            <w:tcW w:type="dxa" w:w="1768"/>
+            <w:vAlign w:val="center"/>
+            <w:shd w:fill="FFFFFF"/>
+          </w:tcPr>
+          <w:p>
+            <w:pPr>
+              <w:spacing w:after="0"/>
+              <w:jc w:val="left"/>
+            </w:pPr>
+            <w:r>
+              <w:rPr>
+                <w:color w:val="000000"/>
+                <w:sz w:val="16"/>
+              </w:rPr>
+              <w:t>6</w:t>
+            </w:r>
+          </w:p>
+        </w:tc>
+        <w:tc>
+          <w:tcPr>
+            <w:tcW w:type="dxa" w:w="1768"/>
+            <w:vAlign w:val="center"/>
+            <w:shd w:fill="FFFFFF"/>
+          </w:tcPr>
+          <w:p>
+            <w:pPr>
+              <w:spacing w:after="0"/>
+              <w:jc w:val="left"/>
+            </w:pPr>
+            <w:r>
+              <w:rPr>
+                <w:color w:val="000000"/>
+                <w:sz w:val="16"/>
+              </w:rPr>
+              <w:t>Av. Sur &amp; El Conquistador</w:t>
             </w:r>
           </w:p>
         </w:tc>
@@ -7120,7 +7222,7 @@
                 <w:color w:val="000000"/>
                 <w:sz w:val="16"/>
               </w:rPr>
-              <w:t>Robo en lugar habitado</w:t>
+              <w:t>Robo en lugar habitado + Alcohol y drogas en vía pública</w:t>
             </w:r>
           </w:p>
         </w:tc>
@@ -7162,67 +7264,67 @@
                 <w:color w:val="000000"/>
                 <w:sz w:val="16"/>
               </w:rPr>
-              <w:t>2</w:t>
-            </w:r>
-          </w:p>
-        </w:tc>
-        <w:tc>
-          <w:tcPr>
-            <w:tcW w:type="dxa" w:w="1768"/>
-            <w:vAlign w:val="center"/>
-            <w:shd w:fill="FFFFFF"/>
-          </w:tcPr>
-          <w:p>
-            <w:pPr>
-              <w:spacing w:after="0"/>
-              <w:jc w:val="left"/>
-            </w:pPr>
-            <w:r>
-              <w:rPr>
-                <w:color w:val="000000"/>
-                <w:sz w:val="16"/>
-              </w:rPr>
-              <w:t>Cam Del Leñador &amp; Litueche</w:t>
-            </w:r>
-          </w:p>
-        </w:tc>
-        <w:tc>
-          <w:tcPr>
-            <w:tcW w:type="dxa" w:w="1768"/>
-            <w:vAlign w:val="center"/>
-            <w:shd w:fill="FFFFFF"/>
-          </w:tcPr>
-          <w:p>
-            <w:pPr>
-              <w:spacing w:after="0"/>
-              <w:jc w:val="left"/>
-            </w:pPr>
-            <w:r>
-              <w:rPr>
-                <w:color w:val="000000"/>
-                <w:sz w:val="16"/>
-              </w:rPr>
-              <w:t>Violencia intrafamiliar</w:t>
-            </w:r>
-          </w:p>
-        </w:tc>
-        <w:tc>
-          <w:tcPr>
-            <w:tcW w:type="dxa" w:w="1768"/>
-            <w:vAlign w:val="center"/>
-            <w:shd w:fill="FFFFFF"/>
-          </w:tcPr>
-          <w:p>
-            <w:pPr>
-              <w:spacing w:after="0"/>
-              <w:jc w:val="left"/>
-            </w:pPr>
-            <w:r>
-              <w:rPr>
-                <w:color w:val="000000"/>
-                <w:sz w:val="16"/>
-              </w:rPr>
-              <w:t>Violencia intrafamiliar</w:t>
+              <w:t>1</w:t>
+            </w:r>
+          </w:p>
+        </w:tc>
+        <w:tc>
+          <w:tcPr>
+            <w:tcW w:type="dxa" w:w="1768"/>
+            <w:vAlign w:val="center"/>
+            <w:shd w:fill="FFFFFF"/>
+          </w:tcPr>
+          <w:p>
+            <w:pPr>
+              <w:spacing w:after="0"/>
+              <w:jc w:val="left"/>
+            </w:pPr>
+            <w:r>
+              <w:rPr>
+                <w:color w:val="000000"/>
+                <w:sz w:val="16"/>
+              </w:rPr>
+              <w:t>Coltauco &amp; Llay-Llay</w:t>
+            </w:r>
+          </w:p>
+        </w:tc>
+        <w:tc>
+          <w:tcPr>
+            <w:tcW w:type="dxa" w:w="1768"/>
+            <w:vAlign w:val="center"/>
+            <w:shd w:fill="FFFFFF"/>
+          </w:tcPr>
+          <w:p>
+            <w:pPr>
+              <w:spacing w:after="0"/>
+              <w:jc w:val="left"/>
+            </w:pPr>
+            <w:r>
+              <w:rPr>
+                <w:color w:val="000000"/>
+                <w:sz w:val="16"/>
+              </w:rPr>
+              <w:t>Robo en lugar habitado</w:t>
+            </w:r>
+          </w:p>
+        </w:tc>
+        <w:tc>
+          <w:tcPr>
+            <w:tcW w:type="dxa" w:w="1768"/>
+            <w:vAlign w:val="center"/>
+            <w:shd w:fill="FFFFFF"/>
+          </w:tcPr>
+          <w:p>
+            <w:pPr>
+              <w:spacing w:after="0"/>
+              <w:jc w:val="left"/>
+            </w:pPr>
+            <w:r>
+              <w:rPr>
+                <w:color w:val="000000"/>
+                <w:sz w:val="16"/>
+              </w:rPr>
+              <w:t>Robo en lugar habitado</w:t>
             </w:r>
           </w:p>
         </w:tc>
@@ -7264,67 +7366,67 @@
                 <w:color w:val="000000"/>
                 <w:sz w:val="16"/>
               </w:rPr>
-              <w:t>3</w:t>
-            </w:r>
-          </w:p>
-        </w:tc>
-        <w:tc>
-          <w:tcPr>
-            <w:tcW w:type="dxa" w:w="1768"/>
-            <w:vAlign w:val="center"/>
-            <w:shd w:fill="FFFFFF"/>
-          </w:tcPr>
-          <w:p>
-            <w:pPr>
-              <w:spacing w:after="0"/>
-              <w:jc w:val="left"/>
-            </w:pPr>
-            <w:r>
-              <w:rPr>
-                <w:color w:val="000000"/>
-                <w:sz w:val="16"/>
-              </w:rPr>
-              <w:t>Alfredo Silva Carvallo &amp; Cuatro Poniente</w:t>
-            </w:r>
-          </w:p>
-        </w:tc>
-        <w:tc>
-          <w:tcPr>
-            <w:tcW w:type="dxa" w:w="1768"/>
-            <w:vAlign w:val="center"/>
-            <w:shd w:fill="FFFFFF"/>
-          </w:tcPr>
-          <w:p>
-            <w:pPr>
-              <w:spacing w:after="0"/>
-              <w:jc w:val="left"/>
-            </w:pPr>
-            <w:r>
-              <w:rPr>
-                <w:color w:val="000000"/>
-                <w:sz w:val="16"/>
-              </w:rPr>
-              <w:t>Robos violentos</w:t>
-            </w:r>
-          </w:p>
-        </w:tc>
-        <w:tc>
-          <w:tcPr>
-            <w:tcW w:type="dxa" w:w="1768"/>
-            <w:vAlign w:val="center"/>
-            <w:shd w:fill="FFFFFF"/>
-          </w:tcPr>
-          <w:p>
-            <w:pPr>
-              <w:spacing w:after="0"/>
-              <w:jc w:val="left"/>
-            </w:pPr>
-            <w:r>
-              <w:rPr>
-                <w:color w:val="000000"/>
-                <w:sz w:val="16"/>
-              </w:rPr>
-              <w:t>Robos violentos</w:t>
+              <w:t>2</w:t>
+            </w:r>
+          </w:p>
+        </w:tc>
+        <w:tc>
+          <w:tcPr>
+            <w:tcW w:type="dxa" w:w="1768"/>
+            <w:vAlign w:val="center"/>
+            <w:shd w:fill="FFFFFF"/>
+          </w:tcPr>
+          <w:p>
+            <w:pPr>
+              <w:spacing w:after="0"/>
+              <w:jc w:val="left"/>
+            </w:pPr>
+            <w:r>
+              <w:rPr>
+                <w:color w:val="000000"/>
+                <w:sz w:val="16"/>
+              </w:rPr>
+              <w:t>Litueche &amp; Pje. Pichidegua</w:t>
+            </w:r>
+          </w:p>
+        </w:tc>
+        <w:tc>
+          <w:tcPr>
+            <w:tcW w:type="dxa" w:w="1768"/>
+            <w:vAlign w:val="center"/>
+            <w:shd w:fill="FFFFFF"/>
+          </w:tcPr>
+          <w:p>
+            <w:pPr>
+              <w:spacing w:after="0"/>
+              <w:jc w:val="left"/>
+            </w:pPr>
+            <w:r>
+              <w:rPr>
+                <w:color w:val="000000"/>
+                <w:sz w:val="16"/>
+              </w:rPr>
+              <w:t>Violencia intrafamiliar</w:t>
+            </w:r>
+          </w:p>
+        </w:tc>
+        <w:tc>
+          <w:tcPr>
+            <w:tcW w:type="dxa" w:w="1768"/>
+            <w:vAlign w:val="center"/>
+            <w:shd w:fill="FFFFFF"/>
+          </w:tcPr>
+          <w:p>
+            <w:pPr>
+              <w:spacing w:after="0"/>
+              <w:jc w:val="left"/>
+            </w:pPr>
+            <w:r>
+              <w:rPr>
+                <w:color w:val="000000"/>
+                <w:sz w:val="16"/>
+              </w:rPr>
+              <w:t>Violencia intrafamiliar</w:t>
             </w:r>
           </w:p>
         </w:tc>
@@ -7366,27 +7468,27 @@
                 <w:color w:val="000000"/>
                 <w:sz w:val="16"/>
               </w:rPr>
-              <w:t>4</w:t>
-            </w:r>
-          </w:p>
-        </w:tc>
-        <w:tc>
-          <w:tcPr>
-            <w:tcW w:type="dxa" w:w="1768"/>
-            <w:vAlign w:val="center"/>
-            <w:shd w:fill="FFFFFF"/>
-          </w:tcPr>
-          <w:p>
-            <w:pPr>
-              <w:spacing w:after="0"/>
-              <w:jc w:val="left"/>
-            </w:pPr>
-            <w:r>
-              <w:rPr>
-                <w:color w:val="000000"/>
-                <w:sz w:val="16"/>
-              </w:rPr>
-              <w:t>Concejala Sra. Hilda Porras &amp; El Conquistador</w:t>
+              <w:t>3</w:t>
+            </w:r>
+          </w:p>
+        </w:tc>
+        <w:tc>
+          <w:tcPr>
+            <w:tcW w:type="dxa" w:w="1768"/>
+            <w:vAlign w:val="center"/>
+            <w:shd w:fill="FFFFFF"/>
+          </w:tcPr>
+          <w:p>
+            <w:pPr>
+              <w:spacing w:after="0"/>
+              <w:jc w:val="left"/>
+            </w:pPr>
+            <w:r>
+              <w:rPr>
+                <w:color w:val="000000"/>
+                <w:sz w:val="16"/>
+              </w:rPr>
+              <w:t>El Conquistador &amp; Pje. Ester</w:t>
             </w:r>
           </w:p>
         </w:tc>
@@ -7468,27 +7570,27 @@
                 <w:color w:val="000000"/>
                 <w:sz w:val="16"/>
               </w:rPr>
-              <w:t>5</w:t>
-            </w:r>
-          </w:p>
-        </w:tc>
-        <w:tc>
-          <w:tcPr>
-            <w:tcW w:type="dxa" w:w="1768"/>
-            <w:vAlign w:val="center"/>
-            <w:shd w:fill="FFFFFF"/>
-          </w:tcPr>
-          <w:p>
-            <w:pPr>
-              <w:spacing w:after="0"/>
-              <w:jc w:val="left"/>
-            </w:pPr>
-            <w:r>
-              <w:rPr>
-                <w:color w:val="000000"/>
-                <w:sz w:val="16"/>
-              </w:rPr>
-              <w:t>Faro De Alejandria &amp; Rosita Renard</w:t>
+              <w:t>4</w:t>
+            </w:r>
+          </w:p>
+        </w:tc>
+        <w:tc>
+          <w:tcPr>
+            <w:tcW w:type="dxa" w:w="1768"/>
+            <w:vAlign w:val="center"/>
+            <w:shd w:fill="FFFFFF"/>
+          </w:tcPr>
+          <w:p>
+            <w:pPr>
+              <w:spacing w:after="0"/>
+              <w:jc w:val="left"/>
+            </w:pPr>
+            <w:r>
+              <w:rPr>
+                <w:color w:val="000000"/>
+                <w:sz w:val="16"/>
+              </w:rPr>
+              <w:t>Av. 4 Poniente &amp; Av. Alfredo Silva Carvallo</w:t>
             </w:r>
           </w:p>
         </w:tc>
@@ -7570,6 +7672,108 @@
                 <w:color w:val="000000"/>
                 <w:sz w:val="16"/>
               </w:rPr>
+              <w:t>5</w:t>
+            </w:r>
+          </w:p>
+        </w:tc>
+        <w:tc>
+          <w:tcPr>
+            <w:tcW w:type="dxa" w:w="1768"/>
+            <w:vAlign w:val="center"/>
+            <w:shd w:fill="FFFFFF"/>
+          </w:tcPr>
+          <w:p>
+            <w:pPr>
+              <w:spacing w:after="0"/>
+              <w:jc w:val="left"/>
+            </w:pPr>
+            <w:r>
+              <w:rPr>
+                <w:color w:val="000000"/>
+                <w:sz w:val="16"/>
+              </w:rPr>
+              <w:t>Pje. Los Astronomos &amp; Valle De Los Reyes</w:t>
+            </w:r>
+          </w:p>
+        </w:tc>
+        <w:tc>
+          <w:tcPr>
+            <w:tcW w:type="dxa" w:w="1768"/>
+            <w:vAlign w:val="center"/>
+            <w:shd w:fill="FFFFFF"/>
+          </w:tcPr>
+          <w:p>
+            <w:pPr>
+              <w:spacing w:after="0"/>
+              <w:jc w:val="left"/>
+            </w:pPr>
+            <w:r>
+              <w:rPr>
+                <w:color w:val="000000"/>
+                <w:sz w:val="16"/>
+              </w:rPr>
+              <w:t>Robos violentos</w:t>
+            </w:r>
+          </w:p>
+        </w:tc>
+        <w:tc>
+          <w:tcPr>
+            <w:tcW w:type="dxa" w:w="1768"/>
+            <w:vAlign w:val="center"/>
+            <w:shd w:fill="FFFFFF"/>
+          </w:tcPr>
+          <w:p>
+            <w:pPr>
+              <w:spacing w:after="0"/>
+              <w:jc w:val="left"/>
+            </w:pPr>
+            <w:r>
+              <w:rPr>
+                <w:color w:val="000000"/>
+                <w:sz w:val="16"/>
+              </w:rPr>
+              <w:t>Robos violentos</w:t>
+            </w:r>
+          </w:p>
+        </w:tc>
+      </w:tr>
+      <w:tr>
+        <w:tc>
+          <w:tcPr>
+            <w:tcW w:type="dxa" w:w="1768"/>
+            <w:vAlign w:val="center"/>
+            <w:shd w:fill="FFFFFF"/>
+          </w:tcPr>
+          <w:p>
+            <w:pPr>
+              <w:spacing w:after="0"/>
+              <w:jc w:val="left"/>
+            </w:pPr>
+            <w:r>
+              <w:rPr>
+                <w:color w:val="000000"/>
+                <w:sz w:val="16"/>
+              </w:rPr>
+              <w:t>221A</w:t>
+            </w:r>
+          </w:p>
+        </w:tc>
+        <w:tc>
+          <w:tcPr>
+            <w:tcW w:type="dxa" w:w="1768"/>
+            <w:vAlign w:val="center"/>
+            <w:shd w:fill="FFFFFF"/>
+          </w:tcPr>
+          <w:p>
+            <w:pPr>
+              <w:spacing w:after="0"/>
+              <w:jc w:val="left"/>
+            </w:pPr>
+            <w:r>
+              <w:rPr>
+                <w:color w:val="000000"/>
+                <w:sz w:val="16"/>
+              </w:rPr>
               <w:t>6</w:t>
             </w:r>
           </w:p>
@@ -7590,7 +7794,7 @@
                 <w:color w:val="000000"/>
                 <w:sz w:val="16"/>
               </w:rPr>
-              <w:t>El Sauco &amp; Portal Del Bosque</w:t>
+              <w:t>El Avellano &amp; El Ulmo</w:t>
             </w:r>
           </w:p>
         </w:tc>
@@ -7833,7 +8037,7 @@
                 <w:color w:val="000000"/>
                 <w:sz w:val="16"/>
               </w:rPr>
-              <w:t>Los Pajaritos &amp; Maipu</w:t>
+              <w:t>Av. Los Pajaritos &amp; Maipú</w:t>
             </w:r>
           </w:p>
         </w:tc>

--- a/pauta_focalizada_pcsp.docx
+++ b/pauta_focalizada_pcsp.docx
@@ -99,7 +99,7 @@
         <w:rPr>
           <w:b w:val="0"/>
         </w:rPr>
-        <w:t>Durante el periodo analizado se identificaron 245 eventos considerados en la fórmula PCSP ajustada. La tabla siguiente resume los cuadrantes asignados a refuerzo focalizado, destacando las tres problemáticas con meta de patrullaje y el puntaje técnico interno de priorización.</w:t>
+        <w:t>Durante el periodo analizado se identificaron 245 eventos incorporados a la fórmula de priorización territorial PCSP ajustada. De ellos, 98 corresponden a las tres problemáticas con meta de patrullaje y 147 corresponden a delitos complementarios considerados internamente con menor peso técnico. Para efectos de planificación, verificación y cumplimiento de meta, la tabla siguiente muestra únicamente las tres problemáticas PCSP con meta en los cuadrantes focalizados; por eso el total verificable de la tabla corresponde a 74 eventos asociados a metas, mientras que el puntaje ponderado se mantiene como un criterio técnico interno de priorización.</w:t>
       </w:r>
     </w:p>
     <w:tbl>
@@ -1847,7 +1847,7 @@
                 <w:color w:val="000000"/>
                 <w:sz w:val="16"/>
               </w:rPr>
-              <w:t>Total focalizados</w:t>
+              <w:t>Total</w:t>
             </w:r>
           </w:p>
         </w:tc>
@@ -2010,7 +2010,7 @@
       <w:r>
         <w:drawing>
           <wp:inline xmlns:a="http://schemas.openxmlformats.org/drawingml/2006/main" xmlns:pic="http://schemas.openxmlformats.org/drawingml/2006/picture">
-            <wp:extent cx="5612130" cy="7207787"/>
+            <wp:extent cx="5612130" cy="7847926"/>
             <wp:docPr id="1" name="Picture 1"/>
             <wp:cNvGraphicFramePr>
               <a:graphicFrameLocks noChangeAspect="1"/>
@@ -2031,7 +2031,7 @@
                   <pic:spPr>
                     <a:xfrm>
                       <a:off x="0" y="0"/>
-                      <a:ext cx="5612130" cy="7207787"/>
+                      <a:ext cx="5612130" cy="7847926"/>
                     </a:xfrm>
                     <a:prstGeom prst="rect"/>
                   </pic:spPr>
@@ -2668,6 +2668,9 @@
             <w:tcW w:type="dxa" w:w="1037"/>
             <w:vAlign w:val="center"/>
             <w:shd w:fill="FFFFFF"/>
+            <w:tcBorders>
+              <w:top w:val="single" w:sz="8" w:space="0" w:color="6B7280"/>
+            </w:tcBorders>
           </w:tcPr>
           <w:p>
             <w:pPr>
@@ -2688,6 +2691,9 @@
             <w:tcW w:type="dxa" w:w="662"/>
             <w:vAlign w:val="center"/>
             <w:shd w:fill="FFFFFF"/>
+            <w:tcBorders>
+              <w:top w:val="single" w:sz="8" w:space="0" w:color="6B7280"/>
+            </w:tcBorders>
           </w:tcPr>
           <w:p>
             <w:pPr>
@@ -2708,6 +2714,9 @@
             <w:tcW w:type="dxa" w:w="4680"/>
             <w:vAlign w:val="center"/>
             <w:shd w:fill="FFFFFF"/>
+            <w:tcBorders>
+              <w:top w:val="single" w:sz="8" w:space="0" w:color="6B7280"/>
+            </w:tcBorders>
           </w:tcPr>
           <w:p>
             <w:pPr>
@@ -2728,6 +2737,9 @@
             <w:tcW w:type="dxa" w:w="2952"/>
             <w:vAlign w:val="center"/>
             <w:shd w:fill="FFFFFF"/>
+            <w:tcBorders>
+              <w:top w:val="single" w:sz="8" w:space="0" w:color="6B7280"/>
+            </w:tcBorders>
           </w:tcPr>
           <w:p>
             <w:pPr>
@@ -3160,6 +3172,9 @@
             <w:tcW w:type="dxa" w:w="1037"/>
             <w:vAlign w:val="center"/>
             <w:shd w:fill="FFFFFF"/>
+            <w:tcBorders>
+              <w:top w:val="single" w:sz="8" w:space="0" w:color="6B7280"/>
+            </w:tcBorders>
           </w:tcPr>
           <w:p>
             <w:pPr>
@@ -3180,6 +3195,9 @@
             <w:tcW w:type="dxa" w:w="662"/>
             <w:vAlign w:val="center"/>
             <w:shd w:fill="FFFFFF"/>
+            <w:tcBorders>
+              <w:top w:val="single" w:sz="8" w:space="0" w:color="6B7280"/>
+            </w:tcBorders>
           </w:tcPr>
           <w:p>
             <w:pPr>
@@ -3200,6 +3218,9 @@
             <w:tcW w:type="dxa" w:w="4680"/>
             <w:vAlign w:val="center"/>
             <w:shd w:fill="FFFFFF"/>
+            <w:tcBorders>
+              <w:top w:val="single" w:sz="8" w:space="0" w:color="6B7280"/>
+            </w:tcBorders>
           </w:tcPr>
           <w:p>
             <w:pPr>
@@ -3220,6 +3241,9 @@
             <w:tcW w:type="dxa" w:w="2952"/>
             <w:vAlign w:val="center"/>
             <w:shd w:fill="FFFFFF"/>
+            <w:tcBorders>
+              <w:top w:val="single" w:sz="8" w:space="0" w:color="6B7280"/>
+            </w:tcBorders>
           </w:tcPr>
           <w:p>
             <w:pPr>
@@ -3652,6 +3676,9 @@
             <w:tcW w:type="dxa" w:w="1037"/>
             <w:vAlign w:val="center"/>
             <w:shd w:fill="FFFFFF"/>
+            <w:tcBorders>
+              <w:top w:val="single" w:sz="8" w:space="0" w:color="6B7280"/>
+            </w:tcBorders>
           </w:tcPr>
           <w:p>
             <w:pPr>
@@ -3672,6 +3699,9 @@
             <w:tcW w:type="dxa" w:w="662"/>
             <w:vAlign w:val="center"/>
             <w:shd w:fill="FFFFFF"/>
+            <w:tcBorders>
+              <w:top w:val="single" w:sz="8" w:space="0" w:color="6B7280"/>
+            </w:tcBorders>
           </w:tcPr>
           <w:p>
             <w:pPr>
@@ -3692,6 +3722,9 @@
             <w:tcW w:type="dxa" w:w="4680"/>
             <w:vAlign w:val="center"/>
             <w:shd w:fill="FFFFFF"/>
+            <w:tcBorders>
+              <w:top w:val="single" w:sz="8" w:space="0" w:color="6B7280"/>
+            </w:tcBorders>
           </w:tcPr>
           <w:p>
             <w:pPr>
@@ -3712,6 +3745,9 @@
             <w:tcW w:type="dxa" w:w="2952"/>
             <w:vAlign w:val="center"/>
             <w:shd w:fill="FFFFFF"/>
+            <w:tcBorders>
+              <w:top w:val="single" w:sz="8" w:space="0" w:color="6B7280"/>
+            </w:tcBorders>
           </w:tcPr>
           <w:p>
             <w:pPr>
@@ -4144,6 +4180,9 @@
             <w:tcW w:type="dxa" w:w="1037"/>
             <w:vAlign w:val="center"/>
             <w:shd w:fill="FFFFFF"/>
+            <w:tcBorders>
+              <w:top w:val="single" w:sz="8" w:space="0" w:color="6B7280"/>
+            </w:tcBorders>
           </w:tcPr>
           <w:p>
             <w:pPr>
@@ -4164,6 +4203,9 @@
             <w:tcW w:type="dxa" w:w="662"/>
             <w:vAlign w:val="center"/>
             <w:shd w:fill="FFFFFF"/>
+            <w:tcBorders>
+              <w:top w:val="single" w:sz="8" w:space="0" w:color="6B7280"/>
+            </w:tcBorders>
           </w:tcPr>
           <w:p>
             <w:pPr>
@@ -4184,6 +4226,9 @@
             <w:tcW w:type="dxa" w:w="4680"/>
             <w:vAlign w:val="center"/>
             <w:shd w:fill="FFFFFF"/>
+            <w:tcBorders>
+              <w:top w:val="single" w:sz="8" w:space="0" w:color="6B7280"/>
+            </w:tcBorders>
           </w:tcPr>
           <w:p>
             <w:pPr>
@@ -4204,6 +4249,9 @@
             <w:tcW w:type="dxa" w:w="2952"/>
             <w:vAlign w:val="center"/>
             <w:shd w:fill="FFFFFF"/>
+            <w:tcBorders>
+              <w:top w:val="single" w:sz="8" w:space="0" w:color="6B7280"/>
+            </w:tcBorders>
           </w:tcPr>
           <w:p>
             <w:pPr>
@@ -5084,6 +5132,9 @@
             <w:tcW w:type="dxa" w:w="1037"/>
             <w:vAlign w:val="center"/>
             <w:shd w:fill="FFFFFF"/>
+            <w:tcBorders>
+              <w:top w:val="single" w:sz="8" w:space="0" w:color="6B7280"/>
+            </w:tcBorders>
           </w:tcPr>
           <w:p>
             <w:pPr>
@@ -5104,6 +5155,9 @@
             <w:tcW w:type="dxa" w:w="662"/>
             <w:vAlign w:val="center"/>
             <w:shd w:fill="FFFFFF"/>
+            <w:tcBorders>
+              <w:top w:val="single" w:sz="8" w:space="0" w:color="6B7280"/>
+            </w:tcBorders>
           </w:tcPr>
           <w:p>
             <w:pPr>
@@ -5124,6 +5178,9 @@
             <w:tcW w:type="dxa" w:w="4680"/>
             <w:vAlign w:val="center"/>
             <w:shd w:fill="FFFFFF"/>
+            <w:tcBorders>
+              <w:top w:val="single" w:sz="8" w:space="0" w:color="6B7280"/>
+            </w:tcBorders>
           </w:tcPr>
           <w:p>
             <w:pPr>
@@ -5144,6 +5201,9 @@
             <w:tcW w:type="dxa" w:w="2952"/>
             <w:vAlign w:val="center"/>
             <w:shd w:fill="FFFFFF"/>
+            <w:tcBorders>
+              <w:top w:val="single" w:sz="8" w:space="0" w:color="6B7280"/>
+            </w:tcBorders>
           </w:tcPr>
           <w:p>
             <w:pPr>
@@ -5494,6 +5554,9 @@
             <w:tcW w:type="dxa" w:w="1037"/>
             <w:vAlign w:val="center"/>
             <w:shd w:fill="FFFFFF"/>
+            <w:tcBorders>
+              <w:top w:val="single" w:sz="8" w:space="0" w:color="6B7280"/>
+            </w:tcBorders>
           </w:tcPr>
           <w:p>
             <w:pPr>
@@ -5514,6 +5577,9 @@
             <w:tcW w:type="dxa" w:w="662"/>
             <w:vAlign w:val="center"/>
             <w:shd w:fill="FFFFFF"/>
+            <w:tcBorders>
+              <w:top w:val="single" w:sz="8" w:space="0" w:color="6B7280"/>
+            </w:tcBorders>
           </w:tcPr>
           <w:p>
             <w:pPr>
@@ -5534,6 +5600,9 @@
             <w:tcW w:type="dxa" w:w="4680"/>
             <w:vAlign w:val="center"/>
             <w:shd w:fill="FFFFFF"/>
+            <w:tcBorders>
+              <w:top w:val="single" w:sz="8" w:space="0" w:color="6B7280"/>
+            </w:tcBorders>
           </w:tcPr>
           <w:p>
             <w:pPr>
@@ -5554,6 +5623,9 @@
             <w:tcW w:type="dxa" w:w="2952"/>
             <w:vAlign w:val="center"/>
             <w:shd w:fill="FFFFFF"/>
+            <w:tcBorders>
+              <w:top w:val="single" w:sz="8" w:space="0" w:color="6B7280"/>
+            </w:tcBorders>
           </w:tcPr>
           <w:p>
             <w:pPr>
@@ -5986,6 +6058,9 @@
             <w:tcW w:type="dxa" w:w="1037"/>
             <w:vAlign w:val="center"/>
             <w:shd w:fill="FFFFFF"/>
+            <w:tcBorders>
+              <w:top w:val="single" w:sz="8" w:space="0" w:color="6B7280"/>
+            </w:tcBorders>
           </w:tcPr>
           <w:p>
             <w:pPr>
@@ -6006,6 +6081,9 @@
             <w:tcW w:type="dxa" w:w="662"/>
             <w:vAlign w:val="center"/>
             <w:shd w:fill="FFFFFF"/>
+            <w:tcBorders>
+              <w:top w:val="single" w:sz="8" w:space="0" w:color="6B7280"/>
+            </w:tcBorders>
           </w:tcPr>
           <w:p>
             <w:pPr>
@@ -6026,6 +6104,9 @@
             <w:tcW w:type="dxa" w:w="4680"/>
             <w:vAlign w:val="center"/>
             <w:shd w:fill="FFFFFF"/>
+            <w:tcBorders>
+              <w:top w:val="single" w:sz="8" w:space="0" w:color="6B7280"/>
+            </w:tcBorders>
           </w:tcPr>
           <w:p>
             <w:pPr>
@@ -6046,6 +6127,9 @@
             <w:tcW w:type="dxa" w:w="2952"/>
             <w:vAlign w:val="center"/>
             <w:shd w:fill="FFFFFF"/>
+            <w:tcBorders>
+              <w:top w:val="single" w:sz="8" w:space="0" w:color="6B7280"/>
+            </w:tcBorders>
           </w:tcPr>
           <w:p>
             <w:pPr>
@@ -6478,6 +6562,9 @@
             <w:tcW w:type="dxa" w:w="1037"/>
             <w:vAlign w:val="center"/>
             <w:shd w:fill="FFFFFF"/>
+            <w:tcBorders>
+              <w:top w:val="single" w:sz="8" w:space="0" w:color="6B7280"/>
+            </w:tcBorders>
           </w:tcPr>
           <w:p>
             <w:pPr>
@@ -6498,6 +6585,9 @@
             <w:tcW w:type="dxa" w:w="662"/>
             <w:vAlign w:val="center"/>
             <w:shd w:fill="FFFFFF"/>
+            <w:tcBorders>
+              <w:top w:val="single" w:sz="8" w:space="0" w:color="6B7280"/>
+            </w:tcBorders>
           </w:tcPr>
           <w:p>
             <w:pPr>
@@ -6518,6 +6608,9 @@
             <w:tcW w:type="dxa" w:w="4680"/>
             <w:vAlign w:val="center"/>
             <w:shd w:fill="FFFFFF"/>
+            <w:tcBorders>
+              <w:top w:val="single" w:sz="8" w:space="0" w:color="6B7280"/>
+            </w:tcBorders>
           </w:tcPr>
           <w:p>
             <w:pPr>
@@ -6538,6 +6631,9 @@
             <w:tcW w:type="dxa" w:w="2952"/>
             <w:vAlign w:val="center"/>
             <w:shd w:fill="FFFFFF"/>
+            <w:tcBorders>
+              <w:top w:val="single" w:sz="8" w:space="0" w:color="6B7280"/>
+            </w:tcBorders>
           </w:tcPr>
           <w:p>
             <w:pPr>

--- a/pauta_focalizada_pcsp.docx
+++ b/pauta_focalizada_pcsp.docx
@@ -21,7 +21,7 @@
         <w:jc w:val="center"/>
       </w:pPr>
       <w:r>
-        <w:t>Periodo de análisis: 27-04-2026 al 24-05-2026</w:t>
+        <w:t>Periodo de análisis: 04-05-2026 al 31-05-2026</w:t>
       </w:r>
     </w:p>
     <w:p>
@@ -99,7 +99,7 @@
         <w:rPr>
           <w:b w:val="0"/>
         </w:rPr>
-        <w:t>Durante el periodo analizado se identificaron 245 eventos incorporados a la fórmula de priorización territorial PCSP ajustada. De ellos, 98 corresponden a las tres problemáticas con meta de patrullaje y 147 corresponden a delitos complementarios considerados internamente con menor peso técnico. Para efectos de planificación, verificación y cumplimiento de meta, la tabla siguiente muestra únicamente las tres problemáticas PCSP con meta en los cuadrantes focalizados; por eso el total verificable de la tabla corresponde a 74 eventos asociados a metas, mientras que el puntaje ponderado se mantiene como un criterio técnico interno de priorización.</w:t>
+        <w:t>Durante el periodo analizado se identificaron 255 eventos incorporados a la fórmula de priorización territorial PCSP ajustada. De ellos, 103 corresponden a las tres problemáticas con meta de patrullaje y 152 corresponden a delitos complementarios considerados internamente con menor peso técnico. Para efectos de planificación, verificación y cumplimiento de meta, la tabla siguiente muestra únicamente las tres problemáticas PCSP con meta en los cuadrantes focalizados; por eso el total verificable de la tabla corresponde a 76 eventos asociados a metas, mientras que el puntaje ponderado se mantiene como un criterio técnico interno de priorización.</w:t>
       </w:r>
     </w:p>
     <w:tbl>
@@ -305,7 +305,7 @@
                 <w:color w:val="000000"/>
                 <w:sz w:val="16"/>
               </w:rPr>
-              <w:t>5</w:t>
+              <w:t>6</w:t>
             </w:r>
           </w:p>
         </w:tc>
@@ -325,7 +325,7 @@
                 <w:color w:val="000000"/>
                 <w:sz w:val="16"/>
               </w:rPr>
-              <w:t>6</w:t>
+              <w:t>4</w:t>
             </w:r>
           </w:p>
         </w:tc>
@@ -365,7 +365,7 @@
                 <w:color w:val="000000"/>
                 <w:sz w:val="16"/>
               </w:rPr>
-              <w:t>11</w:t>
+              <w:t>10</w:t>
             </w:r>
           </w:p>
         </w:tc>
@@ -385,7 +385,7 @@
                 <w:color w:val="000000"/>
                 <w:sz w:val="16"/>
               </w:rPr>
-              <w:t>136</w:t>
+              <w:t>126</w:t>
             </w:r>
           </w:p>
         </w:tc>
@@ -427,7 +427,7 @@
                 <w:color w:val="000000"/>
                 <w:sz w:val="16"/>
               </w:rPr>
-              <w:t>217A</w:t>
+              <w:t>216B</w:t>
             </w:r>
           </w:p>
         </w:tc>
@@ -447,6 +447,26 @@
                 <w:color w:val="000000"/>
                 <w:sz w:val="16"/>
               </w:rPr>
+              <w:t>6</w:t>
+            </w:r>
+          </w:p>
+        </w:tc>
+        <w:tc>
+          <w:tcPr>
+            <w:tcW w:type="dxa" w:w="1263"/>
+            <w:vAlign w:val="center"/>
+            <w:shd w:fill="FFFFFF"/>
+          </w:tcPr>
+          <w:p>
+            <w:pPr>
+              <w:spacing w:after="0"/>
+              <w:jc w:val="left"/>
+            </w:pPr>
+            <w:r>
+              <w:rPr>
+                <w:color w:val="000000"/>
+                <w:sz w:val="16"/>
+              </w:rPr>
               <w:t>1</w:t>
             </w:r>
           </w:p>
@@ -467,6 +487,26 @@
                 <w:color w:val="000000"/>
                 <w:sz w:val="16"/>
               </w:rPr>
+              <w:t>1</w:t>
+            </w:r>
+          </w:p>
+        </w:tc>
+        <w:tc>
+          <w:tcPr>
+            <w:tcW w:type="dxa" w:w="1263"/>
+            <w:vAlign w:val="center"/>
+            <w:shd w:fill="FFFFFF"/>
+          </w:tcPr>
+          <w:p>
+            <w:pPr>
+              <w:spacing w:after="0"/>
+              <w:jc w:val="left"/>
+            </w:pPr>
+            <w:r>
+              <w:rPr>
+                <w:color w:val="000000"/>
+                <w:sz w:val="16"/>
+              </w:rPr>
               <w:t>8</w:t>
             </w:r>
           </w:p>
@@ -487,47 +527,7 @@
                 <w:color w:val="000000"/>
                 <w:sz w:val="16"/>
               </w:rPr>
-              <w:t>2</w:t>
-            </w:r>
-          </w:p>
-        </w:tc>
-        <w:tc>
-          <w:tcPr>
-            <w:tcW w:type="dxa" w:w="1263"/>
-            <w:vAlign w:val="center"/>
-            <w:shd w:fill="FFFFFF"/>
-          </w:tcPr>
-          <w:p>
-            <w:pPr>
-              <w:spacing w:after="0"/>
-              <w:jc w:val="left"/>
-            </w:pPr>
-            <w:r>
-              <w:rPr>
-                <w:color w:val="000000"/>
-                <w:sz w:val="16"/>
-              </w:rPr>
-              <w:t>11</w:t>
-            </w:r>
-          </w:p>
-        </w:tc>
-        <w:tc>
-          <w:tcPr>
-            <w:tcW w:type="dxa" w:w="1263"/>
-            <w:vAlign w:val="center"/>
-            <w:shd w:fill="FFFFFF"/>
-          </w:tcPr>
-          <w:p>
-            <w:pPr>
-              <w:spacing w:after="0"/>
-              <w:jc w:val="left"/>
-            </w:pPr>
-            <w:r>
-              <w:rPr>
-                <w:color w:val="000000"/>
-                <w:sz w:val="16"/>
-              </w:rPr>
-              <w:t>128</w:t>
+              <w:t>108</w:t>
             </w:r>
           </w:p>
         </w:tc>
@@ -569,7 +569,7 @@
                 <w:color w:val="000000"/>
                 <w:sz w:val="16"/>
               </w:rPr>
-              <w:t>218A</w:t>
+              <w:t>217A</w:t>
             </w:r>
           </w:p>
         </w:tc>
@@ -589,7 +589,7 @@
                 <w:color w:val="000000"/>
                 <w:sz w:val="16"/>
               </w:rPr>
-              <w:t>2</w:t>
+              <w:t>1</w:t>
             </w:r>
           </w:p>
         </w:tc>
@@ -609,7 +609,7 @@
                 <w:color w:val="000000"/>
                 <w:sz w:val="16"/>
               </w:rPr>
-              <w:t>5</w:t>
+              <w:t>7</w:t>
             </w:r>
           </w:p>
         </w:tc>
@@ -629,7 +629,7 @@
                 <w:color w:val="000000"/>
                 <w:sz w:val="16"/>
               </w:rPr>
-              <w:t>1</w:t>
+              <w:t>0</w:t>
             </w:r>
           </w:p>
         </w:tc>
@@ -669,7 +669,7 @@
                 <w:color w:val="000000"/>
                 <w:sz w:val="16"/>
               </w:rPr>
-              <w:t>92</w:t>
+              <w:t>94</w:t>
             </w:r>
           </w:p>
         </w:tc>
@@ -711,7 +711,7 @@
                 <w:color w:val="000000"/>
                 <w:sz w:val="16"/>
               </w:rPr>
-              <w:t>221A</w:t>
+              <w:t>222A</w:t>
             </w:r>
           </w:p>
         </w:tc>
@@ -731,7 +731,7 @@
                 <w:color w:val="000000"/>
                 <w:sz w:val="16"/>
               </w:rPr>
-              <w:t>1</w:t>
+              <w:t>4</w:t>
             </w:r>
           </w:p>
         </w:tc>
@@ -751,7 +751,7 @@
                 <w:color w:val="000000"/>
                 <w:sz w:val="16"/>
               </w:rPr>
-              <w:t>6</w:t>
+              <w:t>3</w:t>
             </w:r>
           </w:p>
         </w:tc>
@@ -811,7 +811,7 @@
                 <w:color w:val="000000"/>
                 <w:sz w:val="16"/>
               </w:rPr>
-              <w:t>86</w:t>
+              <w:t>88</w:t>
             </w:r>
           </w:p>
         </w:tc>
@@ -853,7 +853,7 @@
                 <w:color w:val="000000"/>
                 <w:sz w:val="16"/>
               </w:rPr>
-              <w:t>215C</w:t>
+              <w:t>215B</w:t>
             </w:r>
           </w:p>
         </w:tc>
@@ -893,7 +893,7 @@
                 <w:color w:val="000000"/>
                 <w:sz w:val="16"/>
               </w:rPr>
-              <w:t>2</w:t>
+              <w:t>3</w:t>
             </w:r>
           </w:p>
         </w:tc>
@@ -913,7 +913,7 @@
                 <w:color w:val="000000"/>
                 <w:sz w:val="16"/>
               </w:rPr>
-              <w:t>1</w:t>
+              <w:t>0</w:t>
             </w:r>
           </w:p>
         </w:tc>
@@ -995,7 +995,7 @@
                 <w:color w:val="000000"/>
                 <w:sz w:val="16"/>
               </w:rPr>
-              <w:t>216B</w:t>
+              <w:t>215C</w:t>
             </w:r>
           </w:p>
         </w:tc>
@@ -1015,7 +1015,7 @@
                 <w:color w:val="000000"/>
                 <w:sz w:val="16"/>
               </w:rPr>
-              <w:t>5</w:t>
+              <w:t>3</w:t>
             </w:r>
           </w:p>
         </w:tc>
@@ -1035,6 +1035,26 @@
                 <w:color w:val="000000"/>
                 <w:sz w:val="16"/>
               </w:rPr>
+              <w:t>3</w:t>
+            </w:r>
+          </w:p>
+        </w:tc>
+        <w:tc>
+          <w:tcPr>
+            <w:tcW w:type="dxa" w:w="1263"/>
+            <w:vAlign w:val="center"/>
+            <w:shd w:fill="FFFFFF"/>
+          </w:tcPr>
+          <w:p>
+            <w:pPr>
+              <w:spacing w:after="0"/>
+              <w:jc w:val="left"/>
+            </w:pPr>
+            <w:r>
+              <w:rPr>
+                <w:color w:val="000000"/>
+                <w:sz w:val="16"/>
+              </w:rPr>
               <w:t>1</w:t>
             </w:r>
           </w:p>
@@ -1055,7 +1075,7 @@
                 <w:color w:val="000000"/>
                 <w:sz w:val="16"/>
               </w:rPr>
-              <w:t>0</w:t>
+              <w:t>7</w:t>
             </w:r>
           </w:p>
         </w:tc>
@@ -1075,27 +1095,7 @@
                 <w:color w:val="000000"/>
                 <w:sz w:val="16"/>
               </w:rPr>
-              <w:t>6</w:t>
-            </w:r>
-          </w:p>
-        </w:tc>
-        <w:tc>
-          <w:tcPr>
-            <w:tcW w:type="dxa" w:w="1263"/>
-            <w:vAlign w:val="center"/>
-            <w:shd w:fill="FFFFFF"/>
-          </w:tcPr>
-          <w:p>
-            <w:pPr>
-              <w:spacing w:after="0"/>
-              <w:jc w:val="left"/>
-            </w:pPr>
-            <w:r>
-              <w:rPr>
-                <w:color w:val="000000"/>
-                <w:sz w:val="16"/>
-              </w:rPr>
-              <w:t>82</w:t>
+              <w:t>84</w:t>
             </w:r>
           </w:p>
         </w:tc>
@@ -1137,7 +1137,7 @@
                 <w:color w:val="000000"/>
                 <w:sz w:val="16"/>
               </w:rPr>
-              <w:t>221B</w:t>
+              <w:t>218A</w:t>
             </w:r>
           </w:p>
         </w:tc>
@@ -1157,6 +1157,26 @@
                 <w:color w:val="000000"/>
                 <w:sz w:val="16"/>
               </w:rPr>
+              <w:t>2</w:t>
+            </w:r>
+          </w:p>
+        </w:tc>
+        <w:tc>
+          <w:tcPr>
+            <w:tcW w:type="dxa" w:w="1263"/>
+            <w:vAlign w:val="center"/>
+            <w:shd w:fill="FFFFFF"/>
+          </w:tcPr>
+          <w:p>
+            <w:pPr>
+              <w:spacing w:after="0"/>
+              <w:jc w:val="left"/>
+            </w:pPr>
+            <w:r>
+              <w:rPr>
+                <w:color w:val="000000"/>
+                <w:sz w:val="16"/>
+              </w:rPr>
               <w:t>4</w:t>
             </w:r>
           </w:p>
@@ -1197,7 +1217,7 @@
                 <w:color w:val="000000"/>
                 <w:sz w:val="16"/>
               </w:rPr>
-              <w:t>1</w:t>
+              <w:t>7</w:t>
             </w:r>
           </w:p>
         </w:tc>
@@ -1217,27 +1237,7 @@
                 <w:color w:val="000000"/>
                 <w:sz w:val="16"/>
               </w:rPr>
-              <w:t>6</w:t>
-            </w:r>
-          </w:p>
-        </w:tc>
-        <w:tc>
-          <w:tcPr>
-            <w:tcW w:type="dxa" w:w="1263"/>
-            <w:vAlign w:val="center"/>
-            <w:shd w:fill="FFFFFF"/>
-          </w:tcPr>
-          <w:p>
-            <w:pPr>
-              <w:spacing w:after="0"/>
-              <w:jc w:val="left"/>
-            </w:pPr>
-            <w:r>
-              <w:rPr>
-                <w:color w:val="000000"/>
-                <w:sz w:val="16"/>
-              </w:rPr>
-              <w:t>72</w:t>
+              <w:t>80</w:t>
             </w:r>
           </w:p>
         </w:tc>
@@ -1279,7 +1279,7 @@
                 <w:color w:val="000000"/>
                 <w:sz w:val="16"/>
               </w:rPr>
-              <w:t>215B</w:t>
+              <w:t>215A</w:t>
             </w:r>
           </w:p>
         </w:tc>
@@ -1299,6 +1299,26 @@
                 <w:color w:val="000000"/>
                 <w:sz w:val="16"/>
               </w:rPr>
+              <w:t>4</w:t>
+            </w:r>
+          </w:p>
+        </w:tc>
+        <w:tc>
+          <w:tcPr>
+            <w:tcW w:type="dxa" w:w="1263"/>
+            <w:vAlign w:val="center"/>
+            <w:shd w:fill="FFFFFF"/>
+          </w:tcPr>
+          <w:p>
+            <w:pPr>
+              <w:spacing w:after="0"/>
+              <w:jc w:val="left"/>
+            </w:pPr>
+            <w:r>
+              <w:rPr>
+                <w:color w:val="000000"/>
+                <w:sz w:val="16"/>
+              </w:rPr>
               <w:t>3</w:t>
             </w:r>
           </w:p>
@@ -1319,7 +1339,7 @@
                 <w:color w:val="000000"/>
                 <w:sz w:val="16"/>
               </w:rPr>
-              <w:t>3</w:t>
+              <w:t>0</w:t>
             </w:r>
           </w:p>
         </w:tc>
@@ -1339,7 +1359,7 @@
                 <w:color w:val="000000"/>
                 <w:sz w:val="16"/>
               </w:rPr>
-              <w:t>0</w:t>
+              <w:t>7</w:t>
             </w:r>
           </w:p>
         </w:tc>
@@ -1359,27 +1379,7 @@
                 <w:color w:val="000000"/>
                 <w:sz w:val="16"/>
               </w:rPr>
-              <w:t>6</w:t>
-            </w:r>
-          </w:p>
-        </w:tc>
-        <w:tc>
-          <w:tcPr>
-            <w:tcW w:type="dxa" w:w="1263"/>
-            <w:vAlign w:val="center"/>
-            <w:shd w:fill="FFFFFF"/>
-          </w:tcPr>
-          <w:p>
-            <w:pPr>
-              <w:spacing w:after="0"/>
-              <w:jc w:val="left"/>
-            </w:pPr>
-            <w:r>
-              <w:rPr>
-                <w:color w:val="000000"/>
-                <w:sz w:val="16"/>
-              </w:rPr>
-              <w:t>72</w:t>
+              <w:t>74</w:t>
             </w:r>
           </w:p>
         </w:tc>
@@ -1421,7 +1421,7 @@
                 <w:color w:val="000000"/>
                 <w:sz w:val="16"/>
               </w:rPr>
-              <w:t>215A</w:t>
+              <w:t>221C</w:t>
             </w:r>
           </w:p>
         </w:tc>
@@ -1441,7 +1441,7 @@
                 <w:color w:val="000000"/>
                 <w:sz w:val="16"/>
               </w:rPr>
-              <w:t>3</w:t>
+              <w:t>4</w:t>
             </w:r>
           </w:p>
         </w:tc>
@@ -1461,7 +1461,7 @@
                 <w:color w:val="000000"/>
                 <w:sz w:val="16"/>
               </w:rPr>
-              <w:t>3</w:t>
+              <w:t>2</w:t>
             </w:r>
           </w:p>
         </w:tc>
@@ -1481,7 +1481,7 @@
                 <w:color w:val="000000"/>
                 <w:sz w:val="16"/>
               </w:rPr>
-              <w:t>0</w:t>
+              <w:t>1</w:t>
             </w:r>
           </w:p>
         </w:tc>
@@ -1501,7 +1501,7 @@
                 <w:color w:val="000000"/>
                 <w:sz w:val="16"/>
               </w:rPr>
-              <w:t>6</w:t>
+              <w:t>7</w:t>
             </w:r>
           </w:p>
         </w:tc>
@@ -1521,7 +1521,7 @@
                 <w:color w:val="000000"/>
                 <w:sz w:val="16"/>
               </w:rPr>
-              <w:t>62</w:t>
+              <w:t>74</w:t>
             </w:r>
           </w:p>
         </w:tc>
@@ -1563,7 +1563,7 @@
                 <w:color w:val="000000"/>
                 <w:sz w:val="16"/>
               </w:rPr>
-              <w:t>219</w:t>
+              <w:t>221B</w:t>
             </w:r>
           </w:p>
         </w:tc>
@@ -1583,7 +1583,7 @@
                 <w:color w:val="000000"/>
                 <w:sz w:val="16"/>
               </w:rPr>
-              <w:t>4</w:t>
+              <w:t>5</w:t>
             </w:r>
           </w:p>
         </w:tc>
@@ -1643,7 +1643,7 @@
                 <w:color w:val="000000"/>
                 <w:sz w:val="16"/>
               </w:rPr>
-              <w:t>5</w:t>
+              <w:t>6</w:t>
             </w:r>
           </w:p>
         </w:tc>
@@ -1663,7 +1663,7 @@
                 <w:color w:val="000000"/>
                 <w:sz w:val="16"/>
               </w:rPr>
-              <w:t>80</w:t>
+              <w:t>74</w:t>
             </w:r>
           </w:p>
         </w:tc>
@@ -1745,7 +1745,7 @@
                 <w:color w:val="000000"/>
                 <w:sz w:val="16"/>
               </w:rPr>
-              <w:t>0</w:t>
+              <w:t>1</w:t>
             </w:r>
           </w:p>
         </w:tc>
@@ -1785,7 +1785,7 @@
                 <w:color w:val="000000"/>
                 <w:sz w:val="16"/>
               </w:rPr>
-              <w:t>1</w:t>
+              <w:t>2</w:t>
             </w:r>
           </w:p>
         </w:tc>
@@ -1805,7 +1805,7 @@
                 <w:color w:val="000000"/>
                 <w:sz w:val="16"/>
               </w:rPr>
-              <w:t>26</w:t>
+              <w:t>36</w:t>
             </w:r>
           </w:p>
         </w:tc>
@@ -1867,7 +1867,7 @@
                 <w:color w:val="000000"/>
                 <w:sz w:val="16"/>
               </w:rPr>
-              <w:t>32</w:t>
+              <w:t>39</w:t>
             </w:r>
           </w:p>
         </w:tc>
@@ -1887,7 +1887,7 @@
                 <w:color w:val="000000"/>
                 <w:sz w:val="16"/>
               </w:rPr>
-              <w:t>35</w:t>
+              <w:t>31</w:t>
             </w:r>
           </w:p>
         </w:tc>
@@ -1907,7 +1907,7 @@
                 <w:color w:val="000000"/>
                 <w:sz w:val="16"/>
               </w:rPr>
-              <w:t>7</w:t>
+              <w:t>6</w:t>
             </w:r>
           </w:p>
         </w:tc>
@@ -1927,7 +1927,7 @@
                 <w:color w:val="000000"/>
                 <w:sz w:val="16"/>
               </w:rPr>
-              <w:t>74</w:t>
+              <w:t>76</w:t>
             </w:r>
           </w:p>
         </w:tc>
@@ -1947,7 +1947,7 @@
                 <w:color w:val="000000"/>
                 <w:sz w:val="16"/>
               </w:rPr>
-              <w:t>920</w:t>
+              <w:t>922</w:t>
             </w:r>
           </w:p>
         </w:tc>
@@ -2010,7 +2010,7 @@
       <w:r>
         <w:drawing>
           <wp:inline xmlns:a="http://schemas.openxmlformats.org/drawingml/2006/main" xmlns:pic="http://schemas.openxmlformats.org/drawingml/2006/picture">
-            <wp:extent cx="5612130" cy="7847926"/>
+            <wp:extent cx="5612130" cy="9714380"/>
             <wp:docPr id="1" name="Picture 1"/>
             <wp:cNvGraphicFramePr>
               <a:graphicFrameLocks noChangeAspect="1"/>
@@ -2031,7 +2031,7 @@
                   <pic:spPr>
                     <a:xfrm>
                       <a:off x="0" y="0"/>
-                      <a:ext cx="5612130" cy="7847926"/>
+                      <a:ext cx="5612130" cy="9714380"/>
                     </a:xfrm>
                     <a:prstGeom prst="rect"/>
                   </pic:spPr>
@@ -2187,7 +2187,7 @@
                 <w:color w:val="000000"/>
                 <w:sz w:val="16"/>
               </w:rPr>
-              <w:t>215C</w:t>
+              <w:t>215B</w:t>
             </w:r>
           </w:p>
         </w:tc>
@@ -2227,7 +2227,7 @@
                 <w:color w:val="000000"/>
                 <w:sz w:val="16"/>
               </w:rPr>
-              <w:t>Las Fresas &amp; Pje. Naranjal</w:t>
+              <w:t>Pje. Alao &amp; Quinchao</w:t>
             </w:r>
           </w:p>
         </w:tc>
@@ -2247,7 +2247,7 @@
                 <w:color w:val="000000"/>
                 <w:sz w:val="16"/>
               </w:rPr>
-              <w:t>Robo en lugar habitado</w:t>
+              <w:t>Robos violentos</w:t>
             </w:r>
           </w:p>
         </w:tc>
@@ -2269,7 +2269,7 @@
                 <w:color w:val="000000"/>
                 <w:sz w:val="16"/>
               </w:rPr>
-              <w:t>215C</w:t>
+              <w:t>215B</w:t>
             </w:r>
           </w:p>
         </w:tc>
@@ -2309,7 +2309,7 @@
                 <w:color w:val="000000"/>
                 <w:sz w:val="16"/>
               </w:rPr>
-              <w:t>El Viento Norte &amp; Pje. El Granizo</w:t>
+              <w:t>Pje. Mario Recordón &amp; Pje. Robin Hood</w:t>
             </w:r>
           </w:p>
         </w:tc>
@@ -2329,7 +2329,7 @@
                 <w:color w:val="000000"/>
                 <w:sz w:val="16"/>
               </w:rPr>
-              <w:t>Alcohol y drogas en vía pública</w:t>
+              <w:t>Robo en lugar habitado</w:t>
             </w:r>
           </w:p>
         </w:tc>
@@ -2351,7 +2351,7 @@
                 <w:color w:val="000000"/>
                 <w:sz w:val="16"/>
               </w:rPr>
-              <w:t>215C</w:t>
+              <w:t>215B</w:t>
             </w:r>
           </w:p>
         </w:tc>
@@ -2391,7 +2391,7 @@
                 <w:color w:val="000000"/>
                 <w:sz w:val="16"/>
               </w:rPr>
-              <w:t>Av. Isabel Riquelme &amp; Raimundo Tupper</w:t>
+              <w:t>La Estrella &amp; Pje. Juanita Weber</w:t>
             </w:r>
           </w:p>
         </w:tc>
@@ -2411,7 +2411,7 @@
                 <w:color w:val="000000"/>
                 <w:sz w:val="16"/>
               </w:rPr>
-              <w:t>Robos violentos</w:t>
+              <w:t>Robo en lugar habitado</w:t>
             </w:r>
           </w:p>
         </w:tc>
@@ -2433,7 +2433,7 @@
                 <w:color w:val="000000"/>
                 <w:sz w:val="16"/>
               </w:rPr>
-              <w:t>215C</w:t>
+              <w:t>215B</w:t>
             </w:r>
           </w:p>
         </w:tc>
@@ -2473,171 +2473,7 @@
                 <w:color w:val="000000"/>
                 <w:sz w:val="16"/>
               </w:rPr>
-              <w:t>Av. Isabel Riquelme &amp; Av. Sta. Rosa</w:t>
-            </w:r>
-          </w:p>
-        </w:tc>
-        <w:tc>
-          <w:tcPr>
-            <w:tcW w:type="dxa" w:w="2952"/>
-            <w:vAlign w:val="center"/>
-            <w:shd w:fill="FFFFFF"/>
-          </w:tcPr>
-          <w:p>
-            <w:pPr>
-              <w:spacing w:after="0"/>
-              <w:jc w:val="left"/>
-            </w:pPr>
-            <w:r>
-              <w:rPr>
-                <w:color w:val="000000"/>
-                <w:sz w:val="16"/>
-              </w:rPr>
-              <w:t>Robos violentos</w:t>
-            </w:r>
-          </w:p>
-        </w:tc>
-      </w:tr>
-      <w:tr>
-        <w:tc>
-          <w:tcPr>
-            <w:tcW w:type="dxa" w:w="1037"/>
-            <w:vAlign w:val="center"/>
-            <w:shd w:fill="FFFFFF"/>
-          </w:tcPr>
-          <w:p>
-            <w:pPr>
-              <w:spacing w:after="0"/>
-              <w:jc w:val="left"/>
-            </w:pPr>
-            <w:r>
-              <w:rPr>
-                <w:color w:val="000000"/>
-                <w:sz w:val="16"/>
-              </w:rPr>
-              <w:t>215C</w:t>
-            </w:r>
-          </w:p>
-        </w:tc>
-        <w:tc>
-          <w:tcPr>
-            <w:tcW w:type="dxa" w:w="662"/>
-            <w:vAlign w:val="center"/>
-            <w:shd w:fill="FFFFFF"/>
-          </w:tcPr>
-          <w:p>
-            <w:pPr>
-              <w:spacing w:after="0"/>
-              <w:jc w:val="left"/>
-            </w:pPr>
-            <w:r>
-              <w:rPr>
-                <w:color w:val="000000"/>
-                <w:sz w:val="16"/>
-              </w:rPr>
-              <w:t>5</w:t>
-            </w:r>
-          </w:p>
-        </w:tc>
-        <w:tc>
-          <w:tcPr>
-            <w:tcW w:type="dxa" w:w="4680"/>
-            <w:vAlign w:val="center"/>
-            <w:shd w:fill="FFFFFF"/>
-          </w:tcPr>
-          <w:p>
-            <w:pPr>
-              <w:spacing w:after="0"/>
-              <w:jc w:val="left"/>
-            </w:pPr>
-            <w:r>
-              <w:rPr>
-                <w:color w:val="000000"/>
-                <w:sz w:val="16"/>
-              </w:rPr>
-              <w:t>Av. Simón Bolívar &amp; Av. Sta. Rosa</w:t>
-            </w:r>
-          </w:p>
-        </w:tc>
-        <w:tc>
-          <w:tcPr>
-            <w:tcW w:type="dxa" w:w="2952"/>
-            <w:vAlign w:val="center"/>
-            <w:shd w:fill="FFFFFF"/>
-          </w:tcPr>
-          <w:p>
-            <w:pPr>
-              <w:spacing w:after="0"/>
-              <w:jc w:val="left"/>
-            </w:pPr>
-            <w:r>
-              <w:rPr>
-                <w:color w:val="000000"/>
-                <w:sz w:val="16"/>
-              </w:rPr>
-              <w:t>Robos violentos</w:t>
-            </w:r>
-          </w:p>
-        </w:tc>
-      </w:tr>
-      <w:tr>
-        <w:tc>
-          <w:tcPr>
-            <w:tcW w:type="dxa" w:w="1037"/>
-            <w:vAlign w:val="center"/>
-            <w:shd w:fill="FFFFFF"/>
-          </w:tcPr>
-          <w:p>
-            <w:pPr>
-              <w:spacing w:after="0"/>
-              <w:jc w:val="left"/>
-            </w:pPr>
-            <w:r>
-              <w:rPr>
-                <w:color w:val="000000"/>
-                <w:sz w:val="16"/>
-              </w:rPr>
-              <w:t>215C</w:t>
-            </w:r>
-          </w:p>
-        </w:tc>
-        <w:tc>
-          <w:tcPr>
-            <w:tcW w:type="dxa" w:w="662"/>
-            <w:vAlign w:val="center"/>
-            <w:shd w:fill="FFFFFF"/>
-          </w:tcPr>
-          <w:p>
-            <w:pPr>
-              <w:spacing w:after="0"/>
-              <w:jc w:val="left"/>
-            </w:pPr>
-            <w:r>
-              <w:rPr>
-                <w:color w:val="000000"/>
-                <w:sz w:val="16"/>
-              </w:rPr>
-              <w:t>6</w:t>
-            </w:r>
-          </w:p>
-        </w:tc>
-        <w:tc>
-          <w:tcPr>
-            <w:tcW w:type="dxa" w:w="4680"/>
-            <w:vAlign w:val="center"/>
-            <w:shd w:fill="FFFFFF"/>
-          </w:tcPr>
-          <w:p>
-            <w:pPr>
-              <w:spacing w:after="0"/>
-              <w:jc w:val="left"/>
-            </w:pPr>
-            <w:r>
-              <w:rPr>
-                <w:color w:val="000000"/>
-                <w:sz w:val="16"/>
-              </w:rPr>
-              <w:t>Gredos &amp; Isabel Riquelme</w:t>
+              <w:t>Amazonia &amp; Quisqueya</w:t>
             </w:r>
           </w:p>
         </w:tc>
@@ -2682,7 +2518,7 @@
                 <w:color w:val="000000"/>
                 <w:sz w:val="16"/>
               </w:rPr>
-              <w:t>217A</w:t>
+              <w:t>216B</w:t>
             </w:r>
           </w:p>
         </w:tc>
@@ -2728,7 +2564,7 @@
                 <w:color w:val="000000"/>
                 <w:sz w:val="16"/>
               </w:rPr>
-              <w:t>Pdte. Germán Riesco &amp; Sta. Amanda</w:t>
+              <w:t>Isabel Riquelme &amp; Juan José Rivera</w:t>
             </w:r>
           </w:p>
         </w:tc>
@@ -2751,7 +2587,7 @@
                 <w:color w:val="000000"/>
                 <w:sz w:val="16"/>
               </w:rPr>
-              <w:t>Robo en lugar habitado</w:t>
+              <w:t>Robos violentos</w:t>
             </w:r>
           </w:p>
         </w:tc>
@@ -2773,7 +2609,7 @@
                 <w:color w:val="000000"/>
                 <w:sz w:val="16"/>
               </w:rPr>
-              <w:t>217A</w:t>
+              <w:t>216B</w:t>
             </w:r>
           </w:p>
         </w:tc>
@@ -2813,7 +2649,7 @@
                 <w:color w:val="000000"/>
                 <w:sz w:val="16"/>
               </w:rPr>
-              <w:t>Av. Segunda Transversal &amp; Nostradamus</w:t>
+              <w:t>Boldomávida &amp; Boldomávida Interior</w:t>
             </w:r>
           </w:p>
         </w:tc>
@@ -2833,7 +2669,7 @@
                 <w:color w:val="000000"/>
                 <w:sz w:val="16"/>
               </w:rPr>
-              <w:t>Alcohol y drogas en vía pública</w:t>
+              <w:t>Robo en lugar habitado</w:t>
             </w:r>
           </w:p>
         </w:tc>
@@ -2855,7 +2691,7 @@
                 <w:color w:val="000000"/>
                 <w:sz w:val="16"/>
               </w:rPr>
-              <w:t>217A</w:t>
+              <w:t>216B</w:t>
             </w:r>
           </w:p>
         </w:tc>
@@ -2895,7 +2731,7 @@
                 <w:color w:val="000000"/>
                 <w:sz w:val="16"/>
               </w:rPr>
-              <w:t>Av. Central Gonzalo Pérez Llona &amp; Galvarino Rivero</w:t>
+              <w:t>Doquilla &amp; Las Flores</w:t>
             </w:r>
           </w:p>
         </w:tc>
@@ -2915,7 +2751,7 @@
                 <w:color w:val="000000"/>
                 <w:sz w:val="16"/>
               </w:rPr>
-              <w:t>Robo en lugar habitado</w:t>
+              <w:t>Robos violentos</w:t>
             </w:r>
           </w:p>
         </w:tc>
@@ -2937,7 +2773,7 @@
                 <w:color w:val="000000"/>
                 <w:sz w:val="16"/>
               </w:rPr>
-              <w:t>217A</w:t>
+              <w:t>216B</w:t>
             </w:r>
           </w:p>
         </w:tc>
@@ -2977,7 +2813,7 @@
                 <w:color w:val="000000"/>
                 <w:sz w:val="16"/>
               </w:rPr>
-              <w:t>1 Sur &amp; Primera Transversal</w:t>
+              <w:t>Diez De Julio Huamachuco &amp; Victoria De Abril</w:t>
             </w:r>
           </w:p>
         </w:tc>
@@ -2997,7 +2833,7 @@
                 <w:color w:val="000000"/>
                 <w:sz w:val="16"/>
               </w:rPr>
-              <w:t>Robo en lugar habitado</w:t>
+              <w:t>Robos violentos</w:t>
             </w:r>
           </w:p>
         </w:tc>
@@ -3019,7 +2855,7 @@
                 <w:color w:val="000000"/>
                 <w:sz w:val="16"/>
               </w:rPr>
-              <w:t>217A</w:t>
+              <w:t>216B</w:t>
             </w:r>
           </w:p>
         </w:tc>
@@ -3059,7 +2895,7 @@
                 <w:color w:val="000000"/>
                 <w:sz w:val="16"/>
               </w:rPr>
-              <w:t>Av. Segunda Transversal &amp; El Alto</w:t>
+              <w:t>Av. La Sinfonía &amp; Pje. Teatro Princesa</w:t>
             </w:r>
           </w:p>
         </w:tc>
@@ -3079,7 +2915,7 @@
                 <w:color w:val="000000"/>
                 <w:sz w:val="16"/>
               </w:rPr>
-              <w:t>Robo en lugar habitado</w:t>
+              <w:t>Alcohol y drogas en vía pública</w:t>
             </w:r>
           </w:p>
         </w:tc>
@@ -3101,7 +2937,7 @@
                 <w:color w:val="000000"/>
                 <w:sz w:val="16"/>
               </w:rPr>
-              <w:t>217A</w:t>
+              <w:t>216B</w:t>
             </w:r>
           </w:p>
         </w:tc>
@@ -3141,7 +2977,7 @@
                 <w:color w:val="000000"/>
                 <w:sz w:val="16"/>
               </w:rPr>
-              <w:t>Jorge Fernández &amp; Pje. Sol Naciente</w:t>
+              <w:t>Av. La Sinfonía &amp; Teatro Municipal</w:t>
             </w:r>
           </w:p>
         </w:tc>
@@ -3186,7 +3022,7 @@
                 <w:color w:val="000000"/>
                 <w:sz w:val="16"/>
               </w:rPr>
-              <w:t>218A</w:t>
+              <w:t>217A</w:t>
             </w:r>
           </w:p>
         </w:tc>
@@ -3232,7 +3068,7 @@
                 <w:color w:val="000000"/>
                 <w:sz w:val="16"/>
               </w:rPr>
-              <w:t>Av. La Farfana &amp; Callejón La Farfana</w:t>
+              <w:t>Pdte. Germán Riesco &amp; Sta. Amanda</w:t>
             </w:r>
           </w:p>
         </w:tc>
@@ -3255,7 +3091,7 @@
                 <w:color w:val="000000"/>
                 <w:sz w:val="16"/>
               </w:rPr>
-              <w:t>Robos violentos</w:t>
+              <w:t>Robo en lugar habitado</w:t>
             </w:r>
           </w:p>
         </w:tc>
@@ -3277,7 +3113,7 @@
                 <w:color w:val="000000"/>
                 <w:sz w:val="16"/>
               </w:rPr>
-              <w:t>218A</w:t>
+              <w:t>217A</w:t>
             </w:r>
           </w:p>
         </w:tc>
@@ -3317,7 +3153,7 @@
                 <w:color w:val="000000"/>
                 <w:sz w:val="16"/>
               </w:rPr>
-              <w:t>Av. De La Victoria &amp; Pje. Victoria 6</w:t>
+              <w:t>Av. Central Gonzalo Pérez Llona &amp; Galvarino Rivero</w:t>
             </w:r>
           </w:p>
         </w:tc>
@@ -3359,7 +3195,7 @@
                 <w:color w:val="000000"/>
                 <w:sz w:val="16"/>
               </w:rPr>
-              <w:t>218A</w:t>
+              <w:t>217A</w:t>
             </w:r>
           </w:p>
         </w:tc>
@@ -3399,7 +3235,7 @@
                 <w:color w:val="000000"/>
                 <w:sz w:val="16"/>
               </w:rPr>
-              <w:t>Hernán Bravo Cruz &amp; Pje. Pudeto</w:t>
+              <w:t>El Sol &amp; Luis Gandarillas</w:t>
             </w:r>
           </w:p>
         </w:tc>
@@ -3419,7 +3255,7 @@
                 <w:color w:val="000000"/>
                 <w:sz w:val="16"/>
               </w:rPr>
-              <w:t>Robos violentos</w:t>
+              <w:t>Robo en lugar habitado</w:t>
             </w:r>
           </w:p>
         </w:tc>
@@ -3441,7 +3277,7 @@
                 <w:color w:val="000000"/>
                 <w:sz w:val="16"/>
               </w:rPr>
-              <w:t>218A</w:t>
+              <w:t>217A</w:t>
             </w:r>
           </w:p>
         </w:tc>
@@ -3481,7 +3317,7 @@
                 <w:color w:val="000000"/>
                 <w:sz w:val="16"/>
               </w:rPr>
-              <w:t>Caupolicán &amp; Curiñaca</w:t>
+              <w:t>Bailén &amp; Luis Gandarillas</w:t>
             </w:r>
           </w:p>
         </w:tc>
@@ -3523,7 +3359,7 @@
                 <w:color w:val="000000"/>
                 <w:sz w:val="16"/>
               </w:rPr>
-              <w:t>218A</w:t>
+              <w:t>217A</w:t>
             </w:r>
           </w:p>
         </w:tc>
@@ -3563,7 +3399,7 @@
                 <w:color w:val="000000"/>
                 <w:sz w:val="16"/>
               </w:rPr>
-              <w:t>La Capitanía &amp; Libertad</w:t>
+              <w:t>Av. Segunda Transversal &amp; El Alto</w:t>
             </w:r>
           </w:p>
         </w:tc>
@@ -3583,7 +3419,7 @@
                 <w:color w:val="000000"/>
                 <w:sz w:val="16"/>
               </w:rPr>
-              <w:t>Alcohol y drogas en vía pública</w:t>
+              <w:t>Robo en lugar habitado</w:t>
             </w:r>
           </w:p>
         </w:tc>
@@ -3605,7 +3441,7 @@
                 <w:color w:val="000000"/>
                 <w:sz w:val="16"/>
               </w:rPr>
-              <w:t>218A</w:t>
+              <w:t>217A</w:t>
             </w:r>
           </w:p>
         </w:tc>
@@ -3645,7 +3481,7 @@
                 <w:color w:val="000000"/>
                 <w:sz w:val="16"/>
               </w:rPr>
-              <w:t>Av. Los Pajaritos &amp; Centenario</w:t>
+              <w:t>Jorge Fernández &amp; Pje. Sol Naciente</w:t>
             </w:r>
           </w:p>
         </w:tc>
@@ -3665,7 +3501,7 @@
                 <w:color w:val="000000"/>
                 <w:sz w:val="16"/>
               </w:rPr>
-              <w:t>Robo en lugar habitado</w:t>
+              <w:t>Robos violentos</w:t>
             </w:r>
           </w:p>
         </w:tc>
@@ -3821,7 +3657,7 @@
                 <w:color w:val="000000"/>
                 <w:sz w:val="16"/>
               </w:rPr>
-              <w:t>Diego De Almagro &amp; Pje. 2</w:t>
+              <w:t>Diderot &amp; San José</w:t>
             </w:r>
           </w:p>
         </w:tc>
@@ -3841,7 +3677,7 @@
                 <w:color w:val="000000"/>
                 <w:sz w:val="16"/>
               </w:rPr>
-              <w:t>Robo en lugar habitado</w:t>
+              <w:t>Robos violentos</w:t>
             </w:r>
           </w:p>
         </w:tc>
@@ -3903,7 +3739,7 @@
                 <w:color w:val="000000"/>
                 <w:sz w:val="16"/>
               </w:rPr>
-              <w:t>Pje. Cardenal Samoré &amp; República</w:t>
+              <w:t>Diego De Almagro &amp; Pje. 2</w:t>
             </w:r>
           </w:p>
         </w:tc>
@@ -3923,7 +3759,7 @@
                 <w:color w:val="000000"/>
                 <w:sz w:val="16"/>
               </w:rPr>
-              <w:t>Robo en lugar habitado</w:t>
+              <w:t>Robos violentos</w:t>
             </w:r>
           </w:p>
         </w:tc>
@@ -3985,7 +3821,7 @@
                 <w:color w:val="000000"/>
                 <w:sz w:val="16"/>
               </w:rPr>
-              <w:t>Del Rey &amp; Las Tinajas</w:t>
+              <w:t>Del Rey &amp; Pje. Las Reinas</w:t>
             </w:r>
           </w:p>
         </w:tc>
@@ -4087,7 +3923,7 @@
                 <w:color w:val="000000"/>
                 <w:sz w:val="16"/>
               </w:rPr>
-              <w:t>Robo en lugar habitado</w:t>
+              <w:t>Robos violentos</w:t>
             </w:r>
           </w:p>
         </w:tc>
@@ -4149,7 +3985,7 @@
                 <w:color w:val="000000"/>
                 <w:sz w:val="16"/>
               </w:rPr>
-              <w:t>El Cid &amp; Pje. Las Artes</w:t>
+              <w:t>Pje. El Príncipe &amp; Pje. Las Artes</w:t>
             </w:r>
           </w:p>
         </w:tc>
@@ -4194,7 +4030,7 @@
                 <w:color w:val="000000"/>
                 <w:sz w:val="16"/>
               </w:rPr>
-              <w:t>221A</w:t>
+              <w:t>222A</w:t>
             </w:r>
           </w:p>
         </w:tc>
@@ -4240,7 +4076,7 @@
                 <w:color w:val="000000"/>
                 <w:sz w:val="16"/>
               </w:rPr>
-              <w:t>Coltauco &amp; Llay-Llay</w:t>
+              <w:t>Las Golondrinas &amp; Las Golondrinas Poniente</w:t>
             </w:r>
           </w:p>
         </w:tc>
@@ -4263,7 +4099,7 @@
                 <w:color w:val="000000"/>
                 <w:sz w:val="16"/>
               </w:rPr>
-              <w:t>Robo en lugar habitado</w:t>
+              <w:t>Robos violentos</w:t>
             </w:r>
           </w:p>
         </w:tc>
@@ -4285,7 +4121,7 @@
                 <w:color w:val="000000"/>
                 <w:sz w:val="16"/>
               </w:rPr>
-              <w:t>221A</w:t>
+              <w:t>222A</w:t>
             </w:r>
           </w:p>
         </w:tc>
@@ -4325,7 +4161,7 @@
                 <w:color w:val="000000"/>
                 <w:sz w:val="16"/>
               </w:rPr>
-              <w:t>Av. 4 Poniente &amp; Francisco Flores Del Campo</w:t>
+              <w:t>Monte Aconcagua &amp; Quintero</w:t>
             </w:r>
           </w:p>
         </w:tc>
@@ -4345,7 +4181,7 @@
                 <w:color w:val="000000"/>
                 <w:sz w:val="16"/>
               </w:rPr>
-              <w:t>Robo en lugar habitado</w:t>
+              <w:t>Robos violentos</w:t>
             </w:r>
           </w:p>
         </w:tc>
@@ -4367,7 +4203,7 @@
                 <w:color w:val="000000"/>
                 <w:sz w:val="16"/>
               </w:rPr>
-              <w:t>221A</w:t>
+              <w:t>222A</w:t>
             </w:r>
           </w:p>
         </w:tc>
@@ -4407,7 +4243,7 @@
                 <w:color w:val="000000"/>
                 <w:sz w:val="16"/>
               </w:rPr>
-              <w:t>Av. 4 Poniente &amp; Av. Pdte. Gabriel González Videla</w:t>
+              <w:t>3 Norte &amp; Lanco</w:t>
             </w:r>
           </w:p>
         </w:tc>
@@ -4449,7 +4285,7 @@
                 <w:color w:val="000000"/>
                 <w:sz w:val="16"/>
               </w:rPr>
-              <w:t>221A</w:t>
+              <w:t>222A</w:t>
             </w:r>
           </w:p>
         </w:tc>
@@ -4489,7 +4325,7 @@
                 <w:color w:val="000000"/>
                 <w:sz w:val="16"/>
               </w:rPr>
-              <w:t>Camino El Bosque &amp; San Manuel</w:t>
+              <w:t>Las Golondrinas &amp; Sagrado Corazón</w:t>
             </w:r>
           </w:p>
         </w:tc>
@@ -4531,7 +4367,7 @@
                 <w:color w:val="000000"/>
                 <w:sz w:val="16"/>
               </w:rPr>
-              <w:t>221A</w:t>
+              <w:t>222A</w:t>
             </w:r>
           </w:p>
         </w:tc>
@@ -4571,7 +4407,7 @@
                 <w:color w:val="000000"/>
                 <w:sz w:val="16"/>
               </w:rPr>
-              <w:t>Lago Las Torres Poniente &amp; Prolongación Hernán Díaz Arrieta Sur</w:t>
+              <w:t>Av. Lumen &amp; Pje. Camino La Pira</w:t>
             </w:r>
           </w:p>
         </w:tc>
@@ -4591,7 +4427,7 @@
                 <w:color w:val="000000"/>
                 <w:sz w:val="16"/>
               </w:rPr>
-              <w:t>Robo en lugar habitado</w:t>
+              <w:t>Robos violentos</w:t>
             </w:r>
           </w:p>
         </w:tc>
@@ -4613,7 +4449,7 @@
                 <w:color w:val="000000"/>
                 <w:sz w:val="16"/>
               </w:rPr>
-              <w:t>221A</w:t>
+              <w:t>222A</w:t>
             </w:r>
           </w:p>
         </w:tc>
@@ -4653,7 +4489,7 @@
                 <w:color w:val="000000"/>
                 <w:sz w:val="16"/>
               </w:rPr>
-              <w:t>Germán Garcés &amp; La Galaxia</w:t>
+              <w:t>Av. Lumen &amp; Pje. Yukón</w:t>
             </w:r>
           </w:p>
         </w:tc>
@@ -4673,7 +4509,7 @@
                 <w:color w:val="000000"/>
                 <w:sz w:val="16"/>
               </w:rPr>
-              <w:t>Robo en lugar habitado</w:t>
+              <w:t>Robos violentos</w:t>
             </w:r>
           </w:p>
         </w:tc>
@@ -5101,7 +4937,7 @@
                 <w:color w:val="000000"/>
                 <w:sz w:val="16"/>
               </w:rPr>
-              <w:t>Av. Los Pajaritos &amp; Escritor Jorge Inostroza</w:t>
+              <w:t>Av. Américo Vespucio &amp; Av. Los Pajaritos</w:t>
             </w:r>
           </w:p>
         </w:tc>
@@ -5146,7 +4982,7 @@
                 <w:color w:val="000000"/>
                 <w:sz w:val="16"/>
               </w:rPr>
-              <w:t>215B</w:t>
+              <w:t>215C</w:t>
             </w:r>
           </w:p>
         </w:tc>
@@ -5192,7 +5028,7 @@
                 <w:color w:val="000000"/>
                 <w:sz w:val="16"/>
               </w:rPr>
-              <w:t>Butachauques &amp; Ingeniero Pedro Gallo</w:t>
+              <w:t>Las Fresas &amp; Pje. Naranjal</w:t>
             </w:r>
           </w:p>
         </w:tc>
@@ -5215,7 +5051,7 @@
                 <w:color w:val="000000"/>
                 <w:sz w:val="16"/>
               </w:rPr>
-              <w:t>Robos violentos</w:t>
+              <w:t>Robo en lugar habitado</w:t>
             </w:r>
           </w:p>
         </w:tc>
@@ -5237,7 +5073,7 @@
                 <w:color w:val="000000"/>
                 <w:sz w:val="16"/>
               </w:rPr>
-              <w:t>215B</w:t>
+              <w:t>215C</w:t>
             </w:r>
           </w:p>
         </w:tc>
@@ -5277,7 +5113,7 @@
                 <w:color w:val="000000"/>
                 <w:sz w:val="16"/>
               </w:rPr>
-              <w:t>Leonardo Da Vinci &amp; Pje. Bandurria Azul</w:t>
+              <w:t>El Viento Norte &amp; Pje. El Granizo</w:t>
             </w:r>
           </w:p>
         </w:tc>
@@ -5297,7 +5133,7 @@
                 <w:color w:val="000000"/>
                 <w:sz w:val="16"/>
               </w:rPr>
-              <w:t>Robos violentos</w:t>
+              <w:t>Alcohol y drogas en vía pública</w:t>
             </w:r>
           </w:p>
         </w:tc>
@@ -5319,7 +5155,7 @@
                 <w:color w:val="000000"/>
                 <w:sz w:val="16"/>
               </w:rPr>
-              <w:t>215B</w:t>
+              <w:t>215C</w:t>
             </w:r>
           </w:p>
         </w:tc>
@@ -5359,7 +5195,7 @@
                 <w:color w:val="000000"/>
                 <w:sz w:val="16"/>
               </w:rPr>
-              <w:t>Gustavo Eiffel &amp; Pje. La Curruca</w:t>
+              <w:t>Av. Isabel Riquelme &amp; Raimundo Tupper</w:t>
             </w:r>
           </w:p>
         </w:tc>
@@ -5401,7 +5237,7 @@
                 <w:color w:val="000000"/>
                 <w:sz w:val="16"/>
               </w:rPr>
-              <w:t>215B</w:t>
+              <w:t>215C</w:t>
             </w:r>
           </w:p>
         </w:tc>
@@ -5441,7 +5277,7 @@
                 <w:color w:val="000000"/>
                 <w:sz w:val="16"/>
               </w:rPr>
-              <w:t>Pje. Mario Recordón &amp; Pje. Robin Hood</w:t>
+              <w:t>Av. Isabel Riquelme &amp; Av. Sta. Rosa</w:t>
             </w:r>
           </w:p>
         </w:tc>
@@ -5461,7 +5297,7 @@
                 <w:color w:val="000000"/>
                 <w:sz w:val="16"/>
               </w:rPr>
-              <w:t>Robo en lugar habitado</w:t>
+              <w:t>Robos violentos</w:t>
             </w:r>
           </w:p>
         </w:tc>
@@ -5483,7 +5319,7 @@
                 <w:color w:val="000000"/>
                 <w:sz w:val="16"/>
               </w:rPr>
-              <w:t>215B</w:t>
+              <w:t>215C</w:t>
             </w:r>
           </w:p>
         </w:tc>
@@ -5523,7 +5359,7 @@
                 <w:color w:val="000000"/>
                 <w:sz w:val="16"/>
               </w:rPr>
-              <w:t>La Estrella &amp; Pje. Juanita Weber</w:t>
+              <w:t>Av. Simón Bolívar &amp; Av. Sta. Rosa</w:t>
             </w:r>
           </w:p>
         </w:tc>
@@ -5543,7 +5379,89 @@
                 <w:color w:val="000000"/>
                 <w:sz w:val="16"/>
               </w:rPr>
-              <w:t>Robo en lugar habitado</w:t>
+              <w:t>Robos violentos</w:t>
+            </w:r>
+          </w:p>
+        </w:tc>
+      </w:tr>
+      <w:tr>
+        <w:tc>
+          <w:tcPr>
+            <w:tcW w:type="dxa" w:w="1037"/>
+            <w:vAlign w:val="center"/>
+            <w:shd w:fill="FFFFFF"/>
+          </w:tcPr>
+          <w:p>
+            <w:pPr>
+              <w:spacing w:after="0"/>
+              <w:jc w:val="left"/>
+            </w:pPr>
+            <w:r>
+              <w:rPr>
+                <w:color w:val="000000"/>
+                <w:sz w:val="16"/>
+              </w:rPr>
+              <w:t>215C</w:t>
+            </w:r>
+          </w:p>
+        </w:tc>
+        <w:tc>
+          <w:tcPr>
+            <w:tcW w:type="dxa" w:w="662"/>
+            <w:vAlign w:val="center"/>
+            <w:shd w:fill="FFFFFF"/>
+          </w:tcPr>
+          <w:p>
+            <w:pPr>
+              <w:spacing w:after="0"/>
+              <w:jc w:val="left"/>
+            </w:pPr>
+            <w:r>
+              <w:rPr>
+                <w:color w:val="000000"/>
+                <w:sz w:val="16"/>
+              </w:rPr>
+              <w:t>6</w:t>
+            </w:r>
+          </w:p>
+        </w:tc>
+        <w:tc>
+          <w:tcPr>
+            <w:tcW w:type="dxa" w:w="4680"/>
+            <w:vAlign w:val="center"/>
+            <w:shd w:fill="FFFFFF"/>
+          </w:tcPr>
+          <w:p>
+            <w:pPr>
+              <w:spacing w:after="0"/>
+              <w:jc w:val="left"/>
+            </w:pPr>
+            <w:r>
+              <w:rPr>
+                <w:color w:val="000000"/>
+                <w:sz w:val="16"/>
+              </w:rPr>
+              <w:t>Gredos &amp; Isabel Riquelme</w:t>
+            </w:r>
+          </w:p>
+        </w:tc>
+        <w:tc>
+          <w:tcPr>
+            <w:tcW w:type="dxa" w:w="2952"/>
+            <w:vAlign w:val="center"/>
+            <w:shd w:fill="FFFFFF"/>
+          </w:tcPr>
+          <w:p>
+            <w:pPr>
+              <w:spacing w:after="0"/>
+              <w:jc w:val="left"/>
+            </w:pPr>
+            <w:r>
+              <w:rPr>
+                <w:color w:val="000000"/>
+                <w:sz w:val="16"/>
+              </w:rPr>
+              <w:t>Robos violentos</w:t>
             </w:r>
           </w:p>
         </w:tc>
@@ -5568,7 +5486,7 @@
                 <w:color w:val="000000"/>
                 <w:sz w:val="16"/>
               </w:rPr>
-              <w:t>216B</w:t>
+              <w:t>218A</w:t>
             </w:r>
           </w:p>
         </w:tc>
@@ -5614,7 +5532,7 @@
                 <w:color w:val="000000"/>
                 <w:sz w:val="16"/>
               </w:rPr>
-              <w:t>Isabel Riquelme &amp; Juan José Rivera</w:t>
+              <w:t>Av. La Farfana &amp; Callejón La Farfana</w:t>
             </w:r>
           </w:p>
         </w:tc>
@@ -5659,7 +5577,7 @@
                 <w:color w:val="000000"/>
                 <w:sz w:val="16"/>
               </w:rPr>
-              <w:t>216B</w:t>
+              <w:t>218A</w:t>
             </w:r>
           </w:p>
         </w:tc>
@@ -5699,7 +5617,7 @@
                 <w:color w:val="000000"/>
                 <w:sz w:val="16"/>
               </w:rPr>
-              <w:t>Boldomávida &amp; Boldomávida Interior</w:t>
+              <w:t>Av. De La Victoria &amp; Pje. Victoria 6</w:t>
             </w:r>
           </w:p>
         </w:tc>
@@ -5741,7 +5659,7 @@
                 <w:color w:val="000000"/>
                 <w:sz w:val="16"/>
               </w:rPr>
-              <w:t>216B</w:t>
+              <w:t>218A</w:t>
             </w:r>
           </w:p>
         </w:tc>
@@ -5781,7 +5699,7 @@
                 <w:color w:val="000000"/>
                 <w:sz w:val="16"/>
               </w:rPr>
-              <w:t>Doquilla &amp; Las Flores</w:t>
+              <w:t>Asunción &amp; Trinidad</w:t>
             </w:r>
           </w:p>
         </w:tc>
@@ -5801,7 +5719,7 @@
                 <w:color w:val="000000"/>
                 <w:sz w:val="16"/>
               </w:rPr>
-              <w:t>Robos violentos</w:t>
+              <w:t>Robo en lugar habitado</w:t>
             </w:r>
           </w:p>
         </w:tc>
@@ -5823,7 +5741,7 @@
                 <w:color w:val="000000"/>
                 <w:sz w:val="16"/>
               </w:rPr>
-              <w:t>216B</w:t>
+              <w:t>218A</w:t>
             </w:r>
           </w:p>
         </w:tc>
@@ -5863,7 +5781,7 @@
                 <w:color w:val="000000"/>
                 <w:sz w:val="16"/>
               </w:rPr>
-              <w:t>Las Camelias &amp; Mar De Chile</w:t>
+              <w:t>Caupolicán &amp; Curiñaca</w:t>
             </w:r>
           </w:p>
         </w:tc>
@@ -5883,7 +5801,7 @@
                 <w:color w:val="000000"/>
                 <w:sz w:val="16"/>
               </w:rPr>
-              <w:t>Robos violentos</w:t>
+              <w:t>Robo en lugar habitado</w:t>
             </w:r>
           </w:p>
         </w:tc>
@@ -5905,7 +5823,7 @@
                 <w:color w:val="000000"/>
                 <w:sz w:val="16"/>
               </w:rPr>
-              <w:t>216B</w:t>
+              <w:t>218A</w:t>
             </w:r>
           </w:p>
         </w:tc>
@@ -5945,7 +5863,7 @@
                 <w:color w:val="000000"/>
                 <w:sz w:val="16"/>
               </w:rPr>
-              <w:t>Av. El Rosal &amp; Las Achileas</w:t>
+              <w:t>La Capitanía &amp; Libertad</w:t>
             </w:r>
           </w:p>
         </w:tc>
@@ -5965,7 +5883,7 @@
                 <w:color w:val="000000"/>
                 <w:sz w:val="16"/>
               </w:rPr>
-              <w:t>Robos violentos</w:t>
+              <w:t>Alcohol y drogas en vía pública</w:t>
             </w:r>
           </w:p>
         </w:tc>
@@ -5987,7 +5905,7 @@
                 <w:color w:val="000000"/>
                 <w:sz w:val="16"/>
               </w:rPr>
-              <w:t>216B</w:t>
+              <w:t>218A</w:t>
             </w:r>
           </w:p>
         </w:tc>
@@ -6027,7 +5945,7 @@
                 <w:color w:val="000000"/>
                 <w:sz w:val="16"/>
               </w:rPr>
-              <w:t>Pje. Templo Votivo &amp; Victoria De Abril</w:t>
+              <w:t>Av. Los Pajaritos &amp; Centenario</w:t>
             </w:r>
           </w:p>
         </w:tc>
@@ -6047,7 +5965,7 @@
                 <w:color w:val="000000"/>
                 <w:sz w:val="16"/>
               </w:rPr>
-              <w:t>Robos violentos</w:t>
+              <w:t>Robo en lugar habitado</w:t>
             </w:r>
           </w:p>
         </w:tc>
@@ -6072,7 +5990,7 @@
                 <w:color w:val="000000"/>
                 <w:sz w:val="16"/>
               </w:rPr>
-              <w:t>219</w:t>
+              <w:t>221B</w:t>
             </w:r>
           </w:p>
         </w:tc>
@@ -6118,7 +6036,7 @@
                 <w:color w:val="000000"/>
                 <w:sz w:val="16"/>
               </w:rPr>
-              <w:t>Pje. La Moneda &amp; Pje. Monjas Francesas</w:t>
+              <w:t>Julio Verne &amp; Pje. Emilio Salgari</w:t>
             </w:r>
           </w:p>
         </w:tc>
@@ -6163,7 +6081,7 @@
                 <w:color w:val="000000"/>
                 <w:sz w:val="16"/>
               </w:rPr>
-              <w:t>219</w:t>
+              <w:t>221B</w:t>
             </w:r>
           </w:p>
         </w:tc>
@@ -6203,7 +6121,7 @@
                 <w:color w:val="000000"/>
                 <w:sz w:val="16"/>
               </w:rPr>
-              <w:t>Av. Las Naciones &amp; Av. Portales</w:t>
+              <w:t>Av. Alfredo Silva Carvallo &amp; Pdte. Gabriel González Videla</w:t>
             </w:r>
           </w:p>
         </w:tc>
@@ -6245,7 +6163,7 @@
                 <w:color w:val="000000"/>
                 <w:sz w:val="16"/>
               </w:rPr>
-              <w:t>219</w:t>
+              <w:t>221B</w:t>
             </w:r>
           </w:p>
         </w:tc>
@@ -6285,7 +6203,7 @@
                 <w:color w:val="000000"/>
                 <w:sz w:val="16"/>
               </w:rPr>
-              <w:t>Pje. Itahue &amp; San José</w:t>
+              <w:t>El Faro &amp; El Mar</w:t>
             </w:r>
           </w:p>
         </w:tc>
@@ -6305,7 +6223,7 @@
                 <w:color w:val="000000"/>
                 <w:sz w:val="16"/>
               </w:rPr>
-              <w:t>Alcohol y drogas en vía pública</w:t>
+              <w:t>Robos violentos</w:t>
             </w:r>
           </w:p>
         </w:tc>
@@ -6327,7 +6245,7 @@
                 <w:color w:val="000000"/>
                 <w:sz w:val="16"/>
               </w:rPr>
-              <w:t>219</w:t>
+              <w:t>221B</w:t>
             </w:r>
           </w:p>
         </w:tc>
@@ -6367,7 +6285,7 @@
                 <w:color w:val="000000"/>
                 <w:sz w:val="16"/>
               </w:rPr>
-              <w:t>Carlos Gardel &amp; Las Tinajas</w:t>
+              <w:t>René Olivares Becerra &amp; Sergio Silva Acuña</w:t>
             </w:r>
           </w:p>
         </w:tc>
@@ -6387,7 +6305,7 @@
                 <w:color w:val="000000"/>
                 <w:sz w:val="16"/>
               </w:rPr>
-              <w:t>Robos violentos</w:t>
+              <w:t>Alcohol y drogas en vía pública</w:t>
             </w:r>
           </w:p>
         </w:tc>
@@ -6409,7 +6327,7 @@
                 <w:color w:val="000000"/>
                 <w:sz w:val="16"/>
               </w:rPr>
-              <w:t>219</w:t>
+              <w:t>221B</w:t>
             </w:r>
           </w:p>
         </w:tc>
@@ -6449,7 +6367,7 @@
                 <w:color w:val="000000"/>
                 <w:sz w:val="16"/>
               </w:rPr>
-              <w:t>Av. El Olimpo &amp; Av. Portales</w:t>
+              <w:t>Europa &amp; Sajonia</w:t>
             </w:r>
           </w:p>
         </w:tc>
@@ -6491,7 +6409,7 @@
                 <w:color w:val="000000"/>
                 <w:sz w:val="16"/>
               </w:rPr>
-              <w:t>219</w:t>
+              <w:t>221B</w:t>
             </w:r>
           </w:p>
         </w:tc>
@@ -6531,7 +6449,7 @@
                 <w:color w:val="000000"/>
                 <w:sz w:val="16"/>
               </w:rPr>
-              <w:t>Av. El Olimpo &amp; Sigfredo</w:t>
+              <w:t>Av. Del Ferrocarril &amp; Fogonero Segura</w:t>
             </w:r>
           </w:p>
         </w:tc>
@@ -6576,7 +6494,7 @@
                 <w:color w:val="000000"/>
                 <w:sz w:val="16"/>
               </w:rPr>
-              <w:t>221B</w:t>
+              <w:t>221C</w:t>
             </w:r>
           </w:p>
         </w:tc>
@@ -6622,7 +6540,7 @@
                 <w:color w:val="000000"/>
                 <w:sz w:val="16"/>
               </w:rPr>
-              <w:t>Julio Verne &amp; Pje. Emilio Salgari</w:t>
+              <w:t>Av. El Olimpo &amp; Av. Nueva San Martín</w:t>
             </w:r>
           </w:p>
         </w:tc>
@@ -6667,7 +6585,7 @@
                 <w:color w:val="000000"/>
                 <w:sz w:val="16"/>
               </w:rPr>
-              <w:t>221B</w:t>
+              <w:t>221C</w:t>
             </w:r>
           </w:p>
         </w:tc>
@@ -6707,7 +6625,7 @@
                 <w:color w:val="000000"/>
                 <w:sz w:val="16"/>
               </w:rPr>
-              <w:t>Av. Alfredo Silva Carvallo &amp; Pdte. Gabriel González Videla</w:t>
+              <w:t>Av. 3 Poniente &amp; Montecassino</w:t>
             </w:r>
           </w:p>
         </w:tc>
@@ -6727,7 +6645,7 @@
                 <w:color w:val="000000"/>
                 <w:sz w:val="16"/>
               </w:rPr>
-              <w:t>Robos violentos</w:t>
+              <w:t>Alcohol y drogas en vía pública</w:t>
             </w:r>
           </w:p>
         </w:tc>
@@ -6749,7 +6667,7 @@
                 <w:color w:val="000000"/>
                 <w:sz w:val="16"/>
               </w:rPr>
-              <w:t>221B</w:t>
+              <w:t>221C</w:t>
             </w:r>
           </w:p>
         </w:tc>
@@ -6789,7 +6707,7 @@
                 <w:color w:val="000000"/>
                 <w:sz w:val="16"/>
               </w:rPr>
-              <w:t>El Faro &amp; El Mar</w:t>
+              <w:t>Alcalde Alberto Krumm &amp; Av. 3 Poniente</w:t>
             </w:r>
           </w:p>
         </w:tc>
@@ -6831,7 +6749,7 @@
                 <w:color w:val="000000"/>
                 <w:sz w:val="16"/>
               </w:rPr>
-              <w:t>221B</w:t>
+              <w:t>221C</w:t>
             </w:r>
           </w:p>
         </w:tc>
@@ -6871,7 +6789,7 @@
                 <w:color w:val="000000"/>
                 <w:sz w:val="16"/>
               </w:rPr>
-              <w:t>Av. Hernán Olguín &amp; René Olivares Becerra</w:t>
+              <w:t>Av. Alfredo Silva Carvallo &amp; Renzo Pecchenino</w:t>
             </w:r>
           </w:p>
         </w:tc>
@@ -6913,7 +6831,7 @@
                 <w:color w:val="000000"/>
                 <w:sz w:val="16"/>
               </w:rPr>
-              <w:t>221B</w:t>
+              <w:t>221C</w:t>
             </w:r>
           </w:p>
         </w:tc>
@@ -6953,7 +6871,7 @@
                 <w:color w:val="000000"/>
                 <w:sz w:val="16"/>
               </w:rPr>
-              <w:t>René Olivares Becerra &amp; Sergio Silva Acuña</w:t>
+              <w:t>Andrés Amenabar Vergara &amp; Pje. Renato Pizarro León</w:t>
             </w:r>
           </w:p>
         </w:tc>
@@ -6973,7 +6891,7 @@
                 <w:color w:val="000000"/>
                 <w:sz w:val="16"/>
               </w:rPr>
-              <w:t>Alcohol y drogas en vía pública</w:t>
+              <w:t>Robos violentos</w:t>
             </w:r>
           </w:p>
         </w:tc>
@@ -6995,7 +6913,7 @@
                 <w:color w:val="000000"/>
                 <w:sz w:val="16"/>
               </w:rPr>
-              <w:t>221B</w:t>
+              <w:t>221C</w:t>
             </w:r>
           </w:p>
         </w:tc>
@@ -7035,7 +6953,7 @@
                 <w:color w:val="000000"/>
                 <w:sz w:val="16"/>
               </w:rPr>
-              <w:t>Pje. Resurrección &amp; Pje. Sto. Grial</w:t>
+              <w:t>Los Diamantes &amp; Pje. Pepe Abad</w:t>
             </w:r>
           </w:p>
         </w:tc>
@@ -7339,7 +7257,7 @@
                 <w:color w:val="000000"/>
                 <w:sz w:val="16"/>
               </w:rPr>
-              <w:t>Alcohol y drogas en vía pública</w:t>
+              <w:t>Robo en lugar habitado</w:t>
             </w:r>
           </w:p>
         </w:tc>
@@ -7421,7 +7339,7 @@
                 <w:color w:val="000000"/>
                 <w:sz w:val="16"/>
               </w:rPr>
-              <w:t>Alcohol y drogas en vía pública</w:t>
+              <w:t>Robo en lugar habitado</w:t>
             </w:r>
           </w:p>
         </w:tc>
@@ -7483,7 +7401,7 @@
                 <w:color w:val="000000"/>
                 <w:sz w:val="16"/>
               </w:rPr>
-              <w:t>Gral. Ordóñez &amp; Manuel Rodríguez</w:t>
+              <w:t>Chacabuco &amp; Hermanos Carrera</w:t>
             </w:r>
           </w:p>
         </w:tc>
@@ -7503,7 +7421,7 @@
                 <w:color w:val="000000"/>
                 <w:sz w:val="16"/>
               </w:rPr>
-              <w:t>Alcohol y drogas en vía pública</w:t>
+              <w:t>Robo en lugar habitado</w:t>
             </w:r>
           </w:p>
         </w:tc>
@@ -7565,7 +7483,7 @@
                 <w:color w:val="000000"/>
                 <w:sz w:val="16"/>
               </w:rPr>
-              <w:t>Chacabuco &amp; Pje. Chacabuco</w:t>
+              <w:t>Gral. Ordóñez &amp; Manuel Rodríguez</w:t>
             </w:r>
           </w:p>
         </w:tc>
@@ -7585,7 +7503,89 @@
                 <w:color w:val="000000"/>
                 <w:sz w:val="16"/>
               </w:rPr>
-              <w:t>Alcohol y drogas en vía pública</w:t>
+              <w:t>Robo en lugar habitado</w:t>
+            </w:r>
+          </w:p>
+        </w:tc>
+      </w:tr>
+      <w:tr>
+        <w:tc>
+          <w:tcPr>
+            <w:tcW w:type="dxa" w:w="1037"/>
+            <w:vAlign w:val="center"/>
+            <w:shd w:fill="FFFFFF"/>
+          </w:tcPr>
+          <w:p>
+            <w:pPr>
+              <w:spacing w:after="0"/>
+              <w:jc w:val="left"/>
+            </w:pPr>
+            <w:r>
+              <w:rPr>
+                <w:color w:val="000000"/>
+                <w:sz w:val="16"/>
+              </w:rPr>
+              <w:t>218C</w:t>
+            </w:r>
+          </w:p>
+        </w:tc>
+        <w:tc>
+          <w:tcPr>
+            <w:tcW w:type="dxa" w:w="662"/>
+            <w:vAlign w:val="center"/>
+            <w:shd w:fill="FFFFFF"/>
+          </w:tcPr>
+          <w:p>
+            <w:pPr>
+              <w:spacing w:after="0"/>
+              <w:jc w:val="left"/>
+            </w:pPr>
+            <w:r>
+              <w:rPr>
+                <w:color w:val="000000"/>
+                <w:sz w:val="16"/>
+              </w:rPr>
+              <w:t>6</w:t>
+            </w:r>
+          </w:p>
+        </w:tc>
+        <w:tc>
+          <w:tcPr>
+            <w:tcW w:type="dxa" w:w="4680"/>
+            <w:vAlign w:val="center"/>
+            <w:shd w:fill="FFFFFF"/>
+          </w:tcPr>
+          <w:p>
+            <w:pPr>
+              <w:spacing w:after="0"/>
+              <w:jc w:val="left"/>
+            </w:pPr>
+            <w:r>
+              <w:rPr>
+                <w:color w:val="000000"/>
+                <w:sz w:val="16"/>
+              </w:rPr>
+              <w:t>Fresia &amp; Hermanos Carrera</w:t>
+            </w:r>
+          </w:p>
+        </w:tc>
+        <w:tc>
+          <w:tcPr>
+            <w:tcW w:type="dxa" w:w="2952"/>
+            <w:vAlign w:val="center"/>
+            <w:shd w:fill="FFFFFF"/>
+          </w:tcPr>
+          <w:p>
+            <w:pPr>
+              <w:spacing w:after="0"/>
+              <w:jc w:val="left"/>
+            </w:pPr>
+            <w:r>
+              <w:rPr>
+                <w:color w:val="000000"/>
+                <w:sz w:val="16"/>
+              </w:rPr>
+              <w:t>Robo en lugar habitado</w:t>
             </w:r>
           </w:p>
         </w:tc>

--- a/pauta_focalizada_pcsp.docx
+++ b/pauta_focalizada_pcsp.docx
@@ -21,7 +21,7 @@
         <w:jc w:val="center"/>
       </w:pPr>
       <w:r>
-        <w:t>Periodo de análisis: 04-05-2026 al 31-05-2026</w:t>
+        <w:t>Periodo de análisis: 18-05-2026 al 14-06-2026</w:t>
       </w:r>
     </w:p>
     <w:p>
@@ -99,7 +99,7 @@
         <w:rPr>
           <w:b w:val="0"/>
         </w:rPr>
-        <w:t>Durante el periodo analizado se identificaron 255 eventos incorporados a la fórmula de priorización territorial PCSP ajustada. De ellos, 103 corresponden a las tres problemáticas con meta de patrullaje y 152 corresponden a delitos complementarios considerados internamente con menor peso técnico. Para efectos de planificación, verificación y cumplimiento de meta, la tabla siguiente muestra únicamente las tres problemáticas PCSP con meta en los cuadrantes focalizados; por eso el total verificable de la tabla corresponde a 76 eventos asociados a metas, mientras que el puntaje ponderado se mantiene como un criterio técnico interno de priorización.</w:t>
+        <w:t>Durante el periodo analizado se identificaron 235 eventos incorporados a la fórmula de priorización territorial PCSP ajustada. De ellos, 106 corresponden a las tres problemáticas con meta de patrullaje y 129 corresponden a delitos complementarios considerados internamente con menor peso técnico. Para efectos de planificación, verificación y cumplimiento de meta, la tabla siguiente muestra únicamente las tres problemáticas PCSP con meta en los cuadrantes focalizados; por eso el total verificable de la tabla corresponde a 78 eventos asociados a metas, mientras que el puntaje ponderado se mantiene como un criterio técnico interno de priorización.</w:t>
       </w:r>
     </w:p>
     <w:tbl>
@@ -305,6 +305,26 @@
                 <w:color w:val="000000"/>
                 <w:sz w:val="16"/>
               </w:rPr>
+              <w:t>4</w:t>
+            </w:r>
+          </w:p>
+        </w:tc>
+        <w:tc>
+          <w:tcPr>
+            <w:tcW w:type="dxa" w:w="1263"/>
+            <w:vAlign w:val="center"/>
+            <w:shd w:fill="FFFFFF"/>
+          </w:tcPr>
+          <w:p>
+            <w:pPr>
+              <w:spacing w:after="0"/>
+              <w:jc w:val="left"/>
+            </w:pPr>
+            <w:r>
+              <w:rPr>
+                <w:color w:val="000000"/>
+                <w:sz w:val="16"/>
+              </w:rPr>
               <w:t>6</w:t>
             </w:r>
           </w:p>
@@ -325,7 +345,7 @@
                 <w:color w:val="000000"/>
                 <w:sz w:val="16"/>
               </w:rPr>
-              <w:t>4</w:t>
+              <w:t>0</w:t>
             </w:r>
           </w:p>
         </w:tc>
@@ -345,7 +365,7 @@
                 <w:color w:val="000000"/>
                 <w:sz w:val="16"/>
               </w:rPr>
-              <w:t>0</w:t>
+              <w:t>10</w:t>
             </w:r>
           </w:p>
         </w:tc>
@@ -365,27 +385,7 @@
                 <w:color w:val="000000"/>
                 <w:sz w:val="16"/>
               </w:rPr>
-              <w:t>10</w:t>
-            </w:r>
-          </w:p>
-        </w:tc>
-        <w:tc>
-          <w:tcPr>
-            <w:tcW w:type="dxa" w:w="1263"/>
-            <w:vAlign w:val="center"/>
-            <w:shd w:fill="FFFFFF"/>
-          </w:tcPr>
-          <w:p>
-            <w:pPr>
-              <w:spacing w:after="0"/>
-              <w:jc w:val="left"/>
-            </w:pPr>
-            <w:r>
-              <w:rPr>
-                <w:color w:val="000000"/>
-                <w:sz w:val="16"/>
-              </w:rPr>
-              <w:t>126</w:t>
+              <w:t>120</w:t>
             </w:r>
           </w:p>
         </w:tc>
@@ -427,7 +427,7 @@
                 <w:color w:val="000000"/>
                 <w:sz w:val="16"/>
               </w:rPr>
-              <w:t>216B</w:t>
+              <w:t>215B</w:t>
             </w:r>
           </w:p>
         </w:tc>
@@ -447,7 +447,7 @@
                 <w:color w:val="000000"/>
                 <w:sz w:val="16"/>
               </w:rPr>
-              <w:t>6</w:t>
+              <w:t>7</w:t>
             </w:r>
           </w:p>
         </w:tc>
@@ -467,7 +467,7 @@
                 <w:color w:val="000000"/>
                 <w:sz w:val="16"/>
               </w:rPr>
-              <w:t>1</w:t>
+              <w:t>0</w:t>
             </w:r>
           </w:p>
         </w:tc>
@@ -487,7 +487,7 @@
                 <w:color w:val="000000"/>
                 <w:sz w:val="16"/>
               </w:rPr>
-              <w:t>1</w:t>
+              <w:t>2</w:t>
             </w:r>
           </w:p>
         </w:tc>
@@ -507,7 +507,7 @@
                 <w:color w:val="000000"/>
                 <w:sz w:val="16"/>
               </w:rPr>
-              <w:t>8</w:t>
+              <w:t>9</w:t>
             </w:r>
           </w:p>
         </w:tc>
@@ -569,7 +569,7 @@
                 <w:color w:val="000000"/>
                 <w:sz w:val="16"/>
               </w:rPr>
-              <w:t>217A</w:t>
+              <w:t>220A</w:t>
             </w:r>
           </w:p>
         </w:tc>
@@ -589,6 +589,46 @@
                 <w:color w:val="000000"/>
                 <w:sz w:val="16"/>
               </w:rPr>
+              <w:t>6</w:t>
+            </w:r>
+          </w:p>
+        </w:tc>
+        <w:tc>
+          <w:tcPr>
+            <w:tcW w:type="dxa" w:w="1263"/>
+            <w:vAlign w:val="center"/>
+            <w:shd w:fill="FFFFFF"/>
+          </w:tcPr>
+          <w:p>
+            <w:pPr>
+              <w:spacing w:after="0"/>
+              <w:jc w:val="left"/>
+            </w:pPr>
+            <w:r>
+              <w:rPr>
+                <w:color w:val="000000"/>
+                <w:sz w:val="16"/>
+              </w:rPr>
+              <w:t>2</w:t>
+            </w:r>
+          </w:p>
+        </w:tc>
+        <w:tc>
+          <w:tcPr>
+            <w:tcW w:type="dxa" w:w="1263"/>
+            <w:vAlign w:val="center"/>
+            <w:shd w:fill="FFFFFF"/>
+          </w:tcPr>
+          <w:p>
+            <w:pPr>
+              <w:spacing w:after="0"/>
+              <w:jc w:val="left"/>
+            </w:pPr>
+            <w:r>
+              <w:rPr>
+                <w:color w:val="000000"/>
+                <w:sz w:val="16"/>
+              </w:rPr>
               <w:t>1</w:t>
             </w:r>
           </w:p>
@@ -609,7 +649,7 @@
                 <w:color w:val="000000"/>
                 <w:sz w:val="16"/>
               </w:rPr>
-              <w:t>7</w:t>
+              <w:t>9</w:t>
             </w:r>
           </w:p>
         </w:tc>
@@ -629,47 +669,7 @@
                 <w:color w:val="000000"/>
                 <w:sz w:val="16"/>
               </w:rPr>
-              <w:t>0</w:t>
-            </w:r>
-          </w:p>
-        </w:tc>
-        <w:tc>
-          <w:tcPr>
-            <w:tcW w:type="dxa" w:w="1263"/>
-            <w:vAlign w:val="center"/>
-            <w:shd w:fill="FFFFFF"/>
-          </w:tcPr>
-          <w:p>
-            <w:pPr>
-              <w:spacing w:after="0"/>
-              <w:jc w:val="left"/>
-            </w:pPr>
-            <w:r>
-              <w:rPr>
-                <w:color w:val="000000"/>
-                <w:sz w:val="16"/>
-              </w:rPr>
-              <w:t>8</w:t>
-            </w:r>
-          </w:p>
-        </w:tc>
-        <w:tc>
-          <w:tcPr>
-            <w:tcW w:type="dxa" w:w="1263"/>
-            <w:vAlign w:val="center"/>
-            <w:shd w:fill="FFFFFF"/>
-          </w:tcPr>
-          <w:p>
-            <w:pPr>
-              <w:spacing w:after="0"/>
-              <w:jc w:val="left"/>
-            </w:pPr>
-            <w:r>
-              <w:rPr>
-                <w:color w:val="000000"/>
-                <w:sz w:val="16"/>
-              </w:rPr>
-              <w:t>94</w:t>
+              <w:t>104</w:t>
             </w:r>
           </w:p>
         </w:tc>
@@ -731,7 +731,7 @@
                 <w:color w:val="000000"/>
                 <w:sz w:val="16"/>
               </w:rPr>
-              <w:t>4</w:t>
+              <w:t>5</w:t>
             </w:r>
           </w:p>
         </w:tc>
@@ -791,7 +791,7 @@
                 <w:color w:val="000000"/>
                 <w:sz w:val="16"/>
               </w:rPr>
-              <w:t>7</w:t>
+              <w:t>8</w:t>
             </w:r>
           </w:p>
         </w:tc>
@@ -811,7 +811,7 @@
                 <w:color w:val="000000"/>
                 <w:sz w:val="16"/>
               </w:rPr>
-              <w:t>88</w:t>
+              <w:t>98</w:t>
             </w:r>
           </w:p>
         </w:tc>
@@ -853,7 +853,7 @@
                 <w:color w:val="000000"/>
                 <w:sz w:val="16"/>
               </w:rPr>
-              <w:t>215B</w:t>
+              <w:t>216B</w:t>
             </w:r>
           </w:p>
         </w:tc>
@@ -873,7 +873,7 @@
                 <w:color w:val="000000"/>
                 <w:sz w:val="16"/>
               </w:rPr>
-              <w:t>4</w:t>
+              <w:t>5</w:t>
             </w:r>
           </w:p>
         </w:tc>
@@ -893,7 +893,7 @@
                 <w:color w:val="000000"/>
                 <w:sz w:val="16"/>
               </w:rPr>
-              <w:t>3</w:t>
+              <w:t>1</w:t>
             </w:r>
           </w:p>
         </w:tc>
@@ -913,7 +913,7 @@
                 <w:color w:val="000000"/>
                 <w:sz w:val="16"/>
               </w:rPr>
-              <w:t>0</w:t>
+              <w:t>2</w:t>
             </w:r>
           </w:p>
         </w:tc>
@@ -933,7 +933,7 @@
                 <w:color w:val="000000"/>
                 <w:sz w:val="16"/>
               </w:rPr>
-              <w:t>7</w:t>
+              <w:t>8</w:t>
             </w:r>
           </w:p>
         </w:tc>
@@ -953,7 +953,7 @@
                 <w:color w:val="000000"/>
                 <w:sz w:val="16"/>
               </w:rPr>
-              <w:t>84</w:t>
+              <w:t>98</w:t>
             </w:r>
           </w:p>
         </w:tc>
@@ -995,7 +995,7 @@
                 <w:color w:val="000000"/>
                 <w:sz w:val="16"/>
               </w:rPr>
-              <w:t>215C</w:t>
+              <w:t>218A</w:t>
             </w:r>
           </w:p>
         </w:tc>
@@ -1095,7 +1095,7 @@
                 <w:color w:val="000000"/>
                 <w:sz w:val="16"/>
               </w:rPr>
-              <w:t>84</w:t>
+              <w:t>86</w:t>
             </w:r>
           </w:p>
         </w:tc>
@@ -1137,7 +1137,7 @@
                 <w:color w:val="000000"/>
                 <w:sz w:val="16"/>
               </w:rPr>
-              <w:t>218A</w:t>
+              <w:t>217B</w:t>
             </w:r>
           </w:p>
         </w:tc>
@@ -1177,7 +1177,7 @@
                 <w:color w:val="000000"/>
                 <w:sz w:val="16"/>
               </w:rPr>
-              <w:t>4</w:t>
+              <w:t>5</w:t>
             </w:r>
           </w:p>
         </w:tc>
@@ -1197,7 +1197,7 @@
                 <w:color w:val="000000"/>
                 <w:sz w:val="16"/>
               </w:rPr>
-              <w:t>1</w:t>
+              <w:t>0</w:t>
             </w:r>
           </w:p>
         </w:tc>
@@ -1237,7 +1237,7 @@
                 <w:color w:val="000000"/>
                 <w:sz w:val="16"/>
               </w:rPr>
-              <w:t>80</w:t>
+              <w:t>86</w:t>
             </w:r>
           </w:p>
         </w:tc>
@@ -1279,7 +1279,7 @@
                 <w:color w:val="000000"/>
                 <w:sz w:val="16"/>
               </w:rPr>
-              <w:t>215A</w:t>
+              <w:t>217A</w:t>
             </w:r>
           </w:p>
         </w:tc>
@@ -1299,6 +1299,26 @@
                 <w:color w:val="000000"/>
                 <w:sz w:val="16"/>
               </w:rPr>
+              <w:t>2</w:t>
+            </w:r>
+          </w:p>
+        </w:tc>
+        <w:tc>
+          <w:tcPr>
+            <w:tcW w:type="dxa" w:w="1263"/>
+            <w:vAlign w:val="center"/>
+            <w:shd w:fill="FFFFFF"/>
+          </w:tcPr>
+          <w:p>
+            <w:pPr>
+              <w:spacing w:after="0"/>
+              <w:jc w:val="left"/>
+            </w:pPr>
+            <w:r>
+              <w:rPr>
+                <w:color w:val="000000"/>
+                <w:sz w:val="16"/>
+              </w:rPr>
               <w:t>4</w:t>
             </w:r>
           </w:p>
@@ -1319,7 +1339,7 @@
                 <w:color w:val="000000"/>
                 <w:sz w:val="16"/>
               </w:rPr>
-              <w:t>3</w:t>
+              <w:t>0</w:t>
             </w:r>
           </w:p>
         </w:tc>
@@ -1339,7 +1359,7 @@
                 <w:color w:val="000000"/>
                 <w:sz w:val="16"/>
               </w:rPr>
-              <w:t>0</w:t>
+              <w:t>6</w:t>
             </w:r>
           </w:p>
         </w:tc>
@@ -1359,27 +1379,7 @@
                 <w:color w:val="000000"/>
                 <w:sz w:val="16"/>
               </w:rPr>
-              <w:t>7</w:t>
-            </w:r>
-          </w:p>
-        </w:tc>
-        <w:tc>
-          <w:tcPr>
-            <w:tcW w:type="dxa" w:w="1263"/>
-            <w:vAlign w:val="center"/>
-            <w:shd w:fill="FFFFFF"/>
-          </w:tcPr>
-          <w:p>
-            <w:pPr>
-              <w:spacing w:after="0"/>
-              <w:jc w:val="left"/>
-            </w:pPr>
-            <w:r>
-              <w:rPr>
-                <w:color w:val="000000"/>
-                <w:sz w:val="16"/>
-              </w:rPr>
-              <w:t>74</w:t>
+              <w:t>82</w:t>
             </w:r>
           </w:p>
         </w:tc>
@@ -1421,7 +1421,7 @@
                 <w:color w:val="000000"/>
                 <w:sz w:val="16"/>
               </w:rPr>
-              <w:t>221C</w:t>
+              <w:t>223B</w:t>
             </w:r>
           </w:p>
         </w:tc>
@@ -1441,7 +1441,7 @@
                 <w:color w:val="000000"/>
                 <w:sz w:val="16"/>
               </w:rPr>
-              <w:t>4</w:t>
+              <w:t>3</w:t>
             </w:r>
           </w:p>
         </w:tc>
@@ -1461,7 +1461,7 @@
                 <w:color w:val="000000"/>
                 <w:sz w:val="16"/>
               </w:rPr>
-              <w:t>2</w:t>
+              <w:t>3</w:t>
             </w:r>
           </w:p>
         </w:tc>
@@ -1481,7 +1481,7 @@
                 <w:color w:val="000000"/>
                 <w:sz w:val="16"/>
               </w:rPr>
-              <w:t>1</w:t>
+              <w:t>0</w:t>
             </w:r>
           </w:p>
         </w:tc>
@@ -1501,7 +1501,7 @@
                 <w:color w:val="000000"/>
                 <w:sz w:val="16"/>
               </w:rPr>
-              <w:t>7</w:t>
+              <w:t>6</w:t>
             </w:r>
           </w:p>
         </w:tc>
@@ -1521,7 +1521,7 @@
                 <w:color w:val="000000"/>
                 <w:sz w:val="16"/>
               </w:rPr>
-              <w:t>74</w:t>
+              <w:t>80</w:t>
             </w:r>
           </w:p>
         </w:tc>
@@ -1583,7 +1583,7 @@
                 <w:color w:val="000000"/>
                 <w:sz w:val="16"/>
               </w:rPr>
-              <w:t>5</w:t>
+              <w:t>6</w:t>
             </w:r>
           </w:p>
         </w:tc>
@@ -1623,7 +1623,7 @@
                 <w:color w:val="000000"/>
                 <w:sz w:val="16"/>
               </w:rPr>
-              <w:t>1</w:t>
+              <w:t>0</w:t>
             </w:r>
           </w:p>
         </w:tc>
@@ -1745,7 +1745,7 @@
                 <w:color w:val="000000"/>
                 <w:sz w:val="16"/>
               </w:rPr>
-              <w:t>1</w:t>
+              <w:t>2</w:t>
             </w:r>
           </w:p>
         </w:tc>
@@ -1765,7 +1765,7 @@
                 <w:color w:val="000000"/>
                 <w:sz w:val="16"/>
               </w:rPr>
-              <w:t>1</w:t>
+              <w:t>0</w:t>
             </w:r>
           </w:p>
         </w:tc>
@@ -1805,7 +1805,7 @@
                 <w:color w:val="000000"/>
                 <w:sz w:val="16"/>
               </w:rPr>
-              <w:t>36</w:t>
+              <w:t>30</w:t>
             </w:r>
           </w:p>
         </w:tc>
@@ -1867,7 +1867,7 @@
                 <w:color w:val="000000"/>
                 <w:sz w:val="16"/>
               </w:rPr>
-              <w:t>39</w:t>
+              <w:t>43</w:t>
             </w:r>
           </w:p>
         </w:tc>
@@ -1887,7 +1887,7 @@
                 <w:color w:val="000000"/>
                 <w:sz w:val="16"/>
               </w:rPr>
-              <w:t>31</w:t>
+              <w:t>29</w:t>
             </w:r>
           </w:p>
         </w:tc>
@@ -1927,7 +1927,7 @@
                 <w:color w:val="000000"/>
                 <w:sz w:val="16"/>
               </w:rPr>
-              <w:t>76</w:t>
+              <w:t>78</w:t>
             </w:r>
           </w:p>
         </w:tc>
@@ -1947,7 +1947,7 @@
                 <w:color w:val="000000"/>
                 <w:sz w:val="16"/>
               </w:rPr>
-              <w:t>922</w:t>
+              <w:t>966</w:t>
             </w:r>
           </w:p>
         </w:tc>
@@ -2010,7 +2010,7 @@
       <w:r>
         <w:drawing>
           <wp:inline xmlns:a="http://schemas.openxmlformats.org/drawingml/2006/main" xmlns:pic="http://schemas.openxmlformats.org/drawingml/2006/picture">
-            <wp:extent cx="5612130" cy="9714380"/>
+            <wp:extent cx="5612130" cy="10982665"/>
             <wp:docPr id="1" name="Picture 1"/>
             <wp:cNvGraphicFramePr>
               <a:graphicFrameLocks noChangeAspect="1"/>
@@ -2031,7 +2031,7 @@
                   <pic:spPr>
                     <a:xfrm>
                       <a:off x="0" y="0"/>
-                      <a:ext cx="5612130" cy="9714380"/>
+                      <a:ext cx="5612130" cy="10982665"/>
                     </a:xfrm>
                     <a:prstGeom prst="rect"/>
                   </pic:spPr>
@@ -2227,7 +2227,7 @@
                 <w:color w:val="000000"/>
                 <w:sz w:val="16"/>
               </w:rPr>
-              <w:t>Pje. Alao &amp; Quinchao</w:t>
+              <w:t>Cerro Sta. Lucía &amp; Pje. Samaniego</w:t>
             </w:r>
           </w:p>
         </w:tc>
@@ -2309,7 +2309,7 @@
                 <w:color w:val="000000"/>
                 <w:sz w:val="16"/>
               </w:rPr>
-              <w:t>Pje. Mario Recordón &amp; Pje. Robin Hood</w:t>
+              <w:t>Av. El Descanso &amp; Ministro Antorio Varas</w:t>
             </w:r>
           </w:p>
         </w:tc>
@@ -2329,7 +2329,7 @@
                 <w:color w:val="000000"/>
                 <w:sz w:val="16"/>
               </w:rPr>
-              <w:t>Robo en lugar habitado</w:t>
+              <w:t>Robos violentos</w:t>
             </w:r>
           </w:p>
         </w:tc>
@@ -2391,7 +2391,7 @@
                 <w:color w:val="000000"/>
                 <w:sz w:val="16"/>
               </w:rPr>
-              <w:t>La Estrella &amp; Pje. Juanita Weber</w:t>
+              <w:t>Amazonia &amp; Quisqueya</w:t>
             </w:r>
           </w:p>
         </w:tc>
@@ -2411,7 +2411,7 @@
                 <w:color w:val="000000"/>
                 <w:sz w:val="16"/>
               </w:rPr>
-              <w:t>Robo en lugar habitado</w:t>
+              <w:t>Robos violentos</w:t>
             </w:r>
           </w:p>
         </w:tc>
@@ -2473,7 +2473,171 @@
                 <w:color w:val="000000"/>
                 <w:sz w:val="16"/>
               </w:rPr>
-              <w:t>Amazonia &amp; Quisqueya</w:t>
+              <w:t>Anita Lizana &amp; Aves Del Paraíso</w:t>
+            </w:r>
+          </w:p>
+        </w:tc>
+        <w:tc>
+          <w:tcPr>
+            <w:tcW w:type="dxa" w:w="2952"/>
+            <w:vAlign w:val="center"/>
+            <w:shd w:fill="FFFFFF"/>
+          </w:tcPr>
+          <w:p>
+            <w:pPr>
+              <w:spacing w:after="0"/>
+              <w:jc w:val="left"/>
+            </w:pPr>
+            <w:r>
+              <w:rPr>
+                <w:color w:val="000000"/>
+                <w:sz w:val="16"/>
+              </w:rPr>
+              <w:t>Alcohol y drogas en vía pública</w:t>
+            </w:r>
+          </w:p>
+        </w:tc>
+      </w:tr>
+      <w:tr>
+        <w:tc>
+          <w:tcPr>
+            <w:tcW w:type="dxa" w:w="1037"/>
+            <w:vAlign w:val="center"/>
+            <w:shd w:fill="FFFFFF"/>
+          </w:tcPr>
+          <w:p>
+            <w:pPr>
+              <w:spacing w:after="0"/>
+              <w:jc w:val="left"/>
+            </w:pPr>
+            <w:r>
+              <w:rPr>
+                <w:color w:val="000000"/>
+                <w:sz w:val="16"/>
+              </w:rPr>
+              <w:t>215B</w:t>
+            </w:r>
+          </w:p>
+        </w:tc>
+        <w:tc>
+          <w:tcPr>
+            <w:tcW w:type="dxa" w:w="662"/>
+            <w:vAlign w:val="center"/>
+            <w:shd w:fill="FFFFFF"/>
+          </w:tcPr>
+          <w:p>
+            <w:pPr>
+              <w:spacing w:after="0"/>
+              <w:jc w:val="left"/>
+            </w:pPr>
+            <w:r>
+              <w:rPr>
+                <w:color w:val="000000"/>
+                <w:sz w:val="16"/>
+              </w:rPr>
+              <w:t>5</w:t>
+            </w:r>
+          </w:p>
+        </w:tc>
+        <w:tc>
+          <w:tcPr>
+            <w:tcW w:type="dxa" w:w="4680"/>
+            <w:vAlign w:val="center"/>
+            <w:shd w:fill="FFFFFF"/>
+          </w:tcPr>
+          <w:p>
+            <w:pPr>
+              <w:spacing w:after="0"/>
+              <w:jc w:val="left"/>
+            </w:pPr>
+            <w:r>
+              <w:rPr>
+                <w:color w:val="000000"/>
+                <w:sz w:val="16"/>
+              </w:rPr>
+              <w:t>Gustavo Eiffel &amp; Pje. Los Canarios</w:t>
+            </w:r>
+          </w:p>
+        </w:tc>
+        <w:tc>
+          <w:tcPr>
+            <w:tcW w:type="dxa" w:w="2952"/>
+            <w:vAlign w:val="center"/>
+            <w:shd w:fill="FFFFFF"/>
+          </w:tcPr>
+          <w:p>
+            <w:pPr>
+              <w:spacing w:after="0"/>
+              <w:jc w:val="left"/>
+            </w:pPr>
+            <w:r>
+              <w:rPr>
+                <w:color w:val="000000"/>
+                <w:sz w:val="16"/>
+              </w:rPr>
+              <w:t>Alcohol y drogas en vía pública</w:t>
+            </w:r>
+          </w:p>
+        </w:tc>
+      </w:tr>
+      <w:tr>
+        <w:tc>
+          <w:tcPr>
+            <w:tcW w:type="dxa" w:w="1037"/>
+            <w:vAlign w:val="center"/>
+            <w:shd w:fill="FFFFFF"/>
+          </w:tcPr>
+          <w:p>
+            <w:pPr>
+              <w:spacing w:after="0"/>
+              <w:jc w:val="left"/>
+            </w:pPr>
+            <w:r>
+              <w:rPr>
+                <w:color w:val="000000"/>
+                <w:sz w:val="16"/>
+              </w:rPr>
+              <w:t>215B</w:t>
+            </w:r>
+          </w:p>
+        </w:tc>
+        <w:tc>
+          <w:tcPr>
+            <w:tcW w:type="dxa" w:w="662"/>
+            <w:vAlign w:val="center"/>
+            <w:shd w:fill="FFFFFF"/>
+          </w:tcPr>
+          <w:p>
+            <w:pPr>
+              <w:spacing w:after="0"/>
+              <w:jc w:val="left"/>
+            </w:pPr>
+            <w:r>
+              <w:rPr>
+                <w:color w:val="000000"/>
+                <w:sz w:val="16"/>
+              </w:rPr>
+              <w:t>6</w:t>
+            </w:r>
+          </w:p>
+        </w:tc>
+        <w:tc>
+          <w:tcPr>
+            <w:tcW w:type="dxa" w:w="4680"/>
+            <w:vAlign w:val="center"/>
+            <w:shd w:fill="FFFFFF"/>
+          </w:tcPr>
+          <w:p>
+            <w:pPr>
+              <w:spacing w:after="0"/>
+              <w:jc w:val="left"/>
+            </w:pPr>
+            <w:r>
+              <w:rPr>
+                <w:color w:val="000000"/>
+                <w:sz w:val="16"/>
+              </w:rPr>
+              <w:t>Av. Longitudinal &amp; Pje. Parque Las Américas</w:t>
             </w:r>
           </w:p>
         </w:tc>
@@ -2564,7 +2728,7 @@
                 <w:color w:val="000000"/>
                 <w:sz w:val="16"/>
               </w:rPr>
-              <w:t>Isabel Riquelme &amp; Juan José Rivera</w:t>
+              <w:t>Isabel Riquelme &amp; Pje. Achupallas</w:t>
             </w:r>
           </w:p>
         </w:tc>
@@ -2649,7 +2813,7 @@
                 <w:color w:val="000000"/>
                 <w:sz w:val="16"/>
               </w:rPr>
-              <w:t>Boldomávida &amp; Boldomávida Interior</w:t>
+              <w:t>Isabel Riquelme &amp; La Sinfonía</w:t>
             </w:r>
           </w:p>
         </w:tc>
@@ -2669,7 +2833,7 @@
                 <w:color w:val="000000"/>
                 <w:sz w:val="16"/>
               </w:rPr>
-              <w:t>Robo en lugar habitado</w:t>
+              <w:t>Robos violentos</w:t>
             </w:r>
           </w:p>
         </w:tc>
@@ -2731,7 +2895,7 @@
                 <w:color w:val="000000"/>
                 <w:sz w:val="16"/>
               </w:rPr>
-              <w:t>Doquilla &amp; Las Flores</w:t>
+              <w:t>Av. La Sinfonía &amp; Pje. Teatro Princesa</w:t>
             </w:r>
           </w:p>
         </w:tc>
@@ -2751,7 +2915,7 @@
                 <w:color w:val="000000"/>
                 <w:sz w:val="16"/>
               </w:rPr>
-              <w:t>Robos violentos</w:t>
+              <w:t>Robo en lugar habitado</w:t>
             </w:r>
           </w:p>
         </w:tc>
@@ -2895,7 +3059,7 @@
                 <w:color w:val="000000"/>
                 <w:sz w:val="16"/>
               </w:rPr>
-              <w:t>Av. La Sinfonía &amp; Pje. Teatro Princesa</w:t>
+              <w:t>Av. La Sinfonía &amp; Teatro Municipal</w:t>
             </w:r>
           </w:p>
         </w:tc>
@@ -2915,7 +3079,7 @@
                 <w:color w:val="000000"/>
                 <w:sz w:val="16"/>
               </w:rPr>
-              <w:t>Alcohol y drogas en vía pública</w:t>
+              <w:t>Robos violentos</w:t>
             </w:r>
           </w:p>
         </w:tc>
@@ -2977,7 +3141,7 @@
                 <w:color w:val="000000"/>
                 <w:sz w:val="16"/>
               </w:rPr>
-              <w:t>Av. La Sinfonía &amp; Teatro Municipal</w:t>
+              <w:t>Doquilla &amp; Las Flores</w:t>
             </w:r>
           </w:p>
         </w:tc>
@@ -3022,7 +3186,7 @@
                 <w:color w:val="000000"/>
                 <w:sz w:val="16"/>
               </w:rPr>
-              <w:t>217A</w:t>
+              <w:t>218B</w:t>
             </w:r>
           </w:p>
         </w:tc>
@@ -3068,7 +3232,7 @@
                 <w:color w:val="000000"/>
                 <w:sz w:val="16"/>
               </w:rPr>
-              <w:t>Pdte. Germán Riesco &amp; Sta. Amanda</w:t>
+              <w:t>Pje. El Príncipe &amp; Pje. Las Artes</w:t>
             </w:r>
           </w:p>
         </w:tc>
@@ -3113,7 +3277,7 @@
                 <w:color w:val="000000"/>
                 <w:sz w:val="16"/>
               </w:rPr>
-              <w:t>217A</w:t>
+              <w:t>218B</w:t>
             </w:r>
           </w:p>
         </w:tc>
@@ -3153,7 +3317,7 @@
                 <w:color w:val="000000"/>
                 <w:sz w:val="16"/>
               </w:rPr>
-              <w:t>Av. Central Gonzalo Pérez Llona &amp; Galvarino Rivero</w:t>
+              <w:t>El Cid &amp; Grecia</w:t>
             </w:r>
           </w:p>
         </w:tc>
@@ -3195,7 +3359,7 @@
                 <w:color w:val="000000"/>
                 <w:sz w:val="16"/>
               </w:rPr>
-              <w:t>217A</w:t>
+              <w:t>218B</w:t>
             </w:r>
           </w:p>
         </w:tc>
@@ -3235,7 +3399,7 @@
                 <w:color w:val="000000"/>
                 <w:sz w:val="16"/>
               </w:rPr>
-              <w:t>El Sol &amp; Luis Gandarillas</w:t>
+              <w:t>José Manuel Borgoño &amp; Pje. Los Universitarios</w:t>
             </w:r>
           </w:p>
         </w:tc>
@@ -3255,7 +3419,7 @@
                 <w:color w:val="000000"/>
                 <w:sz w:val="16"/>
               </w:rPr>
-              <w:t>Robo en lugar habitado</w:t>
+              <w:t>Robos violentos</w:t>
             </w:r>
           </w:p>
         </w:tc>
@@ -3277,7 +3441,7 @@
                 <w:color w:val="000000"/>
                 <w:sz w:val="16"/>
               </w:rPr>
-              <w:t>217A</w:t>
+              <w:t>218B</w:t>
             </w:r>
           </w:p>
         </w:tc>
@@ -3317,7 +3481,7 @@
                 <w:color w:val="000000"/>
                 <w:sz w:val="16"/>
               </w:rPr>
-              <w:t>Bailén &amp; Luis Gandarillas</w:t>
+              <w:t>Camino A Rinconada &amp; Corredor Transantiago 5 De Abril</w:t>
             </w:r>
           </w:p>
         </w:tc>
@@ -3337,7 +3501,7 @@
                 <w:color w:val="000000"/>
                 <w:sz w:val="16"/>
               </w:rPr>
-              <w:t>Robo en lugar habitado</w:t>
+              <w:t>Alcohol y drogas en vía pública</w:t>
             </w:r>
           </w:p>
         </w:tc>
@@ -3359,7 +3523,7 @@
                 <w:color w:val="000000"/>
                 <w:sz w:val="16"/>
               </w:rPr>
-              <w:t>217A</w:t>
+              <w:t>218B</w:t>
             </w:r>
           </w:p>
         </w:tc>
@@ -3399,7 +3563,7 @@
                 <w:color w:val="000000"/>
                 <w:sz w:val="16"/>
               </w:rPr>
-              <w:t>Av. Segunda Transversal &amp; El Alto</w:t>
+              <w:t>El Carmen &amp; San José</w:t>
             </w:r>
           </w:p>
         </w:tc>
@@ -3441,7 +3605,7 @@
                 <w:color w:val="000000"/>
                 <w:sz w:val="16"/>
               </w:rPr>
-              <w:t>217A</w:t>
+              <w:t>218B</w:t>
             </w:r>
           </w:p>
         </w:tc>
@@ -3481,7 +3645,7 @@
                 <w:color w:val="000000"/>
                 <w:sz w:val="16"/>
               </w:rPr>
-              <w:t>Jorge Fernández &amp; Pje. Sol Naciente</w:t>
+              <w:t>Diego De Almagro &amp; Pje. 2</w:t>
             </w:r>
           </w:p>
         </w:tc>
@@ -3501,7 +3665,7 @@
                 <w:color w:val="000000"/>
                 <w:sz w:val="16"/>
               </w:rPr>
-              <w:t>Robos violentos</w:t>
+              <w:t>Robo en lugar habitado</w:t>
             </w:r>
           </w:p>
         </w:tc>
@@ -3526,7 +3690,7 @@
                 <w:color w:val="000000"/>
                 <w:sz w:val="16"/>
               </w:rPr>
-              <w:t>218B</w:t>
+              <w:t>220A</w:t>
             </w:r>
           </w:p>
         </w:tc>
@@ -3572,7 +3736,7 @@
                 <w:color w:val="000000"/>
                 <w:sz w:val="16"/>
               </w:rPr>
-              <w:t>El Carmen &amp; Pje. Llanquihue</w:t>
+              <w:t>San Calixto &amp; San Hermogenes</w:t>
             </w:r>
           </w:p>
         </w:tc>
@@ -3617,7 +3781,7 @@
                 <w:color w:val="000000"/>
                 <w:sz w:val="16"/>
               </w:rPr>
-              <w:t>218B</w:t>
+              <w:t>220A</w:t>
             </w:r>
           </w:p>
         </w:tc>
@@ -3657,7 +3821,7 @@
                 <w:color w:val="000000"/>
                 <w:sz w:val="16"/>
               </w:rPr>
-              <w:t>Diderot &amp; San José</w:t>
+              <w:t>Camino A Rinconada &amp; La Lechera</w:t>
             </w:r>
           </w:p>
         </w:tc>
@@ -3677,7 +3841,7 @@
                 <w:color w:val="000000"/>
                 <w:sz w:val="16"/>
               </w:rPr>
-              <w:t>Robos violentos</w:t>
+              <w:t>Alcohol y drogas en vía pública</w:t>
             </w:r>
           </w:p>
         </w:tc>
@@ -3699,7 +3863,7 @@
                 <w:color w:val="000000"/>
                 <w:sz w:val="16"/>
               </w:rPr>
-              <w:t>218B</w:t>
+              <w:t>220A</w:t>
             </w:r>
           </w:p>
         </w:tc>
@@ -3739,7 +3903,7 @@
                 <w:color w:val="000000"/>
                 <w:sz w:val="16"/>
               </w:rPr>
-              <w:t>Diego De Almagro &amp; Pje. 2</w:t>
+              <w:t>Brisas Del Maipo &amp; Pje. Vado Azul</w:t>
             </w:r>
           </w:p>
         </w:tc>
@@ -3781,7 +3945,7 @@
                 <w:color w:val="000000"/>
                 <w:sz w:val="16"/>
               </w:rPr>
-              <w:t>218B</w:t>
+              <w:t>220A</w:t>
             </w:r>
           </w:p>
         </w:tc>
@@ -3821,7 +3985,7 @@
                 <w:color w:val="000000"/>
                 <w:sz w:val="16"/>
               </w:rPr>
-              <w:t>Del Rey &amp; Pje. Las Reinas</w:t>
+              <w:t>El Conquistador &amp; Jaime Galle</w:t>
             </w:r>
           </w:p>
         </w:tc>
@@ -3841,7 +4005,7 @@
                 <w:color w:val="000000"/>
                 <w:sz w:val="16"/>
               </w:rPr>
-              <w:t>Robo en lugar habitado</w:t>
+              <w:t>Robos violentos</w:t>
             </w:r>
           </w:p>
         </w:tc>
@@ -3863,7 +4027,7 @@
                 <w:color w:val="000000"/>
                 <w:sz w:val="16"/>
               </w:rPr>
-              <w:t>218B</w:t>
+              <w:t>220A</w:t>
             </w:r>
           </w:p>
         </w:tc>
@@ -3903,7 +4067,7 @@
                 <w:color w:val="000000"/>
                 <w:sz w:val="16"/>
               </w:rPr>
-              <w:t>José Manuel Borgoño &amp; Pje. Los Universitarios</w:t>
+              <w:t>Coronel Rufino Carrasco &amp; La Galaxia</w:t>
             </w:r>
           </w:p>
         </w:tc>
@@ -3945,7 +4109,7 @@
                 <w:color w:val="000000"/>
                 <w:sz w:val="16"/>
               </w:rPr>
-              <w:t>218B</w:t>
+              <w:t>220A</w:t>
             </w:r>
           </w:p>
         </w:tc>
@@ -3985,7 +4149,7 @@
                 <w:color w:val="000000"/>
                 <w:sz w:val="16"/>
               </w:rPr>
-              <w:t>Pje. El Príncipe &amp; Pje. Las Artes</w:t>
+              <w:t>Anita González &amp; La Pergola</w:t>
             </w:r>
           </w:p>
         </w:tc>
@@ -4076,7 +4240,7 @@
                 <w:color w:val="000000"/>
                 <w:sz w:val="16"/>
               </w:rPr>
-              <w:t>Las Golondrinas &amp; Las Golondrinas Poniente</w:t>
+              <w:t>Ana María Cotapos &amp; Las Rosas</w:t>
             </w:r>
           </w:p>
         </w:tc>
@@ -4161,7 +4325,7 @@
                 <w:color w:val="000000"/>
                 <w:sz w:val="16"/>
               </w:rPr>
-              <w:t>Monte Aconcagua &amp; Quintero</w:t>
+              <w:t>Los Ministros &amp; Tabancura</w:t>
             </w:r>
           </w:p>
         </w:tc>
@@ -4243,7 +4407,7 @@
                 <w:color w:val="000000"/>
                 <w:sz w:val="16"/>
               </w:rPr>
-              <w:t>3 Norte &amp; Lanco</w:t>
+              <w:t>Av. Lumen &amp; Isabel Riquelme Sur</w:t>
             </w:r>
           </w:p>
         </w:tc>
@@ -4325,7 +4489,7 @@
                 <w:color w:val="000000"/>
                 <w:sz w:val="16"/>
               </w:rPr>
-              <w:t>Las Golondrinas &amp; Sagrado Corazón</w:t>
+              <w:t>Av. Lumen &amp; Primo De Rivera</w:t>
             </w:r>
           </w:p>
         </w:tc>
@@ -4345,7 +4509,7 @@
                 <w:color w:val="000000"/>
                 <w:sz w:val="16"/>
               </w:rPr>
-              <w:t>Robo en lugar habitado</w:t>
+              <w:t>Robos violentos</w:t>
             </w:r>
           </w:p>
         </w:tc>
@@ -4407,7 +4571,7 @@
                 <w:color w:val="000000"/>
                 <w:sz w:val="16"/>
               </w:rPr>
-              <w:t>Av. Lumen &amp; Pje. Camino La Pira</w:t>
+              <w:t>Las Golondrinas &amp; Sagrado Corazón</w:t>
             </w:r>
           </w:p>
         </w:tc>
@@ -4427,7 +4591,7 @@
                 <w:color w:val="000000"/>
                 <w:sz w:val="16"/>
               </w:rPr>
-              <w:t>Robos violentos</w:t>
+              <w:t>Robo en lugar habitado</w:t>
             </w:r>
           </w:p>
         </w:tc>
@@ -4651,7 +4815,7 @@
                 <w:color w:val="000000"/>
                 <w:sz w:val="16"/>
               </w:rPr>
-              <w:t>215A</w:t>
+              <w:t>217A</w:t>
             </w:r>
           </w:p>
         </w:tc>
@@ -4691,7 +4855,7 @@
                 <w:color w:val="000000"/>
                 <w:sz w:val="16"/>
               </w:rPr>
-              <w:t>Av. Américo Vespucio &amp; Av. El Rosal</w:t>
+              <w:t>Pdte. Germán Riesco &amp; Sta. Amanda</w:t>
             </w:r>
           </w:p>
         </w:tc>
@@ -4711,7 +4875,7 @@
                 <w:color w:val="000000"/>
                 <w:sz w:val="16"/>
               </w:rPr>
-              <w:t>Robos violentos</w:t>
+              <w:t>Robo en lugar habitado</w:t>
             </w:r>
           </w:p>
         </w:tc>
@@ -4733,7 +4897,7 @@
                 <w:color w:val="000000"/>
                 <w:sz w:val="16"/>
               </w:rPr>
-              <w:t>215A</w:t>
+              <w:t>217A</w:t>
             </w:r>
           </w:p>
         </w:tc>
@@ -4773,7 +4937,7 @@
                 <w:color w:val="000000"/>
                 <w:sz w:val="16"/>
               </w:rPr>
-              <w:t>Pablo Burchard Sur &amp; Pje. Capilla Sixtina</w:t>
+              <w:t>Av. Primera Transversal &amp; Rafael Riesco</w:t>
             </w:r>
           </w:p>
         </w:tc>
@@ -4793,7 +4957,7 @@
                 <w:color w:val="000000"/>
                 <w:sz w:val="16"/>
               </w:rPr>
-              <w:t>Robo en lugar habitado</w:t>
+              <w:t>Robos violentos</w:t>
             </w:r>
           </w:p>
         </w:tc>
@@ -4815,7 +4979,7 @@
                 <w:color w:val="000000"/>
                 <w:sz w:val="16"/>
               </w:rPr>
-              <w:t>215A</w:t>
+              <w:t>217A</w:t>
             </w:r>
           </w:p>
         </w:tc>
@@ -4855,7 +5019,7 @@
                 <w:color w:val="000000"/>
                 <w:sz w:val="16"/>
               </w:rPr>
-              <w:t>Av. Los Pajaritos &amp; Corredor Transantiago Pajaritos</w:t>
+              <w:t>Carlos Cruz &amp; Renaico</w:t>
             </w:r>
           </w:p>
         </w:tc>
@@ -4897,7 +5061,7 @@
                 <w:color w:val="000000"/>
                 <w:sz w:val="16"/>
               </w:rPr>
-              <w:t>215A</w:t>
+              <w:t>217A</w:t>
             </w:r>
           </w:p>
         </w:tc>
@@ -4937,7 +5101,7 @@
                 <w:color w:val="000000"/>
                 <w:sz w:val="16"/>
               </w:rPr>
-              <w:t>Av. Américo Vespucio &amp; Av. Los Pajaritos</w:t>
+              <w:t>Av. Central Gonzalo Pérez Llona &amp; Renaico</w:t>
             </w:r>
           </w:p>
         </w:tc>
@@ -4957,7 +5121,171 @@
                 <w:color w:val="000000"/>
                 <w:sz w:val="16"/>
               </w:rPr>
-              <w:t>Robos violentos</w:t>
+              <w:t>Robo en lugar habitado</w:t>
+            </w:r>
+          </w:p>
+        </w:tc>
+      </w:tr>
+      <w:tr>
+        <w:tc>
+          <w:tcPr>
+            <w:tcW w:type="dxa" w:w="1037"/>
+            <w:vAlign w:val="center"/>
+            <w:shd w:fill="FFFFFF"/>
+          </w:tcPr>
+          <w:p>
+            <w:pPr>
+              <w:spacing w:after="0"/>
+              <w:jc w:val="left"/>
+            </w:pPr>
+            <w:r>
+              <w:rPr>
+                <w:color w:val="000000"/>
+                <w:sz w:val="16"/>
+              </w:rPr>
+              <w:t>217A</w:t>
+            </w:r>
+          </w:p>
+        </w:tc>
+        <w:tc>
+          <w:tcPr>
+            <w:tcW w:type="dxa" w:w="662"/>
+            <w:vAlign w:val="center"/>
+            <w:shd w:fill="FFFFFF"/>
+          </w:tcPr>
+          <w:p>
+            <w:pPr>
+              <w:spacing w:after="0"/>
+              <w:jc w:val="left"/>
+            </w:pPr>
+            <w:r>
+              <w:rPr>
+                <w:color w:val="000000"/>
+                <w:sz w:val="16"/>
+              </w:rPr>
+              <w:t>5</w:t>
+            </w:r>
+          </w:p>
+        </w:tc>
+        <w:tc>
+          <w:tcPr>
+            <w:tcW w:type="dxa" w:w="4680"/>
+            <w:vAlign w:val="center"/>
+            <w:shd w:fill="FFFFFF"/>
+          </w:tcPr>
+          <w:p>
+            <w:pPr>
+              <w:spacing w:after="0"/>
+              <w:jc w:val="left"/>
+            </w:pPr>
+            <w:r>
+              <w:rPr>
+                <w:color w:val="000000"/>
+                <w:sz w:val="16"/>
+              </w:rPr>
+              <w:t>Bailén &amp; Luis Gandarillas</w:t>
+            </w:r>
+          </w:p>
+        </w:tc>
+        <w:tc>
+          <w:tcPr>
+            <w:tcW w:type="dxa" w:w="2952"/>
+            <w:vAlign w:val="center"/>
+            <w:shd w:fill="FFFFFF"/>
+          </w:tcPr>
+          <w:p>
+            <w:pPr>
+              <w:spacing w:after="0"/>
+              <w:jc w:val="left"/>
+            </w:pPr>
+            <w:r>
+              <w:rPr>
+                <w:color w:val="000000"/>
+                <w:sz w:val="16"/>
+              </w:rPr>
+              <w:t>Robo en lugar habitado</w:t>
+            </w:r>
+          </w:p>
+        </w:tc>
+      </w:tr>
+      <w:tr>
+        <w:tc>
+          <w:tcPr>
+            <w:tcW w:type="dxa" w:w="1037"/>
+            <w:vAlign w:val="center"/>
+            <w:shd w:fill="FFFFFF"/>
+          </w:tcPr>
+          <w:p>
+            <w:pPr>
+              <w:spacing w:after="0"/>
+              <w:jc w:val="left"/>
+            </w:pPr>
+            <w:r>
+              <w:rPr>
+                <w:color w:val="000000"/>
+                <w:sz w:val="16"/>
+              </w:rPr>
+              <w:t>217A</w:t>
+            </w:r>
+          </w:p>
+        </w:tc>
+        <w:tc>
+          <w:tcPr>
+            <w:tcW w:type="dxa" w:w="662"/>
+            <w:vAlign w:val="center"/>
+            <w:shd w:fill="FFFFFF"/>
+          </w:tcPr>
+          <w:p>
+            <w:pPr>
+              <w:spacing w:after="0"/>
+              <w:jc w:val="left"/>
+            </w:pPr>
+            <w:r>
+              <w:rPr>
+                <w:color w:val="000000"/>
+                <w:sz w:val="16"/>
+              </w:rPr>
+              <w:t>6</w:t>
+            </w:r>
+          </w:p>
+        </w:tc>
+        <w:tc>
+          <w:tcPr>
+            <w:tcW w:type="dxa" w:w="4680"/>
+            <w:vAlign w:val="center"/>
+            <w:shd w:fill="FFFFFF"/>
+          </w:tcPr>
+          <w:p>
+            <w:pPr>
+              <w:spacing w:after="0"/>
+              <w:jc w:val="left"/>
+            </w:pPr>
+            <w:r>
+              <w:rPr>
+                <w:color w:val="000000"/>
+                <w:sz w:val="16"/>
+              </w:rPr>
+              <w:t>Av. Segunda Transversal &amp; El Alto</w:t>
+            </w:r>
+          </w:p>
+        </w:tc>
+        <w:tc>
+          <w:tcPr>
+            <w:tcW w:type="dxa" w:w="2952"/>
+            <w:vAlign w:val="center"/>
+            <w:shd w:fill="FFFFFF"/>
+          </w:tcPr>
+          <w:p>
+            <w:pPr>
+              <w:spacing w:after="0"/>
+              <w:jc w:val="left"/>
+            </w:pPr>
+            <w:r>
+              <w:rPr>
+                <w:color w:val="000000"/>
+                <w:sz w:val="16"/>
+              </w:rPr>
+              <w:t>Robo en lugar habitado</w:t>
             </w:r>
           </w:p>
         </w:tc>
@@ -4982,7 +5310,7 @@
                 <w:color w:val="000000"/>
                 <w:sz w:val="16"/>
               </w:rPr>
-              <w:t>215C</w:t>
+              <w:t>217B</w:t>
             </w:r>
           </w:p>
         </w:tc>
@@ -5028,7 +5356,7 @@
                 <w:color w:val="000000"/>
                 <w:sz w:val="16"/>
               </w:rPr>
-              <w:t>Las Fresas &amp; Pje. Naranjal</w:t>
+              <w:t>Sta. María &amp; Vicente Reyes</w:t>
             </w:r>
           </w:p>
         </w:tc>
@@ -5051,7 +5379,7 @@
                 <w:color w:val="000000"/>
                 <w:sz w:val="16"/>
               </w:rPr>
-              <w:t>Robo en lugar habitado</w:t>
+              <w:t>Robos violentos</w:t>
             </w:r>
           </w:p>
         </w:tc>
@@ -5073,7 +5401,7 @@
                 <w:color w:val="000000"/>
                 <w:sz w:val="16"/>
               </w:rPr>
-              <w:t>215C</w:t>
+              <w:t>217B</w:t>
             </w:r>
           </w:p>
         </w:tc>
@@ -5113,7 +5441,7 @@
                 <w:color w:val="000000"/>
                 <w:sz w:val="16"/>
               </w:rPr>
-              <w:t>El Viento Norte &amp; Pje. El Granizo</w:t>
+              <w:t>Las Acacias &amp; Marina Chica</w:t>
             </w:r>
           </w:p>
         </w:tc>
@@ -5133,7 +5461,7 @@
                 <w:color w:val="000000"/>
                 <w:sz w:val="16"/>
               </w:rPr>
-              <w:t>Alcohol y drogas en vía pública</w:t>
+              <w:t>Robo en lugar habitado</w:t>
             </w:r>
           </w:p>
         </w:tc>
@@ -5155,7 +5483,7 @@
                 <w:color w:val="000000"/>
                 <w:sz w:val="16"/>
               </w:rPr>
-              <w:t>215C</w:t>
+              <w:t>217B</w:t>
             </w:r>
           </w:p>
         </w:tc>
@@ -5195,7 +5523,7 @@
                 <w:color w:val="000000"/>
                 <w:sz w:val="16"/>
               </w:rPr>
-              <w:t>Av. Isabel Riquelme &amp; Raimundo Tupper</w:t>
+              <w:t>Av. Del Ferrocarril &amp; Exequiel</w:t>
             </w:r>
           </w:p>
         </w:tc>
@@ -5215,7 +5543,7 @@
                 <w:color w:val="000000"/>
                 <w:sz w:val="16"/>
               </w:rPr>
-              <w:t>Robos violentos</w:t>
+              <w:t>Robo en lugar habitado</w:t>
             </w:r>
           </w:p>
         </w:tc>
@@ -5237,7 +5565,7 @@
                 <w:color w:val="000000"/>
                 <w:sz w:val="16"/>
               </w:rPr>
-              <w:t>215C</w:t>
+              <w:t>217B</w:t>
             </w:r>
           </w:p>
         </w:tc>
@@ -5277,7 +5605,7 @@
                 <w:color w:val="000000"/>
                 <w:sz w:val="16"/>
               </w:rPr>
-              <w:t>Av. Isabel Riquelme &amp; Av. Sta. Rosa</w:t>
+              <w:t>Av. 5 de Abril &amp; Reinosa</w:t>
             </w:r>
           </w:p>
         </w:tc>
@@ -5297,7 +5625,7 @@
                 <w:color w:val="000000"/>
                 <w:sz w:val="16"/>
               </w:rPr>
-              <w:t>Robos violentos</w:t>
+              <w:t>Robo en lugar habitado</w:t>
             </w:r>
           </w:p>
         </w:tc>
@@ -5319,7 +5647,7 @@
                 <w:color w:val="000000"/>
                 <w:sz w:val="16"/>
               </w:rPr>
-              <w:t>215C</w:t>
+              <w:t>217B</w:t>
             </w:r>
           </w:p>
         </w:tc>
@@ -5359,7 +5687,7 @@
                 <w:color w:val="000000"/>
                 <w:sz w:val="16"/>
               </w:rPr>
-              <w:t>Av. Simón Bolívar &amp; Av. Sta. Rosa</w:t>
+              <w:t>Alberto Llona &amp; Sta. María</w:t>
             </w:r>
           </w:p>
         </w:tc>
@@ -5379,7 +5707,7 @@
                 <w:color w:val="000000"/>
                 <w:sz w:val="16"/>
               </w:rPr>
-              <w:t>Robos violentos</w:t>
+              <w:t>Robo en lugar habitado</w:t>
             </w:r>
           </w:p>
         </w:tc>
@@ -5401,7 +5729,7 @@
                 <w:color w:val="000000"/>
                 <w:sz w:val="16"/>
               </w:rPr>
-              <w:t>215C</w:t>
+              <w:t>217B</w:t>
             </w:r>
           </w:p>
         </w:tc>
@@ -5441,7 +5769,7 @@
                 <w:color w:val="000000"/>
                 <w:sz w:val="16"/>
               </w:rPr>
-              <w:t>Gredos &amp; Isabel Riquelme</w:t>
+              <w:t>Corredor Transantiago Pajaritos &amp; Jorge Contador Bravo</w:t>
             </w:r>
           </w:p>
         </w:tc>
@@ -5461,7 +5789,7 @@
                 <w:color w:val="000000"/>
                 <w:sz w:val="16"/>
               </w:rPr>
-              <w:t>Robos violentos</w:t>
+              <w:t>Robo en lugar habitado</w:t>
             </w:r>
           </w:p>
         </w:tc>
@@ -5532,7 +5860,7 @@
                 <w:color w:val="000000"/>
                 <w:sz w:val="16"/>
               </w:rPr>
-              <w:t>Av. La Farfana &amp; Callejón La Farfana</w:t>
+              <w:t>Asunción &amp; Trinidad</w:t>
             </w:r>
           </w:p>
         </w:tc>
@@ -5637,7 +5965,7 @@
                 <w:color w:val="000000"/>
                 <w:sz w:val="16"/>
               </w:rPr>
-              <w:t>Robo en lugar habitado</w:t>
+              <w:t>Robos violentos</w:t>
             </w:r>
           </w:p>
         </w:tc>
@@ -5699,7 +6027,7 @@
                 <w:color w:val="000000"/>
                 <w:sz w:val="16"/>
               </w:rPr>
-              <w:t>Asunción &amp; Trinidad</w:t>
+              <w:t>Gral. San Martín &amp; Pje. Don Emilio</w:t>
             </w:r>
           </w:p>
         </w:tc>
@@ -5719,7 +6047,7 @@
                 <w:color w:val="000000"/>
                 <w:sz w:val="16"/>
               </w:rPr>
-              <w:t>Robo en lugar habitado</w:t>
+              <w:t>Robos violentos</w:t>
             </w:r>
           </w:p>
         </w:tc>
@@ -5781,7 +6109,7 @@
                 <w:color w:val="000000"/>
                 <w:sz w:val="16"/>
               </w:rPr>
-              <w:t>Caupolicán &amp; Curiñaca</w:t>
+              <w:t>Hermanos Carrera &amp; Libertad</w:t>
             </w:r>
           </w:p>
         </w:tc>
@@ -5863,7 +6191,7 @@
                 <w:color w:val="000000"/>
                 <w:sz w:val="16"/>
               </w:rPr>
-              <w:t>La Capitanía &amp; Libertad</w:t>
+              <w:t>Av. Los Pajaritos &amp; Libertad</w:t>
             </w:r>
           </w:p>
         </w:tc>
@@ -5883,7 +6211,7 @@
                 <w:color w:val="000000"/>
                 <w:sz w:val="16"/>
               </w:rPr>
-              <w:t>Alcohol y drogas en vía pública</w:t>
+              <w:t>Robos violentos</w:t>
             </w:r>
           </w:p>
         </w:tc>
@@ -5945,7 +6273,7 @@
                 <w:color w:val="000000"/>
                 <w:sz w:val="16"/>
               </w:rPr>
-              <w:t>Av. Los Pajaritos &amp; Centenario</w:t>
+              <w:t>Av. Los Pajaritos &amp; Pje. Centenario</w:t>
             </w:r>
           </w:p>
         </w:tc>
@@ -5965,7 +6293,7 @@
                 <w:color w:val="000000"/>
                 <w:sz w:val="16"/>
               </w:rPr>
-              <w:t>Robo en lugar habitado</w:t>
+              <w:t>Robos violentos</w:t>
             </w:r>
           </w:p>
         </w:tc>
@@ -6036,7 +6364,7 @@
                 <w:color w:val="000000"/>
                 <w:sz w:val="16"/>
               </w:rPr>
-              <w:t>Julio Verne &amp; Pje. Emilio Salgari</w:t>
+              <w:t>René Olivares Becerra &amp; Sergio Silva Acuña</w:t>
             </w:r>
           </w:p>
         </w:tc>
@@ -6121,7 +6449,7 @@
                 <w:color w:val="000000"/>
                 <w:sz w:val="16"/>
               </w:rPr>
-              <w:t>Av. Alfredo Silva Carvallo &amp; Pdte. Gabriel González Videla</w:t>
+              <w:t>Europa &amp; Rey Cristián</w:t>
             </w:r>
           </w:p>
         </w:tc>
@@ -6203,7 +6531,7 @@
                 <w:color w:val="000000"/>
                 <w:sz w:val="16"/>
               </w:rPr>
-              <w:t>El Faro &amp; El Mar</w:t>
+              <w:t>Cabo De Hornos &amp; Glorias Navales</w:t>
             </w:r>
           </w:p>
         </w:tc>
@@ -6285,7 +6613,7 @@
                 <w:color w:val="000000"/>
                 <w:sz w:val="16"/>
               </w:rPr>
-              <w:t>René Olivares Becerra &amp; Sergio Silva Acuña</w:t>
+              <w:t>Julio Verne &amp; Pje. Emilio Salgari</w:t>
             </w:r>
           </w:p>
         </w:tc>
@@ -6305,7 +6633,7 @@
                 <w:color w:val="000000"/>
                 <w:sz w:val="16"/>
               </w:rPr>
-              <w:t>Alcohol y drogas en vía pública</w:t>
+              <w:t>Robos violentos</w:t>
             </w:r>
           </w:p>
         </w:tc>
@@ -6367,7 +6695,7 @@
                 <w:color w:val="000000"/>
                 <w:sz w:val="16"/>
               </w:rPr>
-              <w:t>Europa &amp; Sajonia</w:t>
+              <w:t>Ester Sore &amp; Germán Garcés</w:t>
             </w:r>
           </w:p>
         </w:tc>
@@ -6449,7 +6777,7 @@
                 <w:color w:val="000000"/>
                 <w:sz w:val="16"/>
               </w:rPr>
-              <w:t>Av. Del Ferrocarril &amp; Fogonero Segura</w:t>
+              <w:t>Pje. Resurrección &amp; Pje. Sto. Grial</w:t>
             </w:r>
           </w:p>
         </w:tc>
@@ -6494,7 +6822,7 @@
                 <w:color w:val="000000"/>
                 <w:sz w:val="16"/>
               </w:rPr>
-              <w:t>221C</w:t>
+              <w:t>223B</w:t>
             </w:r>
           </w:p>
         </w:tc>
@@ -6540,7 +6868,7 @@
                 <w:color w:val="000000"/>
                 <w:sz w:val="16"/>
               </w:rPr>
-              <w:t>Av. El Olimpo &amp; Av. Nueva San Martín</w:t>
+              <w:t>Constantino &amp; Los Pescadores</w:t>
             </w:r>
           </w:p>
         </w:tc>
@@ -6585,7 +6913,7 @@
                 <w:color w:val="000000"/>
                 <w:sz w:val="16"/>
               </w:rPr>
-              <w:t>221C</w:t>
+              <w:t>223B</w:t>
             </w:r>
           </w:p>
         </w:tc>
@@ -6625,7 +6953,7 @@
                 <w:color w:val="000000"/>
                 <w:sz w:val="16"/>
               </w:rPr>
-              <w:t>Av. 3 Poniente &amp; Montecassino</w:t>
+              <w:t>El Líbano &amp; Pje. Turquestán</w:t>
             </w:r>
           </w:p>
         </w:tc>
@@ -6645,7 +6973,7 @@
                 <w:color w:val="000000"/>
                 <w:sz w:val="16"/>
               </w:rPr>
-              <w:t>Alcohol y drogas en vía pública</w:t>
+              <w:t>Robos violentos</w:t>
             </w:r>
           </w:p>
         </w:tc>
@@ -6667,7 +6995,7 @@
                 <w:color w:val="000000"/>
                 <w:sz w:val="16"/>
               </w:rPr>
-              <w:t>221C</w:t>
+              <w:t>223B</w:t>
             </w:r>
           </w:p>
         </w:tc>
@@ -6707,7 +7035,7 @@
                 <w:color w:val="000000"/>
                 <w:sz w:val="16"/>
               </w:rPr>
-              <w:t>Alcalde Alberto Krumm &amp; Av. 3 Poniente</w:t>
+              <w:t>Pje. Heliópolis &amp; Pje. Sahara</w:t>
             </w:r>
           </w:p>
         </w:tc>
@@ -6749,7 +7077,7 @@
                 <w:color w:val="000000"/>
                 <w:sz w:val="16"/>
               </w:rPr>
-              <w:t>221C</w:t>
+              <w:t>223B</w:t>
             </w:r>
           </w:p>
         </w:tc>
@@ -6789,7 +7117,7 @@
                 <w:color w:val="000000"/>
                 <w:sz w:val="16"/>
               </w:rPr>
-              <w:t>Av. Alfredo Silva Carvallo &amp; Renzo Pecchenino</w:t>
+              <w:t>Esdras &amp; Rey Salomón</w:t>
             </w:r>
           </w:p>
         </w:tc>
@@ -6809,7 +7137,7 @@
                 <w:color w:val="000000"/>
                 <w:sz w:val="16"/>
               </w:rPr>
-              <w:t>Robos violentos</w:t>
+              <w:t>Robo en lugar habitado</w:t>
             </w:r>
           </w:p>
         </w:tc>
@@ -6831,7 +7159,7 @@
                 <w:color w:val="000000"/>
                 <w:sz w:val="16"/>
               </w:rPr>
-              <w:t>221C</w:t>
+              <w:t>223B</w:t>
             </w:r>
           </w:p>
         </w:tc>
@@ -6871,7 +7199,7 @@
                 <w:color w:val="000000"/>
                 <w:sz w:val="16"/>
               </w:rPr>
-              <w:t>Andrés Amenabar Vergara &amp; Pje. Renato Pizarro León</w:t>
+              <w:t>Camino A Melipilla &amp; Granaderos De San Martín</w:t>
             </w:r>
           </w:p>
         </w:tc>
@@ -6913,7 +7241,7 @@
                 <w:color w:val="000000"/>
                 <w:sz w:val="16"/>
               </w:rPr>
-              <w:t>221C</w:t>
+              <w:t>223B</w:t>
             </w:r>
           </w:p>
         </w:tc>
@@ -6953,7 +7281,7 @@
                 <w:color w:val="000000"/>
                 <w:sz w:val="16"/>
               </w:rPr>
-              <w:t>Los Diamantes &amp; Pje. Pepe Abad</w:t>
+              <w:t>Jorge Andrés Guerra &amp; Los Talaveras</w:t>
             </w:r>
           </w:p>
         </w:tc>
@@ -7155,7 +7483,7 @@
                 <w:color w:val="000000"/>
                 <w:sz w:val="16"/>
               </w:rPr>
-              <w:t>Av. Los Pajaritos &amp; Chacabuco</w:t>
+              <w:t>Av. Los Pajaritos &amp; Belarmino Osorio</w:t>
             </w:r>
           </w:p>
         </w:tc>
@@ -7175,7 +7503,7 @@
                 <w:color w:val="000000"/>
                 <w:sz w:val="16"/>
               </w:rPr>
-              <w:t>Alcohol y drogas en vía pública</w:t>
+              <w:t>Robos violentos</w:t>
             </w:r>
           </w:p>
         </w:tc>
@@ -7237,7 +7565,7 @@
                 <w:color w:val="000000"/>
                 <w:sz w:val="16"/>
               </w:rPr>
-              <w:t>Alberto Llona &amp; Av. Esquina Blanca</w:t>
+              <w:t>Av. Los Pajaritos &amp; Chacabuco</w:t>
             </w:r>
           </w:p>
         </w:tc>
@@ -7319,7 +7647,7 @@
                 <w:color w:val="000000"/>
                 <w:sz w:val="16"/>
               </w:rPr>
-              <w:t>Carmen Luisa Correa &amp; Monumento</w:t>
+              <w:t>Alberto Llona &amp; Chacabuco</w:t>
             </w:r>
           </w:p>
         </w:tc>
@@ -7401,7 +7729,7 @@
                 <w:color w:val="000000"/>
                 <w:sz w:val="16"/>
               </w:rPr>
-              <w:t>Chacabuco &amp; Hermanos Carrera</w:t>
+              <w:t>Av. Los Pajaritos &amp; Maipú</w:t>
             </w:r>
           </w:p>
         </w:tc>
@@ -7483,7 +7811,7 @@
                 <w:color w:val="000000"/>
                 <w:sz w:val="16"/>
               </w:rPr>
-              <w:t>Gral. Ordóñez &amp; Manuel Rodríguez</w:t>
+              <w:t>Gral. Ordóñez &amp; Interior</w:t>
             </w:r>
           </w:p>
         </w:tc>
@@ -7565,7 +7893,7 @@
                 <w:color w:val="000000"/>
                 <w:sz w:val="16"/>
               </w:rPr>
-              <w:t>Fresia &amp; Hermanos Carrera</w:t>
+              <w:t>Camino A Rinconada &amp; Corredor Transantiago Rinconada</w:t>
             </w:r>
           </w:p>
         </w:tc>
@@ -7585,7 +7913,7 @@
                 <w:color w:val="000000"/>
                 <w:sz w:val="16"/>
               </w:rPr>
-              <w:t>Robo en lugar habitado</w:t>
+              <w:t>Alcohol y drogas en vía pública</w:t>
             </w:r>
           </w:p>
         </w:tc>

--- a/pauta_focalizada_pcsp.docx
+++ b/pauta_focalizada_pcsp.docx
@@ -21,7 +21,7 @@
         <w:jc w:val="center"/>
       </w:pPr>
       <w:r>
-        <w:t>Periodo de análisis: 18-05-2026 al 14-06-2026</w:t>
+        <w:t>Periodo de análisis: 01-06-2026 al 28-06-2026</w:t>
       </w:r>
     </w:p>
     <w:p>
@@ -99,7 +99,7 @@
         <w:rPr>
           <w:b w:val="0"/>
         </w:rPr>
-        <w:t>Durante el periodo analizado se identificaron 235 eventos incorporados a la fórmula de priorización territorial PCSP ajustada. De ellos, 106 corresponden a las tres problemáticas con meta de patrullaje y 129 corresponden a delitos complementarios considerados internamente con menor peso técnico. Para efectos de planificación, verificación y cumplimiento de meta, la tabla siguiente muestra únicamente las tres problemáticas PCSP con meta en los cuadrantes focalizados; por eso el total verificable de la tabla corresponde a 78 eventos asociados a metas, mientras que el puntaje ponderado se mantiene como un criterio técnico interno de priorización.</w:t>
+        <w:t>Durante el periodo analizado se identificaron 222 eventos incorporados a la fórmula de priorización territorial PCSP ajustada. De ellos, 92 corresponden a las tres problemáticas con meta de patrullaje y 130 corresponden a delitos complementarios considerados internamente con menor peso técnico. Para efectos de planificación, verificación y cumplimiento de meta, la tabla siguiente muestra únicamente las tres problemáticas PCSP con meta en los cuadrantes focalizados; por eso el total verificable de la tabla corresponde a 73 eventos asociados a metas, mientras que el puntaje ponderado se mantiene como un criterio técnico interno de priorización.</w:t>
       </w:r>
     </w:p>
     <w:tbl>
@@ -285,7 +285,7 @@
                 <w:color w:val="000000"/>
                 <w:sz w:val="16"/>
               </w:rPr>
-              <w:t>218B</w:t>
+              <w:t>222A</w:t>
             </w:r>
           </w:p>
         </w:tc>
@@ -305,7 +305,7 @@
                 <w:color w:val="000000"/>
                 <w:sz w:val="16"/>
               </w:rPr>
-              <w:t>4</w:t>
+              <w:t>8</w:t>
             </w:r>
           </w:p>
         </w:tc>
@@ -325,7 +325,7 @@
                 <w:color w:val="000000"/>
                 <w:sz w:val="16"/>
               </w:rPr>
-              <w:t>6</w:t>
+              <w:t>3</w:t>
             </w:r>
           </w:p>
         </w:tc>
@@ -365,7 +365,7 @@
                 <w:color w:val="000000"/>
                 <w:sz w:val="16"/>
               </w:rPr>
-              <w:t>10</w:t>
+              <w:t>11</w:t>
             </w:r>
           </w:p>
         </w:tc>
@@ -385,7 +385,7 @@
                 <w:color w:val="000000"/>
                 <w:sz w:val="16"/>
               </w:rPr>
-              <w:t>120</w:t>
+              <w:t>134</w:t>
             </w:r>
           </w:p>
         </w:tc>
@@ -467,7 +467,7 @@
                 <w:color w:val="000000"/>
                 <w:sz w:val="16"/>
               </w:rPr>
-              <w:t>0</w:t>
+              <w:t>1</w:t>
             </w:r>
           </w:p>
         </w:tc>
@@ -507,7 +507,7 @@
                 <w:color w:val="000000"/>
                 <w:sz w:val="16"/>
               </w:rPr>
-              <w:t>9</w:t>
+              <w:t>10</w:t>
             </w:r>
           </w:p>
         </w:tc>
@@ -527,7 +527,7 @@
                 <w:color w:val="000000"/>
                 <w:sz w:val="16"/>
               </w:rPr>
-              <w:t>108</w:t>
+              <w:t>112</w:t>
             </w:r>
           </w:p>
         </w:tc>
@@ -569,7 +569,7 @@
                 <w:color w:val="000000"/>
                 <w:sz w:val="16"/>
               </w:rPr>
-              <w:t>220A</w:t>
+              <w:t>218B</w:t>
             </w:r>
           </w:p>
         </w:tc>
@@ -589,7 +589,7 @@
                 <w:color w:val="000000"/>
                 <w:sz w:val="16"/>
               </w:rPr>
-              <w:t>6</w:t>
+              <w:t>3</w:t>
             </w:r>
           </w:p>
         </w:tc>
@@ -609,7 +609,7 @@
                 <w:color w:val="000000"/>
                 <w:sz w:val="16"/>
               </w:rPr>
-              <w:t>2</w:t>
+              <w:t>4</w:t>
             </w:r>
           </w:p>
         </w:tc>
@@ -649,7 +649,7 @@
                 <w:color w:val="000000"/>
                 <w:sz w:val="16"/>
               </w:rPr>
-              <w:t>9</w:t>
+              <w:t>8</w:t>
             </w:r>
           </w:p>
         </w:tc>
@@ -711,7 +711,7 @@
                 <w:color w:val="000000"/>
                 <w:sz w:val="16"/>
               </w:rPr>
-              <w:t>222A</w:t>
+              <w:t>220A</w:t>
             </w:r>
           </w:p>
         </w:tc>
@@ -811,7 +811,7 @@
                 <w:color w:val="000000"/>
                 <w:sz w:val="16"/>
               </w:rPr>
-              <w:t>98</w:t>
+              <w:t>100</w:t>
             </w:r>
           </w:p>
         </w:tc>
@@ -853,7 +853,7 @@
                 <w:color w:val="000000"/>
                 <w:sz w:val="16"/>
               </w:rPr>
-              <w:t>216B</w:t>
+              <w:t>219</w:t>
             </w:r>
           </w:p>
         </w:tc>
@@ -893,7 +893,7 @@
                 <w:color w:val="000000"/>
                 <w:sz w:val="16"/>
               </w:rPr>
-              <w:t>1</w:t>
+              <w:t>2</w:t>
             </w:r>
           </w:p>
         </w:tc>
@@ -913,7 +913,7 @@
                 <w:color w:val="000000"/>
                 <w:sz w:val="16"/>
               </w:rPr>
-              <w:t>2</w:t>
+              <w:t>0</w:t>
             </w:r>
           </w:p>
         </w:tc>
@@ -933,7 +933,7 @@
                 <w:color w:val="000000"/>
                 <w:sz w:val="16"/>
               </w:rPr>
-              <w:t>8</w:t>
+              <w:t>7</w:t>
             </w:r>
           </w:p>
         </w:tc>
@@ -953,7 +953,7 @@
                 <w:color w:val="000000"/>
                 <w:sz w:val="16"/>
               </w:rPr>
-              <w:t>98</w:t>
+              <w:t>84</w:t>
             </w:r>
           </w:p>
         </w:tc>
@@ -995,7 +995,7 @@
                 <w:color w:val="000000"/>
                 <w:sz w:val="16"/>
               </w:rPr>
-              <w:t>218A</w:t>
+              <w:t>223B</w:t>
             </w:r>
           </w:p>
         </w:tc>
@@ -1015,6 +1015,26 @@
                 <w:color w:val="000000"/>
                 <w:sz w:val="16"/>
               </w:rPr>
+              <w:t>4</w:t>
+            </w:r>
+          </w:p>
+        </w:tc>
+        <w:tc>
+          <w:tcPr>
+            <w:tcW w:type="dxa" w:w="1263"/>
+            <w:vAlign w:val="center"/>
+            <w:shd w:fill="FFFFFF"/>
+          </w:tcPr>
+          <w:p>
+            <w:pPr>
+              <w:spacing w:after="0"/>
+              <w:jc w:val="left"/>
+            </w:pPr>
+            <w:r>
+              <w:rPr>
+                <w:color w:val="000000"/>
+                <w:sz w:val="16"/>
+              </w:rPr>
               <w:t>3</w:t>
             </w:r>
           </w:p>
@@ -1035,7 +1055,7 @@
                 <w:color w:val="000000"/>
                 <w:sz w:val="16"/>
               </w:rPr>
-              <w:t>3</w:t>
+              <w:t>0</w:t>
             </w:r>
           </w:p>
         </w:tc>
@@ -1055,7 +1075,7 @@
                 <w:color w:val="000000"/>
                 <w:sz w:val="16"/>
               </w:rPr>
-              <w:t>1</w:t>
+              <w:t>7</w:t>
             </w:r>
           </w:p>
         </w:tc>
@@ -1075,27 +1095,7 @@
                 <w:color w:val="000000"/>
                 <w:sz w:val="16"/>
               </w:rPr>
-              <w:t>7</w:t>
-            </w:r>
-          </w:p>
-        </w:tc>
-        <w:tc>
-          <w:tcPr>
-            <w:tcW w:type="dxa" w:w="1263"/>
-            <w:vAlign w:val="center"/>
-            <w:shd w:fill="FFFFFF"/>
-          </w:tcPr>
-          <w:p>
-            <w:pPr>
-              <w:spacing w:after="0"/>
-              <w:jc w:val="left"/>
-            </w:pPr>
-            <w:r>
-              <w:rPr>
-                <w:color w:val="000000"/>
-                <w:sz w:val="16"/>
-              </w:rPr>
-              <w:t>86</w:t>
+              <w:t>82</w:t>
             </w:r>
           </w:p>
         </w:tc>
@@ -1137,7 +1137,7 @@
                 <w:color w:val="000000"/>
                 <w:sz w:val="16"/>
               </w:rPr>
-              <w:t>217B</w:t>
+              <w:t>218A</w:t>
             </w:r>
           </w:p>
         </w:tc>
@@ -1177,7 +1177,7 @@
                 <w:color w:val="000000"/>
                 <w:sz w:val="16"/>
               </w:rPr>
-              <w:t>5</w:t>
+              <w:t>3</w:t>
             </w:r>
           </w:p>
         </w:tc>
@@ -1197,7 +1197,7 @@
                 <w:color w:val="000000"/>
                 <w:sz w:val="16"/>
               </w:rPr>
-              <w:t>0</w:t>
+              <w:t>1</w:t>
             </w:r>
           </w:p>
         </w:tc>
@@ -1217,7 +1217,7 @@
                 <w:color w:val="000000"/>
                 <w:sz w:val="16"/>
               </w:rPr>
-              <w:t>7</w:t>
+              <w:t>6</w:t>
             </w:r>
           </w:p>
         </w:tc>
@@ -1237,7 +1237,7 @@
                 <w:color w:val="000000"/>
                 <w:sz w:val="16"/>
               </w:rPr>
-              <w:t>86</w:t>
+              <w:t>80</w:t>
             </w:r>
           </w:p>
         </w:tc>
@@ -1279,7 +1279,7 @@
                 <w:color w:val="000000"/>
                 <w:sz w:val="16"/>
               </w:rPr>
-              <w:t>217A</w:t>
+              <w:t>215C</w:t>
             </w:r>
           </w:p>
         </w:tc>
@@ -1319,7 +1319,7 @@
                 <w:color w:val="000000"/>
                 <w:sz w:val="16"/>
               </w:rPr>
-              <w:t>4</w:t>
+              <w:t>3</w:t>
             </w:r>
           </w:p>
         </w:tc>
@@ -1339,7 +1339,7 @@
                 <w:color w:val="000000"/>
                 <w:sz w:val="16"/>
               </w:rPr>
-              <w:t>0</w:t>
+              <w:t>1</w:t>
             </w:r>
           </w:p>
         </w:tc>
@@ -1379,7 +1379,7 @@
                 <w:color w:val="000000"/>
                 <w:sz w:val="16"/>
               </w:rPr>
-              <w:t>82</w:t>
+              <w:t>80</w:t>
             </w:r>
           </w:p>
         </w:tc>
@@ -1421,7 +1421,7 @@
                 <w:color w:val="000000"/>
                 <w:sz w:val="16"/>
               </w:rPr>
-              <w:t>223B</w:t>
+              <w:t>217B</w:t>
             </w:r>
           </w:p>
         </w:tc>
@@ -1441,6 +1441,26 @@
                 <w:color w:val="000000"/>
                 <w:sz w:val="16"/>
               </w:rPr>
+              <w:t>2</w:t>
+            </w:r>
+          </w:p>
+        </w:tc>
+        <w:tc>
+          <w:tcPr>
+            <w:tcW w:type="dxa" w:w="1263"/>
+            <w:vAlign w:val="center"/>
+            <w:shd w:fill="FFFFFF"/>
+          </w:tcPr>
+          <w:p>
+            <w:pPr>
+              <w:spacing w:after="0"/>
+              <w:jc w:val="left"/>
+            </w:pPr>
+            <w:r>
+              <w:rPr>
+                <w:color w:val="000000"/>
+                <w:sz w:val="16"/>
+              </w:rPr>
               <w:t>3</w:t>
             </w:r>
           </w:p>
@@ -1461,7 +1481,7 @@
                 <w:color w:val="000000"/>
                 <w:sz w:val="16"/>
               </w:rPr>
-              <w:t>3</w:t>
+              <w:t>0</w:t>
             </w:r>
           </w:p>
         </w:tc>
@@ -1481,7 +1501,7 @@
                 <w:color w:val="000000"/>
                 <w:sz w:val="16"/>
               </w:rPr>
-              <w:t>0</w:t>
+              <w:t>5</w:t>
             </w:r>
           </w:p>
         </w:tc>
@@ -1501,27 +1521,7 @@
                 <w:color w:val="000000"/>
                 <w:sz w:val="16"/>
               </w:rPr>
-              <w:t>6</w:t>
-            </w:r>
-          </w:p>
-        </w:tc>
-        <w:tc>
-          <w:tcPr>
-            <w:tcW w:type="dxa" w:w="1263"/>
-            <w:vAlign w:val="center"/>
-            <w:shd w:fill="FFFFFF"/>
-          </w:tcPr>
-          <w:p>
-            <w:pPr>
-              <w:spacing w:after="0"/>
-              <w:jc w:val="left"/>
-            </w:pPr>
-            <w:r>
-              <w:rPr>
-                <w:color w:val="000000"/>
-                <w:sz w:val="16"/>
-              </w:rPr>
-              <w:t>80</w:t>
+              <w:t>70</w:t>
             </w:r>
           </w:p>
         </w:tc>
@@ -1563,7 +1563,7 @@
                 <w:color w:val="000000"/>
                 <w:sz w:val="16"/>
               </w:rPr>
-              <w:t>221B</w:t>
+              <w:t>216B</w:t>
             </w:r>
           </w:p>
         </w:tc>
@@ -1583,7 +1583,7 @@
                 <w:color w:val="000000"/>
                 <w:sz w:val="16"/>
               </w:rPr>
-              <w:t>6</w:t>
+              <w:t>2</w:t>
             </w:r>
           </w:p>
         </w:tc>
@@ -1603,7 +1603,7 @@
                 <w:color w:val="000000"/>
                 <w:sz w:val="16"/>
               </w:rPr>
-              <w:t>0</w:t>
+              <w:t>1</w:t>
             </w:r>
           </w:p>
         </w:tc>
@@ -1623,7 +1623,7 @@
                 <w:color w:val="000000"/>
                 <w:sz w:val="16"/>
               </w:rPr>
-              <w:t>0</w:t>
+              <w:t>1</w:t>
             </w:r>
           </w:p>
         </w:tc>
@@ -1643,7 +1643,7 @@
                 <w:color w:val="000000"/>
                 <w:sz w:val="16"/>
               </w:rPr>
-              <w:t>6</w:t>
+              <w:t>4</w:t>
             </w:r>
           </w:p>
         </w:tc>
@@ -1663,7 +1663,7 @@
                 <w:color w:val="000000"/>
                 <w:sz w:val="16"/>
               </w:rPr>
-              <w:t>74</w:t>
+              <w:t>52</w:t>
             </w:r>
           </w:p>
         </w:tc>
@@ -1745,7 +1745,7 @@
                 <w:color w:val="000000"/>
                 <w:sz w:val="16"/>
               </w:rPr>
-              <w:t>2</w:t>
+              <w:t>1</w:t>
             </w:r>
           </w:p>
         </w:tc>
@@ -1785,7 +1785,7 @@
                 <w:color w:val="000000"/>
                 <w:sz w:val="16"/>
               </w:rPr>
-              <w:t>2</w:t>
+              <w:t>1</w:t>
             </w:r>
           </w:p>
         </w:tc>
@@ -1805,7 +1805,7 @@
                 <w:color w:val="000000"/>
                 <w:sz w:val="16"/>
               </w:rPr>
-              <w:t>30</w:t>
+              <w:t>16</w:t>
             </w:r>
           </w:p>
         </w:tc>
@@ -1867,7 +1867,7 @@
                 <w:color w:val="000000"/>
                 <w:sz w:val="16"/>
               </w:rPr>
-              <w:t>43</w:t>
+              <w:t>40</w:t>
             </w:r>
           </w:p>
         </w:tc>
@@ -1887,7 +1887,7 @@
                 <w:color w:val="000000"/>
                 <w:sz w:val="16"/>
               </w:rPr>
-              <w:t>29</w:t>
+              <w:t>27</w:t>
             </w:r>
           </w:p>
         </w:tc>
@@ -1927,7 +1927,7 @@
                 <w:color w:val="000000"/>
                 <w:sz w:val="16"/>
               </w:rPr>
-              <w:t>78</w:t>
+              <w:t>73</w:t>
             </w:r>
           </w:p>
         </w:tc>
@@ -1947,7 +1947,7 @@
                 <w:color w:val="000000"/>
                 <w:sz w:val="16"/>
               </w:rPr>
-              <w:t>966</w:t>
+              <w:t>914</w:t>
             </w:r>
           </w:p>
         </w:tc>
@@ -2010,7 +2010,7 @@
       <w:r>
         <w:drawing>
           <wp:inline xmlns:a="http://schemas.openxmlformats.org/drawingml/2006/main" xmlns:pic="http://schemas.openxmlformats.org/drawingml/2006/picture">
-            <wp:extent cx="5612130" cy="10982665"/>
+            <wp:extent cx="5612130" cy="10944048"/>
             <wp:docPr id="1" name="Picture 1"/>
             <wp:cNvGraphicFramePr>
               <a:graphicFrameLocks noChangeAspect="1"/>
@@ -2031,7 +2031,7 @@
                   <pic:spPr>
                     <a:xfrm>
                       <a:off x="0" y="0"/>
-                      <a:ext cx="5612130" cy="10982665"/>
+                      <a:ext cx="5612130" cy="10944048"/>
                     </a:xfrm>
                     <a:prstGeom prst="rect"/>
                   </pic:spPr>
@@ -2309,7 +2309,7 @@
                 <w:color w:val="000000"/>
                 <w:sz w:val="16"/>
               </w:rPr>
-              <w:t>Av. El Descanso &amp; Ministro Antorio Varas</w:t>
+              <w:t>Anita Lizana &amp; Aves Del Paraíso</w:t>
             </w:r>
           </w:p>
         </w:tc>
@@ -2329,7 +2329,7 @@
                 <w:color w:val="000000"/>
                 <w:sz w:val="16"/>
               </w:rPr>
-              <w:t>Robos violentos</w:t>
+              <w:t>Alcohol y drogas en vía pública</w:t>
             </w:r>
           </w:p>
         </w:tc>
@@ -2391,7 +2391,7 @@
                 <w:color w:val="000000"/>
                 <w:sz w:val="16"/>
               </w:rPr>
-              <w:t>Amazonia &amp; Quisqueya</w:t>
+              <w:t>Ministro Antorio Varas &amp; Pje. Catalina De Aragón</w:t>
             </w:r>
           </w:p>
         </w:tc>
@@ -2411,7 +2411,7 @@
                 <w:color w:val="000000"/>
                 <w:sz w:val="16"/>
               </w:rPr>
-              <w:t>Robos violentos</w:t>
+              <w:t>Robo en lugar habitado</w:t>
             </w:r>
           </w:p>
         </w:tc>
@@ -2473,7 +2473,7 @@
                 <w:color w:val="000000"/>
                 <w:sz w:val="16"/>
               </w:rPr>
-              <w:t>Anita Lizana &amp; Aves Del Paraíso</w:t>
+              <w:t>Gustavo Eiffel &amp; Pje. Los Canarios</w:t>
             </w:r>
           </w:p>
         </w:tc>
@@ -2555,7 +2555,7 @@
                 <w:color w:val="000000"/>
                 <w:sz w:val="16"/>
               </w:rPr>
-              <w:t>Gustavo Eiffel &amp; Pje. Los Canarios</w:t>
+              <w:t>Av. El Descanso &amp; Pje. Mare Nostrum</w:t>
             </w:r>
           </w:p>
         </w:tc>
@@ -2575,7 +2575,7 @@
                 <w:color w:val="000000"/>
                 <w:sz w:val="16"/>
               </w:rPr>
-              <w:t>Alcohol y drogas en vía pública</w:t>
+              <w:t>Robos violentos</w:t>
             </w:r>
           </w:p>
         </w:tc>
@@ -2637,7 +2637,7 @@
                 <w:color w:val="000000"/>
                 <w:sz w:val="16"/>
               </w:rPr>
-              <w:t>Av. Longitudinal &amp; Pje. Parque Las Américas</w:t>
+              <w:t>Pje. La Orquesta &amp; Toscanini</w:t>
             </w:r>
           </w:p>
         </w:tc>
@@ -2682,7 +2682,7 @@
                 <w:color w:val="000000"/>
                 <w:sz w:val="16"/>
               </w:rPr>
-              <w:t>216B</w:t>
+              <w:t>218B</w:t>
             </w:r>
           </w:p>
         </w:tc>
@@ -2728,7 +2728,7 @@
                 <w:color w:val="000000"/>
                 <w:sz w:val="16"/>
               </w:rPr>
-              <w:t>Isabel Riquelme &amp; Pje. Achupallas</w:t>
+              <w:t>Del Pontífice &amp; Pje. Los Franciscanos</w:t>
             </w:r>
           </w:p>
         </w:tc>
@@ -2773,7 +2773,7 @@
                 <w:color w:val="000000"/>
                 <w:sz w:val="16"/>
               </w:rPr>
-              <w:t>216B</w:t>
+              <w:t>218B</w:t>
             </w:r>
           </w:p>
         </w:tc>
@@ -2813,7 +2813,7 @@
                 <w:color w:val="000000"/>
                 <w:sz w:val="16"/>
               </w:rPr>
-              <w:t>Isabel Riquelme &amp; La Sinfonía</w:t>
+              <w:t>Pje. Cardenal Samoré &amp; República</w:t>
             </w:r>
           </w:p>
         </w:tc>
@@ -2833,7 +2833,7 @@
                 <w:color w:val="000000"/>
                 <w:sz w:val="16"/>
               </w:rPr>
-              <w:t>Robos violentos</w:t>
+              <w:t>Alcohol y drogas en vía pública</w:t>
             </w:r>
           </w:p>
         </w:tc>
@@ -2855,7 +2855,7 @@
                 <w:color w:val="000000"/>
                 <w:sz w:val="16"/>
               </w:rPr>
-              <w:t>216B</w:t>
+              <w:t>218B</w:t>
             </w:r>
           </w:p>
         </w:tc>
@@ -2895,7 +2895,7 @@
                 <w:color w:val="000000"/>
                 <w:sz w:val="16"/>
               </w:rPr>
-              <w:t>Av. La Sinfonía &amp; Pje. Teatro Princesa</w:t>
+              <w:t>El Cid &amp; Grecia</w:t>
             </w:r>
           </w:p>
         </w:tc>
@@ -2937,7 +2937,7 @@
                 <w:color w:val="000000"/>
                 <w:sz w:val="16"/>
               </w:rPr>
-              <w:t>216B</w:t>
+              <w:t>218B</w:t>
             </w:r>
           </w:p>
         </w:tc>
@@ -2977,7 +2977,7 @@
                 <w:color w:val="000000"/>
                 <w:sz w:val="16"/>
               </w:rPr>
-              <w:t>Diez De Julio Huamachuco &amp; Victoria De Abril</w:t>
+              <w:t>El Cid &amp; Pje. Pomaire</w:t>
             </w:r>
           </w:p>
         </w:tc>
@@ -2997,7 +2997,7 @@
                 <w:color w:val="000000"/>
                 <w:sz w:val="16"/>
               </w:rPr>
-              <w:t>Robos violentos</w:t>
+              <w:t>Robo en lugar habitado</w:t>
             </w:r>
           </w:p>
         </w:tc>
@@ -3019,7 +3019,7 @@
                 <w:color w:val="000000"/>
                 <w:sz w:val="16"/>
               </w:rPr>
-              <w:t>216B</w:t>
+              <w:t>218B</w:t>
             </w:r>
           </w:p>
         </w:tc>
@@ -3059,7 +3059,7 @@
                 <w:color w:val="000000"/>
                 <w:sz w:val="16"/>
               </w:rPr>
-              <w:t>Av. La Sinfonía &amp; Teatro Municipal</w:t>
+              <w:t>Pje. Coliseo &amp; Pje. Los Músicos</w:t>
             </w:r>
           </w:p>
         </w:tc>
@@ -3079,7 +3079,7 @@
                 <w:color w:val="000000"/>
                 <w:sz w:val="16"/>
               </w:rPr>
-              <w:t>Robos violentos</w:t>
+              <w:t>Robo en lugar habitado</w:t>
             </w:r>
           </w:p>
         </w:tc>
@@ -3101,7 +3101,7 @@
                 <w:color w:val="000000"/>
                 <w:sz w:val="16"/>
               </w:rPr>
-              <w:t>216B</w:t>
+              <w:t>218B</w:t>
             </w:r>
           </w:p>
         </w:tc>
@@ -3141,7 +3141,7 @@
                 <w:color w:val="000000"/>
                 <w:sz w:val="16"/>
               </w:rPr>
-              <w:t>Doquilla &amp; Las Flores</w:t>
+              <w:t>Av. Los Pajaritos &amp; Ricardo Ayala</w:t>
             </w:r>
           </w:p>
         </w:tc>
@@ -3161,7 +3161,7 @@
                 <w:color w:val="000000"/>
                 <w:sz w:val="16"/>
               </w:rPr>
-              <w:t>Robos violentos</w:t>
+              <w:t>Robo en lugar habitado</w:t>
             </w:r>
           </w:p>
         </w:tc>
@@ -3186,7 +3186,7 @@
                 <w:color w:val="000000"/>
                 <w:sz w:val="16"/>
               </w:rPr>
-              <w:t>218B</w:t>
+              <w:t>219</w:t>
             </w:r>
           </w:p>
         </w:tc>
@@ -3232,7 +3232,7 @@
                 <w:color w:val="000000"/>
                 <w:sz w:val="16"/>
               </w:rPr>
-              <w:t>Pje. El Príncipe &amp; Pje. Las Artes</w:t>
+              <w:t>Rómulo &amp; Vannia</w:t>
             </w:r>
           </w:p>
         </w:tc>
@@ -3255,7 +3255,7 @@
                 <w:color w:val="000000"/>
                 <w:sz w:val="16"/>
               </w:rPr>
-              <w:t>Robo en lugar habitado</w:t>
+              <w:t>Robos violentos</w:t>
             </w:r>
           </w:p>
         </w:tc>
@@ -3277,7 +3277,7 @@
                 <w:color w:val="000000"/>
                 <w:sz w:val="16"/>
               </w:rPr>
-              <w:t>218B</w:t>
+              <w:t>219</w:t>
             </w:r>
           </w:p>
         </w:tc>
@@ -3317,7 +3317,7 @@
                 <w:color w:val="000000"/>
                 <w:sz w:val="16"/>
               </w:rPr>
-              <w:t>El Cid &amp; Grecia</w:t>
+              <w:t>Atila &amp; Av. El Olimpo</w:t>
             </w:r>
           </w:p>
         </w:tc>
@@ -3337,7 +3337,7 @@
                 <w:color w:val="000000"/>
                 <w:sz w:val="16"/>
               </w:rPr>
-              <w:t>Robo en lugar habitado</w:t>
+              <w:t>Robos violentos</w:t>
             </w:r>
           </w:p>
         </w:tc>
@@ -3359,7 +3359,7 @@
                 <w:color w:val="000000"/>
                 <w:sz w:val="16"/>
               </w:rPr>
-              <w:t>218B</w:t>
+              <w:t>219</w:t>
             </w:r>
           </w:p>
         </w:tc>
@@ -3399,7 +3399,7 @@
                 <w:color w:val="000000"/>
                 <w:sz w:val="16"/>
               </w:rPr>
-              <w:t>José Manuel Borgoño &amp; Pje. Los Universitarios</w:t>
+              <w:t>Aguada Sur &amp; Desire</w:t>
             </w:r>
           </w:p>
         </w:tc>
@@ -3441,7 +3441,7 @@
                 <w:color w:val="000000"/>
                 <w:sz w:val="16"/>
               </w:rPr>
-              <w:t>218B</w:t>
+              <w:t>219</w:t>
             </w:r>
           </w:p>
         </w:tc>
@@ -3481,7 +3481,7 @@
                 <w:color w:val="000000"/>
                 <w:sz w:val="16"/>
               </w:rPr>
-              <w:t>Camino A Rinconada &amp; Corredor Transantiago 5 De Abril</w:t>
+              <w:t>Av. Las Naciones &amp; Pje. La Yunta</w:t>
             </w:r>
           </w:p>
         </w:tc>
@@ -3501,7 +3501,7 @@
                 <w:color w:val="000000"/>
                 <w:sz w:val="16"/>
               </w:rPr>
-              <w:t>Alcohol y drogas en vía pública</w:t>
+              <w:t>Robo en lugar habitado</w:t>
             </w:r>
           </w:p>
         </w:tc>
@@ -3523,7 +3523,7 @@
                 <w:color w:val="000000"/>
                 <w:sz w:val="16"/>
               </w:rPr>
-              <w:t>218B</w:t>
+              <w:t>219</w:t>
             </w:r>
           </w:p>
         </w:tc>
@@ -3563,7 +3563,7 @@
                 <w:color w:val="000000"/>
                 <w:sz w:val="16"/>
               </w:rPr>
-              <w:t>El Carmen &amp; San José</w:t>
+              <w:t>Av. Las Naciones &amp; Las Tinajas</w:t>
             </w:r>
           </w:p>
         </w:tc>
@@ -3583,7 +3583,7 @@
                 <w:color w:val="000000"/>
                 <w:sz w:val="16"/>
               </w:rPr>
-              <w:t>Robo en lugar habitado</w:t>
+              <w:t>Alcohol y drogas en vía pública</w:t>
             </w:r>
           </w:p>
         </w:tc>
@@ -3605,7 +3605,7 @@
                 <w:color w:val="000000"/>
                 <w:sz w:val="16"/>
               </w:rPr>
-              <w:t>218B</w:t>
+              <w:t>219</w:t>
             </w:r>
           </w:p>
         </w:tc>
@@ -3645,7 +3645,7 @@
                 <w:color w:val="000000"/>
                 <w:sz w:val="16"/>
               </w:rPr>
-              <w:t>Diego De Almagro &amp; Pje. 2</w:t>
+              <w:t>Av. Las Naciones &amp; San José</w:t>
             </w:r>
           </w:p>
         </w:tc>
@@ -3665,7 +3665,7 @@
                 <w:color w:val="000000"/>
                 <w:sz w:val="16"/>
               </w:rPr>
-              <w:t>Robo en lugar habitado</w:t>
+              <w:t>Robos violentos</w:t>
             </w:r>
           </w:p>
         </w:tc>
@@ -3821,7 +3821,7 @@
                 <w:color w:val="000000"/>
                 <w:sz w:val="16"/>
               </w:rPr>
-              <w:t>Camino A Rinconada &amp; La Lechera</w:t>
+              <w:t>Camino A Rinconada &amp; Pje. Sto. Padre</w:t>
             </w:r>
           </w:p>
         </w:tc>
@@ -3841,7 +3841,7 @@
                 <w:color w:val="000000"/>
                 <w:sz w:val="16"/>
               </w:rPr>
-              <w:t>Alcohol y drogas en vía pública</w:t>
+              <w:t>Robos violentos</w:t>
             </w:r>
           </w:p>
         </w:tc>
@@ -3903,7 +3903,7 @@
                 <w:color w:val="000000"/>
                 <w:sz w:val="16"/>
               </w:rPr>
-              <w:t>Brisas Del Maipo &amp; Pje. Vado Azul</w:t>
+              <w:t>Coronel Rufino Carrasco &amp; La Galaxia</w:t>
             </w:r>
           </w:p>
         </w:tc>
@@ -3985,7 +3985,7 @@
                 <w:color w:val="000000"/>
                 <w:sz w:val="16"/>
               </w:rPr>
-              <w:t>El Conquistador &amp; Jaime Galle</w:t>
+              <w:t>Brisas Del Maipo &amp; Pje. Vado Azul</w:t>
             </w:r>
           </w:p>
         </w:tc>
@@ -4067,7 +4067,7 @@
                 <w:color w:val="000000"/>
                 <w:sz w:val="16"/>
               </w:rPr>
-              <w:t>Coronel Rufino Carrasco &amp; La Galaxia</w:t>
+              <w:t>Av. Las Naciones &amp; Pje. Perquenco</w:t>
             </w:r>
           </w:p>
         </w:tc>
@@ -4149,7 +4149,7 @@
                 <w:color w:val="000000"/>
                 <w:sz w:val="16"/>
               </w:rPr>
-              <w:t>Anita González &amp; La Pergola</w:t>
+              <w:t>Anita González &amp; La Violetera</w:t>
             </w:r>
           </w:p>
         </w:tc>
@@ -4240,7 +4240,7 @@
                 <w:color w:val="000000"/>
                 <w:sz w:val="16"/>
               </w:rPr>
-              <w:t>Ana María Cotapos &amp; Las Rosas</w:t>
+              <w:t>Los Ministros &amp; Vicencio Del Monte</w:t>
             </w:r>
           </w:p>
         </w:tc>
@@ -4325,7 +4325,7 @@
                 <w:color w:val="000000"/>
                 <w:sz w:val="16"/>
               </w:rPr>
-              <w:t>Los Ministros &amp; Tabancura</w:t>
+              <w:t>Alaska &amp; Isla Antigua</w:t>
             </w:r>
           </w:p>
         </w:tc>
@@ -4407,7 +4407,7 @@
                 <w:color w:val="000000"/>
                 <w:sz w:val="16"/>
               </w:rPr>
-              <w:t>Av. Lumen &amp; Isabel Riquelme Sur</w:t>
+              <w:t>3 Norte &amp; Av. Lumen</w:t>
             </w:r>
           </w:p>
         </w:tc>
@@ -4489,7 +4489,7 @@
                 <w:color w:val="000000"/>
                 <w:sz w:val="16"/>
               </w:rPr>
-              <w:t>Av. Lumen &amp; Primo De Rivera</w:t>
+              <w:t>Av. Lumen &amp; Pje. Mirador De San Martín</w:t>
             </w:r>
           </w:p>
         </w:tc>
@@ -4571,7 +4571,7 @@
                 <w:color w:val="000000"/>
                 <w:sz w:val="16"/>
               </w:rPr>
-              <w:t>Las Golondrinas &amp; Sagrado Corazón</w:t>
+              <w:t>Av. Lumen &amp; Sebastián Elcano</w:t>
             </w:r>
           </w:p>
         </w:tc>
@@ -4653,7 +4653,7 @@
                 <w:color w:val="000000"/>
                 <w:sz w:val="16"/>
               </w:rPr>
-              <w:t>Av. Lumen &amp; Pje. Yukón</w:t>
+              <w:t>Av. Lumen &amp; Isabel Riquelme Sur</w:t>
             </w:r>
           </w:p>
         </w:tc>
@@ -4815,7 +4815,7 @@
                 <w:color w:val="000000"/>
                 <w:sz w:val="16"/>
               </w:rPr>
-              <w:t>217A</w:t>
+              <w:t>215C</w:t>
             </w:r>
           </w:p>
         </w:tc>
@@ -4855,7 +4855,7 @@
                 <w:color w:val="000000"/>
                 <w:sz w:val="16"/>
               </w:rPr>
-              <w:t>Pdte. Germán Riesco &amp; Sta. Amanda</w:t>
+              <w:t>Manchester &amp; Orleans</w:t>
             </w:r>
           </w:p>
         </w:tc>
@@ -4875,7 +4875,7 @@
                 <w:color w:val="000000"/>
                 <w:sz w:val="16"/>
               </w:rPr>
-              <w:t>Robo en lugar habitado</w:t>
+              <w:t>Robos violentos</w:t>
             </w:r>
           </w:p>
         </w:tc>
@@ -4897,7 +4897,7 @@
                 <w:color w:val="000000"/>
                 <w:sz w:val="16"/>
               </w:rPr>
-              <w:t>217A</w:t>
+              <w:t>215C</w:t>
             </w:r>
           </w:p>
         </w:tc>
@@ -4937,7 +4937,7 @@
                 <w:color w:val="000000"/>
                 <w:sz w:val="16"/>
               </w:rPr>
-              <w:t>Av. Primera Transversal &amp; Rafael Riesco</w:t>
+              <w:t>Av. Las Parcelas &amp; Pje. Los Montescos</w:t>
             </w:r>
           </w:p>
         </w:tc>
@@ -4957,7 +4957,7 @@
                 <w:color w:val="000000"/>
                 <w:sz w:val="16"/>
               </w:rPr>
-              <w:t>Robos violentos</w:t>
+              <w:t>Robo en lugar habitado</w:t>
             </w:r>
           </w:p>
         </w:tc>
@@ -4979,7 +4979,7 @@
                 <w:color w:val="000000"/>
                 <w:sz w:val="16"/>
               </w:rPr>
-              <w:t>217A</w:t>
+              <w:t>215C</w:t>
             </w:r>
           </w:p>
         </w:tc>
@@ -5019,7 +5019,7 @@
                 <w:color w:val="000000"/>
                 <w:sz w:val="16"/>
               </w:rPr>
-              <w:t>Carlos Cruz &amp; Renaico</w:t>
+              <w:t>Av. Las Torres &amp; Av. Simón Bolívar</w:t>
             </w:r>
           </w:p>
         </w:tc>
@@ -5039,7 +5039,7 @@
                 <w:color w:val="000000"/>
                 <w:sz w:val="16"/>
               </w:rPr>
-              <w:t>Robos violentos</w:t>
+              <w:t>Alcohol y drogas en vía pública</w:t>
             </w:r>
           </w:p>
         </w:tc>
@@ -5061,7 +5061,7 @@
                 <w:color w:val="000000"/>
                 <w:sz w:val="16"/>
               </w:rPr>
-              <w:t>217A</w:t>
+              <w:t>215C</w:t>
             </w:r>
           </w:p>
         </w:tc>
@@ -5101,7 +5101,7 @@
                 <w:color w:val="000000"/>
                 <w:sz w:val="16"/>
               </w:rPr>
-              <w:t>Av. Central Gonzalo Pérez Llona &amp; Renaico</w:t>
+              <w:t>Lugo &amp; Pje. El Chucao</w:t>
             </w:r>
           </w:p>
         </w:tc>
@@ -5143,7 +5143,7 @@
                 <w:color w:val="000000"/>
                 <w:sz w:val="16"/>
               </w:rPr>
-              <w:t>217A</w:t>
+              <w:t>215C</w:t>
             </w:r>
           </w:p>
         </w:tc>
@@ -5183,7 +5183,7 @@
                 <w:color w:val="000000"/>
                 <w:sz w:val="16"/>
               </w:rPr>
-              <w:t>Bailén &amp; Luis Gandarillas</w:t>
+              <w:t>Pje. Menguante &amp; Valle Del Sol</w:t>
             </w:r>
           </w:p>
         </w:tc>
@@ -5225,7 +5225,7 @@
                 <w:color w:val="000000"/>
                 <w:sz w:val="16"/>
               </w:rPr>
-              <w:t>217A</w:t>
+              <w:t>215C</w:t>
             </w:r>
           </w:p>
         </w:tc>
@@ -5265,7 +5265,7 @@
                 <w:color w:val="000000"/>
                 <w:sz w:val="16"/>
               </w:rPr>
-              <w:t>Av. Segunda Transversal &amp; El Alto</w:t>
+              <w:t>Av. Los Pajaritos &amp; Pje. Los Apóstoles</w:t>
             </w:r>
           </w:p>
         </w:tc>
@@ -5310,7 +5310,7 @@
                 <w:color w:val="000000"/>
                 <w:sz w:val="16"/>
               </w:rPr>
-              <w:t>217B</w:t>
+              <w:t>216B</w:t>
             </w:r>
           </w:p>
         </w:tc>
@@ -5356,7 +5356,7 @@
                 <w:color w:val="000000"/>
                 <w:sz w:val="16"/>
               </w:rPr>
-              <w:t>Sta. María &amp; Vicente Reyes</w:t>
+              <w:t>Isabel Riquelme &amp; La Sinfonía</w:t>
             </w:r>
           </w:p>
         </w:tc>
@@ -5401,7 +5401,7 @@
                 <w:color w:val="000000"/>
                 <w:sz w:val="16"/>
               </w:rPr>
-              <w:t>217B</w:t>
+              <w:t>216B</w:t>
             </w:r>
           </w:p>
         </w:tc>
@@ -5441,7 +5441,7 @@
                 <w:color w:val="000000"/>
                 <w:sz w:val="16"/>
               </w:rPr>
-              <w:t>Las Acacias &amp; Marina Chica</w:t>
+              <w:t>Isabel Riquelme &amp; Juan José Rivera</w:t>
             </w:r>
           </w:p>
         </w:tc>
@@ -5461,7 +5461,7 @@
                 <w:color w:val="000000"/>
                 <w:sz w:val="16"/>
               </w:rPr>
-              <w:t>Robo en lugar habitado</w:t>
+              <w:t>Alcohol y drogas en vía pública</w:t>
             </w:r>
           </w:p>
         </w:tc>
@@ -5483,7 +5483,7 @@
                 <w:color w:val="000000"/>
                 <w:sz w:val="16"/>
               </w:rPr>
-              <w:t>217B</w:t>
+              <w:t>216B</w:t>
             </w:r>
           </w:p>
         </w:tc>
@@ -5523,7 +5523,7 @@
                 <w:color w:val="000000"/>
                 <w:sz w:val="16"/>
               </w:rPr>
-              <w:t>Av. Del Ferrocarril &amp; Exequiel</w:t>
+              <w:t>Isabel Riquelme &amp; Río Colorado</w:t>
             </w:r>
           </w:p>
         </w:tc>
@@ -5543,7 +5543,7 @@
                 <w:color w:val="000000"/>
                 <w:sz w:val="16"/>
               </w:rPr>
-              <w:t>Robo en lugar habitado</w:t>
+              <w:t>Robos violentos</w:t>
             </w:r>
           </w:p>
         </w:tc>
@@ -5565,7 +5565,7 @@
                 <w:color w:val="000000"/>
                 <w:sz w:val="16"/>
               </w:rPr>
-              <w:t>217B</w:t>
+              <w:t>216B</w:t>
             </w:r>
           </w:p>
         </w:tc>
@@ -5605,7 +5605,7 @@
                 <w:color w:val="000000"/>
                 <w:sz w:val="16"/>
               </w:rPr>
-              <w:t>Av. 5 de Abril &amp; Reinosa</w:t>
+              <w:t>Av. La Sinfonía &amp; Pdte. Jorge Alessandri Rodríguez</w:t>
             </w:r>
           </w:p>
         </w:tc>
@@ -5625,7 +5625,7 @@
                 <w:color w:val="000000"/>
                 <w:sz w:val="16"/>
               </w:rPr>
-              <w:t>Robo en lugar habitado</w:t>
+              <w:t>Robos violentos</w:t>
             </w:r>
           </w:p>
         </w:tc>
@@ -5647,7 +5647,7 @@
                 <w:color w:val="000000"/>
                 <w:sz w:val="16"/>
               </w:rPr>
-              <w:t>217B</w:t>
+              <w:t>216B</w:t>
             </w:r>
           </w:p>
         </w:tc>
@@ -5687,7 +5687,7 @@
                 <w:color w:val="000000"/>
                 <w:sz w:val="16"/>
               </w:rPr>
-              <w:t>Alberto Llona &amp; Sta. María</w:t>
+              <w:t>Av. La Sinfonía &amp; Teatro Princesa</w:t>
             </w:r>
           </w:p>
         </w:tc>
@@ -5729,7 +5729,7 @@
                 <w:color w:val="000000"/>
                 <w:sz w:val="16"/>
               </w:rPr>
-              <w:t>217B</w:t>
+              <w:t>216B</w:t>
             </w:r>
           </w:p>
         </w:tc>
@@ -5769,7 +5769,7 @@
                 <w:color w:val="000000"/>
                 <w:sz w:val="16"/>
               </w:rPr>
-              <w:t>Corredor Transantiago Pajaritos &amp; Jorge Contador Bravo</w:t>
+              <w:t>Las Camelias &amp; Los Argemones</w:t>
             </w:r>
           </w:p>
         </w:tc>
@@ -5789,7 +5789,7 @@
                 <w:color w:val="000000"/>
                 <w:sz w:val="16"/>
               </w:rPr>
-              <w:t>Robo en lugar habitado</w:t>
+              <w:t>Robos violentos</w:t>
             </w:r>
           </w:p>
         </w:tc>
@@ -5814,7 +5814,7 @@
                 <w:color w:val="000000"/>
                 <w:sz w:val="16"/>
               </w:rPr>
-              <w:t>218A</w:t>
+              <w:t>217B</w:t>
             </w:r>
           </w:p>
         </w:tc>
@@ -5860,7 +5860,7 @@
                 <w:color w:val="000000"/>
                 <w:sz w:val="16"/>
               </w:rPr>
-              <w:t>Asunción &amp; Trinidad</w:t>
+              <w:t>Sta. María &amp; Vicente Reyes</w:t>
             </w:r>
           </w:p>
         </w:tc>
@@ -5905,7 +5905,7 @@
                 <w:color w:val="000000"/>
                 <w:sz w:val="16"/>
               </w:rPr>
-              <w:t>218A</w:t>
+              <w:t>217B</w:t>
             </w:r>
           </w:p>
         </w:tc>
@@ -5945,7 +5945,7 @@
                 <w:color w:val="000000"/>
                 <w:sz w:val="16"/>
               </w:rPr>
-              <w:t>Av. De La Victoria &amp; Pje. Victoria 6</w:t>
+              <w:t>Las Acacias &amp; Marina Chica</w:t>
             </w:r>
           </w:p>
         </w:tc>
@@ -5965,7 +5965,7 @@
                 <w:color w:val="000000"/>
                 <w:sz w:val="16"/>
               </w:rPr>
-              <w:t>Robos violentos</w:t>
+              <w:t>Robo en lugar habitado</w:t>
             </w:r>
           </w:p>
         </w:tc>
@@ -5987,7 +5987,7 @@
                 <w:color w:val="000000"/>
                 <w:sz w:val="16"/>
               </w:rPr>
-              <w:t>218A</w:t>
+              <w:t>217B</w:t>
             </w:r>
           </w:p>
         </w:tc>
@@ -6027,7 +6027,7 @@
                 <w:color w:val="000000"/>
                 <w:sz w:val="16"/>
               </w:rPr>
-              <w:t>Gral. San Martín &amp; Pje. Don Emilio</w:t>
+              <w:t>Av. Del Ferrocarril &amp; Exequiel</w:t>
             </w:r>
           </w:p>
         </w:tc>
@@ -6047,7 +6047,7 @@
                 <w:color w:val="000000"/>
                 <w:sz w:val="16"/>
               </w:rPr>
-              <w:t>Robos violentos</w:t>
+              <w:t>Robo en lugar habitado</w:t>
             </w:r>
           </w:p>
         </w:tc>
@@ -6069,7 +6069,7 @@
                 <w:color w:val="000000"/>
                 <w:sz w:val="16"/>
               </w:rPr>
-              <w:t>218A</w:t>
+              <w:t>217B</w:t>
             </w:r>
           </w:p>
         </w:tc>
@@ -6109,7 +6109,7 @@
                 <w:color w:val="000000"/>
                 <w:sz w:val="16"/>
               </w:rPr>
-              <w:t>Hermanos Carrera &amp; Libertad</w:t>
+              <w:t>Av. Esquina Blanca &amp; Pje. El Tombo</w:t>
             </w:r>
           </w:p>
         </w:tc>
@@ -6151,7 +6151,7 @@
                 <w:color w:val="000000"/>
                 <w:sz w:val="16"/>
               </w:rPr>
-              <w:t>218A</w:t>
+              <w:t>217B</w:t>
             </w:r>
           </w:p>
         </w:tc>
@@ -6191,7 +6191,7 @@
                 <w:color w:val="000000"/>
                 <w:sz w:val="16"/>
               </w:rPr>
-              <w:t>Av. Los Pajaritos &amp; Libertad</w:t>
+              <w:t>Av. Del Ferrocarril &amp; Av. Esquina Blanca</w:t>
             </w:r>
           </w:p>
         </w:tc>
@@ -6211,7 +6211,7 @@
                 <w:color w:val="000000"/>
                 <w:sz w:val="16"/>
               </w:rPr>
-              <w:t>Robos violentos</w:t>
+              <w:t>Robo en lugar habitado</w:t>
             </w:r>
           </w:p>
         </w:tc>
@@ -6233,7 +6233,7 @@
                 <w:color w:val="000000"/>
                 <w:sz w:val="16"/>
               </w:rPr>
-              <w:t>218A</w:t>
+              <w:t>217B</w:t>
             </w:r>
           </w:p>
         </w:tc>
@@ -6273,7 +6273,7 @@
                 <w:color w:val="000000"/>
                 <w:sz w:val="16"/>
               </w:rPr>
-              <w:t>Av. Los Pajaritos &amp; Pje. Centenario</w:t>
+              <w:t>Alberto Llona &amp; Sta. María</w:t>
             </w:r>
           </w:p>
         </w:tc>
@@ -6293,7 +6293,7 @@
                 <w:color w:val="000000"/>
                 <w:sz w:val="16"/>
               </w:rPr>
-              <w:t>Robos violentos</w:t>
+              <w:t>Robo en lugar habitado</w:t>
             </w:r>
           </w:p>
         </w:tc>
@@ -6318,7 +6318,7 @@
                 <w:color w:val="000000"/>
                 <w:sz w:val="16"/>
               </w:rPr>
-              <w:t>221B</w:t>
+              <w:t>218A</w:t>
             </w:r>
           </w:p>
         </w:tc>
@@ -6364,7 +6364,7 @@
                 <w:color w:val="000000"/>
                 <w:sz w:val="16"/>
               </w:rPr>
-              <w:t>René Olivares Becerra &amp; Sergio Silva Acuña</w:t>
+              <w:t>Av. Los Pajaritos &amp; Pje. Laura Llona</w:t>
             </w:r>
           </w:p>
         </w:tc>
@@ -6409,7 +6409,7 @@
                 <w:color w:val="000000"/>
                 <w:sz w:val="16"/>
               </w:rPr>
-              <w:t>221B</w:t>
+              <w:t>218A</w:t>
             </w:r>
           </w:p>
         </w:tc>
@@ -6449,7 +6449,7 @@
                 <w:color w:val="000000"/>
                 <w:sz w:val="16"/>
               </w:rPr>
-              <w:t>Europa &amp; Rey Cristián</w:t>
+              <w:t>Av. Los Pajaritos &amp; Pje. Centenario</w:t>
             </w:r>
           </w:p>
         </w:tc>
@@ -6469,7 +6469,7 @@
                 <w:color w:val="000000"/>
                 <w:sz w:val="16"/>
               </w:rPr>
-              <w:t>Robos violentos</w:t>
+              <w:t>Robo en lugar habitado</w:t>
             </w:r>
           </w:p>
         </w:tc>
@@ -6491,7 +6491,7 @@
                 <w:color w:val="000000"/>
                 <w:sz w:val="16"/>
               </w:rPr>
-              <w:t>221B</w:t>
+              <w:t>218A</w:t>
             </w:r>
           </w:p>
         </w:tc>
@@ -6531,7 +6531,7 @@
                 <w:color w:val="000000"/>
                 <w:sz w:val="16"/>
               </w:rPr>
-              <w:t>Cabo De Hornos &amp; Glorias Navales</w:t>
+              <w:t>Av. Los Pajaritos &amp; Libertad</w:t>
             </w:r>
           </w:p>
         </w:tc>
@@ -6551,7 +6551,7 @@
                 <w:color w:val="000000"/>
                 <w:sz w:val="16"/>
               </w:rPr>
-              <w:t>Robos violentos</w:t>
+              <w:t>Robo en lugar habitado</w:t>
             </w:r>
           </w:p>
         </w:tc>
@@ -6573,7 +6573,7 @@
                 <w:color w:val="000000"/>
                 <w:sz w:val="16"/>
               </w:rPr>
-              <w:t>221B</w:t>
+              <w:t>218A</w:t>
             </w:r>
           </w:p>
         </w:tc>
@@ -6613,7 +6613,7 @@
                 <w:color w:val="000000"/>
                 <w:sz w:val="16"/>
               </w:rPr>
-              <w:t>Julio Verne &amp; Pje. Emilio Salgari</w:t>
+              <w:t>Gral. San Martín &amp; Pje. Don Emilio</w:t>
             </w:r>
           </w:p>
         </w:tc>
@@ -6633,7 +6633,7 @@
                 <w:color w:val="000000"/>
                 <w:sz w:val="16"/>
               </w:rPr>
-              <w:t>Robos violentos</w:t>
+              <w:t>Robo en lugar habitado</w:t>
             </w:r>
           </w:p>
         </w:tc>
@@ -6655,7 +6655,7 @@
                 <w:color w:val="000000"/>
                 <w:sz w:val="16"/>
               </w:rPr>
-              <w:t>221B</w:t>
+              <w:t>218A</w:t>
             </w:r>
           </w:p>
         </w:tc>
@@ -6695,7 +6695,7 @@
                 <w:color w:val="000000"/>
                 <w:sz w:val="16"/>
               </w:rPr>
-              <w:t>Ester Sore &amp; Germán Garcés</w:t>
+              <w:t>El Porvenir &amp; Pje. San Marino</w:t>
             </w:r>
           </w:p>
         </w:tc>
@@ -6715,7 +6715,7 @@
                 <w:color w:val="000000"/>
                 <w:sz w:val="16"/>
               </w:rPr>
-              <w:t>Robos violentos</w:t>
+              <w:t>Robo en lugar habitado</w:t>
             </w:r>
           </w:p>
         </w:tc>
@@ -6737,7 +6737,7 @@
                 <w:color w:val="000000"/>
                 <w:sz w:val="16"/>
               </w:rPr>
-              <w:t>221B</w:t>
+              <w:t>218A</w:t>
             </w:r>
           </w:p>
         </w:tc>
@@ -6777,7 +6777,7 @@
                 <w:color w:val="000000"/>
                 <w:sz w:val="16"/>
               </w:rPr>
-              <w:t>Pje. Resurrección &amp; Pje. Sto. Grial</w:t>
+              <w:t>Caupolicán &amp; Independencia</w:t>
             </w:r>
           </w:p>
         </w:tc>
@@ -6797,7 +6797,7 @@
                 <w:color w:val="000000"/>
                 <w:sz w:val="16"/>
               </w:rPr>
-              <w:t>Robos violentos</w:t>
+              <w:t>Robo en lugar habitado</w:t>
             </w:r>
           </w:p>
         </w:tc>
@@ -6868,7 +6868,7 @@
                 <w:color w:val="000000"/>
                 <w:sz w:val="16"/>
               </w:rPr>
-              <w:t>Constantino &amp; Los Pescadores</w:t>
+              <w:t>Pje. Lo Barnechea &amp; Renca</w:t>
             </w:r>
           </w:p>
         </w:tc>
@@ -7035,7 +7035,7 @@
                 <w:color w:val="000000"/>
                 <w:sz w:val="16"/>
               </w:rPr>
-              <w:t>Pje. Heliópolis &amp; Pje. Sahara</w:t>
+              <w:t>Jacques Cousteau &amp; Neptuno</w:t>
             </w:r>
           </w:p>
         </w:tc>
@@ -7117,7 +7117,7 @@
                 <w:color w:val="000000"/>
                 <w:sz w:val="16"/>
               </w:rPr>
-              <w:t>Esdras &amp; Rey Salomón</w:t>
+              <w:t>Abisinia &amp; Camino A Melipilla</w:t>
             </w:r>
           </w:p>
         </w:tc>
@@ -7137,7 +7137,7 @@
                 <w:color w:val="000000"/>
                 <w:sz w:val="16"/>
               </w:rPr>
-              <w:t>Robo en lugar habitado</w:t>
+              <w:t>Robos violentos</w:t>
             </w:r>
           </w:p>
         </w:tc>
@@ -7199,7 +7199,7 @@
                 <w:color w:val="000000"/>
                 <w:sz w:val="16"/>
               </w:rPr>
-              <w:t>Camino A Melipilla &amp; Granaderos De San Martín</w:t>
+              <w:t>El Líbano Poniente &amp; Líbano Poniente Tres</w:t>
             </w:r>
           </w:p>
         </w:tc>
@@ -7565,7 +7565,7 @@
                 <w:color w:val="000000"/>
                 <w:sz w:val="16"/>
               </w:rPr>
-              <w:t>Av. Los Pajaritos &amp; Chacabuco</w:t>
+              <w:t>Camino A Rinconada &amp; Corredor Transantiago 5 De Abril</w:t>
             </w:r>
           </w:p>
         </w:tc>
@@ -7647,7 +7647,7 @@
                 <w:color w:val="000000"/>
                 <w:sz w:val="16"/>
               </w:rPr>
-              <w:t>Alberto Llona &amp; Chacabuco</w:t>
+              <w:t>Camino A Rinconada &amp; Corredor Transantiago Rinconada</w:t>
             </w:r>
           </w:p>
         </w:tc>
@@ -7667,7 +7667,7 @@
                 <w:color w:val="000000"/>
                 <w:sz w:val="16"/>
               </w:rPr>
-              <w:t>Robo en lugar habitado</w:t>
+              <w:t>Alcohol y drogas en vía pública</w:t>
             </w:r>
           </w:p>
         </w:tc>
@@ -7729,7 +7729,7 @@
                 <w:color w:val="000000"/>
                 <w:sz w:val="16"/>
               </w:rPr>
-              <w:t>Av. Los Pajaritos &amp; Maipú</w:t>
+              <w:t>Gral. Ordóñez &amp; Interior</w:t>
             </w:r>
           </w:p>
         </w:tc>
@@ -7811,7 +7811,7 @@
                 <w:color w:val="000000"/>
                 <w:sz w:val="16"/>
               </w:rPr>
-              <w:t>Gral. Ordóñez &amp; Interior</w:t>
+              <w:t>Gral. Ordóñez &amp; Hermanos Carrera</w:t>
             </w:r>
           </w:p>
         </w:tc>
@@ -7893,7 +7893,7 @@
                 <w:color w:val="000000"/>
                 <w:sz w:val="16"/>
               </w:rPr>
-              <w:t>Camino A Rinconada &amp; Corredor Transantiago Rinconada</w:t>
+              <w:t>Av. Los Pajaritos &amp; Maipú</w:t>
             </w:r>
           </w:p>
         </w:tc>
@@ -7913,7 +7913,7 @@
                 <w:color w:val="000000"/>
                 <w:sz w:val="16"/>
               </w:rPr>
-              <w:t>Alcohol y drogas en vía pública</w:t>
+              <w:t>Robo en lugar habitado</w:t>
             </w:r>
           </w:p>
         </w:tc>

--- a/pauta_focalizada_pcsp.docx
+++ b/pauta_focalizada_pcsp.docx
@@ -21,7 +21,7 @@
         <w:jc w:val="center"/>
       </w:pPr>
       <w:r>
-        <w:t>Periodo de análisis: 01-06-2026 al 28-06-2026</w:t>
+        <w:t>Periodo de análisis: 15-06-2026 al 12-07-2026</w:t>
       </w:r>
     </w:p>
     <w:p>
@@ -99,7 +99,7 @@
         <w:rPr>
           <w:b w:val="0"/>
         </w:rPr>
-        <w:t>Durante el periodo analizado se identificaron 222 eventos incorporados a la fórmula de priorización territorial PCSP ajustada. De ellos, 92 corresponden a las tres problemáticas con meta de patrullaje y 130 corresponden a delitos complementarios considerados internamente con menor peso técnico. Para efectos de planificación, verificación y cumplimiento de meta, la tabla siguiente muestra únicamente las tres problemáticas PCSP con meta en los cuadrantes focalizados; por eso el total verificable de la tabla corresponde a 73 eventos asociados a metas, mientras que el puntaje ponderado se mantiene como un criterio técnico interno de priorización.</w:t>
+        <w:t>Durante el periodo analizado se identificaron 199 eventos incorporados a la fórmula de priorización territorial PCSP ajustada. De ellos, 70 corresponden a las tres problemáticas con meta de patrullaje y 129 corresponden a delitos complementarios considerados internamente con menor peso técnico. Para efectos de planificación, verificación y cumplimiento de meta, la tabla siguiente muestra únicamente las tres problemáticas PCSP con meta en los cuadrantes focalizados; por eso el total verificable de la tabla corresponde a 59 eventos asociados a metas, mientras que el puntaje ponderado se mantiene como un criterio técnico interno de priorización.</w:t>
       </w:r>
     </w:p>
     <w:tbl>
@@ -305,7 +305,7 @@
                 <w:color w:val="000000"/>
                 <w:sz w:val="16"/>
               </w:rPr>
-              <w:t>8</w:t>
+              <w:t>9</w:t>
             </w:r>
           </w:p>
         </w:tc>
@@ -325,7 +325,7 @@
                 <w:color w:val="000000"/>
                 <w:sz w:val="16"/>
               </w:rPr>
-              <w:t>3</w:t>
+              <w:t>4</w:t>
             </w:r>
           </w:p>
         </w:tc>
@@ -365,7 +365,7 @@
                 <w:color w:val="000000"/>
                 <w:sz w:val="16"/>
               </w:rPr>
-              <w:t>11</w:t>
+              <w:t>13</w:t>
             </w:r>
           </w:p>
         </w:tc>
@@ -385,7 +385,7 @@
                 <w:color w:val="000000"/>
                 <w:sz w:val="16"/>
               </w:rPr>
-              <w:t>134</w:t>
+              <w:t>146</w:t>
             </w:r>
           </w:p>
         </w:tc>
@@ -427,7 +427,7 @@
                 <w:color w:val="000000"/>
                 <w:sz w:val="16"/>
               </w:rPr>
-              <w:t>215B</w:t>
+              <w:t>219</w:t>
             </w:r>
           </w:p>
         </w:tc>
@@ -447,7 +447,7 @@
                 <w:color w:val="000000"/>
                 <w:sz w:val="16"/>
               </w:rPr>
-              <w:t>7</w:t>
+              <w:t>3</w:t>
             </w:r>
           </w:p>
         </w:tc>
@@ -467,7 +467,7 @@
                 <w:color w:val="000000"/>
                 <w:sz w:val="16"/>
               </w:rPr>
-              <w:t>1</w:t>
+              <w:t>3</w:t>
             </w:r>
           </w:p>
         </w:tc>
@@ -507,7 +507,7 @@
                 <w:color w:val="000000"/>
                 <w:sz w:val="16"/>
               </w:rPr>
-              <w:t>10</w:t>
+              <w:t>8</w:t>
             </w:r>
           </w:p>
         </w:tc>
@@ -527,7 +527,7 @@
                 <w:color w:val="000000"/>
                 <w:sz w:val="16"/>
               </w:rPr>
-              <w:t>112</w:t>
+              <w:t>100</w:t>
             </w:r>
           </w:p>
         </w:tc>
@@ -569,7 +569,7 @@
                 <w:color w:val="000000"/>
                 <w:sz w:val="16"/>
               </w:rPr>
-              <w:t>218B</w:t>
+              <w:t>215C</w:t>
             </w:r>
           </w:p>
         </w:tc>
@@ -589,7 +589,7 @@
                 <w:color w:val="000000"/>
                 <w:sz w:val="16"/>
               </w:rPr>
-              <w:t>3</w:t>
+              <w:t>4</w:t>
             </w:r>
           </w:p>
         </w:tc>
@@ -609,7 +609,7 @@
                 <w:color w:val="000000"/>
                 <w:sz w:val="16"/>
               </w:rPr>
-              <w:t>4</w:t>
+              <w:t>2</w:t>
             </w:r>
           </w:p>
         </w:tc>
@@ -649,7 +649,7 @@
                 <w:color w:val="000000"/>
                 <w:sz w:val="16"/>
               </w:rPr>
-              <w:t>8</w:t>
+              <w:t>7</w:t>
             </w:r>
           </w:p>
         </w:tc>
@@ -669,7 +669,7 @@
                 <w:color w:val="000000"/>
                 <w:sz w:val="16"/>
               </w:rPr>
-              <w:t>104</w:t>
+              <w:t>92</w:t>
             </w:r>
           </w:p>
         </w:tc>
@@ -711,7 +711,7 @@
                 <w:color w:val="000000"/>
                 <w:sz w:val="16"/>
               </w:rPr>
-              <w:t>220A</w:t>
+              <w:t>218B</w:t>
             </w:r>
           </w:p>
         </w:tc>
@@ -731,7 +731,7 @@
                 <w:color w:val="000000"/>
                 <w:sz w:val="16"/>
               </w:rPr>
-              <w:t>5</w:t>
+              <w:t>3</w:t>
             </w:r>
           </w:p>
         </w:tc>
@@ -751,7 +751,7 @@
                 <w:color w:val="000000"/>
                 <w:sz w:val="16"/>
               </w:rPr>
-              <w:t>3</w:t>
+              <w:t>2</w:t>
             </w:r>
           </w:p>
         </w:tc>
@@ -771,7 +771,7 @@
                 <w:color w:val="000000"/>
                 <w:sz w:val="16"/>
               </w:rPr>
-              <w:t>0</w:t>
+              <w:t>1</w:t>
             </w:r>
           </w:p>
         </w:tc>
@@ -791,7 +791,7 @@
                 <w:color w:val="000000"/>
                 <w:sz w:val="16"/>
               </w:rPr>
-              <w:t>8</w:t>
+              <w:t>6</w:t>
             </w:r>
           </w:p>
         </w:tc>
@@ -811,7 +811,7 @@
                 <w:color w:val="000000"/>
                 <w:sz w:val="16"/>
               </w:rPr>
-              <w:t>100</w:t>
+              <w:t>80</w:t>
             </w:r>
           </w:p>
         </w:tc>
@@ -853,7 +853,7 @@
                 <w:color w:val="000000"/>
                 <w:sz w:val="16"/>
               </w:rPr>
-              <w:t>219</w:t>
+              <w:t>223B</w:t>
             </w:r>
           </w:p>
         </w:tc>
@@ -873,6 +873,66 @@
                 <w:color w:val="000000"/>
                 <w:sz w:val="16"/>
               </w:rPr>
+              <w:t>3</w:t>
+            </w:r>
+          </w:p>
+        </w:tc>
+        <w:tc>
+          <w:tcPr>
+            <w:tcW w:type="dxa" w:w="1263"/>
+            <w:vAlign w:val="center"/>
+            <w:shd w:fill="FFFFFF"/>
+          </w:tcPr>
+          <w:p>
+            <w:pPr>
+              <w:spacing w:after="0"/>
+              <w:jc w:val="left"/>
+            </w:pPr>
+            <w:r>
+              <w:rPr>
+                <w:color w:val="000000"/>
+                <w:sz w:val="16"/>
+              </w:rPr>
+              <w:t>2</w:t>
+            </w:r>
+          </w:p>
+        </w:tc>
+        <w:tc>
+          <w:tcPr>
+            <w:tcW w:type="dxa" w:w="1263"/>
+            <w:vAlign w:val="center"/>
+            <w:shd w:fill="FFFFFF"/>
+          </w:tcPr>
+          <w:p>
+            <w:pPr>
+              <w:spacing w:after="0"/>
+              <w:jc w:val="left"/>
+            </w:pPr>
+            <w:r>
+              <w:rPr>
+                <w:color w:val="000000"/>
+                <w:sz w:val="16"/>
+              </w:rPr>
+              <w:t>0</w:t>
+            </w:r>
+          </w:p>
+        </w:tc>
+        <w:tc>
+          <w:tcPr>
+            <w:tcW w:type="dxa" w:w="1263"/>
+            <w:vAlign w:val="center"/>
+            <w:shd w:fill="FFFFFF"/>
+          </w:tcPr>
+          <w:p>
+            <w:pPr>
+              <w:spacing w:after="0"/>
+              <w:jc w:val="left"/>
+            </w:pPr>
+            <w:r>
+              <w:rPr>
+                <w:color w:val="000000"/>
+                <w:sz w:val="16"/>
+              </w:rPr>
               <w:t>5</w:t>
             </w:r>
           </w:p>
@@ -893,67 +953,7 @@
                 <w:color w:val="000000"/>
                 <w:sz w:val="16"/>
               </w:rPr>
-              <w:t>2</w:t>
-            </w:r>
-          </w:p>
-        </w:tc>
-        <w:tc>
-          <w:tcPr>
-            <w:tcW w:type="dxa" w:w="1263"/>
-            <w:vAlign w:val="center"/>
-            <w:shd w:fill="FFFFFF"/>
-          </w:tcPr>
-          <w:p>
-            <w:pPr>
-              <w:spacing w:after="0"/>
-              <w:jc w:val="left"/>
-            </w:pPr>
-            <w:r>
-              <w:rPr>
-                <w:color w:val="000000"/>
-                <w:sz w:val="16"/>
-              </w:rPr>
-              <w:t>0</w:t>
-            </w:r>
-          </w:p>
-        </w:tc>
-        <w:tc>
-          <w:tcPr>
-            <w:tcW w:type="dxa" w:w="1263"/>
-            <w:vAlign w:val="center"/>
-            <w:shd w:fill="FFFFFF"/>
-          </w:tcPr>
-          <w:p>
-            <w:pPr>
-              <w:spacing w:after="0"/>
-              <w:jc w:val="left"/>
-            </w:pPr>
-            <w:r>
-              <w:rPr>
-                <w:color w:val="000000"/>
-                <w:sz w:val="16"/>
-              </w:rPr>
-              <w:t>7</w:t>
-            </w:r>
-          </w:p>
-        </w:tc>
-        <w:tc>
-          <w:tcPr>
-            <w:tcW w:type="dxa" w:w="1263"/>
-            <w:vAlign w:val="center"/>
-            <w:shd w:fill="FFFFFF"/>
-          </w:tcPr>
-          <w:p>
-            <w:pPr>
-              <w:spacing w:after="0"/>
-              <w:jc w:val="left"/>
-            </w:pPr>
-            <w:r>
-              <w:rPr>
-                <w:color w:val="000000"/>
-                <w:sz w:val="16"/>
-              </w:rPr>
-              <w:t>84</w:t>
+              <w:t>60</w:t>
             </w:r>
           </w:p>
         </w:tc>
@@ -995,7 +995,7 @@
                 <w:color w:val="000000"/>
                 <w:sz w:val="16"/>
               </w:rPr>
-              <w:t>223B</w:t>
+              <w:t>217A</w:t>
             </w:r>
           </w:p>
         </w:tc>
@@ -1015,6 +1015,66 @@
                 <w:color w:val="000000"/>
                 <w:sz w:val="16"/>
               </w:rPr>
+              <w:t>2</w:t>
+            </w:r>
+          </w:p>
+        </w:tc>
+        <w:tc>
+          <w:tcPr>
+            <w:tcW w:type="dxa" w:w="1263"/>
+            <w:vAlign w:val="center"/>
+            <w:shd w:fill="FFFFFF"/>
+          </w:tcPr>
+          <w:p>
+            <w:pPr>
+              <w:spacing w:after="0"/>
+              <w:jc w:val="left"/>
+            </w:pPr>
+            <w:r>
+              <w:rPr>
+                <w:color w:val="000000"/>
+                <w:sz w:val="16"/>
+              </w:rPr>
+              <w:t>2</w:t>
+            </w:r>
+          </w:p>
+        </w:tc>
+        <w:tc>
+          <w:tcPr>
+            <w:tcW w:type="dxa" w:w="1263"/>
+            <w:vAlign w:val="center"/>
+            <w:shd w:fill="FFFFFF"/>
+          </w:tcPr>
+          <w:p>
+            <w:pPr>
+              <w:spacing w:after="0"/>
+              <w:jc w:val="left"/>
+            </w:pPr>
+            <w:r>
+              <w:rPr>
+                <w:color w:val="000000"/>
+                <w:sz w:val="16"/>
+              </w:rPr>
+              <w:t>0</w:t>
+            </w:r>
+          </w:p>
+        </w:tc>
+        <w:tc>
+          <w:tcPr>
+            <w:tcW w:type="dxa" w:w="1263"/>
+            <w:vAlign w:val="center"/>
+            <w:shd w:fill="FFFFFF"/>
+          </w:tcPr>
+          <w:p>
+            <w:pPr>
+              <w:spacing w:after="0"/>
+              <w:jc w:val="left"/>
+            </w:pPr>
+            <w:r>
+              <w:rPr>
+                <w:color w:val="000000"/>
+                <w:sz w:val="16"/>
+              </w:rPr>
               <w:t>4</w:t>
             </w:r>
           </w:p>
@@ -1035,67 +1095,7 @@
                 <w:color w:val="000000"/>
                 <w:sz w:val="16"/>
               </w:rPr>
-              <w:t>3</w:t>
-            </w:r>
-          </w:p>
-        </w:tc>
-        <w:tc>
-          <w:tcPr>
-            <w:tcW w:type="dxa" w:w="1263"/>
-            <w:vAlign w:val="center"/>
-            <w:shd w:fill="FFFFFF"/>
-          </w:tcPr>
-          <w:p>
-            <w:pPr>
-              <w:spacing w:after="0"/>
-              <w:jc w:val="left"/>
-            </w:pPr>
-            <w:r>
-              <w:rPr>
-                <w:color w:val="000000"/>
-                <w:sz w:val="16"/>
-              </w:rPr>
-              <w:t>0</w:t>
-            </w:r>
-          </w:p>
-        </w:tc>
-        <w:tc>
-          <w:tcPr>
-            <w:tcW w:type="dxa" w:w="1263"/>
-            <w:vAlign w:val="center"/>
-            <w:shd w:fill="FFFFFF"/>
-          </w:tcPr>
-          <w:p>
-            <w:pPr>
-              <w:spacing w:after="0"/>
-              <w:jc w:val="left"/>
-            </w:pPr>
-            <w:r>
-              <w:rPr>
-                <w:color w:val="000000"/>
-                <w:sz w:val="16"/>
-              </w:rPr>
-              <w:t>7</w:t>
-            </w:r>
-          </w:p>
-        </w:tc>
-        <w:tc>
-          <w:tcPr>
-            <w:tcW w:type="dxa" w:w="1263"/>
-            <w:vAlign w:val="center"/>
-            <w:shd w:fill="FFFFFF"/>
-          </w:tcPr>
-          <w:p>
-            <w:pPr>
-              <w:spacing w:after="0"/>
-              <w:jc w:val="left"/>
-            </w:pPr>
-            <w:r>
-              <w:rPr>
-                <w:color w:val="000000"/>
-                <w:sz w:val="16"/>
-              </w:rPr>
-              <w:t>82</w:t>
+              <w:t>64</w:t>
             </w:r>
           </w:p>
         </w:tc>
@@ -1157,7 +1157,7 @@
                 <w:color w:val="000000"/>
                 <w:sz w:val="16"/>
               </w:rPr>
-              <w:t>2</w:t>
+              <w:t>0</w:t>
             </w:r>
           </w:p>
         </w:tc>
@@ -1177,7 +1177,7 @@
                 <w:color w:val="000000"/>
                 <w:sz w:val="16"/>
               </w:rPr>
-              <w:t>3</w:t>
+              <w:t>4</w:t>
             </w:r>
           </w:p>
         </w:tc>
@@ -1197,7 +1197,7 @@
                 <w:color w:val="000000"/>
                 <w:sz w:val="16"/>
               </w:rPr>
-              <w:t>1</w:t>
+              <w:t>0</w:t>
             </w:r>
           </w:p>
         </w:tc>
@@ -1217,7 +1217,7 @@
                 <w:color w:val="000000"/>
                 <w:sz w:val="16"/>
               </w:rPr>
-              <w:t>6</w:t>
+              <w:t>4</w:t>
             </w:r>
           </w:p>
         </w:tc>
@@ -1237,7 +1237,7 @@
                 <w:color w:val="000000"/>
                 <w:sz w:val="16"/>
               </w:rPr>
-              <w:t>80</w:t>
+              <w:t>60</w:t>
             </w:r>
           </w:p>
         </w:tc>
@@ -1279,7 +1279,7 @@
                 <w:color w:val="000000"/>
                 <w:sz w:val="16"/>
               </w:rPr>
-              <w:t>215C</w:t>
+              <w:t>215B</w:t>
             </w:r>
           </w:p>
         </w:tc>
@@ -1319,7 +1319,7 @@
                 <w:color w:val="000000"/>
                 <w:sz w:val="16"/>
               </w:rPr>
-              <w:t>3</w:t>
+              <w:t>1</w:t>
             </w:r>
           </w:p>
         </w:tc>
@@ -1359,7 +1359,7 @@
                 <w:color w:val="000000"/>
                 <w:sz w:val="16"/>
               </w:rPr>
-              <w:t>6</w:t>
+              <w:t>4</w:t>
             </w:r>
           </w:p>
         </w:tc>
@@ -1379,7 +1379,7 @@
                 <w:color w:val="000000"/>
                 <w:sz w:val="16"/>
               </w:rPr>
-              <w:t>80</w:t>
+              <w:t>50</w:t>
             </w:r>
           </w:p>
         </w:tc>
@@ -1421,7 +1421,7 @@
                 <w:color w:val="000000"/>
                 <w:sz w:val="16"/>
               </w:rPr>
-              <w:t>217B</w:t>
+              <w:t>215A</w:t>
             </w:r>
           </w:p>
         </w:tc>
@@ -1441,7 +1441,7 @@
                 <w:color w:val="000000"/>
                 <w:sz w:val="16"/>
               </w:rPr>
-              <w:t>2</w:t>
+              <w:t>3</w:t>
             </w:r>
           </w:p>
         </w:tc>
@@ -1461,6 +1461,46 @@
                 <w:color w:val="000000"/>
                 <w:sz w:val="16"/>
               </w:rPr>
+              <w:t>0</w:t>
+            </w:r>
+          </w:p>
+        </w:tc>
+        <w:tc>
+          <w:tcPr>
+            <w:tcW w:type="dxa" w:w="1263"/>
+            <w:vAlign w:val="center"/>
+            <w:shd w:fill="FFFFFF"/>
+          </w:tcPr>
+          <w:p>
+            <w:pPr>
+              <w:spacing w:after="0"/>
+              <w:jc w:val="left"/>
+            </w:pPr>
+            <w:r>
+              <w:rPr>
+                <w:color w:val="000000"/>
+                <w:sz w:val="16"/>
+              </w:rPr>
+              <w:t>0</w:t>
+            </w:r>
+          </w:p>
+        </w:tc>
+        <w:tc>
+          <w:tcPr>
+            <w:tcW w:type="dxa" w:w="1263"/>
+            <w:vAlign w:val="center"/>
+            <w:shd w:fill="FFFFFF"/>
+          </w:tcPr>
+          <w:p>
+            <w:pPr>
+              <w:spacing w:after="0"/>
+              <w:jc w:val="left"/>
+            </w:pPr>
+            <w:r>
+              <w:rPr>
+                <w:color w:val="000000"/>
+                <w:sz w:val="16"/>
+              </w:rPr>
               <w:t>3</w:t>
             </w:r>
           </w:p>
@@ -1481,47 +1521,7 @@
                 <w:color w:val="000000"/>
                 <w:sz w:val="16"/>
               </w:rPr>
-              <w:t>0</w:t>
-            </w:r>
-          </w:p>
-        </w:tc>
-        <w:tc>
-          <w:tcPr>
-            <w:tcW w:type="dxa" w:w="1263"/>
-            <w:vAlign w:val="center"/>
-            <w:shd w:fill="FFFFFF"/>
-          </w:tcPr>
-          <w:p>
-            <w:pPr>
-              <w:spacing w:after="0"/>
-              <w:jc w:val="left"/>
-            </w:pPr>
-            <w:r>
-              <w:rPr>
-                <w:color w:val="000000"/>
-                <w:sz w:val="16"/>
-              </w:rPr>
-              <w:t>5</w:t>
-            </w:r>
-          </w:p>
-        </w:tc>
-        <w:tc>
-          <w:tcPr>
-            <w:tcW w:type="dxa" w:w="1263"/>
-            <w:vAlign w:val="center"/>
-            <w:shd w:fill="FFFFFF"/>
-          </w:tcPr>
-          <w:p>
-            <w:pPr>
-              <w:spacing w:after="0"/>
-              <w:jc w:val="left"/>
-            </w:pPr>
-            <w:r>
-              <w:rPr>
-                <w:color w:val="000000"/>
-                <w:sz w:val="16"/>
-              </w:rPr>
-              <w:t>70</w:t>
+              <w:t>46</w:t>
             </w:r>
           </w:p>
         </w:tc>
@@ -1563,7 +1563,7 @@
                 <w:color w:val="000000"/>
                 <w:sz w:val="16"/>
               </w:rPr>
-              <w:t>216B</w:t>
+              <w:t>220A</w:t>
             </w:r>
           </w:p>
         </w:tc>
@@ -1583,6 +1583,26 @@
                 <w:color w:val="000000"/>
                 <w:sz w:val="16"/>
               </w:rPr>
+              <w:t>1</w:t>
+            </w:r>
+          </w:p>
+        </w:tc>
+        <w:tc>
+          <w:tcPr>
+            <w:tcW w:type="dxa" w:w="1263"/>
+            <w:vAlign w:val="center"/>
+            <w:shd w:fill="FFFFFF"/>
+          </w:tcPr>
+          <w:p>
+            <w:pPr>
+              <w:spacing w:after="0"/>
+              <w:jc w:val="left"/>
+            </w:pPr>
+            <w:r>
+              <w:rPr>
+                <w:color w:val="000000"/>
+                <w:sz w:val="16"/>
+              </w:rPr>
               <w:t>2</w:t>
             </w:r>
           </w:p>
@@ -1603,7 +1623,7 @@
                 <w:color w:val="000000"/>
                 <w:sz w:val="16"/>
               </w:rPr>
-              <w:t>1</w:t>
+              <w:t>0</w:t>
             </w:r>
           </w:p>
         </w:tc>
@@ -1623,7 +1643,7 @@
                 <w:color w:val="000000"/>
                 <w:sz w:val="16"/>
               </w:rPr>
-              <w:t>1</w:t>
+              <w:t>3</w:t>
             </w:r>
           </w:p>
         </w:tc>
@@ -1643,27 +1663,7 @@
                 <w:color w:val="000000"/>
                 <w:sz w:val="16"/>
               </w:rPr>
-              <w:t>4</w:t>
-            </w:r>
-          </w:p>
-        </w:tc>
-        <w:tc>
-          <w:tcPr>
-            <w:tcW w:type="dxa" w:w="1263"/>
-            <w:vAlign w:val="center"/>
-            <w:shd w:fill="FFFFFF"/>
-          </w:tcPr>
-          <w:p>
-            <w:pPr>
-              <w:spacing w:after="0"/>
-              <w:jc w:val="left"/>
-            </w:pPr>
-            <w:r>
-              <w:rPr>
-                <w:color w:val="000000"/>
-                <w:sz w:val="16"/>
-              </w:rPr>
-              <w:t>52</w:t>
+              <w:t>42</w:t>
             </w:r>
           </w:p>
         </w:tc>
@@ -1745,7 +1745,7 @@
                 <w:color w:val="000000"/>
                 <w:sz w:val="16"/>
               </w:rPr>
-              <w:t>1</w:t>
+              <w:t>2</w:t>
             </w:r>
           </w:p>
         </w:tc>
@@ -1785,7 +1785,7 @@
                 <w:color w:val="000000"/>
                 <w:sz w:val="16"/>
               </w:rPr>
-              <w:t>1</w:t>
+              <w:t>2</w:t>
             </w:r>
           </w:p>
         </w:tc>
@@ -1805,7 +1805,7 @@
                 <w:color w:val="000000"/>
                 <w:sz w:val="16"/>
               </w:rPr>
-              <w:t>16</w:t>
+              <w:t>38</w:t>
             </w:r>
           </w:p>
         </w:tc>
@@ -1867,7 +1867,7 @@
                 <w:color w:val="000000"/>
                 <w:sz w:val="16"/>
               </w:rPr>
-              <w:t>40</w:t>
+              <w:t>30</w:t>
             </w:r>
           </w:p>
         </w:tc>
@@ -1887,7 +1887,7 @@
                 <w:color w:val="000000"/>
                 <w:sz w:val="16"/>
               </w:rPr>
-              <w:t>27</w:t>
+              <w:t>24</w:t>
             </w:r>
           </w:p>
         </w:tc>
@@ -1907,7 +1907,7 @@
                 <w:color w:val="000000"/>
                 <w:sz w:val="16"/>
               </w:rPr>
-              <w:t>6</w:t>
+              <w:t>5</w:t>
             </w:r>
           </w:p>
         </w:tc>
@@ -1927,7 +1927,7 @@
                 <w:color w:val="000000"/>
                 <w:sz w:val="16"/>
               </w:rPr>
-              <w:t>73</w:t>
+              <w:t>59</w:t>
             </w:r>
           </w:p>
         </w:tc>
@@ -1947,7 +1947,7 @@
                 <w:color w:val="000000"/>
                 <w:sz w:val="16"/>
               </w:rPr>
-              <w:t>914</w:t>
+              <w:t>778</w:t>
             </w:r>
           </w:p>
         </w:tc>
@@ -2187,7 +2187,7 @@
                 <w:color w:val="000000"/>
                 <w:sz w:val="16"/>
               </w:rPr>
-              <w:t>215B</w:t>
+              <w:t>215C</w:t>
             </w:r>
           </w:p>
         </w:tc>
@@ -2227,7 +2227,7 @@
                 <w:color w:val="000000"/>
                 <w:sz w:val="16"/>
               </w:rPr>
-              <w:t>Cerro Sta. Lucía &amp; Pje. Samaniego</w:t>
+              <w:t>Av. Los Pajaritos &amp; Pje. Los Apóstoles</w:t>
             </w:r>
           </w:p>
         </w:tc>
@@ -2269,7 +2269,7 @@
                 <w:color w:val="000000"/>
                 <w:sz w:val="16"/>
               </w:rPr>
-              <w:t>215B</w:t>
+              <w:t>215C</w:t>
             </w:r>
           </w:p>
         </w:tc>
@@ -2309,7 +2309,7 @@
                 <w:color w:val="000000"/>
                 <w:sz w:val="16"/>
               </w:rPr>
-              <w:t>Anita Lizana &amp; Aves Del Paraíso</w:t>
+              <w:t>Lugo &amp; Pje. Cesárea</w:t>
             </w:r>
           </w:p>
         </w:tc>
@@ -2329,7 +2329,7 @@
                 <w:color w:val="000000"/>
                 <w:sz w:val="16"/>
               </w:rPr>
-              <w:t>Alcohol y drogas en vía pública</w:t>
+              <w:t>Robos violentos</w:t>
             </w:r>
           </w:p>
         </w:tc>
@@ -2351,7 +2351,7 @@
                 <w:color w:val="000000"/>
                 <w:sz w:val="16"/>
               </w:rPr>
-              <w:t>215B</w:t>
+              <w:t>215C</w:t>
             </w:r>
           </w:p>
         </w:tc>
@@ -2391,7 +2391,7 @@
                 <w:color w:val="000000"/>
                 <w:sz w:val="16"/>
               </w:rPr>
-              <w:t>Ministro Antorio Varas &amp; Pje. Catalina De Aragón</w:t>
+              <w:t>Av. Las Torres &amp; Av. Simón Bolívar</w:t>
             </w:r>
           </w:p>
         </w:tc>
@@ -2411,7 +2411,7 @@
                 <w:color w:val="000000"/>
                 <w:sz w:val="16"/>
               </w:rPr>
-              <w:t>Robo en lugar habitado</w:t>
+              <w:t>Alcohol y drogas en vía pública</w:t>
             </w:r>
           </w:p>
         </w:tc>
@@ -2433,7 +2433,7 @@
                 <w:color w:val="000000"/>
                 <w:sz w:val="16"/>
               </w:rPr>
-              <w:t>215B</w:t>
+              <w:t>215C</w:t>
             </w:r>
           </w:p>
         </w:tc>
@@ -2473,7 +2473,7 @@
                 <w:color w:val="000000"/>
                 <w:sz w:val="16"/>
               </w:rPr>
-              <w:t>Gustavo Eiffel &amp; Pje. Los Canarios</w:t>
+              <w:t>Av. Las Torres &amp; El Huerto</w:t>
             </w:r>
           </w:p>
         </w:tc>
@@ -2493,7 +2493,7 @@
                 <w:color w:val="000000"/>
                 <w:sz w:val="16"/>
               </w:rPr>
-              <w:t>Alcohol y drogas en vía pública</w:t>
+              <w:t>Robos violentos</w:t>
             </w:r>
           </w:p>
         </w:tc>
@@ -2515,7 +2515,7 @@
                 <w:color w:val="000000"/>
                 <w:sz w:val="16"/>
               </w:rPr>
-              <w:t>215B</w:t>
+              <w:t>215C</w:t>
             </w:r>
           </w:p>
         </w:tc>
@@ -2555,7 +2555,7 @@
                 <w:color w:val="000000"/>
                 <w:sz w:val="16"/>
               </w:rPr>
-              <w:t>Av. El Descanso &amp; Pje. Mare Nostrum</w:t>
+              <w:t>Las Brisas &amp; Pje. Dr. Marañon</w:t>
             </w:r>
           </w:p>
         </w:tc>
@@ -2575,7 +2575,7 @@
                 <w:color w:val="000000"/>
                 <w:sz w:val="16"/>
               </w:rPr>
-              <w:t>Robos violentos</w:t>
+              <w:t>Robo en lugar habitado</w:t>
             </w:r>
           </w:p>
         </w:tc>
@@ -2597,7 +2597,7 @@
                 <w:color w:val="000000"/>
                 <w:sz w:val="16"/>
               </w:rPr>
-              <w:t>215B</w:t>
+              <w:t>215C</w:t>
             </w:r>
           </w:p>
         </w:tc>
@@ -2637,7 +2637,7 @@
                 <w:color w:val="000000"/>
                 <w:sz w:val="16"/>
               </w:rPr>
-              <w:t>Pje. La Orquesta &amp; Toscanini</w:t>
+              <w:t>Av. Los Pajaritos &amp; Av. Sta. Corina</w:t>
             </w:r>
           </w:p>
         </w:tc>
@@ -2728,7 +2728,7 @@
                 <w:color w:val="000000"/>
                 <w:sz w:val="16"/>
               </w:rPr>
-              <w:t>Del Pontífice &amp; Pje. Los Franciscanos</w:t>
+              <w:t>Av. Los Pajaritos &amp; Av. Sur</w:t>
             </w:r>
           </w:p>
         </w:tc>
@@ -2813,7 +2813,7 @@
                 <w:color w:val="000000"/>
                 <w:sz w:val="16"/>
               </w:rPr>
-              <w:t>Pje. Cardenal Samoré &amp; República</w:t>
+              <w:t>Av. Los Pajaritos &amp; Ricardo Ayala</w:t>
             </w:r>
           </w:p>
         </w:tc>
@@ -2833,7 +2833,7 @@
                 <w:color w:val="000000"/>
                 <w:sz w:val="16"/>
               </w:rPr>
-              <w:t>Alcohol y drogas en vía pública</w:t>
+              <w:t>Robos violentos</w:t>
             </w:r>
           </w:p>
         </w:tc>
@@ -2895,7 +2895,7 @@
                 <w:color w:val="000000"/>
                 <w:sz w:val="16"/>
               </w:rPr>
-              <w:t>El Cid &amp; Grecia</w:t>
+              <w:t>Pje. Cardenal Samoré &amp; República</w:t>
             </w:r>
           </w:p>
         </w:tc>
@@ -2915,7 +2915,7 @@
                 <w:color w:val="000000"/>
                 <w:sz w:val="16"/>
               </w:rPr>
-              <w:t>Robo en lugar habitado</w:t>
+              <w:t>Alcohol y drogas en vía pública</w:t>
             </w:r>
           </w:p>
         </w:tc>
@@ -2977,7 +2977,7 @@
                 <w:color w:val="000000"/>
                 <w:sz w:val="16"/>
               </w:rPr>
-              <w:t>El Cid &amp; Pje. Pomaire</w:t>
+              <w:t>Ramón Freire &amp; República</w:t>
             </w:r>
           </w:p>
         </w:tc>
@@ -2997,7 +2997,7 @@
                 <w:color w:val="000000"/>
                 <w:sz w:val="16"/>
               </w:rPr>
-              <w:t>Robo en lugar habitado</w:t>
+              <w:t>Robos violentos</w:t>
             </w:r>
           </w:p>
         </w:tc>
@@ -3079,7 +3079,7 @@
                 <w:color w:val="000000"/>
                 <w:sz w:val="16"/>
               </w:rPr>
-              <w:t>Robo en lugar habitado</w:t>
+              <w:t>Robos violentos</w:t>
             </w:r>
           </w:p>
         </w:tc>
@@ -3141,7 +3141,7 @@
                 <w:color w:val="000000"/>
                 <w:sz w:val="16"/>
               </w:rPr>
-              <w:t>Av. Los Pajaritos &amp; Ricardo Ayala</w:t>
+              <w:t>Pje. Los Dramaturgos &amp; Pje. Los Militares</w:t>
             </w:r>
           </w:p>
         </w:tc>
@@ -3232,7 +3232,7 @@
                 <w:color w:val="000000"/>
                 <w:sz w:val="16"/>
               </w:rPr>
-              <w:t>Rómulo &amp; Vannia</w:t>
+              <w:t>Av. 3 Poniente &amp; Av. Portales</w:t>
             </w:r>
           </w:p>
         </w:tc>
@@ -3317,7 +3317,7 @@
                 <w:color w:val="000000"/>
                 <w:sz w:val="16"/>
               </w:rPr>
-              <w:t>Atila &amp; Av. El Olimpo</w:t>
+              <w:t>Las Tinajas &amp; Pje. Catapilco</w:t>
             </w:r>
           </w:p>
         </w:tc>
@@ -3337,7 +3337,7 @@
                 <w:color w:val="000000"/>
                 <w:sz w:val="16"/>
               </w:rPr>
-              <w:t>Robos violentos</w:t>
+              <w:t>Alcohol y drogas en vía pública</w:t>
             </w:r>
           </w:p>
         </w:tc>
@@ -3399,7 +3399,7 @@
                 <w:color w:val="000000"/>
                 <w:sz w:val="16"/>
               </w:rPr>
-              <w:t>Aguada Sur &amp; Desire</w:t>
+              <w:t>Av. Las Naciones &amp; Pje. La Yunta</w:t>
             </w:r>
           </w:p>
         </w:tc>
@@ -3419,7 +3419,7 @@
                 <w:color w:val="000000"/>
                 <w:sz w:val="16"/>
               </w:rPr>
-              <w:t>Robos violentos</w:t>
+              <w:t>Robo en lugar habitado</w:t>
             </w:r>
           </w:p>
         </w:tc>
@@ -3481,7 +3481,7 @@
                 <w:color w:val="000000"/>
                 <w:sz w:val="16"/>
               </w:rPr>
-              <w:t>Av. Las Naciones &amp; Pje. La Yunta</w:t>
+              <w:t>Av. Las Naciones &amp; San José</w:t>
             </w:r>
           </w:p>
         </w:tc>
@@ -3501,7 +3501,7 @@
                 <w:color w:val="000000"/>
                 <w:sz w:val="16"/>
               </w:rPr>
-              <w:t>Robo en lugar habitado</w:t>
+              <w:t>Robos violentos</w:t>
             </w:r>
           </w:p>
         </w:tc>
@@ -3563,7 +3563,7 @@
                 <w:color w:val="000000"/>
                 <w:sz w:val="16"/>
               </w:rPr>
-              <w:t>Av. Las Naciones &amp; Las Tinajas</w:t>
+              <w:t>Los Adobes &amp; Pje. Tango</w:t>
             </w:r>
           </w:p>
         </w:tc>
@@ -3583,7 +3583,7 @@
                 <w:color w:val="000000"/>
                 <w:sz w:val="16"/>
               </w:rPr>
-              <w:t>Alcohol y drogas en vía pública</w:t>
+              <w:t>Robos violentos</w:t>
             </w:r>
           </w:p>
         </w:tc>
@@ -3645,7 +3645,7 @@
                 <w:color w:val="000000"/>
                 <w:sz w:val="16"/>
               </w:rPr>
-              <w:t>Av. Las Naciones &amp; San José</w:t>
+              <w:t>Av. 3 Poniente &amp; Costanera Sur Del Zanjón De La Aguada</w:t>
             </w:r>
           </w:p>
         </w:tc>
@@ -3690,7 +3690,7 @@
                 <w:color w:val="000000"/>
                 <w:sz w:val="16"/>
               </w:rPr>
-              <w:t>220A</w:t>
+              <w:t>222A</w:t>
             </w:r>
           </w:p>
         </w:tc>
@@ -3736,7 +3736,7 @@
                 <w:color w:val="000000"/>
                 <w:sz w:val="16"/>
               </w:rPr>
-              <w:t>San Calixto &amp; San Hermogenes</w:t>
+              <w:t>Los Ministros &amp; Vicencio Del Monte</w:t>
             </w:r>
           </w:p>
         </w:tc>
@@ -3781,7 +3781,7 @@
                 <w:color w:val="000000"/>
                 <w:sz w:val="16"/>
               </w:rPr>
-              <w:t>220A</w:t>
+              <w:t>222A</w:t>
             </w:r>
           </w:p>
         </w:tc>
@@ -3821,7 +3821,7 @@
                 <w:color w:val="000000"/>
                 <w:sz w:val="16"/>
               </w:rPr>
-              <w:t>Camino A Rinconada &amp; Pje. Sto. Padre</w:t>
+              <w:t>Los Cancilleres &amp; Pje. Ariadne</w:t>
             </w:r>
           </w:p>
         </w:tc>
@@ -3863,7 +3863,7 @@
                 <w:color w:val="000000"/>
                 <w:sz w:val="16"/>
               </w:rPr>
-              <w:t>220A</w:t>
+              <w:t>222A</w:t>
             </w:r>
           </w:p>
         </w:tc>
@@ -3903,7 +3903,7 @@
                 <w:color w:val="000000"/>
                 <w:sz w:val="16"/>
               </w:rPr>
-              <w:t>Coronel Rufino Carrasco &amp; La Galaxia</w:t>
+              <w:t>3 Norte &amp; Av. Lumen</w:t>
             </w:r>
           </w:p>
         </w:tc>
@@ -3945,7 +3945,7 @@
                 <w:color w:val="000000"/>
                 <w:sz w:val="16"/>
               </w:rPr>
-              <w:t>220A</w:t>
+              <w:t>222A</w:t>
             </w:r>
           </w:p>
         </w:tc>
@@ -3985,7 +3985,7 @@
                 <w:color w:val="000000"/>
                 <w:sz w:val="16"/>
               </w:rPr>
-              <w:t>Brisas Del Maipo &amp; Pje. Vado Azul</w:t>
+              <w:t>Av. Lumen &amp; Pje. Mirador De San Martín</w:t>
             </w:r>
           </w:p>
         </w:tc>
@@ -4027,7 +4027,7 @@
                 <w:color w:val="000000"/>
                 <w:sz w:val="16"/>
               </w:rPr>
-              <w:t>220A</w:t>
+              <w:t>222A</w:t>
             </w:r>
           </w:p>
         </w:tc>
@@ -4067,7 +4067,7 @@
                 <w:color w:val="000000"/>
                 <w:sz w:val="16"/>
               </w:rPr>
-              <w:t>Av. Las Naciones &amp; Pje. Perquenco</w:t>
+              <w:t>Caribú &amp; Las Golondrinas</w:t>
             </w:r>
           </w:p>
         </w:tc>
@@ -4087,7 +4087,7 @@
                 <w:color w:val="000000"/>
                 <w:sz w:val="16"/>
               </w:rPr>
-              <w:t>Robos violentos</w:t>
+              <w:t>Robo en lugar habitado</w:t>
             </w:r>
           </w:p>
         </w:tc>
@@ -4109,7 +4109,7 @@
                 <w:color w:val="000000"/>
                 <w:sz w:val="16"/>
               </w:rPr>
-              <w:t>220A</w:t>
+              <w:t>222A</w:t>
             </w:r>
           </w:p>
         </w:tc>
@@ -4149,7 +4149,7 @@
                 <w:color w:val="000000"/>
                 <w:sz w:val="16"/>
               </w:rPr>
-              <w:t>Anita González &amp; La Violetera</w:t>
+              <w:t>Pje. Ontario &amp; Pje. Winnipeg</w:t>
             </w:r>
           </w:p>
         </w:tc>
@@ -4194,7 +4194,7 @@
                 <w:color w:val="000000"/>
                 <w:sz w:val="16"/>
               </w:rPr>
-              <w:t>222A</w:t>
+              <w:t>223B</w:t>
             </w:r>
           </w:p>
         </w:tc>
@@ -4240,7 +4240,7 @@
                 <w:color w:val="000000"/>
                 <w:sz w:val="16"/>
               </w:rPr>
-              <w:t>Los Ministros &amp; Vicencio Del Monte</w:t>
+              <w:t>Esdras &amp; Marco Antonio</w:t>
             </w:r>
           </w:p>
         </w:tc>
@@ -4285,7 +4285,7 @@
                 <w:color w:val="000000"/>
                 <w:sz w:val="16"/>
               </w:rPr>
-              <w:t>222A</w:t>
+              <w:t>223B</w:t>
             </w:r>
           </w:p>
         </w:tc>
@@ -4325,7 +4325,7 @@
                 <w:color w:val="000000"/>
                 <w:sz w:val="16"/>
               </w:rPr>
-              <w:t>Alaska &amp; Isla Antigua</w:t>
+              <w:t>El Líbano Poniente &amp; Líbano Poniente Tres</w:t>
             </w:r>
           </w:p>
         </w:tc>
@@ -4367,7 +4367,7 @@
                 <w:color w:val="000000"/>
                 <w:sz w:val="16"/>
               </w:rPr>
-              <w:t>222A</w:t>
+              <w:t>223B</w:t>
             </w:r>
           </w:p>
         </w:tc>
@@ -4407,7 +4407,7 @@
                 <w:color w:val="000000"/>
                 <w:sz w:val="16"/>
               </w:rPr>
-              <w:t>3 Norte &amp; Av. Lumen</w:t>
+              <w:t>Abadias &amp; Diputado Ángel Fantuzzi Hernández</w:t>
             </w:r>
           </w:p>
         </w:tc>
@@ -4427,7 +4427,7 @@
                 <w:color w:val="000000"/>
                 <w:sz w:val="16"/>
               </w:rPr>
-              <w:t>Robos violentos</w:t>
+              <w:t>Robo en lugar habitado</w:t>
             </w:r>
           </w:p>
         </w:tc>
@@ -4449,7 +4449,7 @@
                 <w:color w:val="000000"/>
                 <w:sz w:val="16"/>
               </w:rPr>
-              <w:t>222A</w:t>
+              <w:t>223B</w:t>
             </w:r>
           </w:p>
         </w:tc>
@@ -4489,7 +4489,7 @@
                 <w:color w:val="000000"/>
                 <w:sz w:val="16"/>
               </w:rPr>
-              <w:t>Av. Lumen &amp; Pje. Mirador De San Martín</w:t>
+              <w:t>Adriana Pérez Llona &amp; Rey Salomón</w:t>
             </w:r>
           </w:p>
         </w:tc>
@@ -4509,7 +4509,7 @@
                 <w:color w:val="000000"/>
                 <w:sz w:val="16"/>
               </w:rPr>
-              <w:t>Robos violentos</w:t>
+              <w:t>Robo en lugar habitado</w:t>
             </w:r>
           </w:p>
         </w:tc>
@@ -4531,7 +4531,7 @@
                 <w:color w:val="000000"/>
                 <w:sz w:val="16"/>
               </w:rPr>
-              <w:t>222A</w:t>
+              <w:t>223B</w:t>
             </w:r>
           </w:p>
         </w:tc>
@@ -4571,7 +4571,7 @@
                 <w:color w:val="000000"/>
                 <w:sz w:val="16"/>
               </w:rPr>
-              <w:t>Av. Lumen &amp; Sebastián Elcano</w:t>
+              <w:t>Abisinia &amp; Camino A Melipilla</w:t>
             </w:r>
           </w:p>
         </w:tc>
@@ -4591,7 +4591,7 @@
                 <w:color w:val="000000"/>
                 <w:sz w:val="16"/>
               </w:rPr>
-              <w:t>Robo en lugar habitado</w:t>
+              <w:t>Robos violentos</w:t>
             </w:r>
           </w:p>
         </w:tc>
@@ -4613,7 +4613,7 @@
                 <w:color w:val="000000"/>
                 <w:sz w:val="16"/>
               </w:rPr>
-              <w:t>222A</w:t>
+              <w:t>223B</w:t>
             </w:r>
           </w:p>
         </w:tc>
@@ -4653,7 +4653,7 @@
                 <w:color w:val="000000"/>
                 <w:sz w:val="16"/>
               </w:rPr>
-              <w:t>Av. Lumen &amp; Isabel Riquelme Sur</w:t>
+              <w:t>Húsares De La Muerte &amp; Jorge Andrés Guerra</w:t>
             </w:r>
           </w:p>
         </w:tc>
@@ -4815,7 +4815,7 @@
                 <w:color w:val="000000"/>
                 <w:sz w:val="16"/>
               </w:rPr>
-              <w:t>215C</w:t>
+              <w:t>215A</w:t>
             </w:r>
           </w:p>
         </w:tc>
@@ -4855,7 +4855,7 @@
                 <w:color w:val="000000"/>
                 <w:sz w:val="16"/>
               </w:rPr>
-              <w:t>Manchester &amp; Orleans</w:t>
+              <w:t>Av. Américo Vespucio &amp; Av. Los Pajaritos</w:t>
             </w:r>
           </w:p>
         </w:tc>
@@ -4897,7 +4897,7 @@
                 <w:color w:val="000000"/>
                 <w:sz w:val="16"/>
               </w:rPr>
-              <w:t>215C</w:t>
+              <w:t>215A</w:t>
             </w:r>
           </w:p>
         </w:tc>
@@ -4937,7 +4937,7 @@
                 <w:color w:val="000000"/>
                 <w:sz w:val="16"/>
               </w:rPr>
-              <w:t>Av. Las Parcelas &amp; Pje. Los Montescos</w:t>
+              <w:t>Av. Longitudinal &amp; Av. Sta. Elena</w:t>
             </w:r>
           </w:p>
         </w:tc>
@@ -4957,7 +4957,7 @@
                 <w:color w:val="000000"/>
                 <w:sz w:val="16"/>
               </w:rPr>
-              <w:t>Robo en lugar habitado</w:t>
+              <w:t>Robos violentos</w:t>
             </w:r>
           </w:p>
         </w:tc>
@@ -4979,7 +4979,7 @@
                 <w:color w:val="000000"/>
                 <w:sz w:val="16"/>
               </w:rPr>
-              <w:t>215C</w:t>
+              <w:t>215A</w:t>
             </w:r>
           </w:p>
         </w:tc>
@@ -5019,7 +5019,7 @@
                 <w:color w:val="000000"/>
                 <w:sz w:val="16"/>
               </w:rPr>
-              <w:t>Av. Las Torres &amp; Av. Simón Bolívar</w:t>
+              <w:t>Pablo Burchard Sur &amp; Pje. Ingeniero Carlos Vial</w:t>
             </w:r>
           </w:p>
         </w:tc>
@@ -5039,7 +5039,7 @@
                 <w:color w:val="000000"/>
                 <w:sz w:val="16"/>
               </w:rPr>
-              <w:t>Alcohol y drogas en vía pública</w:t>
+              <w:t>Robos violentos</w:t>
             </w:r>
           </w:p>
         </w:tc>
@@ -5061,7 +5061,7 @@
                 <w:color w:val="000000"/>
                 <w:sz w:val="16"/>
               </w:rPr>
-              <w:t>215C</w:t>
+              <w:t>215A</w:t>
             </w:r>
           </w:p>
         </w:tc>
@@ -5101,7 +5101,7 @@
                 <w:color w:val="000000"/>
                 <w:sz w:val="16"/>
               </w:rPr>
-              <w:t>Lugo &amp; Pje. El Chucao</w:t>
+              <w:t>Av. Los Pajaritos &amp; Corredor Transantiago Pajaritos</w:t>
             </w:r>
           </w:p>
         </w:tc>
@@ -5121,7 +5121,7 @@
                 <w:color w:val="000000"/>
                 <w:sz w:val="16"/>
               </w:rPr>
-              <w:t>Robo en lugar habitado</w:t>
+              <w:t>Robos violentos</w:t>
             </w:r>
           </w:p>
         </w:tc>
@@ -5143,7 +5143,7 @@
                 <w:color w:val="000000"/>
                 <w:sz w:val="16"/>
               </w:rPr>
-              <w:t>215C</w:t>
+              <w:t>215A</w:t>
             </w:r>
           </w:p>
         </w:tc>
@@ -5183,7 +5183,7 @@
                 <w:color w:val="000000"/>
                 <w:sz w:val="16"/>
               </w:rPr>
-              <w:t>Pje. Menguante &amp; Valle Del Sol</w:t>
+              <w:t>Av. Américo Vespucio &amp; Av. El Rosal</w:t>
             </w:r>
           </w:p>
         </w:tc>
@@ -5203,89 +5203,7 @@
                 <w:color w:val="000000"/>
                 <w:sz w:val="16"/>
               </w:rPr>
-              <w:t>Robo en lugar habitado</w:t>
-            </w:r>
-          </w:p>
-        </w:tc>
-      </w:tr>
-      <w:tr>
-        <w:tc>
-          <w:tcPr>
-            <w:tcW w:type="dxa" w:w="1037"/>
-            <w:vAlign w:val="center"/>
-            <w:shd w:fill="FFFFFF"/>
-          </w:tcPr>
-          <w:p>
-            <w:pPr>
-              <w:spacing w:after="0"/>
-              <w:jc w:val="left"/>
-            </w:pPr>
-            <w:r>
-              <w:rPr>
-                <w:color w:val="000000"/>
-                <w:sz w:val="16"/>
-              </w:rPr>
-              <w:t>215C</w:t>
-            </w:r>
-          </w:p>
-        </w:tc>
-        <w:tc>
-          <w:tcPr>
-            <w:tcW w:type="dxa" w:w="662"/>
-            <w:vAlign w:val="center"/>
-            <w:shd w:fill="FFFFFF"/>
-          </w:tcPr>
-          <w:p>
-            <w:pPr>
-              <w:spacing w:after="0"/>
-              <w:jc w:val="left"/>
-            </w:pPr>
-            <w:r>
-              <w:rPr>
-                <w:color w:val="000000"/>
-                <w:sz w:val="16"/>
-              </w:rPr>
-              <w:t>6</w:t>
-            </w:r>
-          </w:p>
-        </w:tc>
-        <w:tc>
-          <w:tcPr>
-            <w:tcW w:type="dxa" w:w="4680"/>
-            <w:vAlign w:val="center"/>
-            <w:shd w:fill="FFFFFF"/>
-          </w:tcPr>
-          <w:p>
-            <w:pPr>
-              <w:spacing w:after="0"/>
-              <w:jc w:val="left"/>
-            </w:pPr>
-            <w:r>
-              <w:rPr>
-                <w:color w:val="000000"/>
-                <w:sz w:val="16"/>
-              </w:rPr>
-              <w:t>Av. Los Pajaritos &amp; Pje. Los Apóstoles</w:t>
-            </w:r>
-          </w:p>
-        </w:tc>
-        <w:tc>
-          <w:tcPr>
-            <w:tcW w:type="dxa" w:w="2952"/>
-            <w:vAlign w:val="center"/>
-            <w:shd w:fill="FFFFFF"/>
-          </w:tcPr>
-          <w:p>
-            <w:pPr>
-              <w:spacing w:after="0"/>
-              <w:jc w:val="left"/>
-            </w:pPr>
-            <w:r>
-              <w:rPr>
-                <w:color w:val="000000"/>
-                <w:sz w:val="16"/>
-              </w:rPr>
-              <w:t>Robo en lugar habitado</w:t>
+              <w:t>Robos violentos</w:t>
             </w:r>
           </w:p>
         </w:tc>
@@ -5310,7 +5228,7 @@
                 <w:color w:val="000000"/>
                 <w:sz w:val="16"/>
               </w:rPr>
-              <w:t>216B</w:t>
+              <w:t>215B</w:t>
             </w:r>
           </w:p>
         </w:tc>
@@ -5356,7 +5274,7 @@
                 <w:color w:val="000000"/>
                 <w:sz w:val="16"/>
               </w:rPr>
-              <w:t>Isabel Riquelme &amp; La Sinfonía</w:t>
+              <w:t>Ingeniero Roberto Llona &amp; Pje. Halcón</w:t>
             </w:r>
           </w:p>
         </w:tc>
@@ -5379,7 +5297,7 @@
                 <w:color w:val="000000"/>
                 <w:sz w:val="16"/>
               </w:rPr>
-              <w:t>Robos violentos</w:t>
+              <w:t>Alcohol y drogas en vía pública</w:t>
             </w:r>
           </w:p>
         </w:tc>
@@ -5401,7 +5319,7 @@
                 <w:color w:val="000000"/>
                 <w:sz w:val="16"/>
               </w:rPr>
-              <w:t>216B</w:t>
+              <w:t>215B</w:t>
             </w:r>
           </w:p>
         </w:tc>
@@ -5441,7 +5359,7 @@
                 <w:color w:val="000000"/>
                 <w:sz w:val="16"/>
               </w:rPr>
-              <w:t>Isabel Riquelme &amp; Juan José Rivera</w:t>
+              <w:t>Anita Lizana &amp; Pje. Esopo</w:t>
             </w:r>
           </w:p>
         </w:tc>
@@ -5461,7 +5379,7 @@
                 <w:color w:val="000000"/>
                 <w:sz w:val="16"/>
               </w:rPr>
-              <w:t>Alcohol y drogas en vía pública</w:t>
+              <w:t>Robos violentos</w:t>
             </w:r>
           </w:p>
         </w:tc>
@@ -5483,7 +5401,7 @@
                 <w:color w:val="000000"/>
                 <w:sz w:val="16"/>
               </w:rPr>
-              <w:t>216B</w:t>
+              <w:t>215B</w:t>
             </w:r>
           </w:p>
         </w:tc>
@@ -5523,7 +5441,7 @@
                 <w:color w:val="000000"/>
                 <w:sz w:val="16"/>
               </w:rPr>
-              <w:t>Isabel Riquelme &amp; Río Colorado</w:t>
+              <w:t>Ministro Antorio Varas &amp; Pje. Catalina De Aragón</w:t>
             </w:r>
           </w:p>
         </w:tc>
@@ -5543,7 +5461,7 @@
                 <w:color w:val="000000"/>
                 <w:sz w:val="16"/>
               </w:rPr>
-              <w:t>Robos violentos</w:t>
+              <w:t>Robo en lugar habitado</w:t>
             </w:r>
           </w:p>
         </w:tc>
@@ -5565,7 +5483,7 @@
                 <w:color w:val="000000"/>
                 <w:sz w:val="16"/>
               </w:rPr>
-              <w:t>216B</w:t>
+              <w:t>215B</w:t>
             </w:r>
           </w:p>
         </w:tc>
@@ -5605,7 +5523,7 @@
                 <w:color w:val="000000"/>
                 <w:sz w:val="16"/>
               </w:rPr>
-              <w:t>Av. La Sinfonía &amp; Pdte. Jorge Alessandri Rodríguez</w:t>
+              <w:t>Aves Del Paraíso &amp; Pje. Campos Elíseos</w:t>
             </w:r>
           </w:p>
         </w:tc>
@@ -5647,7 +5565,7 @@
                 <w:color w:val="000000"/>
                 <w:sz w:val="16"/>
               </w:rPr>
-              <w:t>216B</w:t>
+              <w:t>215B</w:t>
             </w:r>
           </w:p>
         </w:tc>
@@ -5687,89 +5605,7 @@
                 <w:color w:val="000000"/>
                 <w:sz w:val="16"/>
               </w:rPr>
-              <w:t>Av. La Sinfonía &amp; Teatro Princesa</w:t>
-            </w:r>
-          </w:p>
-        </w:tc>
-        <w:tc>
-          <w:tcPr>
-            <w:tcW w:type="dxa" w:w="2952"/>
-            <w:vAlign w:val="center"/>
-            <w:shd w:fill="FFFFFF"/>
-          </w:tcPr>
-          <w:p>
-            <w:pPr>
-              <w:spacing w:after="0"/>
-              <w:jc w:val="left"/>
-            </w:pPr>
-            <w:r>
-              <w:rPr>
-                <w:color w:val="000000"/>
-                <w:sz w:val="16"/>
-              </w:rPr>
-              <w:t>Robo en lugar habitado</w:t>
-            </w:r>
-          </w:p>
-        </w:tc>
-      </w:tr>
-      <w:tr>
-        <w:tc>
-          <w:tcPr>
-            <w:tcW w:type="dxa" w:w="1037"/>
-            <w:vAlign w:val="center"/>
-            <w:shd w:fill="FFFFFF"/>
-          </w:tcPr>
-          <w:p>
-            <w:pPr>
-              <w:spacing w:after="0"/>
-              <w:jc w:val="left"/>
-            </w:pPr>
-            <w:r>
-              <w:rPr>
-                <w:color w:val="000000"/>
-                <w:sz w:val="16"/>
-              </w:rPr>
-              <w:t>216B</w:t>
-            </w:r>
-          </w:p>
-        </w:tc>
-        <w:tc>
-          <w:tcPr>
-            <w:tcW w:type="dxa" w:w="662"/>
-            <w:vAlign w:val="center"/>
-            <w:shd w:fill="FFFFFF"/>
-          </w:tcPr>
-          <w:p>
-            <w:pPr>
-              <w:spacing w:after="0"/>
-              <w:jc w:val="left"/>
-            </w:pPr>
-            <w:r>
-              <w:rPr>
-                <w:color w:val="000000"/>
-                <w:sz w:val="16"/>
-              </w:rPr>
-              <w:t>6</w:t>
-            </w:r>
-          </w:p>
-        </w:tc>
-        <w:tc>
-          <w:tcPr>
-            <w:tcW w:type="dxa" w:w="4680"/>
-            <w:vAlign w:val="center"/>
-            <w:shd w:fill="FFFFFF"/>
-          </w:tcPr>
-          <w:p>
-            <w:pPr>
-              <w:spacing w:after="0"/>
-              <w:jc w:val="left"/>
-            </w:pPr>
-            <w:r>
-              <w:rPr>
-                <w:color w:val="000000"/>
-                <w:sz w:val="16"/>
-              </w:rPr>
-              <w:t>Las Camelias &amp; Los Argemones</w:t>
+              <w:t>Av. El Descanso &amp; Pje. Mare Nostrum</w:t>
             </w:r>
           </w:p>
         </w:tc>
@@ -5814,7 +5650,7 @@
                 <w:color w:val="000000"/>
                 <w:sz w:val="16"/>
               </w:rPr>
-              <w:t>217B</w:t>
+              <w:t>217A</w:t>
             </w:r>
           </w:p>
         </w:tc>
@@ -5860,7 +5696,7 @@
                 <w:color w:val="000000"/>
                 <w:sz w:val="16"/>
               </w:rPr>
-              <w:t>Sta. María &amp; Vicente Reyes</w:t>
+              <w:t>2 Norte &amp; Av. Américo Vespucio</w:t>
             </w:r>
           </w:p>
         </w:tc>
@@ -5905,7 +5741,7 @@
                 <w:color w:val="000000"/>
                 <w:sz w:val="16"/>
               </w:rPr>
-              <w:t>217B</w:t>
+              <w:t>217A</w:t>
             </w:r>
           </w:p>
         </w:tc>
@@ -5945,7 +5781,7 @@
                 <w:color w:val="000000"/>
                 <w:sz w:val="16"/>
               </w:rPr>
-              <w:t>Las Acacias &amp; Marina Chica</w:t>
+              <w:t>Av. Central Gonzalo Pérez Llona &amp; Galvarino Rivero</w:t>
             </w:r>
           </w:p>
         </w:tc>
@@ -5965,7 +5801,7 @@
                 <w:color w:val="000000"/>
                 <w:sz w:val="16"/>
               </w:rPr>
-              <w:t>Robo en lugar habitado</w:t>
+              <w:t>Robos violentos</w:t>
             </w:r>
           </w:p>
         </w:tc>
@@ -5987,7 +5823,7 @@
                 <w:color w:val="000000"/>
                 <w:sz w:val="16"/>
               </w:rPr>
-              <w:t>217B</w:t>
+              <w:t>217A</w:t>
             </w:r>
           </w:p>
         </w:tc>
@@ -6027,7 +5863,7 @@
                 <w:color w:val="000000"/>
                 <w:sz w:val="16"/>
               </w:rPr>
-              <w:t>Av. Del Ferrocarril &amp; Exequiel</w:t>
+              <w:t>Av. Segunda Transversal &amp; Pamela</w:t>
             </w:r>
           </w:p>
         </w:tc>
@@ -6069,7 +5905,7 @@
                 <w:color w:val="000000"/>
                 <w:sz w:val="16"/>
               </w:rPr>
-              <w:t>217B</w:t>
+              <w:t>217A</w:t>
             </w:r>
           </w:p>
         </w:tc>
@@ -6109,7 +5945,7 @@
                 <w:color w:val="000000"/>
                 <w:sz w:val="16"/>
               </w:rPr>
-              <w:t>Av. Esquina Blanca &amp; Pje. El Tombo</w:t>
+              <w:t>Gral. Manuel Baquedano &amp; Pdte. Kennedy</w:t>
             </w:r>
           </w:p>
         </w:tc>
@@ -6129,7 +5965,7 @@
                 <w:color w:val="000000"/>
                 <w:sz w:val="16"/>
               </w:rPr>
-              <w:t>Robo en lugar habitado</w:t>
+              <w:t>Robos violentos</w:t>
             </w:r>
           </w:p>
         </w:tc>
@@ -6151,7 +5987,7 @@
                 <w:color w:val="000000"/>
                 <w:sz w:val="16"/>
               </w:rPr>
-              <w:t>217B</w:t>
+              <w:t>217A</w:t>
             </w:r>
           </w:p>
         </w:tc>
@@ -6191,7 +6027,7 @@
                 <w:color w:val="000000"/>
                 <w:sz w:val="16"/>
               </w:rPr>
-              <w:t>Av. Del Ferrocarril &amp; Av. Esquina Blanca</w:t>
+              <w:t>El Sol &amp; Luis Gandarillas</w:t>
             </w:r>
           </w:p>
         </w:tc>
@@ -6211,7 +6047,7 @@
                 <w:color w:val="000000"/>
                 <w:sz w:val="16"/>
               </w:rPr>
-              <w:t>Robo en lugar habitado</w:t>
+              <w:t>Robos violentos</w:t>
             </w:r>
           </w:p>
         </w:tc>
@@ -6233,7 +6069,7 @@
                 <w:color w:val="000000"/>
                 <w:sz w:val="16"/>
               </w:rPr>
-              <w:t>217B</w:t>
+              <w:t>217A</w:t>
             </w:r>
           </w:p>
         </w:tc>
@@ -6273,7 +6109,7 @@
                 <w:color w:val="000000"/>
                 <w:sz w:val="16"/>
               </w:rPr>
-              <w:t>Alberto Llona &amp; Sta. María</w:t>
+              <w:t>Central Oriente &amp; Lumen</w:t>
             </w:r>
           </w:p>
         </w:tc>
@@ -6293,7 +6129,7 @@
                 <w:color w:val="000000"/>
                 <w:sz w:val="16"/>
               </w:rPr>
-              <w:t>Robo en lugar habitado</w:t>
+              <w:t>Robos violentos</w:t>
             </w:r>
           </w:p>
         </w:tc>
@@ -6364,7 +6200,7 @@
                 <w:color w:val="000000"/>
                 <w:sz w:val="16"/>
               </w:rPr>
-              <w:t>Av. Los Pajaritos &amp; Pje. Laura Llona</w:t>
+              <w:t>El Porvenir &amp; Pje. San Marino</w:t>
             </w:r>
           </w:p>
         </w:tc>
@@ -6387,7 +6223,7 @@
                 <w:color w:val="000000"/>
                 <w:sz w:val="16"/>
               </w:rPr>
-              <w:t>Robos violentos</w:t>
+              <w:t>Robo en lugar habitado</w:t>
             </w:r>
           </w:p>
         </w:tc>
@@ -6449,7 +6285,7 @@
                 <w:color w:val="000000"/>
                 <w:sz w:val="16"/>
               </w:rPr>
-              <w:t>Av. Los Pajaritos &amp; Pje. Centenario</w:t>
+              <w:t>Independencia &amp; Traiguén</w:t>
             </w:r>
           </w:p>
         </w:tc>
@@ -6531,7 +6367,7 @@
                 <w:color w:val="000000"/>
                 <w:sz w:val="16"/>
               </w:rPr>
-              <w:t>Av. Los Pajaritos &amp; Libertad</w:t>
+              <w:t>Caupolicán &amp; Independencia</w:t>
             </w:r>
           </w:p>
         </w:tc>
@@ -6613,7 +6449,7 @@
                 <w:color w:val="000000"/>
                 <w:sz w:val="16"/>
               </w:rPr>
-              <w:t>Gral. San Martín &amp; Pje. Don Emilio</w:t>
+              <w:t>Chile &amp; República</w:t>
             </w:r>
           </w:p>
         </w:tc>
@@ -6695,7 +6531,7 @@
                 <w:color w:val="000000"/>
                 <w:sz w:val="16"/>
               </w:rPr>
-              <w:t>El Porvenir &amp; Pje. San Marino</w:t>
+              <w:t>Gral. Las Heras &amp; Libertad</w:t>
             </w:r>
           </w:p>
         </w:tc>
@@ -6777,7 +6613,7 @@
                 <w:color w:val="000000"/>
                 <w:sz w:val="16"/>
               </w:rPr>
-              <w:t>Caupolicán &amp; Independencia</w:t>
+              <w:t>Camino A Rinconada &amp; Chacabuco</w:t>
             </w:r>
           </w:p>
         </w:tc>
@@ -6822,7 +6658,7 @@
                 <w:color w:val="000000"/>
                 <w:sz w:val="16"/>
               </w:rPr>
-              <w:t>223B</w:t>
+              <w:t>220A</w:t>
             </w:r>
           </w:p>
         </w:tc>
@@ -6868,7 +6704,7 @@
                 <w:color w:val="000000"/>
                 <w:sz w:val="16"/>
               </w:rPr>
-              <w:t>Pje. Lo Barnechea &amp; Renca</w:t>
+              <w:t>La Galaxia &amp; Libertador De Chile</w:t>
             </w:r>
           </w:p>
         </w:tc>
@@ -6913,7 +6749,7 @@
                 <w:color w:val="000000"/>
                 <w:sz w:val="16"/>
               </w:rPr>
-              <w:t>223B</w:t>
+              <w:t>220A</w:t>
             </w:r>
           </w:p>
         </w:tc>
@@ -6953,7 +6789,7 @@
                 <w:color w:val="000000"/>
                 <w:sz w:val="16"/>
               </w:rPr>
-              <w:t>El Líbano &amp; Pje. Turquestán</w:t>
+              <w:t>Libertador De Chile &amp; Pje. Liberia</w:t>
             </w:r>
           </w:p>
         </w:tc>
@@ -6973,7 +6809,7 @@
                 <w:color w:val="000000"/>
                 <w:sz w:val="16"/>
               </w:rPr>
-              <w:t>Robos violentos</w:t>
+              <w:t>Robo en lugar habitado</w:t>
             </w:r>
           </w:p>
         </w:tc>
@@ -6995,7 +6831,7 @@
                 <w:color w:val="000000"/>
                 <w:sz w:val="16"/>
               </w:rPr>
-              <w:t>223B</w:t>
+              <w:t>220A</w:t>
             </w:r>
           </w:p>
         </w:tc>
@@ -7035,7 +6871,7 @@
                 <w:color w:val="000000"/>
                 <w:sz w:val="16"/>
               </w:rPr>
-              <w:t>Jacques Cousteau &amp; Neptuno</w:t>
+              <w:t>Camino A Rinconada &amp; Pje. Sto. Padre</w:t>
             </w:r>
           </w:p>
         </w:tc>
@@ -7055,7 +6891,7 @@
                 <w:color w:val="000000"/>
                 <w:sz w:val="16"/>
               </w:rPr>
-              <w:t>Robos violentos</w:t>
+              <w:t>Robo en lugar habitado</w:t>
             </w:r>
           </w:p>
         </w:tc>
@@ -7077,7 +6913,7 @@
                 <w:color w:val="000000"/>
                 <w:sz w:val="16"/>
               </w:rPr>
-              <w:t>223B</w:t>
+              <w:t>220A</w:t>
             </w:r>
           </w:p>
         </w:tc>
@@ -7117,7 +6953,7 @@
                 <w:color w:val="000000"/>
                 <w:sz w:val="16"/>
               </w:rPr>
-              <w:t>Abisinia &amp; Camino A Melipilla</w:t>
+              <w:t>Pangal &amp; Pje. Hugo Del Carril</w:t>
             </w:r>
           </w:p>
         </w:tc>
@@ -7137,7 +6973,7 @@
                 <w:color w:val="000000"/>
                 <w:sz w:val="16"/>
               </w:rPr>
-              <w:t>Robos violentos</w:t>
+              <w:t>Robo en lugar habitado</w:t>
             </w:r>
           </w:p>
         </w:tc>
@@ -7159,7 +6995,7 @@
                 <w:color w:val="000000"/>
                 <w:sz w:val="16"/>
               </w:rPr>
-              <w:t>223B</w:t>
+              <w:t>220A</w:t>
             </w:r>
           </w:p>
         </w:tc>
@@ -7199,7 +7035,7 @@
                 <w:color w:val="000000"/>
                 <w:sz w:val="16"/>
               </w:rPr>
-              <w:t>El Líbano Poniente &amp; Líbano Poniente Tres</w:t>
+              <w:t>Pje. La Tirana &amp; Quinta Vergara</w:t>
             </w:r>
           </w:p>
         </w:tc>
@@ -7219,7 +7055,7 @@
                 <w:color w:val="000000"/>
                 <w:sz w:val="16"/>
               </w:rPr>
-              <w:t>Robos violentos</w:t>
+              <w:t>Robo en lugar habitado</w:t>
             </w:r>
           </w:p>
         </w:tc>
@@ -7241,7 +7077,7 @@
                 <w:color w:val="000000"/>
                 <w:sz w:val="16"/>
               </w:rPr>
-              <w:t>223B</w:t>
+              <w:t>220A</w:t>
             </w:r>
           </w:p>
         </w:tc>
@@ -7281,7 +7117,7 @@
                 <w:color w:val="000000"/>
                 <w:sz w:val="16"/>
               </w:rPr>
-              <w:t>Jorge Andrés Guerra &amp; Los Talaveras</w:t>
+              <w:t>Av. Las Naciones &amp; Pje. Perquenco</w:t>
             </w:r>
           </w:p>
         </w:tc>
@@ -7483,7 +7319,7 @@
                 <w:color w:val="000000"/>
                 <w:sz w:val="16"/>
               </w:rPr>
-              <w:t>Av. Los Pajaritos &amp; Belarmino Osorio</w:t>
+              <w:t>Gral. Ordóñez &amp; Hermanos Carrera</w:t>
             </w:r>
           </w:p>
         </w:tc>
@@ -7503,7 +7339,7 @@
                 <w:color w:val="000000"/>
                 <w:sz w:val="16"/>
               </w:rPr>
-              <w:t>Robos violentos</w:t>
+              <w:t>Robo en lugar habitado</w:t>
             </w:r>
           </w:p>
         </w:tc>
@@ -7565,7 +7401,7 @@
                 <w:color w:val="000000"/>
                 <w:sz w:val="16"/>
               </w:rPr>
-              <w:t>Camino A Rinconada &amp; Corredor Transantiago 5 De Abril</w:t>
+              <w:t>Chacabuco &amp; Pje. Chacabuco</w:t>
             </w:r>
           </w:p>
         </w:tc>
@@ -7647,7 +7483,7 @@
                 <w:color w:val="000000"/>
                 <w:sz w:val="16"/>
               </w:rPr>
-              <w:t>Camino A Rinconada &amp; Corredor Transantiago Rinconada</w:t>
+              <w:t>Fresia &amp; Hermanos Carrera</w:t>
             </w:r>
           </w:p>
         </w:tc>
@@ -7667,7 +7503,7 @@
                 <w:color w:val="000000"/>
                 <w:sz w:val="16"/>
               </w:rPr>
-              <w:t>Alcohol y drogas en vía pública</w:t>
+              <w:t>Robo en lugar habitado</w:t>
             </w:r>
           </w:p>
         </w:tc>
@@ -7729,7 +7565,7 @@
                 <w:color w:val="000000"/>
                 <w:sz w:val="16"/>
               </w:rPr>
-              <w:t>Gral. Ordóñez &amp; Interior</w:t>
+              <w:t>Av. 5 De Abril &amp; Av. Los Pajaritos</w:t>
             </w:r>
           </w:p>
         </w:tc>
@@ -7811,89 +7647,7 @@
                 <w:color w:val="000000"/>
                 <w:sz w:val="16"/>
               </w:rPr>
-              <w:t>Gral. Ordóñez &amp; Hermanos Carrera</w:t>
-            </w:r>
-          </w:p>
-        </w:tc>
-        <w:tc>
-          <w:tcPr>
-            <w:tcW w:type="dxa" w:w="2952"/>
-            <w:vAlign w:val="center"/>
-            <w:shd w:fill="FFFFFF"/>
-          </w:tcPr>
-          <w:p>
-            <w:pPr>
-              <w:spacing w:after="0"/>
-              <w:jc w:val="left"/>
-            </w:pPr>
-            <w:r>
-              <w:rPr>
-                <w:color w:val="000000"/>
-                <w:sz w:val="16"/>
-              </w:rPr>
-              <w:t>Robo en lugar habitado</w:t>
-            </w:r>
-          </w:p>
-        </w:tc>
-      </w:tr>
-      <w:tr>
-        <w:tc>
-          <w:tcPr>
-            <w:tcW w:type="dxa" w:w="1037"/>
-            <w:vAlign w:val="center"/>
-            <w:shd w:fill="FFFFFF"/>
-          </w:tcPr>
-          <w:p>
-            <w:pPr>
-              <w:spacing w:after="0"/>
-              <w:jc w:val="left"/>
-            </w:pPr>
-            <w:r>
-              <w:rPr>
-                <w:color w:val="000000"/>
-                <w:sz w:val="16"/>
-              </w:rPr>
-              <w:t>218C</w:t>
-            </w:r>
-          </w:p>
-        </w:tc>
-        <w:tc>
-          <w:tcPr>
-            <w:tcW w:type="dxa" w:w="662"/>
-            <w:vAlign w:val="center"/>
-            <w:shd w:fill="FFFFFF"/>
-          </w:tcPr>
-          <w:p>
-            <w:pPr>
-              <w:spacing w:after="0"/>
-              <w:jc w:val="left"/>
-            </w:pPr>
-            <w:r>
-              <w:rPr>
-                <w:color w:val="000000"/>
-                <w:sz w:val="16"/>
-              </w:rPr>
-              <w:t>6</w:t>
-            </w:r>
-          </w:p>
-        </w:tc>
-        <w:tc>
-          <w:tcPr>
-            <w:tcW w:type="dxa" w:w="4680"/>
-            <w:vAlign w:val="center"/>
-            <w:shd w:fill="FFFFFF"/>
-          </w:tcPr>
-          <w:p>
-            <w:pPr>
-              <w:spacing w:after="0"/>
-              <w:jc w:val="left"/>
-            </w:pPr>
-            <w:r>
-              <w:rPr>
-                <w:color w:val="000000"/>
-                <w:sz w:val="16"/>
-              </w:rPr>
-              <w:t>Av. Los Pajaritos &amp; Maipú</w:t>
+              <w:t>Av. Esquina Blanca &amp; Corregidor Zañartu</w:t>
             </w:r>
           </w:p>
         </w:tc>

--- a/pauta_focalizada_pcsp.docx
+++ b/pauta_focalizada_pcsp.docx
@@ -21,7 +21,7 @@
         <w:jc w:val="center"/>
       </w:pPr>
       <w:r>
-        <w:t>Periodo de análisis: 15-06-2026 al 12-07-2026</w:t>
+        <w:t>Periodo de análisis: 29-06-2026 al 26-07-2026</w:t>
       </w:r>
     </w:p>
     <w:p>
@@ -99,7 +99,7 @@
         <w:rPr>
           <w:b w:val="0"/>
         </w:rPr>
-        <w:t>Durante el periodo analizado se identificaron 199 eventos incorporados a la fórmula de priorización territorial PCSP ajustada. De ellos, 70 corresponden a las tres problemáticas con meta de patrullaje y 129 corresponden a delitos complementarios considerados internamente con menor peso técnico. Para efectos de planificación, verificación y cumplimiento de meta, la tabla siguiente muestra únicamente las tres problemáticas PCSP con meta en los cuadrantes focalizados; por eso el total verificable de la tabla corresponde a 59 eventos asociados a metas, mientras que el puntaje ponderado se mantiene como un criterio técnico interno de priorización.</w:t>
+        <w:t>Durante el periodo analizado se identificaron 202 eventos incorporados a la fórmula de priorización territorial PCSP ajustada. De ellos, 65 corresponden a las tres problemáticas con meta de patrullaje y 137 corresponden a delitos complementarios considerados internamente con menor peso técnico. Para efectos de planificación, verificación y cumplimiento de meta, la tabla siguiente muestra únicamente las tres problemáticas PCSP con meta en los cuadrantes focalizados; por eso el total verificable de la tabla corresponde a 51 eventos asociados a metas, mientras que el puntaje ponderado se mantiene como un criterio técnico interno de priorización.</w:t>
       </w:r>
     </w:p>
     <w:tbl>
@@ -285,7 +285,7 @@
                 <w:color w:val="000000"/>
                 <w:sz w:val="16"/>
               </w:rPr>
-              <w:t>222A</w:t>
+              <w:t>219</w:t>
             </w:r>
           </w:p>
         </w:tc>
@@ -305,6 +305,66 @@
                 <w:color w:val="000000"/>
                 <w:sz w:val="16"/>
               </w:rPr>
+              <w:t>2</w:t>
+            </w:r>
+          </w:p>
+        </w:tc>
+        <w:tc>
+          <w:tcPr>
+            <w:tcW w:type="dxa" w:w="1263"/>
+            <w:vAlign w:val="center"/>
+            <w:shd w:fill="FFFFFF"/>
+          </w:tcPr>
+          <w:p>
+            <w:pPr>
+              <w:spacing w:after="0"/>
+              <w:jc w:val="left"/>
+            </w:pPr>
+            <w:r>
+              <w:rPr>
+                <w:color w:val="000000"/>
+                <w:sz w:val="16"/>
+              </w:rPr>
+              <w:t>5</w:t>
+            </w:r>
+          </w:p>
+        </w:tc>
+        <w:tc>
+          <w:tcPr>
+            <w:tcW w:type="dxa" w:w="1263"/>
+            <w:vAlign w:val="center"/>
+            <w:shd w:fill="FFFFFF"/>
+          </w:tcPr>
+          <w:p>
+            <w:pPr>
+              <w:spacing w:after="0"/>
+              <w:jc w:val="left"/>
+            </w:pPr>
+            <w:r>
+              <w:rPr>
+                <w:color w:val="000000"/>
+                <w:sz w:val="16"/>
+              </w:rPr>
+              <w:t>2</w:t>
+            </w:r>
+          </w:p>
+        </w:tc>
+        <w:tc>
+          <w:tcPr>
+            <w:tcW w:type="dxa" w:w="1263"/>
+            <w:vAlign w:val="center"/>
+            <w:shd w:fill="FFFFFF"/>
+          </w:tcPr>
+          <w:p>
+            <w:pPr>
+              <w:spacing w:after="0"/>
+              <w:jc w:val="left"/>
+            </w:pPr>
+            <w:r>
+              <w:rPr>
+                <w:color w:val="000000"/>
+                <w:sz w:val="16"/>
+              </w:rPr>
               <w:t>9</w:t>
             </w:r>
           </w:p>
@@ -325,67 +385,7 @@
                 <w:color w:val="000000"/>
                 <w:sz w:val="16"/>
               </w:rPr>
-              <w:t>4</w:t>
-            </w:r>
-          </w:p>
-        </w:tc>
-        <w:tc>
-          <w:tcPr>
-            <w:tcW w:type="dxa" w:w="1263"/>
-            <w:vAlign w:val="center"/>
-            <w:shd w:fill="FFFFFF"/>
-          </w:tcPr>
-          <w:p>
-            <w:pPr>
-              <w:spacing w:after="0"/>
-              <w:jc w:val="left"/>
-            </w:pPr>
-            <w:r>
-              <w:rPr>
-                <w:color w:val="000000"/>
-                <w:sz w:val="16"/>
-              </w:rPr>
-              <w:t>0</w:t>
-            </w:r>
-          </w:p>
-        </w:tc>
-        <w:tc>
-          <w:tcPr>
-            <w:tcW w:type="dxa" w:w="1263"/>
-            <w:vAlign w:val="center"/>
-            <w:shd w:fill="FFFFFF"/>
-          </w:tcPr>
-          <w:p>
-            <w:pPr>
-              <w:spacing w:after="0"/>
-              <w:jc w:val="left"/>
-            </w:pPr>
-            <w:r>
-              <w:rPr>
-                <w:color w:val="000000"/>
-                <w:sz w:val="16"/>
-              </w:rPr>
-              <w:t>13</w:t>
-            </w:r>
-          </w:p>
-        </w:tc>
-        <w:tc>
-          <w:tcPr>
-            <w:tcW w:type="dxa" w:w="1263"/>
-            <w:vAlign w:val="center"/>
-            <w:shd w:fill="FFFFFF"/>
-          </w:tcPr>
-          <w:p>
-            <w:pPr>
-              <w:spacing w:after="0"/>
-              <w:jc w:val="left"/>
-            </w:pPr>
-            <w:r>
-              <w:rPr>
-                <w:color w:val="000000"/>
-                <w:sz w:val="16"/>
-              </w:rPr>
-              <w:t>146</w:t>
+              <w:t>110</w:t>
             </w:r>
           </w:p>
         </w:tc>
@@ -427,7 +427,7 @@
                 <w:color w:val="000000"/>
                 <w:sz w:val="16"/>
               </w:rPr>
-              <w:t>219</w:t>
+              <w:t>222A</w:t>
             </w:r>
           </w:p>
         </w:tc>
@@ -447,6 +447,26 @@
                 <w:color w:val="000000"/>
                 <w:sz w:val="16"/>
               </w:rPr>
+              <w:t>4</w:t>
+            </w:r>
+          </w:p>
+        </w:tc>
+        <w:tc>
+          <w:tcPr>
+            <w:tcW w:type="dxa" w:w="1263"/>
+            <w:vAlign w:val="center"/>
+            <w:shd w:fill="FFFFFF"/>
+          </w:tcPr>
+          <w:p>
+            <w:pPr>
+              <w:spacing w:after="0"/>
+              <w:jc w:val="left"/>
+            </w:pPr>
+            <w:r>
+              <w:rPr>
+                <w:color w:val="000000"/>
+                <w:sz w:val="16"/>
+              </w:rPr>
               <w:t>3</w:t>
             </w:r>
           </w:p>
@@ -467,7 +487,7 @@
                 <w:color w:val="000000"/>
                 <w:sz w:val="16"/>
               </w:rPr>
-              <w:t>3</w:t>
+              <w:t>0</w:t>
             </w:r>
           </w:p>
         </w:tc>
@@ -487,7 +507,7 @@
                 <w:color w:val="000000"/>
                 <w:sz w:val="16"/>
               </w:rPr>
-              <w:t>2</w:t>
+              <w:t>7</w:t>
             </w:r>
           </w:p>
         </w:tc>
@@ -507,27 +527,7 @@
                 <w:color w:val="000000"/>
                 <w:sz w:val="16"/>
               </w:rPr>
-              <w:t>8</w:t>
-            </w:r>
-          </w:p>
-        </w:tc>
-        <w:tc>
-          <w:tcPr>
-            <w:tcW w:type="dxa" w:w="1263"/>
-            <w:vAlign w:val="center"/>
-            <w:shd w:fill="FFFFFF"/>
-          </w:tcPr>
-          <w:p>
-            <w:pPr>
-              <w:spacing w:after="0"/>
-              <w:jc w:val="left"/>
-            </w:pPr>
-            <w:r>
-              <w:rPr>
-                <w:color w:val="000000"/>
-                <w:sz w:val="16"/>
-              </w:rPr>
-              <w:t>100</w:t>
+              <w:t>86</w:t>
             </w:r>
           </w:p>
         </w:tc>
@@ -569,7 +569,7 @@
                 <w:color w:val="000000"/>
                 <w:sz w:val="16"/>
               </w:rPr>
-              <w:t>215C</w:t>
+              <w:t>217A</w:t>
             </w:r>
           </w:p>
         </w:tc>
@@ -589,7 +589,7 @@
                 <w:color w:val="000000"/>
                 <w:sz w:val="16"/>
               </w:rPr>
-              <w:t>4</w:t>
+              <w:t>2</w:t>
             </w:r>
           </w:p>
         </w:tc>
@@ -609,7 +609,7 @@
                 <w:color w:val="000000"/>
                 <w:sz w:val="16"/>
               </w:rPr>
-              <w:t>2</w:t>
+              <w:t>3</w:t>
             </w:r>
           </w:p>
         </w:tc>
@@ -649,7 +649,7 @@
                 <w:color w:val="000000"/>
                 <w:sz w:val="16"/>
               </w:rPr>
-              <w:t>7</w:t>
+              <w:t>6</w:t>
             </w:r>
           </w:p>
         </w:tc>
@@ -669,7 +669,7 @@
                 <w:color w:val="000000"/>
                 <w:sz w:val="16"/>
               </w:rPr>
-              <w:t>92</w:t>
+              <w:t>90</w:t>
             </w:r>
           </w:p>
         </w:tc>
@@ -751,7 +751,7 @@
                 <w:color w:val="000000"/>
                 <w:sz w:val="16"/>
               </w:rPr>
-              <w:t>2</w:t>
+              <w:t>3</w:t>
             </w:r>
           </w:p>
         </w:tc>
@@ -771,7 +771,7 @@
                 <w:color w:val="000000"/>
                 <w:sz w:val="16"/>
               </w:rPr>
-              <w:t>1</w:t>
+              <w:t>0</w:t>
             </w:r>
           </w:p>
         </w:tc>
@@ -811,7 +811,7 @@
                 <w:color w:val="000000"/>
                 <w:sz w:val="16"/>
               </w:rPr>
-              <w:t>80</w:t>
+              <w:t>82</w:t>
             </w:r>
           </w:p>
         </w:tc>
@@ -853,7 +853,7 @@
                 <w:color w:val="000000"/>
                 <w:sz w:val="16"/>
               </w:rPr>
-              <w:t>223B</w:t>
+              <w:t>218A</w:t>
             </w:r>
           </w:p>
         </w:tc>
@@ -873,7 +873,7 @@
                 <w:color w:val="000000"/>
                 <w:sz w:val="16"/>
               </w:rPr>
-              <w:t>3</w:t>
+              <w:t>0</w:t>
             </w:r>
           </w:p>
         </w:tc>
@@ -893,7 +893,7 @@
                 <w:color w:val="000000"/>
                 <w:sz w:val="16"/>
               </w:rPr>
-              <w:t>2</w:t>
+              <w:t>4</w:t>
             </w:r>
           </w:p>
         </w:tc>
@@ -933,7 +933,7 @@
                 <w:color w:val="000000"/>
                 <w:sz w:val="16"/>
               </w:rPr>
-              <w:t>5</w:t>
+              <w:t>4</w:t>
             </w:r>
           </w:p>
         </w:tc>
@@ -953,7 +953,7 @@
                 <w:color w:val="000000"/>
                 <w:sz w:val="16"/>
               </w:rPr>
-              <w:t>60</w:t>
+              <w:t>70</w:t>
             </w:r>
           </w:p>
         </w:tc>
@@ -995,7 +995,7 @@
                 <w:color w:val="000000"/>
                 <w:sz w:val="16"/>
               </w:rPr>
-              <w:t>217A</w:t>
+              <w:t>218C</w:t>
             </w:r>
           </w:p>
         </w:tc>
@@ -1015,7 +1015,7 @@
                 <w:color w:val="000000"/>
                 <w:sz w:val="16"/>
               </w:rPr>
-              <w:t>2</w:t>
+              <w:t>0</w:t>
             </w:r>
           </w:p>
         </w:tc>
@@ -1035,7 +1035,7 @@
                 <w:color w:val="000000"/>
                 <w:sz w:val="16"/>
               </w:rPr>
-              <w:t>2</w:t>
+              <w:t>4</w:t>
             </w:r>
           </w:p>
         </w:tc>
@@ -1095,7 +1095,7 @@
                 <w:color w:val="000000"/>
                 <w:sz w:val="16"/>
               </w:rPr>
-              <w:t>64</w:t>
+              <w:t>66</w:t>
             </w:r>
           </w:p>
         </w:tc>
@@ -1115,7 +1115,7 @@
                 <w:color w:val="000000"/>
                 <w:sz w:val="16"/>
               </w:rPr>
-              <w:t>Motoristas</w:t>
+              <w:t>Delta</w:t>
             </w:r>
           </w:p>
         </w:tc>
@@ -1137,7 +1137,7 @@
                 <w:color w:val="000000"/>
                 <w:sz w:val="16"/>
               </w:rPr>
-              <w:t>218A</w:t>
+              <w:t>223B</w:t>
             </w:r>
           </w:p>
         </w:tc>
@@ -1157,7 +1157,7 @@
                 <w:color w:val="000000"/>
                 <w:sz w:val="16"/>
               </w:rPr>
-              <w:t>0</w:t>
+              <w:t>2</w:t>
             </w:r>
           </w:p>
         </w:tc>
@@ -1177,6 +1177,46 @@
                 <w:color w:val="000000"/>
                 <w:sz w:val="16"/>
               </w:rPr>
+              <w:t>1</w:t>
+            </w:r>
+          </w:p>
+        </w:tc>
+        <w:tc>
+          <w:tcPr>
+            <w:tcW w:type="dxa" w:w="1263"/>
+            <w:vAlign w:val="center"/>
+            <w:shd w:fill="FFFFFF"/>
+          </w:tcPr>
+          <w:p>
+            <w:pPr>
+              <w:spacing w:after="0"/>
+              <w:jc w:val="left"/>
+            </w:pPr>
+            <w:r>
+              <w:rPr>
+                <w:color w:val="000000"/>
+                <w:sz w:val="16"/>
+              </w:rPr>
+              <w:t>1</w:t>
+            </w:r>
+          </w:p>
+        </w:tc>
+        <w:tc>
+          <w:tcPr>
+            <w:tcW w:type="dxa" w:w="1263"/>
+            <w:vAlign w:val="center"/>
+            <w:shd w:fill="FFFFFF"/>
+          </w:tcPr>
+          <w:p>
+            <w:pPr>
+              <w:spacing w:after="0"/>
+              <w:jc w:val="left"/>
+            </w:pPr>
+            <w:r>
+              <w:rPr>
+                <w:color w:val="000000"/>
+                <w:sz w:val="16"/>
+              </w:rPr>
               <w:t>4</w:t>
             </w:r>
           </w:p>
@@ -1197,47 +1237,7 @@
                 <w:color w:val="000000"/>
                 <w:sz w:val="16"/>
               </w:rPr>
-              <w:t>0</w:t>
-            </w:r>
-          </w:p>
-        </w:tc>
-        <w:tc>
-          <w:tcPr>
-            <w:tcW w:type="dxa" w:w="1263"/>
-            <w:vAlign w:val="center"/>
-            <w:shd w:fill="FFFFFF"/>
-          </w:tcPr>
-          <w:p>
-            <w:pPr>
-              <w:spacing w:after="0"/>
-              <w:jc w:val="left"/>
-            </w:pPr>
-            <w:r>
-              <w:rPr>
-                <w:color w:val="000000"/>
-                <w:sz w:val="16"/>
-              </w:rPr>
-              <w:t>4</w:t>
-            </w:r>
-          </w:p>
-        </w:tc>
-        <w:tc>
-          <w:tcPr>
-            <w:tcW w:type="dxa" w:w="1263"/>
-            <w:vAlign w:val="center"/>
-            <w:shd w:fill="FFFFFF"/>
-          </w:tcPr>
-          <w:p>
-            <w:pPr>
-              <w:spacing w:after="0"/>
-              <w:jc w:val="left"/>
-            </w:pPr>
-            <w:r>
-              <w:rPr>
-                <w:color w:val="000000"/>
-                <w:sz w:val="16"/>
-              </w:rPr>
-              <w:t>60</w:t>
+              <w:t>46</w:t>
             </w:r>
           </w:p>
         </w:tc>
@@ -1279,7 +1279,7 @@
                 <w:color w:val="000000"/>
                 <w:sz w:val="16"/>
               </w:rPr>
-              <w:t>215B</w:t>
+              <w:t>215A</w:t>
             </w:r>
           </w:p>
         </w:tc>
@@ -1299,7 +1299,7 @@
                 <w:color w:val="000000"/>
                 <w:sz w:val="16"/>
               </w:rPr>
-              <w:t>2</w:t>
+              <w:t>3</w:t>
             </w:r>
           </w:p>
         </w:tc>
@@ -1319,7 +1319,7 @@
                 <w:color w:val="000000"/>
                 <w:sz w:val="16"/>
               </w:rPr>
-              <w:t>1</w:t>
+              <w:t>0</w:t>
             </w:r>
           </w:p>
         </w:tc>
@@ -1339,7 +1339,7 @@
                 <w:color w:val="000000"/>
                 <w:sz w:val="16"/>
               </w:rPr>
-              <w:t>1</w:t>
+              <w:t>0</w:t>
             </w:r>
           </w:p>
         </w:tc>
@@ -1359,7 +1359,7 @@
                 <w:color w:val="000000"/>
                 <w:sz w:val="16"/>
               </w:rPr>
-              <w:t>4</w:t>
+              <w:t>3</w:t>
             </w:r>
           </w:p>
         </w:tc>
@@ -1379,7 +1379,7 @@
                 <w:color w:val="000000"/>
                 <w:sz w:val="16"/>
               </w:rPr>
-              <w:t>50</w:t>
+              <w:t>48</w:t>
             </w:r>
           </w:p>
         </w:tc>
@@ -1421,7 +1421,7 @@
                 <w:color w:val="000000"/>
                 <w:sz w:val="16"/>
               </w:rPr>
-              <w:t>215A</w:t>
+              <w:t>215C</w:t>
             </w:r>
           </w:p>
         </w:tc>
@@ -1441,6 +1441,66 @@
                 <w:color w:val="000000"/>
                 <w:sz w:val="16"/>
               </w:rPr>
+              <w:t>2</w:t>
+            </w:r>
+          </w:p>
+        </w:tc>
+        <w:tc>
+          <w:tcPr>
+            <w:tcW w:type="dxa" w:w="1263"/>
+            <w:vAlign w:val="center"/>
+            <w:shd w:fill="FFFFFF"/>
+          </w:tcPr>
+          <w:p>
+            <w:pPr>
+              <w:spacing w:after="0"/>
+              <w:jc w:val="left"/>
+            </w:pPr>
+            <w:r>
+              <w:rPr>
+                <w:color w:val="000000"/>
+                <w:sz w:val="16"/>
+              </w:rPr>
+              <w:t>0</w:t>
+            </w:r>
+          </w:p>
+        </w:tc>
+        <w:tc>
+          <w:tcPr>
+            <w:tcW w:type="dxa" w:w="1263"/>
+            <w:vAlign w:val="center"/>
+            <w:shd w:fill="FFFFFF"/>
+          </w:tcPr>
+          <w:p>
+            <w:pPr>
+              <w:spacing w:after="0"/>
+              <w:jc w:val="left"/>
+            </w:pPr>
+            <w:r>
+              <w:rPr>
+                <w:color w:val="000000"/>
+                <w:sz w:val="16"/>
+              </w:rPr>
+              <w:t>1</w:t>
+            </w:r>
+          </w:p>
+        </w:tc>
+        <w:tc>
+          <w:tcPr>
+            <w:tcW w:type="dxa" w:w="1263"/>
+            <w:vAlign w:val="center"/>
+            <w:shd w:fill="FFFFFF"/>
+          </w:tcPr>
+          <w:p>
+            <w:pPr>
+              <w:spacing w:after="0"/>
+              <w:jc w:val="left"/>
+            </w:pPr>
+            <w:r>
+              <w:rPr>
+                <w:color w:val="000000"/>
+                <w:sz w:val="16"/>
+              </w:rPr>
               <w:t>3</w:t>
             </w:r>
           </w:p>
@@ -1461,67 +1521,7 @@
                 <w:color w:val="000000"/>
                 <w:sz w:val="16"/>
               </w:rPr>
-              <w:t>0</w:t>
-            </w:r>
-          </w:p>
-        </w:tc>
-        <w:tc>
-          <w:tcPr>
-            <w:tcW w:type="dxa" w:w="1263"/>
-            <w:vAlign w:val="center"/>
-            <w:shd w:fill="FFFFFF"/>
-          </w:tcPr>
-          <w:p>
-            <w:pPr>
-              <w:spacing w:after="0"/>
-              <w:jc w:val="left"/>
-            </w:pPr>
-            <w:r>
-              <w:rPr>
-                <w:color w:val="000000"/>
-                <w:sz w:val="16"/>
-              </w:rPr>
-              <w:t>0</w:t>
-            </w:r>
-          </w:p>
-        </w:tc>
-        <w:tc>
-          <w:tcPr>
-            <w:tcW w:type="dxa" w:w="1263"/>
-            <w:vAlign w:val="center"/>
-            <w:shd w:fill="FFFFFF"/>
-          </w:tcPr>
-          <w:p>
-            <w:pPr>
-              <w:spacing w:after="0"/>
-              <w:jc w:val="left"/>
-            </w:pPr>
-            <w:r>
-              <w:rPr>
-                <w:color w:val="000000"/>
-                <w:sz w:val="16"/>
-              </w:rPr>
-              <w:t>3</w:t>
-            </w:r>
-          </w:p>
-        </w:tc>
-        <w:tc>
-          <w:tcPr>
-            <w:tcW w:type="dxa" w:w="1263"/>
-            <w:vAlign w:val="center"/>
-            <w:shd w:fill="FFFFFF"/>
-          </w:tcPr>
-          <w:p>
-            <w:pPr>
-              <w:spacing w:after="0"/>
-              <w:jc w:val="left"/>
-            </w:pPr>
-            <w:r>
-              <w:rPr>
-                <w:color w:val="000000"/>
-                <w:sz w:val="16"/>
-              </w:rPr>
-              <w:t>46</w:t>
+              <w:t>44</w:t>
             </w:r>
           </w:p>
         </w:tc>
@@ -1563,7 +1563,7 @@
                 <w:color w:val="000000"/>
                 <w:sz w:val="16"/>
               </w:rPr>
-              <w:t>220A</w:t>
+              <w:t>217B</w:t>
             </w:r>
           </w:p>
         </w:tc>
@@ -1663,7 +1663,7 @@
                 <w:color w:val="000000"/>
                 <w:sz w:val="16"/>
               </w:rPr>
-              <w:t>42</w:t>
+              <w:t>40</w:t>
             </w:r>
           </w:p>
         </w:tc>
@@ -1705,7 +1705,7 @@
                 <w:color w:val="000000"/>
                 <w:sz w:val="16"/>
               </w:rPr>
-              <w:t>218C</w:t>
+              <w:t>215B</w:t>
             </w:r>
           </w:p>
         </w:tc>
@@ -1725,6 +1725,26 @@
                 <w:color w:val="000000"/>
                 <w:sz w:val="16"/>
               </w:rPr>
+              <w:t>1</w:t>
+            </w:r>
+          </w:p>
+        </w:tc>
+        <w:tc>
+          <w:tcPr>
+            <w:tcW w:type="dxa" w:w="1263"/>
+            <w:vAlign w:val="center"/>
+            <w:shd w:fill="FFFFFF"/>
+          </w:tcPr>
+          <w:p>
+            <w:pPr>
+              <w:spacing w:after="0"/>
+              <w:jc w:val="left"/>
+            </w:pPr>
+            <w:r>
+              <w:rPr>
+                <w:color w:val="000000"/>
+                <w:sz w:val="16"/>
+              </w:rPr>
               <w:t>0</w:t>
             </w:r>
           </w:p>
@@ -1745,6 +1765,26 @@
                 <w:color w:val="000000"/>
                 <w:sz w:val="16"/>
               </w:rPr>
+              <w:t>1</w:t>
+            </w:r>
+          </w:p>
+        </w:tc>
+        <w:tc>
+          <w:tcPr>
+            <w:tcW w:type="dxa" w:w="1263"/>
+            <w:vAlign w:val="center"/>
+            <w:shd w:fill="FFFFFF"/>
+          </w:tcPr>
+          <w:p>
+            <w:pPr>
+              <w:spacing w:after="0"/>
+              <w:jc w:val="left"/>
+            </w:pPr>
+            <w:r>
+              <w:rPr>
+                <w:color w:val="000000"/>
+                <w:sz w:val="16"/>
+              </w:rPr>
               <w:t>2</w:t>
             </w:r>
           </w:p>
@@ -1765,7 +1805,7 @@
                 <w:color w:val="000000"/>
                 <w:sz w:val="16"/>
               </w:rPr>
-              <w:t>0</w:t>
+              <w:t>36</w:t>
             </w:r>
           </w:p>
         </w:tc>
@@ -1785,47 +1825,7 @@
                 <w:color w:val="000000"/>
                 <w:sz w:val="16"/>
               </w:rPr>
-              <w:t>2</w:t>
-            </w:r>
-          </w:p>
-        </w:tc>
-        <w:tc>
-          <w:tcPr>
-            <w:tcW w:type="dxa" w:w="1263"/>
-            <w:vAlign w:val="center"/>
-            <w:shd w:fill="FFFFFF"/>
-          </w:tcPr>
-          <w:p>
-            <w:pPr>
-              <w:spacing w:after="0"/>
-              <w:jc w:val="left"/>
-            </w:pPr>
-            <w:r>
-              <w:rPr>
-                <w:color w:val="000000"/>
-                <w:sz w:val="16"/>
-              </w:rPr>
-              <w:t>38</w:t>
-            </w:r>
-          </w:p>
-        </w:tc>
-        <w:tc>
-          <w:tcPr>
-            <w:tcW w:type="dxa" w:w="1263"/>
-            <w:vAlign w:val="center"/>
-            <w:shd w:fill="FFFFFF"/>
-          </w:tcPr>
-          <w:p>
-            <w:pPr>
-              <w:spacing w:after="0"/>
-              <w:jc w:val="left"/>
-            </w:pPr>
-            <w:r>
-              <w:rPr>
-                <w:color w:val="000000"/>
-                <w:sz w:val="16"/>
-              </w:rPr>
-              <w:t>Delta</w:t>
+              <w:t>Motoristas</w:t>
             </w:r>
           </w:p>
         </w:tc>
@@ -1867,7 +1867,7 @@
                 <w:color w:val="000000"/>
                 <w:sz w:val="16"/>
               </w:rPr>
-              <w:t>30</w:t>
+              <w:t>20</w:t>
             </w:r>
           </w:p>
         </w:tc>
@@ -1887,7 +1887,7 @@
                 <w:color w:val="000000"/>
                 <w:sz w:val="16"/>
               </w:rPr>
-              <w:t>24</w:t>
+              <w:t>25</w:t>
             </w:r>
           </w:p>
         </w:tc>
@@ -1907,7 +1907,7 @@
                 <w:color w:val="000000"/>
                 <w:sz w:val="16"/>
               </w:rPr>
-              <w:t>5</w:t>
+              <w:t>6</w:t>
             </w:r>
           </w:p>
         </w:tc>
@@ -1927,7 +1927,7 @@
                 <w:color w:val="000000"/>
                 <w:sz w:val="16"/>
               </w:rPr>
-              <w:t>59</w:t>
+              <w:t>51</w:t>
             </w:r>
           </w:p>
         </w:tc>
@@ -1947,7 +1947,7 @@
                 <w:color w:val="000000"/>
                 <w:sz w:val="16"/>
               </w:rPr>
-              <w:t>778</w:t>
+              <w:t>718</w:t>
             </w:r>
           </w:p>
         </w:tc>
@@ -2010,7 +2010,7 @@
       <w:r>
         <w:drawing>
           <wp:inline xmlns:a="http://schemas.openxmlformats.org/drawingml/2006/main" xmlns:pic="http://schemas.openxmlformats.org/drawingml/2006/picture">
-            <wp:extent cx="5612130" cy="10944048"/>
+            <wp:extent cx="5612130" cy="12244246"/>
             <wp:docPr id="1" name="Picture 1"/>
             <wp:cNvGraphicFramePr>
               <a:graphicFrameLocks noChangeAspect="1"/>
@@ -2031,7 +2031,7 @@
                   <pic:spPr>
                     <a:xfrm>
                       <a:off x="0" y="0"/>
-                      <a:ext cx="5612130" cy="10944048"/>
+                      <a:ext cx="5612130" cy="12244246"/>
                     </a:xfrm>
                     <a:prstGeom prst="rect"/>
                   </pic:spPr>
@@ -2187,7 +2187,7 @@
                 <w:color w:val="000000"/>
                 <w:sz w:val="16"/>
               </w:rPr>
-              <w:t>215C</w:t>
+              <w:t>217A</w:t>
             </w:r>
           </w:p>
         </w:tc>
@@ -2227,7 +2227,7 @@
                 <w:color w:val="000000"/>
                 <w:sz w:val="16"/>
               </w:rPr>
-              <w:t>Av. Los Pajaritos &amp; Pje. Los Apóstoles</w:t>
+              <w:t>2 Norte &amp; Av. Américo Vespucio</w:t>
             </w:r>
           </w:p>
         </w:tc>
@@ -2269,7 +2269,7 @@
                 <w:color w:val="000000"/>
                 <w:sz w:val="16"/>
               </w:rPr>
-              <w:t>215C</w:t>
+              <w:t>217A</w:t>
             </w:r>
           </w:p>
         </w:tc>
@@ -2309,7 +2309,7 @@
                 <w:color w:val="000000"/>
                 <w:sz w:val="16"/>
               </w:rPr>
-              <w:t>Lugo &amp; Pje. Cesárea</w:t>
+              <w:t>Av. Segunda Transversal &amp; Pamela</w:t>
             </w:r>
           </w:p>
         </w:tc>
@@ -2329,7 +2329,7 @@
                 <w:color w:val="000000"/>
                 <w:sz w:val="16"/>
               </w:rPr>
-              <w:t>Robos violentos</w:t>
+              <w:t>Robo en lugar habitado</w:t>
             </w:r>
           </w:p>
         </w:tc>
@@ -2351,7 +2351,7 @@
                 <w:color w:val="000000"/>
                 <w:sz w:val="16"/>
               </w:rPr>
-              <w:t>215C</w:t>
+              <w:t>217A</w:t>
             </w:r>
           </w:p>
         </w:tc>
@@ -2391,7 +2391,7 @@
                 <w:color w:val="000000"/>
                 <w:sz w:val="16"/>
               </w:rPr>
-              <w:t>Av. Las Torres &amp; Av. Simón Bolívar</w:t>
+              <w:t>Gral. Manuel Baquedano &amp; Pdte. Kennedy</w:t>
             </w:r>
           </w:p>
         </w:tc>
@@ -2411,7 +2411,7 @@
                 <w:color w:val="000000"/>
                 <w:sz w:val="16"/>
               </w:rPr>
-              <w:t>Alcohol y drogas en vía pública</w:t>
+              <w:t>Robo en lugar habitado</w:t>
             </w:r>
           </w:p>
         </w:tc>
@@ -2433,7 +2433,7 @@
                 <w:color w:val="000000"/>
                 <w:sz w:val="16"/>
               </w:rPr>
-              <w:t>215C</w:t>
+              <w:t>217A</w:t>
             </w:r>
           </w:p>
         </w:tc>
@@ -2473,7 +2473,7 @@
                 <w:color w:val="000000"/>
                 <w:sz w:val="16"/>
               </w:rPr>
-              <w:t>Av. Las Torres &amp; El Huerto</w:t>
+              <w:t>El Sol &amp; Luis Gandarillas</w:t>
             </w:r>
           </w:p>
         </w:tc>
@@ -2493,7 +2493,7 @@
                 <w:color w:val="000000"/>
                 <w:sz w:val="16"/>
               </w:rPr>
-              <w:t>Robos violentos</w:t>
+              <w:t>Robo en lugar habitado</w:t>
             </w:r>
           </w:p>
         </w:tc>
@@ -2515,7 +2515,7 @@
                 <w:color w:val="000000"/>
                 <w:sz w:val="16"/>
               </w:rPr>
-              <w:t>215C</w:t>
+              <w:t>217A</w:t>
             </w:r>
           </w:p>
         </w:tc>
@@ -2555,7 +2555,7 @@
                 <w:color w:val="000000"/>
                 <w:sz w:val="16"/>
               </w:rPr>
-              <w:t>Las Brisas &amp; Pje. Dr. Marañon</w:t>
+              <w:t>1 Sur &amp; Pdte. Kennedy</w:t>
             </w:r>
           </w:p>
         </w:tc>
@@ -2597,7 +2597,7 @@
                 <w:color w:val="000000"/>
                 <w:sz w:val="16"/>
               </w:rPr>
-              <w:t>215C</w:t>
+              <w:t>217A</w:t>
             </w:r>
           </w:p>
         </w:tc>
@@ -2637,7 +2637,7 @@
                 <w:color w:val="000000"/>
                 <w:sz w:val="16"/>
               </w:rPr>
-              <w:t>Av. Los Pajaritos &amp; Av. Sta. Corina</w:t>
+              <w:t>Petrohué &amp; Renaico</w:t>
             </w:r>
           </w:p>
         </w:tc>
@@ -2657,7 +2657,7 @@
                 <w:color w:val="000000"/>
                 <w:sz w:val="16"/>
               </w:rPr>
-              <w:t>Robos violentos</w:t>
+              <w:t>Alcohol y drogas en vía pública</w:t>
             </w:r>
           </w:p>
         </w:tc>
@@ -2682,7 +2682,7 @@
                 <w:color w:val="000000"/>
                 <w:sz w:val="16"/>
               </w:rPr>
-              <w:t>218B</w:t>
+              <w:t>218A</w:t>
             </w:r>
           </w:p>
         </w:tc>
@@ -2728,7 +2728,7 @@
                 <w:color w:val="000000"/>
                 <w:sz w:val="16"/>
               </w:rPr>
-              <w:t>Av. Los Pajaritos &amp; Av. Sur</w:t>
+              <w:t>Argentina &amp; Manuel Rodríguez</w:t>
             </w:r>
           </w:p>
         </w:tc>
@@ -2751,7 +2751,7 @@
                 <w:color w:val="000000"/>
                 <w:sz w:val="16"/>
               </w:rPr>
-              <w:t>Robos violentos</w:t>
+              <w:t>Robo en lugar habitado</w:t>
             </w:r>
           </w:p>
         </w:tc>
@@ -2773,7 +2773,7 @@
                 <w:color w:val="000000"/>
                 <w:sz w:val="16"/>
               </w:rPr>
-              <w:t>218B</w:t>
+              <w:t>218A</w:t>
             </w:r>
           </w:p>
         </w:tc>
@@ -2813,7 +2813,7 @@
                 <w:color w:val="000000"/>
                 <w:sz w:val="16"/>
               </w:rPr>
-              <w:t>Av. Los Pajaritos &amp; Ricardo Ayala</w:t>
+              <w:t>Pje. Chacarillas &amp; Pje. La Vertientes</w:t>
             </w:r>
           </w:p>
         </w:tc>
@@ -2833,7 +2833,7 @@
                 <w:color w:val="000000"/>
                 <w:sz w:val="16"/>
               </w:rPr>
-              <w:t>Robos violentos</w:t>
+              <w:t>Robo en lugar habitado</w:t>
             </w:r>
           </w:p>
         </w:tc>
@@ -2855,7 +2855,7 @@
                 <w:color w:val="000000"/>
                 <w:sz w:val="16"/>
               </w:rPr>
-              <w:t>218B</w:t>
+              <w:t>218A</w:t>
             </w:r>
           </w:p>
         </w:tc>
@@ -2895,7 +2895,7 @@
                 <w:color w:val="000000"/>
                 <w:sz w:val="16"/>
               </w:rPr>
-              <w:t>Pje. Cardenal Samoré &amp; República</w:t>
+              <w:t>Av. La Farfana &amp; Callejón La Farfana</w:t>
             </w:r>
           </w:p>
         </w:tc>
@@ -2915,7 +2915,7 @@
                 <w:color w:val="000000"/>
                 <w:sz w:val="16"/>
               </w:rPr>
-              <w:t>Alcohol y drogas en vía pública</w:t>
+              <w:t>Robo en lugar habitado</w:t>
             </w:r>
           </w:p>
         </w:tc>
@@ -2937,7 +2937,7 @@
                 <w:color w:val="000000"/>
                 <w:sz w:val="16"/>
               </w:rPr>
-              <w:t>218B</w:t>
+              <w:t>218A</w:t>
             </w:r>
           </w:p>
         </w:tc>
@@ -2977,7 +2977,7 @@
                 <w:color w:val="000000"/>
                 <w:sz w:val="16"/>
               </w:rPr>
-              <w:t>Ramón Freire &amp; República</w:t>
+              <w:t>Libertador Bernardo O'Higgins &amp; República</w:t>
             </w:r>
           </w:p>
         </w:tc>
@@ -2997,7 +2997,7 @@
                 <w:color w:val="000000"/>
                 <w:sz w:val="16"/>
               </w:rPr>
-              <w:t>Robos violentos</w:t>
+              <w:t>Robo en lugar habitado</w:t>
             </w:r>
           </w:p>
         </w:tc>
@@ -3019,7 +3019,7 @@
                 <w:color w:val="000000"/>
                 <w:sz w:val="16"/>
               </w:rPr>
-              <w:t>218B</w:t>
+              <w:t>218A</w:t>
             </w:r>
           </w:p>
         </w:tc>
@@ -3059,7 +3059,7 @@
                 <w:color w:val="000000"/>
                 <w:sz w:val="16"/>
               </w:rPr>
-              <w:t>Pje. Coliseo &amp; Pje. Los Músicos</w:t>
+              <w:t>Independencia &amp; Traiguén</w:t>
             </w:r>
           </w:p>
         </w:tc>
@@ -3079,7 +3079,7 @@
                 <w:color w:val="000000"/>
                 <w:sz w:val="16"/>
               </w:rPr>
-              <w:t>Robos violentos</w:t>
+              <w:t>Robo en lugar habitado</w:t>
             </w:r>
           </w:p>
         </w:tc>
@@ -3101,7 +3101,7 @@
                 <w:color w:val="000000"/>
                 <w:sz w:val="16"/>
               </w:rPr>
-              <w:t>218B</w:t>
+              <w:t>218A</w:t>
             </w:r>
           </w:p>
         </w:tc>
@@ -3141,7 +3141,7 @@
                 <w:color w:val="000000"/>
                 <w:sz w:val="16"/>
               </w:rPr>
-              <w:t>Pje. Los Dramaturgos &amp; Pje. Los Militares</w:t>
+              <w:t>Av. Los Pajaritos &amp; Chile</w:t>
             </w:r>
           </w:p>
         </w:tc>
@@ -3186,7 +3186,7 @@
                 <w:color w:val="000000"/>
                 <w:sz w:val="16"/>
               </w:rPr>
-              <w:t>219</w:t>
+              <w:t>218B</w:t>
             </w:r>
           </w:p>
         </w:tc>
@@ -3232,7 +3232,7 @@
                 <w:color w:val="000000"/>
                 <w:sz w:val="16"/>
               </w:rPr>
-              <w:t>Av. 3 Poniente &amp; Av. Portales</w:t>
+              <w:t>Campanario &amp; San Alberto Hurtado</w:t>
             </w:r>
           </w:p>
         </w:tc>
@@ -3255,7 +3255,7 @@
                 <w:color w:val="000000"/>
                 <w:sz w:val="16"/>
               </w:rPr>
-              <w:t>Robos violentos</w:t>
+              <w:t>Robo en lugar habitado</w:t>
             </w:r>
           </w:p>
         </w:tc>
@@ -3277,7 +3277,7 @@
                 <w:color w:val="000000"/>
                 <w:sz w:val="16"/>
               </w:rPr>
-              <w:t>219</w:t>
+              <w:t>218B</w:t>
             </w:r>
           </w:p>
         </w:tc>
@@ -3317,7 +3317,7 @@
                 <w:color w:val="000000"/>
                 <w:sz w:val="16"/>
               </w:rPr>
-              <w:t>Las Tinajas &amp; Pje. Catapilco</w:t>
+              <w:t>Av. Sur &amp; La Fortuna</w:t>
             </w:r>
           </w:p>
         </w:tc>
@@ -3337,7 +3337,7 @@
                 <w:color w:val="000000"/>
                 <w:sz w:val="16"/>
               </w:rPr>
-              <w:t>Alcohol y drogas en vía pública</w:t>
+              <w:t>Robos violentos</w:t>
             </w:r>
           </w:p>
         </w:tc>
@@ -3359,7 +3359,7 @@
                 <w:color w:val="000000"/>
                 <w:sz w:val="16"/>
               </w:rPr>
-              <w:t>219</w:t>
+              <w:t>218B</w:t>
             </w:r>
           </w:p>
         </w:tc>
@@ -3399,7 +3399,7 @@
                 <w:color w:val="000000"/>
                 <w:sz w:val="16"/>
               </w:rPr>
-              <w:t>Av. Las Naciones &amp; Pje. La Yunta</w:t>
+              <w:t>El Carmen &amp; Huáscar</w:t>
             </w:r>
           </w:p>
         </w:tc>
@@ -3419,7 +3419,7 @@
                 <w:color w:val="000000"/>
                 <w:sz w:val="16"/>
               </w:rPr>
-              <w:t>Robo en lugar habitado</w:t>
+              <w:t>Robos violentos</w:t>
             </w:r>
           </w:p>
         </w:tc>
@@ -3441,7 +3441,7 @@
                 <w:color w:val="000000"/>
                 <w:sz w:val="16"/>
               </w:rPr>
-              <w:t>219</w:t>
+              <w:t>218B</w:t>
             </w:r>
           </w:p>
         </w:tc>
@@ -3481,7 +3481,7 @@
                 <w:color w:val="000000"/>
                 <w:sz w:val="16"/>
               </w:rPr>
-              <w:t>Av. Las Naciones &amp; San José</w:t>
+              <w:t>Av. Los Pajaritos &amp; Av. Sur</w:t>
             </w:r>
           </w:p>
         </w:tc>
@@ -3523,7 +3523,7 @@
                 <w:color w:val="000000"/>
                 <w:sz w:val="16"/>
               </w:rPr>
-              <w:t>219</w:t>
+              <w:t>218B</w:t>
             </w:r>
           </w:p>
         </w:tc>
@@ -3563,7 +3563,7 @@
                 <w:color w:val="000000"/>
                 <w:sz w:val="16"/>
               </w:rPr>
-              <w:t>Los Adobes &amp; Pje. Tango</w:t>
+              <w:t>Camino A Rinconada &amp; Corredor Transantiago 5 De Abril</w:t>
             </w:r>
           </w:p>
         </w:tc>
@@ -3605,7 +3605,7 @@
                 <w:color w:val="000000"/>
                 <w:sz w:val="16"/>
               </w:rPr>
-              <w:t>219</w:t>
+              <w:t>218B</w:t>
             </w:r>
           </w:p>
         </w:tc>
@@ -3645,7 +3645,7 @@
                 <w:color w:val="000000"/>
                 <w:sz w:val="16"/>
               </w:rPr>
-              <w:t>Av. 3 Poniente &amp; Costanera Sur Del Zanjón De La Aguada</w:t>
+              <w:t>Ramón Freire &amp; República</w:t>
             </w:r>
           </w:p>
         </w:tc>
@@ -3690,7 +3690,7 @@
                 <w:color w:val="000000"/>
                 <w:sz w:val="16"/>
               </w:rPr>
-              <w:t>222A</w:t>
+              <w:t>219</w:t>
             </w:r>
           </w:p>
         </w:tc>
@@ -3736,7 +3736,7 @@
                 <w:color w:val="000000"/>
                 <w:sz w:val="16"/>
               </w:rPr>
-              <w:t>Los Ministros &amp; Vicencio Del Monte</w:t>
+              <w:t>Afrodita &amp; Minerva</w:t>
             </w:r>
           </w:p>
         </w:tc>
@@ -3759,7 +3759,7 @@
                 <w:color w:val="000000"/>
                 <w:sz w:val="16"/>
               </w:rPr>
-              <w:t>Robos violentos</w:t>
+              <w:t>Robo en lugar habitado</w:t>
             </w:r>
           </w:p>
         </w:tc>
@@ -3781,7 +3781,7 @@
                 <w:color w:val="000000"/>
                 <w:sz w:val="16"/>
               </w:rPr>
-              <w:t>222A</w:t>
+              <w:t>219</w:t>
             </w:r>
           </w:p>
         </w:tc>
@@ -3821,7 +3821,7 @@
                 <w:color w:val="000000"/>
                 <w:sz w:val="16"/>
               </w:rPr>
-              <w:t>Los Cancilleres &amp; Pje. Ariadne</w:t>
+              <w:t>Av. El Olimpo &amp; Camino A Rinconada</w:t>
             </w:r>
           </w:p>
         </w:tc>
@@ -3841,7 +3841,7 @@
                 <w:color w:val="000000"/>
                 <w:sz w:val="16"/>
               </w:rPr>
-              <w:t>Robos violentos</w:t>
+              <w:t>Robo en lugar habitado</w:t>
             </w:r>
           </w:p>
         </w:tc>
@@ -3863,7 +3863,7 @@
                 <w:color w:val="000000"/>
                 <w:sz w:val="16"/>
               </w:rPr>
-              <w:t>222A</w:t>
+              <w:t>219</w:t>
             </w:r>
           </w:p>
         </w:tc>
@@ -3903,7 +3903,7 @@
                 <w:color w:val="000000"/>
                 <w:sz w:val="16"/>
               </w:rPr>
-              <w:t>3 Norte &amp; Av. Lumen</w:t>
+              <w:t>Los Adobes &amp; Pje. Tango</w:t>
             </w:r>
           </w:p>
         </w:tc>
@@ -3923,7 +3923,7 @@
                 <w:color w:val="000000"/>
                 <w:sz w:val="16"/>
               </w:rPr>
-              <w:t>Robos violentos</w:t>
+              <w:t>Robo en lugar habitado</w:t>
             </w:r>
           </w:p>
         </w:tc>
@@ -3945,7 +3945,7 @@
                 <w:color w:val="000000"/>
                 <w:sz w:val="16"/>
               </w:rPr>
-              <w:t>222A</w:t>
+              <w:t>219</w:t>
             </w:r>
           </w:p>
         </w:tc>
@@ -3985,7 +3985,7 @@
                 <w:color w:val="000000"/>
                 <w:sz w:val="16"/>
               </w:rPr>
-              <w:t>Av. Lumen &amp; Pje. Mirador De San Martín</w:t>
+              <w:t>Las Tinajas &amp; Pje. Catapilco</w:t>
             </w:r>
           </w:p>
         </w:tc>
@@ -4005,7 +4005,7 @@
                 <w:color w:val="000000"/>
                 <w:sz w:val="16"/>
               </w:rPr>
-              <w:t>Robos violentos</w:t>
+              <w:t>Alcohol y drogas en vía pública</w:t>
             </w:r>
           </w:p>
         </w:tc>
@@ -4027,7 +4027,7 @@
                 <w:color w:val="000000"/>
                 <w:sz w:val="16"/>
               </w:rPr>
-              <w:t>222A</w:t>
+              <w:t>219</w:t>
             </w:r>
           </w:p>
         </w:tc>
@@ -4067,7 +4067,7 @@
                 <w:color w:val="000000"/>
                 <w:sz w:val="16"/>
               </w:rPr>
-              <w:t>Caribú &amp; Las Golondrinas</w:t>
+              <w:t>Av. Las Naciones &amp; Pje. Cullipeumo</w:t>
             </w:r>
           </w:p>
         </w:tc>
@@ -4109,7 +4109,7 @@
                 <w:color w:val="000000"/>
                 <w:sz w:val="16"/>
               </w:rPr>
-              <w:t>222A</w:t>
+              <w:t>219</w:t>
             </w:r>
           </w:p>
         </w:tc>
@@ -4149,7 +4149,7 @@
                 <w:color w:val="000000"/>
                 <w:sz w:val="16"/>
               </w:rPr>
-              <w:t>Pje. Ontario &amp; Pje. Winnipeg</w:t>
+              <w:t>Av. Sur &amp; Pje. El Mesías</w:t>
             </w:r>
           </w:p>
         </w:tc>
@@ -4169,7 +4169,7 @@
                 <w:color w:val="000000"/>
                 <w:sz w:val="16"/>
               </w:rPr>
-              <w:t>Robo en lugar habitado</w:t>
+              <w:t>Robos violentos</w:t>
             </w:r>
           </w:p>
         </w:tc>
@@ -4194,7 +4194,7 @@
                 <w:color w:val="000000"/>
                 <w:sz w:val="16"/>
               </w:rPr>
-              <w:t>223B</w:t>
+              <w:t>222A</w:t>
             </w:r>
           </w:p>
         </w:tc>
@@ -4240,7 +4240,7 @@
                 <w:color w:val="000000"/>
                 <w:sz w:val="16"/>
               </w:rPr>
-              <w:t>Esdras &amp; Marco Antonio</w:t>
+              <w:t>Los Soldadores &amp; Primo De Rivera</w:t>
             </w:r>
           </w:p>
         </w:tc>
@@ -4285,7 +4285,7 @@
                 <w:color w:val="000000"/>
                 <w:sz w:val="16"/>
               </w:rPr>
-              <w:t>223B</w:t>
+              <w:t>222A</w:t>
             </w:r>
           </w:p>
         </w:tc>
@@ -4325,7 +4325,7 @@
                 <w:color w:val="000000"/>
                 <w:sz w:val="16"/>
               </w:rPr>
-              <w:t>El Líbano Poniente &amp; Líbano Poniente Tres</w:t>
+              <w:t>Pje. Enrique Meiggs &amp; Pje. Puerto Cárdenas</w:t>
             </w:r>
           </w:p>
         </w:tc>
@@ -4345,7 +4345,7 @@
                 <w:color w:val="000000"/>
                 <w:sz w:val="16"/>
               </w:rPr>
-              <w:t>Robos violentos</w:t>
+              <w:t>Robo en lugar habitado</w:t>
             </w:r>
           </w:p>
         </w:tc>
@@ -4367,7 +4367,7 @@
                 <w:color w:val="000000"/>
                 <w:sz w:val="16"/>
               </w:rPr>
-              <w:t>223B</w:t>
+              <w:t>222A</w:t>
             </w:r>
           </w:p>
         </w:tc>
@@ -4407,7 +4407,7 @@
                 <w:color w:val="000000"/>
                 <w:sz w:val="16"/>
               </w:rPr>
-              <w:t>Abadias &amp; Diputado Ángel Fantuzzi Hernández</w:t>
+              <w:t>Longotoma &amp; Pje. Malguín</w:t>
             </w:r>
           </w:p>
         </w:tc>
@@ -4427,7 +4427,7 @@
                 <w:color w:val="000000"/>
                 <w:sz w:val="16"/>
               </w:rPr>
-              <w:t>Robo en lugar habitado</w:t>
+              <w:t>Robos violentos</w:t>
             </w:r>
           </w:p>
         </w:tc>
@@ -4449,7 +4449,7 @@
                 <w:color w:val="000000"/>
                 <w:sz w:val="16"/>
               </w:rPr>
-              <w:t>223B</w:t>
+              <w:t>222A</w:t>
             </w:r>
           </w:p>
         </w:tc>
@@ -4489,7 +4489,7 @@
                 <w:color w:val="000000"/>
                 <w:sz w:val="16"/>
               </w:rPr>
-              <w:t>Adriana Pérez Llona &amp; Rey Salomón</w:t>
+              <w:t>Caribú &amp; Las Golondrinas</w:t>
             </w:r>
           </w:p>
         </w:tc>
@@ -4531,7 +4531,7 @@
                 <w:color w:val="000000"/>
                 <w:sz w:val="16"/>
               </w:rPr>
-              <w:t>223B</w:t>
+              <w:t>222A</w:t>
             </w:r>
           </w:p>
         </w:tc>
@@ -4571,7 +4571,7 @@
                 <w:color w:val="000000"/>
                 <w:sz w:val="16"/>
               </w:rPr>
-              <w:t>Abisinia &amp; Camino A Melipilla</w:t>
+              <w:t>Alaska &amp; Pje. Islas De Pino</w:t>
             </w:r>
           </w:p>
         </w:tc>
@@ -4613,7 +4613,7 @@
                 <w:color w:val="000000"/>
                 <w:sz w:val="16"/>
               </w:rPr>
-              <w:t>223B</w:t>
+              <w:t>222A</w:t>
             </w:r>
           </w:p>
         </w:tc>
@@ -4653,7 +4653,7 @@
                 <w:color w:val="000000"/>
                 <w:sz w:val="16"/>
               </w:rPr>
-              <w:t>Húsares De La Muerte &amp; Jorge Andrés Guerra</w:t>
+              <w:t>Alaska &amp; Andros</w:t>
             </w:r>
           </w:p>
         </w:tc>
@@ -5019,7 +5019,7 @@
                 <w:color w:val="000000"/>
                 <w:sz w:val="16"/>
               </w:rPr>
-              <w:t>Pablo Burchard Sur &amp; Pje. Ingeniero Carlos Vial</w:t>
+              <w:t>Carlos Wood &amp; Pje. Rebeca Matte</w:t>
             </w:r>
           </w:p>
         </w:tc>
@@ -5359,7 +5359,7 @@
                 <w:color w:val="000000"/>
                 <w:sz w:val="16"/>
               </w:rPr>
-              <w:t>Anita Lizana &amp; Pje. Esopo</w:t>
+              <w:t>Aves Del Paraíso &amp; Gustavo Eiffel</w:t>
             </w:r>
           </w:p>
         </w:tc>
@@ -5441,7 +5441,7 @@
                 <w:color w:val="000000"/>
                 <w:sz w:val="16"/>
               </w:rPr>
-              <w:t>Ministro Antorio Varas &amp; Pje. Catalina De Aragón</w:t>
+              <w:t>Gustavo Eiffel &amp; Pje. La Tenca</w:t>
             </w:r>
           </w:p>
         </w:tc>
@@ -5461,7 +5461,7 @@
                 <w:color w:val="000000"/>
                 <w:sz w:val="16"/>
               </w:rPr>
-              <w:t>Robo en lugar habitado</w:t>
+              <w:t>Robos violentos</w:t>
             </w:r>
           </w:p>
         </w:tc>
@@ -5523,7 +5523,7 @@
                 <w:color w:val="000000"/>
                 <w:sz w:val="16"/>
               </w:rPr>
-              <w:t>Aves Del Paraíso &amp; Pje. Campos Elíseos</w:t>
+              <w:t>Ministro Antorio Varas &amp; Pje. Esopo</w:t>
             </w:r>
           </w:p>
         </w:tc>
@@ -5605,7 +5605,89 @@
                 <w:color w:val="000000"/>
                 <w:sz w:val="16"/>
               </w:rPr>
-              <w:t>Av. El Descanso &amp; Pje. Mare Nostrum</w:t>
+              <w:t>Butachauques &amp; Quinchao</w:t>
+            </w:r>
+          </w:p>
+        </w:tc>
+        <w:tc>
+          <w:tcPr>
+            <w:tcW w:type="dxa" w:w="2952"/>
+            <w:vAlign w:val="center"/>
+            <w:shd w:fill="FFFFFF"/>
+          </w:tcPr>
+          <w:p>
+            <w:pPr>
+              <w:spacing w:after="0"/>
+              <w:jc w:val="left"/>
+            </w:pPr>
+            <w:r>
+              <w:rPr>
+                <w:color w:val="000000"/>
+                <w:sz w:val="16"/>
+              </w:rPr>
+              <w:t>Robos violentos</w:t>
+            </w:r>
+          </w:p>
+        </w:tc>
+      </w:tr>
+      <w:tr>
+        <w:tc>
+          <w:tcPr>
+            <w:tcW w:type="dxa" w:w="1037"/>
+            <w:vAlign w:val="center"/>
+            <w:shd w:fill="FFFFFF"/>
+          </w:tcPr>
+          <w:p>
+            <w:pPr>
+              <w:spacing w:after="0"/>
+              <w:jc w:val="left"/>
+            </w:pPr>
+            <w:r>
+              <w:rPr>
+                <w:color w:val="000000"/>
+                <w:sz w:val="16"/>
+              </w:rPr>
+              <w:t>215B</w:t>
+            </w:r>
+          </w:p>
+        </w:tc>
+        <w:tc>
+          <w:tcPr>
+            <w:tcW w:type="dxa" w:w="662"/>
+            <w:vAlign w:val="center"/>
+            <w:shd w:fill="FFFFFF"/>
+          </w:tcPr>
+          <w:p>
+            <w:pPr>
+              <w:spacing w:after="0"/>
+              <w:jc w:val="left"/>
+            </w:pPr>
+            <w:r>
+              <w:rPr>
+                <w:color w:val="000000"/>
+                <w:sz w:val="16"/>
+              </w:rPr>
+              <w:t>6</w:t>
+            </w:r>
+          </w:p>
+        </w:tc>
+        <w:tc>
+          <w:tcPr>
+            <w:tcW w:type="dxa" w:w="4680"/>
+            <w:vAlign w:val="center"/>
+            <w:shd w:fill="FFFFFF"/>
+          </w:tcPr>
+          <w:p>
+            <w:pPr>
+              <w:spacing w:after="0"/>
+              <w:jc w:val="left"/>
+            </w:pPr>
+            <w:r>
+              <w:rPr>
+                <w:color w:val="000000"/>
+                <w:sz w:val="16"/>
+              </w:rPr>
+              <w:t>Jorge Dahm &amp; Leonard Bernstein</w:t>
             </w:r>
           </w:p>
         </w:tc>
@@ -5650,7 +5732,7 @@
                 <w:color w:val="000000"/>
                 <w:sz w:val="16"/>
               </w:rPr>
-              <w:t>217A</w:t>
+              <w:t>215C</w:t>
             </w:r>
           </w:p>
         </w:tc>
@@ -5696,7 +5778,7 @@
                 <w:color w:val="000000"/>
                 <w:sz w:val="16"/>
               </w:rPr>
-              <w:t>2 Norte &amp; Av. Américo Vespucio</w:t>
+              <w:t>Av. Los Pajaritos &amp; Pje. Los Apóstoles</w:t>
             </w:r>
           </w:p>
         </w:tc>
@@ -5741,7 +5823,7 @@
                 <w:color w:val="000000"/>
                 <w:sz w:val="16"/>
               </w:rPr>
-              <w:t>217A</w:t>
+              <w:t>215C</w:t>
             </w:r>
           </w:p>
         </w:tc>
@@ -5781,7 +5863,7 @@
                 <w:color w:val="000000"/>
                 <w:sz w:val="16"/>
               </w:rPr>
-              <w:t>Av. Central Gonzalo Pérez Llona &amp; Galvarino Rivero</w:t>
+              <w:t>Corredor Transantiago Pajaritos &amp; Providencia</w:t>
             </w:r>
           </w:p>
         </w:tc>
@@ -5823,7 +5905,7 @@
                 <w:color w:val="000000"/>
                 <w:sz w:val="16"/>
               </w:rPr>
-              <w:t>217A</w:t>
+              <w:t>215C</w:t>
             </w:r>
           </w:p>
         </w:tc>
@@ -5863,7 +5945,7 @@
                 <w:color w:val="000000"/>
                 <w:sz w:val="16"/>
               </w:rPr>
-              <w:t>Av. Segunda Transversal &amp; Pamela</w:t>
+              <w:t>Pje. Getsemani &amp; Pje. Isaac</w:t>
             </w:r>
           </w:p>
         </w:tc>
@@ -5883,7 +5965,7 @@
                 <w:color w:val="000000"/>
                 <w:sz w:val="16"/>
               </w:rPr>
-              <w:t>Robo en lugar habitado</w:t>
+              <w:t>Robos violentos</w:t>
             </w:r>
           </w:p>
         </w:tc>
@@ -5905,7 +5987,7 @@
                 <w:color w:val="000000"/>
                 <w:sz w:val="16"/>
               </w:rPr>
-              <w:t>217A</w:t>
+              <w:t>215C</w:t>
             </w:r>
           </w:p>
         </w:tc>
@@ -5945,7 +6027,7 @@
                 <w:color w:val="000000"/>
                 <w:sz w:val="16"/>
               </w:rPr>
-              <w:t>Gral. Manuel Baquedano &amp; Pdte. Kennedy</w:t>
+              <w:t>Av. Simón Bolívar &amp; Raimundo Tupper</w:t>
             </w:r>
           </w:p>
         </w:tc>
@@ -5987,7 +6069,7 @@
                 <w:color w:val="000000"/>
                 <w:sz w:val="16"/>
               </w:rPr>
-              <w:t>217A</w:t>
+              <w:t>215C</w:t>
             </w:r>
           </w:p>
         </w:tc>
@@ -6027,7 +6109,7 @@
                 <w:color w:val="000000"/>
                 <w:sz w:val="16"/>
               </w:rPr>
-              <w:t>El Sol &amp; Luis Gandarillas</w:t>
+              <w:t>Av. Las Parcelas &amp; Pje. Roberto Kock</w:t>
             </w:r>
           </w:p>
         </w:tc>
@@ -6047,7 +6129,7 @@
                 <w:color w:val="000000"/>
                 <w:sz w:val="16"/>
               </w:rPr>
-              <w:t>Robos violentos</w:t>
+              <w:t>Alcohol y drogas en vía pública</w:t>
             </w:r>
           </w:p>
         </w:tc>
@@ -6069,7 +6151,7 @@
                 <w:color w:val="000000"/>
                 <w:sz w:val="16"/>
               </w:rPr>
-              <w:t>217A</w:t>
+              <w:t>215C</w:t>
             </w:r>
           </w:p>
         </w:tc>
@@ -6109,7 +6191,7 @@
                 <w:color w:val="000000"/>
                 <w:sz w:val="16"/>
               </w:rPr>
-              <w:t>Central Oriente &amp; Lumen</w:t>
+              <w:t>Av. Las Torres &amp; Av. Los Pajaritos</w:t>
             </w:r>
           </w:p>
         </w:tc>
@@ -6154,7 +6236,7 @@
                 <w:color w:val="000000"/>
                 <w:sz w:val="16"/>
               </w:rPr>
-              <w:t>218A</w:t>
+              <w:t>217B</w:t>
             </w:r>
           </w:p>
         </w:tc>
@@ -6200,7 +6282,7 @@
                 <w:color w:val="000000"/>
                 <w:sz w:val="16"/>
               </w:rPr>
-              <w:t>El Porvenir &amp; Pje. San Marino</w:t>
+              <w:t>Alberto Llona &amp; Sta. María</w:t>
             </w:r>
           </w:p>
         </w:tc>
@@ -6223,7 +6305,7 @@
                 <w:color w:val="000000"/>
                 <w:sz w:val="16"/>
               </w:rPr>
-              <w:t>Robo en lugar habitado</w:t>
+              <w:t>Robos violentos</w:t>
             </w:r>
           </w:p>
         </w:tc>
@@ -6245,7 +6327,7 @@
                 <w:color w:val="000000"/>
                 <w:sz w:val="16"/>
               </w:rPr>
-              <w:t>218A</w:t>
+              <w:t>217B</w:t>
             </w:r>
           </w:p>
         </w:tc>
@@ -6285,7 +6367,7 @@
                 <w:color w:val="000000"/>
                 <w:sz w:val="16"/>
               </w:rPr>
-              <w:t>Independencia &amp; Traiguén</w:t>
+              <w:t>Pje. Camilo Henríquez &amp; Pje. Padre Alberto Hurtado</w:t>
             </w:r>
           </w:p>
         </w:tc>
@@ -6327,7 +6409,7 @@
                 <w:color w:val="000000"/>
                 <w:sz w:val="16"/>
               </w:rPr>
-              <w:t>218A</w:t>
+              <w:t>217B</w:t>
             </w:r>
           </w:p>
         </w:tc>
@@ -6367,7 +6449,7 @@
                 <w:color w:val="000000"/>
                 <w:sz w:val="16"/>
               </w:rPr>
-              <w:t>Caupolicán &amp; Independencia</w:t>
+              <w:t>Elizabeth Heisse &amp; Las Acacias</w:t>
             </w:r>
           </w:p>
         </w:tc>
@@ -6409,7 +6491,7 @@
                 <w:color w:val="000000"/>
                 <w:sz w:val="16"/>
               </w:rPr>
-              <w:t>218A</w:t>
+              <w:t>217B</w:t>
             </w:r>
           </w:p>
         </w:tc>
@@ -6449,7 +6531,7 @@
                 <w:color w:val="000000"/>
                 <w:sz w:val="16"/>
               </w:rPr>
-              <w:t>Chile &amp; República</w:t>
+              <w:t>Cuatro Álamos &amp; El Estanque</w:t>
             </w:r>
           </w:p>
         </w:tc>
@@ -6491,7 +6573,7 @@
                 <w:color w:val="000000"/>
                 <w:sz w:val="16"/>
               </w:rPr>
-              <w:t>218A</w:t>
+              <w:t>217B</w:t>
             </w:r>
           </w:p>
         </w:tc>
@@ -6531,7 +6613,7 @@
                 <w:color w:val="000000"/>
                 <w:sz w:val="16"/>
               </w:rPr>
-              <w:t>Gral. Las Heras &amp; Libertad</w:t>
+              <w:t>Av. Esquina Blanca &amp; Los Tilos</w:t>
             </w:r>
           </w:p>
         </w:tc>
@@ -6573,7 +6655,7 @@
                 <w:color w:val="000000"/>
                 <w:sz w:val="16"/>
               </w:rPr>
-              <w:t>218A</w:t>
+              <w:t>217B</w:t>
             </w:r>
           </w:p>
         </w:tc>
@@ -6613,7 +6695,7 @@
                 <w:color w:val="000000"/>
                 <w:sz w:val="16"/>
               </w:rPr>
-              <w:t>Camino A Rinconada &amp; Chacabuco</w:t>
+              <w:t>Av. Esquina Blanca &amp; Camino A Melipilla</w:t>
             </w:r>
           </w:p>
         </w:tc>
@@ -6658,7 +6740,7 @@
                 <w:color w:val="000000"/>
                 <w:sz w:val="16"/>
               </w:rPr>
-              <w:t>220A</w:t>
+              <w:t>223B</w:t>
             </w:r>
           </w:p>
         </w:tc>
@@ -6704,7 +6786,7 @@
                 <w:color w:val="000000"/>
                 <w:sz w:val="16"/>
               </w:rPr>
-              <w:t>La Galaxia &amp; Libertador De Chile</w:t>
+              <w:t>Abisinia &amp; Lumaco</w:t>
             </w:r>
           </w:p>
         </w:tc>
@@ -6727,7 +6809,7 @@
                 <w:color w:val="000000"/>
                 <w:sz w:val="16"/>
               </w:rPr>
-              <w:t>Robos violentos</w:t>
+              <w:t>Alcohol y drogas en vía pública</w:t>
             </w:r>
           </w:p>
         </w:tc>
@@ -6749,7 +6831,7 @@
                 <w:color w:val="000000"/>
                 <w:sz w:val="16"/>
               </w:rPr>
-              <w:t>220A</w:t>
+              <w:t>223B</w:t>
             </w:r>
           </w:p>
         </w:tc>
@@ -6789,7 +6871,7 @@
                 <w:color w:val="000000"/>
                 <w:sz w:val="16"/>
               </w:rPr>
-              <w:t>Libertador De Chile &amp; Pje. Liberia</w:t>
+              <w:t>Av. 4 Poniente &amp; Av. Cristo Redentor</w:t>
             </w:r>
           </w:p>
         </w:tc>
@@ -6809,7 +6891,7 @@
                 <w:color w:val="000000"/>
                 <w:sz w:val="16"/>
               </w:rPr>
-              <w:t>Robo en lugar habitado</w:t>
+              <w:t>Robos violentos</w:t>
             </w:r>
           </w:p>
         </w:tc>
@@ -6831,7 +6913,7 @@
                 <w:color w:val="000000"/>
                 <w:sz w:val="16"/>
               </w:rPr>
-              <w:t>220A</w:t>
+              <w:t>223B</w:t>
             </w:r>
           </w:p>
         </w:tc>
@@ -6871,7 +6953,7 @@
                 <w:color w:val="000000"/>
                 <w:sz w:val="16"/>
               </w:rPr>
-              <w:t>Camino A Rinconada &amp; Pje. Sto. Padre</w:t>
+              <w:t>Esdras &amp; Marco Antonio</w:t>
             </w:r>
           </w:p>
         </w:tc>
@@ -6891,7 +6973,7 @@
                 <w:color w:val="000000"/>
                 <w:sz w:val="16"/>
               </w:rPr>
-              <w:t>Robo en lugar habitado</w:t>
+              <w:t>Robos violentos</w:t>
             </w:r>
           </w:p>
         </w:tc>
@@ -6913,7 +6995,7 @@
                 <w:color w:val="000000"/>
                 <w:sz w:val="16"/>
               </w:rPr>
-              <w:t>220A</w:t>
+              <w:t>223B</w:t>
             </w:r>
           </w:p>
         </w:tc>
@@ -6953,7 +7035,7 @@
                 <w:color w:val="000000"/>
                 <w:sz w:val="16"/>
               </w:rPr>
-              <w:t>Pangal &amp; Pje. Hugo Del Carril</w:t>
+              <w:t>Abadias &amp; Adriana Pérez Llona</w:t>
             </w:r>
           </w:p>
         </w:tc>
@@ -6995,7 +7077,7 @@
                 <w:color w:val="000000"/>
                 <w:sz w:val="16"/>
               </w:rPr>
-              <w:t>220A</w:t>
+              <w:t>223B</w:t>
             </w:r>
           </w:p>
         </w:tc>
@@ -7035,7 +7117,7 @@
                 <w:color w:val="000000"/>
                 <w:sz w:val="16"/>
               </w:rPr>
-              <w:t>Pje. La Tirana &amp; Quinta Vergara</w:t>
+              <w:t>Arno &amp; Av. Las Industrias</w:t>
             </w:r>
           </w:p>
         </w:tc>
@@ -7055,7 +7137,7 @@
                 <w:color w:val="000000"/>
                 <w:sz w:val="16"/>
               </w:rPr>
-              <w:t>Robo en lugar habitado</w:t>
+              <w:t>Robos violentos</w:t>
             </w:r>
           </w:p>
         </w:tc>
@@ -7077,7 +7159,7 @@
                 <w:color w:val="000000"/>
                 <w:sz w:val="16"/>
               </w:rPr>
-              <w:t>220A</w:t>
+              <w:t>223B</w:t>
             </w:r>
           </w:p>
         </w:tc>
@@ -7117,7 +7199,7 @@
                 <w:color w:val="000000"/>
                 <w:sz w:val="16"/>
               </w:rPr>
-              <w:t>Av. Las Naciones &amp; Pje. Perquenco</w:t>
+              <w:t>Húsares De La Muerte &amp; Jorge Andrés Guerra</w:t>
             </w:r>
           </w:p>
         </w:tc>
@@ -7137,7 +7219,7 @@
                 <w:color w:val="000000"/>
                 <w:sz w:val="16"/>
               </w:rPr>
-              <w:t>Robo en lugar habitado</w:t>
+              <w:t>Robos violentos</w:t>
             </w:r>
           </w:p>
         </w:tc>
@@ -7319,7 +7401,7 @@
                 <w:color w:val="000000"/>
                 <w:sz w:val="16"/>
               </w:rPr>
-              <w:t>Gral. Ordóñez &amp; Hermanos Carrera</w:t>
+              <w:t>Chacabuco &amp; Hermanos Carrera</w:t>
             </w:r>
           </w:p>
         </w:tc>
@@ -7483,7 +7565,7 @@
                 <w:color w:val="000000"/>
                 <w:sz w:val="16"/>
               </w:rPr>
-              <w:t>Fresia &amp; Hermanos Carrera</w:t>
+              <w:t>Camino A Rinconada &amp; Corredor Transantiago 5 De Abril</w:t>
             </w:r>
           </w:p>
         </w:tc>
@@ -7565,7 +7647,7 @@
                 <w:color w:val="000000"/>
                 <w:sz w:val="16"/>
               </w:rPr>
-              <w:t>Av. 5 De Abril &amp; Av. Los Pajaritos</w:t>
+              <w:t>Fresia &amp; Hermanos Carrera</w:t>
             </w:r>
           </w:p>
         </w:tc>
@@ -7647,7 +7729,89 @@
                 <w:color w:val="000000"/>
                 <w:sz w:val="16"/>
               </w:rPr>
-              <w:t>Av. Esquina Blanca &amp; Corregidor Zañartu</w:t>
+              <w:t>Av. 5 De Abril &amp; Av. Los Pajaritos</w:t>
+            </w:r>
+          </w:p>
+        </w:tc>
+        <w:tc>
+          <w:tcPr>
+            <w:tcW w:type="dxa" w:w="2952"/>
+            <w:vAlign w:val="center"/>
+            <w:shd w:fill="FFFFFF"/>
+          </w:tcPr>
+          <w:p>
+            <w:pPr>
+              <w:spacing w:after="0"/>
+              <w:jc w:val="left"/>
+            </w:pPr>
+            <w:r>
+              <w:rPr>
+                <w:color w:val="000000"/>
+                <w:sz w:val="16"/>
+              </w:rPr>
+              <w:t>Robo en lugar habitado</w:t>
+            </w:r>
+          </w:p>
+        </w:tc>
+      </w:tr>
+      <w:tr>
+        <w:tc>
+          <w:tcPr>
+            <w:tcW w:type="dxa" w:w="1037"/>
+            <w:vAlign w:val="center"/>
+            <w:shd w:fill="FFFFFF"/>
+          </w:tcPr>
+          <w:p>
+            <w:pPr>
+              <w:spacing w:after="0"/>
+              <w:jc w:val="left"/>
+            </w:pPr>
+            <w:r>
+              <w:rPr>
+                <w:color w:val="000000"/>
+                <w:sz w:val="16"/>
+              </w:rPr>
+              <w:t>218C</w:t>
+            </w:r>
+          </w:p>
+        </w:tc>
+        <w:tc>
+          <w:tcPr>
+            <w:tcW w:type="dxa" w:w="662"/>
+            <w:vAlign w:val="center"/>
+            <w:shd w:fill="FFFFFF"/>
+          </w:tcPr>
+          <w:p>
+            <w:pPr>
+              <w:spacing w:after="0"/>
+              <w:jc w:val="left"/>
+            </w:pPr>
+            <w:r>
+              <w:rPr>
+                <w:color w:val="000000"/>
+                <w:sz w:val="16"/>
+              </w:rPr>
+              <w:t>6</w:t>
+            </w:r>
+          </w:p>
+        </w:tc>
+        <w:tc>
+          <w:tcPr>
+            <w:tcW w:type="dxa" w:w="4680"/>
+            <w:vAlign w:val="center"/>
+            <w:shd w:fill="FFFFFF"/>
+          </w:tcPr>
+          <w:p>
+            <w:pPr>
+              <w:spacing w:after="0"/>
+              <w:jc w:val="left"/>
+            </w:pPr>
+            <w:r>
+              <w:rPr>
+                <w:color w:val="000000"/>
+                <w:sz w:val="16"/>
+              </w:rPr>
+              <w:t>Alberto Llona &amp; Av. Esquina Blanca</w:t>
             </w:r>
           </w:p>
         </w:tc>

--- a/pauta_focalizada_pcsp.docx
+++ b/pauta_focalizada_pcsp.docx
@@ -21,7 +21,7 @@
         <w:jc w:val="center"/>
       </w:pPr>
       <w:r>
-        <w:t>Periodo de análisis: 29-06-2026 al 26-07-2026</w:t>
+        <w:t>Periodo de análisis: 13-07-2026 al 09-08-2026</w:t>
       </w:r>
     </w:p>
     <w:p>
@@ -99,7 +99,7 @@
         <w:rPr>
           <w:b w:val="0"/>
         </w:rPr>
-        <w:t>Durante el periodo analizado se identificaron 202 eventos incorporados a la fórmula de priorización territorial PCSP ajustada. De ellos, 65 corresponden a las tres problemáticas con meta de patrullaje y 137 corresponden a delitos complementarios considerados internamente con menor peso técnico. Para efectos de planificación, verificación y cumplimiento de meta, la tabla siguiente muestra únicamente las tres problemáticas PCSP con meta en los cuadrantes focalizados; por eso el total verificable de la tabla corresponde a 51 eventos asociados a metas, mientras que el puntaje ponderado se mantiene como un criterio técnico interno de priorización.</w:t>
+        <w:t>Durante el periodo analizado se identificaron 213 eventos incorporados a la fórmula de priorización territorial PCSP ajustada. De ellos, 76 corresponden a las tres problemáticas con meta de patrullaje y 137 corresponden a delitos complementarios considerados internamente con menor peso técnico. Para efectos de planificación, verificación y cumplimiento de meta, la tabla siguiente muestra únicamente las tres problemáticas PCSP con meta en los cuadrantes focalizados; por eso el total verificable de la tabla corresponde a 59 eventos asociados a metas, mientras que el puntaje ponderado se mantiene como un criterio técnico interno de priorización.</w:t>
       </w:r>
     </w:p>
     <w:tbl>
@@ -285,7 +285,7 @@
                 <w:color w:val="000000"/>
                 <w:sz w:val="16"/>
               </w:rPr>
-              <w:t>219</w:t>
+              <w:t>217A</w:t>
             </w:r>
           </w:p>
         </w:tc>
@@ -305,6 +305,46 @@
                 <w:color w:val="000000"/>
                 <w:sz w:val="16"/>
               </w:rPr>
+              <w:t>1</w:t>
+            </w:r>
+          </w:p>
+        </w:tc>
+        <w:tc>
+          <w:tcPr>
+            <w:tcW w:type="dxa" w:w="1263"/>
+            <w:vAlign w:val="center"/>
+            <w:shd w:fill="FFFFFF"/>
+          </w:tcPr>
+          <w:p>
+            <w:pPr>
+              <w:spacing w:after="0"/>
+              <w:jc w:val="left"/>
+            </w:pPr>
+            <w:r>
+              <w:rPr>
+                <w:color w:val="000000"/>
+                <w:sz w:val="16"/>
+              </w:rPr>
+              <w:t>4</w:t>
+            </w:r>
+          </w:p>
+        </w:tc>
+        <w:tc>
+          <w:tcPr>
+            <w:tcW w:type="dxa" w:w="1263"/>
+            <w:vAlign w:val="center"/>
+            <w:shd w:fill="FFFFFF"/>
+          </w:tcPr>
+          <w:p>
+            <w:pPr>
+              <w:spacing w:after="0"/>
+              <w:jc w:val="left"/>
+            </w:pPr>
+            <w:r>
+              <w:rPr>
+                <w:color w:val="000000"/>
+                <w:sz w:val="16"/>
+              </w:rPr>
               <w:t>2</w:t>
             </w:r>
           </w:p>
@@ -325,7 +365,7 @@
                 <w:color w:val="000000"/>
                 <w:sz w:val="16"/>
               </w:rPr>
-              <w:t>5</w:t>
+              <w:t>7</w:t>
             </w:r>
           </w:p>
         </w:tc>
@@ -345,47 +385,7 @@
                 <w:color w:val="000000"/>
                 <w:sz w:val="16"/>
               </w:rPr>
-              <w:t>2</w:t>
-            </w:r>
-          </w:p>
-        </w:tc>
-        <w:tc>
-          <w:tcPr>
-            <w:tcW w:type="dxa" w:w="1263"/>
-            <w:vAlign w:val="center"/>
-            <w:shd w:fill="FFFFFF"/>
-          </w:tcPr>
-          <w:p>
-            <w:pPr>
-              <w:spacing w:after="0"/>
-              <w:jc w:val="left"/>
-            </w:pPr>
-            <w:r>
-              <w:rPr>
-                <w:color w:val="000000"/>
-                <w:sz w:val="16"/>
-              </w:rPr>
-              <w:t>9</w:t>
-            </w:r>
-          </w:p>
-        </w:tc>
-        <w:tc>
-          <w:tcPr>
-            <w:tcW w:type="dxa" w:w="1263"/>
-            <w:vAlign w:val="center"/>
-            <w:shd w:fill="FFFFFF"/>
-          </w:tcPr>
-          <w:p>
-            <w:pPr>
-              <w:spacing w:after="0"/>
-              <w:jc w:val="left"/>
-            </w:pPr>
-            <w:r>
-              <w:rPr>
-                <w:color w:val="000000"/>
-                <w:sz w:val="16"/>
-              </w:rPr>
-              <w:t>110</w:t>
+              <w:t>92</w:t>
             </w:r>
           </w:p>
         </w:tc>
@@ -427,7 +427,7 @@
                 <w:color w:val="000000"/>
                 <w:sz w:val="16"/>
               </w:rPr>
-              <w:t>222A</w:t>
+              <w:t>218B</w:t>
             </w:r>
           </w:p>
         </w:tc>
@@ -447,7 +447,7 @@
                 <w:color w:val="000000"/>
                 <w:sz w:val="16"/>
               </w:rPr>
-              <w:t>4</w:t>
+              <w:t>3</w:t>
             </w:r>
           </w:p>
         </w:tc>
@@ -487,7 +487,7 @@
                 <w:color w:val="000000"/>
                 <w:sz w:val="16"/>
               </w:rPr>
-              <w:t>0</w:t>
+              <w:t>1</w:t>
             </w:r>
           </w:p>
         </w:tc>
@@ -527,7 +527,7 @@
                 <w:color w:val="000000"/>
                 <w:sz w:val="16"/>
               </w:rPr>
-              <w:t>86</w:t>
+              <w:t>90</w:t>
             </w:r>
           </w:p>
         </w:tc>
@@ -569,7 +569,7 @@
                 <w:color w:val="000000"/>
                 <w:sz w:val="16"/>
               </w:rPr>
-              <w:t>217A</w:t>
+              <w:t>222A</w:t>
             </w:r>
           </w:p>
         </w:tc>
@@ -629,7 +629,7 @@
                 <w:color w:val="000000"/>
                 <w:sz w:val="16"/>
               </w:rPr>
-              <w:t>1</w:t>
+              <w:t>2</w:t>
             </w:r>
           </w:p>
         </w:tc>
@@ -649,7 +649,7 @@
                 <w:color w:val="000000"/>
                 <w:sz w:val="16"/>
               </w:rPr>
-              <w:t>6</w:t>
+              <w:t>7</w:t>
             </w:r>
           </w:p>
         </w:tc>
@@ -669,7 +669,7 @@
                 <w:color w:val="000000"/>
                 <w:sz w:val="16"/>
               </w:rPr>
-              <w:t>90</w:t>
+              <w:t>88</w:t>
             </w:r>
           </w:p>
         </w:tc>
@@ -711,7 +711,7 @@
                 <w:color w:val="000000"/>
                 <w:sz w:val="16"/>
               </w:rPr>
-              <w:t>218B</w:t>
+              <w:t>218A</w:t>
             </w:r>
           </w:p>
         </w:tc>
@@ -731,6 +731,26 @@
                 <w:color w:val="000000"/>
                 <w:sz w:val="16"/>
               </w:rPr>
+              <w:t>2</w:t>
+            </w:r>
+          </w:p>
+        </w:tc>
+        <w:tc>
+          <w:tcPr>
+            <w:tcW w:type="dxa" w:w="1263"/>
+            <w:vAlign w:val="center"/>
+            <w:shd w:fill="FFFFFF"/>
+          </w:tcPr>
+          <w:p>
+            <w:pPr>
+              <w:spacing w:after="0"/>
+              <w:jc w:val="left"/>
+            </w:pPr>
+            <w:r>
+              <w:rPr>
+                <w:color w:val="000000"/>
+                <w:sz w:val="16"/>
+              </w:rPr>
               <w:t>3</w:t>
             </w:r>
           </w:p>
@@ -751,7 +771,7 @@
                 <w:color w:val="000000"/>
                 <w:sz w:val="16"/>
               </w:rPr>
-              <w:t>3</w:t>
+              <w:t>1</w:t>
             </w:r>
           </w:p>
         </w:tc>
@@ -771,7 +791,7 @@
                 <w:color w:val="000000"/>
                 <w:sz w:val="16"/>
               </w:rPr>
-              <w:t>0</w:t>
+              <w:t>6</w:t>
             </w:r>
           </w:p>
         </w:tc>
@@ -791,27 +811,7 @@
                 <w:color w:val="000000"/>
                 <w:sz w:val="16"/>
               </w:rPr>
-              <w:t>6</w:t>
-            </w:r>
-          </w:p>
-        </w:tc>
-        <w:tc>
-          <w:tcPr>
-            <w:tcW w:type="dxa" w:w="1263"/>
-            <w:vAlign w:val="center"/>
-            <w:shd w:fill="FFFFFF"/>
-          </w:tcPr>
-          <w:p>
-            <w:pPr>
-              <w:spacing w:after="0"/>
-              <w:jc w:val="left"/>
-            </w:pPr>
-            <w:r>
-              <w:rPr>
-                <w:color w:val="000000"/>
-                <w:sz w:val="16"/>
-              </w:rPr>
-              <w:t>82</w:t>
+              <w:t>90</w:t>
             </w:r>
           </w:p>
         </w:tc>
@@ -853,7 +853,7 @@
                 <w:color w:val="000000"/>
                 <w:sz w:val="16"/>
               </w:rPr>
-              <w:t>218A</w:t>
+              <w:t>220B</w:t>
             </w:r>
           </w:p>
         </w:tc>
@@ -873,7 +873,7 @@
                 <w:color w:val="000000"/>
                 <w:sz w:val="16"/>
               </w:rPr>
-              <w:t>0</w:t>
+              <w:t>3</w:t>
             </w:r>
           </w:p>
         </w:tc>
@@ -893,7 +893,7 @@
                 <w:color w:val="000000"/>
                 <w:sz w:val="16"/>
               </w:rPr>
-              <w:t>4</w:t>
+              <w:t>1</w:t>
             </w:r>
           </w:p>
         </w:tc>
@@ -913,7 +913,7 @@
                 <w:color w:val="000000"/>
                 <w:sz w:val="16"/>
               </w:rPr>
-              <w:t>0</w:t>
+              <w:t>2</w:t>
             </w:r>
           </w:p>
         </w:tc>
@@ -933,7 +933,7 @@
                 <w:color w:val="000000"/>
                 <w:sz w:val="16"/>
               </w:rPr>
-              <w:t>4</w:t>
+              <w:t>6</w:t>
             </w:r>
           </w:p>
         </w:tc>
@@ -953,7 +953,7 @@
                 <w:color w:val="000000"/>
                 <w:sz w:val="16"/>
               </w:rPr>
-              <w:t>70</w:t>
+              <w:t>80</w:t>
             </w:r>
           </w:p>
         </w:tc>
@@ -995,7 +995,7 @@
                 <w:color w:val="000000"/>
                 <w:sz w:val="16"/>
               </w:rPr>
-              <w:t>218C</w:t>
+              <w:t>219</w:t>
             </w:r>
           </w:p>
         </w:tc>
@@ -1015,7 +1015,7 @@
                 <w:color w:val="000000"/>
                 <w:sz w:val="16"/>
               </w:rPr>
-              <w:t>0</w:t>
+              <w:t>1</w:t>
             </w:r>
           </w:p>
         </w:tc>
@@ -1055,7 +1055,7 @@
                 <w:color w:val="000000"/>
                 <w:sz w:val="16"/>
               </w:rPr>
-              <w:t>0</w:t>
+              <w:t>1</w:t>
             </w:r>
           </w:p>
         </w:tc>
@@ -1075,7 +1075,7 @@
                 <w:color w:val="000000"/>
                 <w:sz w:val="16"/>
               </w:rPr>
-              <w:t>4</w:t>
+              <w:t>6</w:t>
             </w:r>
           </w:p>
         </w:tc>
@@ -1095,7 +1095,7 @@
                 <w:color w:val="000000"/>
                 <w:sz w:val="16"/>
               </w:rPr>
-              <w:t>66</w:t>
+              <w:t>72</w:t>
             </w:r>
           </w:p>
         </w:tc>
@@ -1115,7 +1115,7 @@
                 <w:color w:val="000000"/>
                 <w:sz w:val="16"/>
               </w:rPr>
-              <w:t>Delta</w:t>
+              <w:t>Motoristas</w:t>
             </w:r>
           </w:p>
         </w:tc>
@@ -1137,7 +1137,7 @@
                 <w:color w:val="000000"/>
                 <w:sz w:val="16"/>
               </w:rPr>
-              <w:t>223B</w:t>
+              <w:t>221C</w:t>
             </w:r>
           </w:p>
         </w:tc>
@@ -1157,6 +1157,26 @@
                 <w:color w:val="000000"/>
                 <w:sz w:val="16"/>
               </w:rPr>
+              <w:t>3</w:t>
+            </w:r>
+          </w:p>
+        </w:tc>
+        <w:tc>
+          <w:tcPr>
+            <w:tcW w:type="dxa" w:w="1263"/>
+            <w:vAlign w:val="center"/>
+            <w:shd w:fill="FFFFFF"/>
+          </w:tcPr>
+          <w:p>
+            <w:pPr>
+              <w:spacing w:after="0"/>
+              <w:jc w:val="left"/>
+            </w:pPr>
+            <w:r>
+              <w:rPr>
+                <w:color w:val="000000"/>
+                <w:sz w:val="16"/>
+              </w:rPr>
               <w:t>2</w:t>
             </w:r>
           </w:p>
@@ -1177,7 +1197,7 @@
                 <w:color w:val="000000"/>
                 <w:sz w:val="16"/>
               </w:rPr>
-              <w:t>1</w:t>
+              <w:t>0</w:t>
             </w:r>
           </w:p>
         </w:tc>
@@ -1197,7 +1217,7 @@
                 <w:color w:val="000000"/>
                 <w:sz w:val="16"/>
               </w:rPr>
-              <w:t>1</w:t>
+              <w:t>5</w:t>
             </w:r>
           </w:p>
         </w:tc>
@@ -1217,27 +1237,7 @@
                 <w:color w:val="000000"/>
                 <w:sz w:val="16"/>
               </w:rPr>
-              <w:t>4</w:t>
-            </w:r>
-          </w:p>
-        </w:tc>
-        <w:tc>
-          <w:tcPr>
-            <w:tcW w:type="dxa" w:w="1263"/>
-            <w:vAlign w:val="center"/>
-            <w:shd w:fill="FFFFFF"/>
-          </w:tcPr>
-          <w:p>
-            <w:pPr>
-              <w:spacing w:after="0"/>
-              <w:jc w:val="left"/>
-            </w:pPr>
-            <w:r>
-              <w:rPr>
-                <w:color w:val="000000"/>
-                <w:sz w:val="16"/>
-              </w:rPr>
-              <w:t>46</w:t>
+              <w:t>70</w:t>
             </w:r>
           </w:p>
         </w:tc>
@@ -1279,7 +1279,7 @@
                 <w:color w:val="000000"/>
                 <w:sz w:val="16"/>
               </w:rPr>
-              <w:t>215A</w:t>
+              <w:t>221B</w:t>
             </w:r>
           </w:p>
         </w:tc>
@@ -1339,7 +1339,7 @@
                 <w:color w:val="000000"/>
                 <w:sz w:val="16"/>
               </w:rPr>
-              <w:t>0</w:t>
+              <w:t>2</w:t>
             </w:r>
           </w:p>
         </w:tc>
@@ -1359,7 +1359,7 @@
                 <w:color w:val="000000"/>
                 <w:sz w:val="16"/>
               </w:rPr>
-              <w:t>3</w:t>
+              <w:t>5</w:t>
             </w:r>
           </w:p>
         </w:tc>
@@ -1379,7 +1379,7 @@
                 <w:color w:val="000000"/>
                 <w:sz w:val="16"/>
               </w:rPr>
-              <w:t>48</w:t>
+              <w:t>56</w:t>
             </w:r>
           </w:p>
         </w:tc>
@@ -1421,7 +1421,7 @@
                 <w:color w:val="000000"/>
                 <w:sz w:val="16"/>
               </w:rPr>
-              <w:t>215C</w:t>
+              <w:t>215A</w:t>
             </w:r>
           </w:p>
         </w:tc>
@@ -1441,7 +1441,7 @@
                 <w:color w:val="000000"/>
                 <w:sz w:val="16"/>
               </w:rPr>
-              <w:t>2</w:t>
+              <w:t>4</w:t>
             </w:r>
           </w:p>
         </w:tc>
@@ -1481,7 +1481,7 @@
                 <w:color w:val="000000"/>
                 <w:sz w:val="16"/>
               </w:rPr>
-              <w:t>1</w:t>
+              <w:t>0</w:t>
             </w:r>
           </w:p>
         </w:tc>
@@ -1501,7 +1501,7 @@
                 <w:color w:val="000000"/>
                 <w:sz w:val="16"/>
               </w:rPr>
-              <w:t>3</w:t>
+              <w:t>4</w:t>
             </w:r>
           </w:p>
         </w:tc>
@@ -1521,7 +1521,7 @@
                 <w:color w:val="000000"/>
                 <w:sz w:val="16"/>
               </w:rPr>
-              <w:t>44</w:t>
+              <w:t>60</w:t>
             </w:r>
           </w:p>
         </w:tc>
@@ -1563,7 +1563,7 @@
                 <w:color w:val="000000"/>
                 <w:sz w:val="16"/>
               </w:rPr>
-              <w:t>217B</w:t>
+              <w:t>215B</w:t>
             </w:r>
           </w:p>
         </w:tc>
@@ -1583,7 +1583,7 @@
                 <w:color w:val="000000"/>
                 <w:sz w:val="16"/>
               </w:rPr>
-              <w:t>1</w:t>
+              <w:t>2</w:t>
             </w:r>
           </w:p>
         </w:tc>
@@ -1603,6 +1603,26 @@
                 <w:color w:val="000000"/>
                 <w:sz w:val="16"/>
               </w:rPr>
+              <w:t>0</w:t>
+            </w:r>
+          </w:p>
+        </w:tc>
+        <w:tc>
+          <w:tcPr>
+            <w:tcW w:type="dxa" w:w="1263"/>
+            <w:vAlign w:val="center"/>
+            <w:shd w:fill="FFFFFF"/>
+          </w:tcPr>
+          <w:p>
+            <w:pPr>
+              <w:spacing w:after="0"/>
+              <w:jc w:val="left"/>
+            </w:pPr>
+            <w:r>
+              <w:rPr>
+                <w:color w:val="000000"/>
+                <w:sz w:val="16"/>
+              </w:rPr>
               <w:t>2</w:t>
             </w:r>
           </w:p>
@@ -1623,7 +1643,7 @@
                 <w:color w:val="000000"/>
                 <w:sz w:val="16"/>
               </w:rPr>
-              <w:t>0</w:t>
+              <w:t>4</w:t>
             </w:r>
           </w:p>
         </w:tc>
@@ -1643,27 +1663,7 @@
                 <w:color w:val="000000"/>
                 <w:sz w:val="16"/>
               </w:rPr>
-              <w:t>3</w:t>
-            </w:r>
-          </w:p>
-        </w:tc>
-        <w:tc>
-          <w:tcPr>
-            <w:tcW w:type="dxa" w:w="1263"/>
-            <w:vAlign w:val="center"/>
-            <w:shd w:fill="FFFFFF"/>
-          </w:tcPr>
-          <w:p>
-            <w:pPr>
-              <w:spacing w:after="0"/>
-              <w:jc w:val="left"/>
-            </w:pPr>
-            <w:r>
-              <w:rPr>
-                <w:color w:val="000000"/>
-                <w:sz w:val="16"/>
-              </w:rPr>
-              <w:t>40</w:t>
+              <w:t>52</w:t>
             </w:r>
           </w:p>
         </w:tc>
@@ -1705,7 +1705,7 @@
                 <w:color w:val="000000"/>
                 <w:sz w:val="16"/>
               </w:rPr>
-              <w:t>215B</w:t>
+              <w:t>218C</w:t>
             </w:r>
           </w:p>
         </w:tc>
@@ -1725,7 +1725,7 @@
                 <w:color w:val="000000"/>
                 <w:sz w:val="16"/>
               </w:rPr>
-              <w:t>1</w:t>
+              <w:t>0</w:t>
             </w:r>
           </w:p>
         </w:tc>
@@ -1745,6 +1745,26 @@
                 <w:color w:val="000000"/>
                 <w:sz w:val="16"/>
               </w:rPr>
+              <w:t>2</w:t>
+            </w:r>
+          </w:p>
+        </w:tc>
+        <w:tc>
+          <w:tcPr>
+            <w:tcW w:type="dxa" w:w="1263"/>
+            <w:vAlign w:val="center"/>
+            <w:shd w:fill="FFFFFF"/>
+          </w:tcPr>
+          <w:p>
+            <w:pPr>
+              <w:spacing w:after="0"/>
+              <w:jc w:val="left"/>
+            </w:pPr>
+            <w:r>
+              <w:rPr>
+                <w:color w:val="000000"/>
+                <w:sz w:val="16"/>
+              </w:rPr>
               <w:t>0</w:t>
             </w:r>
           </w:p>
@@ -1765,7 +1785,7 @@
                 <w:color w:val="000000"/>
                 <w:sz w:val="16"/>
               </w:rPr>
-              <w:t>1</w:t>
+              <w:t>2</w:t>
             </w:r>
           </w:p>
         </w:tc>
@@ -1785,7 +1805,7 @@
                 <w:color w:val="000000"/>
                 <w:sz w:val="16"/>
               </w:rPr>
-              <w:t>2</w:t>
+              <w:t>46</w:t>
             </w:r>
           </w:p>
         </w:tc>
@@ -1805,27 +1825,7 @@
                 <w:color w:val="000000"/>
                 <w:sz w:val="16"/>
               </w:rPr>
-              <w:t>36</w:t>
-            </w:r>
-          </w:p>
-        </w:tc>
-        <w:tc>
-          <w:tcPr>
-            <w:tcW w:type="dxa" w:w="1263"/>
-            <w:vAlign w:val="center"/>
-            <w:shd w:fill="FFFFFF"/>
-          </w:tcPr>
-          <w:p>
-            <w:pPr>
-              <w:spacing w:after="0"/>
-              <w:jc w:val="left"/>
-            </w:pPr>
-            <w:r>
-              <w:rPr>
-                <w:color w:val="000000"/>
-                <w:sz w:val="16"/>
-              </w:rPr>
-              <w:t>Motoristas</w:t>
+              <w:t>Delta</w:t>
             </w:r>
           </w:p>
         </w:tc>
@@ -1867,7 +1867,7 @@
                 <w:color w:val="000000"/>
                 <w:sz w:val="16"/>
               </w:rPr>
-              <w:t>20</w:t>
+              <w:t>24</w:t>
             </w:r>
           </w:p>
         </w:tc>
@@ -1887,7 +1887,7 @@
                 <w:color w:val="000000"/>
                 <w:sz w:val="16"/>
               </w:rPr>
-              <w:t>25</w:t>
+              <w:t>22</w:t>
             </w:r>
           </w:p>
         </w:tc>
@@ -1907,7 +1907,7 @@
                 <w:color w:val="000000"/>
                 <w:sz w:val="16"/>
               </w:rPr>
-              <w:t>6</w:t>
+              <w:t>13</w:t>
             </w:r>
           </w:p>
         </w:tc>
@@ -1927,7 +1927,7 @@
                 <w:color w:val="000000"/>
                 <w:sz w:val="16"/>
               </w:rPr>
-              <w:t>51</w:t>
+              <w:t>59</w:t>
             </w:r>
           </w:p>
         </w:tc>
@@ -1947,7 +1947,7 @@
                 <w:color w:val="000000"/>
                 <w:sz w:val="16"/>
               </w:rPr>
-              <w:t>718</w:t>
+              <w:t>796</w:t>
             </w:r>
           </w:p>
         </w:tc>
@@ -2010,7 +2010,7 @@
       <w:r>
         <w:drawing>
           <wp:inline xmlns:a="http://schemas.openxmlformats.org/drawingml/2006/main" xmlns:pic="http://schemas.openxmlformats.org/drawingml/2006/picture">
-            <wp:extent cx="5612130" cy="12244246"/>
+            <wp:extent cx="5612130" cy="10131795"/>
             <wp:docPr id="1" name="Picture 1"/>
             <wp:cNvGraphicFramePr>
               <a:graphicFrameLocks noChangeAspect="1"/>
@@ -2031,7 +2031,7 @@
                   <pic:spPr>
                     <a:xfrm>
                       <a:off x="0" y="0"/>
-                      <a:ext cx="5612130" cy="12244246"/>
+                      <a:ext cx="5612130" cy="10131795"/>
                     </a:xfrm>
                     <a:prstGeom prst="rect"/>
                   </pic:spPr>
@@ -2227,7 +2227,7 @@
                 <w:color w:val="000000"/>
                 <w:sz w:val="16"/>
               </w:rPr>
-              <w:t>2 Norte &amp; Av. Américo Vespucio</w:t>
+              <w:t>Av. Américo Vespucio &amp; Pje. Capricornio</w:t>
             </w:r>
           </w:p>
         </w:tc>
@@ -2247,7 +2247,7 @@
                 <w:color w:val="000000"/>
                 <w:sz w:val="16"/>
               </w:rPr>
-              <w:t>Robos violentos</w:t>
+              <w:t>Alcohol y drogas en vía pública</w:t>
             </w:r>
           </w:p>
         </w:tc>
@@ -2309,7 +2309,7 @@
                 <w:color w:val="000000"/>
                 <w:sz w:val="16"/>
               </w:rPr>
-              <w:t>Av. Segunda Transversal &amp; Pamela</w:t>
+              <w:t>Av. Segunda Transversal &amp; Luis Gandarillas</w:t>
             </w:r>
           </w:p>
         </w:tc>
@@ -2391,7 +2391,7 @@
                 <w:color w:val="000000"/>
                 <w:sz w:val="16"/>
               </w:rPr>
-              <w:t>Gral. Manuel Baquedano &amp; Pdte. Kennedy</w:t>
+              <w:t>1 Sur &amp; Pdte. Kennedy</w:t>
             </w:r>
           </w:p>
         </w:tc>
@@ -2473,7 +2473,7 @@
                 <w:color w:val="000000"/>
                 <w:sz w:val="16"/>
               </w:rPr>
-              <w:t>El Sol &amp; Luis Gandarillas</w:t>
+              <w:t>José Miguel Carrera &amp; Pje. Cazadores</w:t>
             </w:r>
           </w:p>
         </w:tc>
@@ -2555,7 +2555,7 @@
                 <w:color w:val="000000"/>
                 <w:sz w:val="16"/>
               </w:rPr>
-              <w:t>1 Sur &amp; Pdte. Kennedy</w:t>
+              <w:t>El Canelo &amp; Gastón Palma</w:t>
             </w:r>
           </w:p>
         </w:tc>
@@ -2637,7 +2637,7 @@
                 <w:color w:val="000000"/>
                 <w:sz w:val="16"/>
               </w:rPr>
-              <w:t>Petrohué &amp; Renaico</w:t>
+              <w:t>Pje. Edith &amp; Rafael Riesco</w:t>
             </w:r>
           </w:p>
         </w:tc>
@@ -2657,7 +2657,7 @@
                 <w:color w:val="000000"/>
                 <w:sz w:val="16"/>
               </w:rPr>
-              <w:t>Alcohol y drogas en vía pública</w:t>
+              <w:t>Robos violentos</w:t>
             </w:r>
           </w:p>
         </w:tc>
@@ -2895,7 +2895,7 @@
                 <w:color w:val="000000"/>
                 <w:sz w:val="16"/>
               </w:rPr>
-              <w:t>Av. La Farfana &amp; Callejón La Farfana</w:t>
+              <w:t>Alberto Pérez Rodríguez &amp; Av. La Farfana</w:t>
             </w:r>
           </w:p>
         </w:tc>
@@ -2977,7 +2977,7 @@
                 <w:color w:val="000000"/>
                 <w:sz w:val="16"/>
               </w:rPr>
-              <w:t>Libertador Bernardo O'Higgins &amp; República</w:t>
+              <w:t>Blanco Encalada &amp; Pje. Calbuco</w:t>
             </w:r>
           </w:p>
         </w:tc>
@@ -2997,7 +2997,7 @@
                 <w:color w:val="000000"/>
                 <w:sz w:val="16"/>
               </w:rPr>
-              <w:t>Robo en lugar habitado</w:t>
+              <w:t>Robos violentos</w:t>
             </w:r>
           </w:p>
         </w:tc>
@@ -3059,7 +3059,7 @@
                 <w:color w:val="000000"/>
                 <w:sz w:val="16"/>
               </w:rPr>
-              <w:t>Independencia &amp; Traiguén</w:t>
+              <w:t>El Porvenir &amp; Pje. Kilimanjaro</w:t>
             </w:r>
           </w:p>
         </w:tc>
@@ -3079,7 +3079,7 @@
                 <w:color w:val="000000"/>
                 <w:sz w:val="16"/>
               </w:rPr>
-              <w:t>Robo en lugar habitado</w:t>
+              <w:t>Alcohol y drogas en vía pública</w:t>
             </w:r>
           </w:p>
         </w:tc>
@@ -3141,7 +3141,7 @@
                 <w:color w:val="000000"/>
                 <w:sz w:val="16"/>
               </w:rPr>
-              <w:t>Av. Los Pajaritos &amp; Chile</w:t>
+              <w:t>Chacabuco &amp; Gral. Las Heras</w:t>
             </w:r>
           </w:p>
         </w:tc>
@@ -3232,7 +3232,7 @@
                 <w:color w:val="000000"/>
                 <w:sz w:val="16"/>
               </w:rPr>
-              <w:t>Campanario &amp; San Alberto Hurtado</w:t>
+              <w:t>Pje. Las Artes &amp; Pje. Los Españoles</w:t>
             </w:r>
           </w:p>
         </w:tc>
@@ -3255,7 +3255,7 @@
                 <w:color w:val="000000"/>
                 <w:sz w:val="16"/>
               </w:rPr>
-              <w:t>Robo en lugar habitado</w:t>
+              <w:t>Robos violentos</w:t>
             </w:r>
           </w:p>
         </w:tc>
@@ -3317,7 +3317,7 @@
                 <w:color w:val="000000"/>
                 <w:sz w:val="16"/>
               </w:rPr>
-              <w:t>Av. Sur &amp; La Fortuna</w:t>
+              <w:t>Av. Sur &amp; Pje. Los Diaguitas</w:t>
             </w:r>
           </w:p>
         </w:tc>
@@ -3337,7 +3337,7 @@
                 <w:color w:val="000000"/>
                 <w:sz w:val="16"/>
               </w:rPr>
-              <w:t>Robos violentos</w:t>
+              <w:t>Alcohol y drogas en vía pública</w:t>
             </w:r>
           </w:p>
         </w:tc>
@@ -3399,7 +3399,7 @@
                 <w:color w:val="000000"/>
                 <w:sz w:val="16"/>
               </w:rPr>
-              <w:t>El Carmen &amp; Huáscar</w:t>
+              <w:t>Av. Sur &amp; La Fortuna</w:t>
             </w:r>
           </w:p>
         </w:tc>
@@ -3481,7 +3481,7 @@
                 <w:color w:val="000000"/>
                 <w:sz w:val="16"/>
               </w:rPr>
-              <w:t>Av. Los Pajaritos &amp; Av. Sur</w:t>
+              <w:t>El Carmen &amp; Huáscar</w:t>
             </w:r>
           </w:p>
         </w:tc>
@@ -3645,7 +3645,7 @@
                 <w:color w:val="000000"/>
                 <w:sz w:val="16"/>
               </w:rPr>
-              <w:t>Ramón Freire &amp; República</w:t>
+              <w:t>Del Rey &amp; José Manuel Borgoño</w:t>
             </w:r>
           </w:p>
         </w:tc>
@@ -3665,7 +3665,7 @@
                 <w:color w:val="000000"/>
                 <w:sz w:val="16"/>
               </w:rPr>
-              <w:t>Robos violentos</w:t>
+              <w:t>Robo en lugar habitado</w:t>
             </w:r>
           </w:p>
         </w:tc>
@@ -3690,7 +3690,7 @@
                 <w:color w:val="000000"/>
                 <w:sz w:val="16"/>
               </w:rPr>
-              <w:t>219</w:t>
+              <w:t>220B</w:t>
             </w:r>
           </w:p>
         </w:tc>
@@ -3736,7 +3736,7 @@
                 <w:color w:val="000000"/>
                 <w:sz w:val="16"/>
               </w:rPr>
-              <w:t>Afrodita &amp; Minerva</w:t>
+              <w:t>Av. Portales &amp; El Conquistador</w:t>
             </w:r>
           </w:p>
         </w:tc>
@@ -3759,7 +3759,7 @@
                 <w:color w:val="000000"/>
                 <w:sz w:val="16"/>
               </w:rPr>
-              <w:t>Robo en lugar habitado</w:t>
+              <w:t>Robos violentos</w:t>
             </w:r>
           </w:p>
         </w:tc>
@@ -3781,7 +3781,7 @@
                 <w:color w:val="000000"/>
                 <w:sz w:val="16"/>
               </w:rPr>
-              <w:t>219</w:t>
+              <w:t>220B</w:t>
             </w:r>
           </w:p>
         </w:tc>
@@ -3821,7 +3821,7 @@
                 <w:color w:val="000000"/>
                 <w:sz w:val="16"/>
               </w:rPr>
-              <w:t>Av. El Olimpo &amp; Camino A Rinconada</w:t>
+              <w:t>El Conquistador &amp; Pje. 1</w:t>
             </w:r>
           </w:p>
         </w:tc>
@@ -3841,7 +3841,7 @@
                 <w:color w:val="000000"/>
                 <w:sz w:val="16"/>
               </w:rPr>
-              <w:t>Robo en lugar habitado</w:t>
+              <w:t>Robos violentos</w:t>
             </w:r>
           </w:p>
         </w:tc>
@@ -3863,7 +3863,7 @@
                 <w:color w:val="000000"/>
                 <w:sz w:val="16"/>
               </w:rPr>
-              <w:t>219</w:t>
+              <w:t>220B</w:t>
             </w:r>
           </w:p>
         </w:tc>
@@ -3903,7 +3903,7 @@
                 <w:color w:val="000000"/>
                 <w:sz w:val="16"/>
               </w:rPr>
-              <w:t>Los Adobes &amp; Pje. Tango</w:t>
+              <w:t>La Galaxia &amp; Pje. Vía Láctea</w:t>
             </w:r>
           </w:p>
         </w:tc>
@@ -3923,7 +3923,7 @@
                 <w:color w:val="000000"/>
                 <w:sz w:val="16"/>
               </w:rPr>
-              <w:t>Robo en lugar habitado</w:t>
+              <w:t>Robos violentos</w:t>
             </w:r>
           </w:p>
         </w:tc>
@@ -3945,7 +3945,7 @@
                 <w:color w:val="000000"/>
                 <w:sz w:val="16"/>
               </w:rPr>
-              <w:t>219</w:t>
+              <w:t>220B</w:t>
             </w:r>
           </w:p>
         </w:tc>
@@ -3985,7 +3985,7 @@
                 <w:color w:val="000000"/>
                 <w:sz w:val="16"/>
               </w:rPr>
-              <w:t>Las Tinajas &amp; Pje. Catapilco</w:t>
+              <w:t>Los Asteroides &amp; Pje. Los Cometas</w:t>
             </w:r>
           </w:p>
         </w:tc>
@@ -4005,7 +4005,7 @@
                 <w:color w:val="000000"/>
                 <w:sz w:val="16"/>
               </w:rPr>
-              <w:t>Alcohol y drogas en vía pública</w:t>
+              <w:t>Robos violentos</w:t>
             </w:r>
           </w:p>
         </w:tc>
@@ -4027,7 +4027,7 @@
                 <w:color w:val="000000"/>
                 <w:sz w:val="16"/>
               </w:rPr>
-              <w:t>219</w:t>
+              <w:t>220B</w:t>
             </w:r>
           </w:p>
         </w:tc>
@@ -4067,7 +4067,7 @@
                 <w:color w:val="000000"/>
                 <w:sz w:val="16"/>
               </w:rPr>
-              <w:t>Av. Las Naciones &amp; Pje. Cullipeumo</w:t>
+              <w:t>Av. Sur &amp; Pje. Río Clarillo</w:t>
             </w:r>
           </w:p>
         </w:tc>
@@ -4087,7 +4087,7 @@
                 <w:color w:val="000000"/>
                 <w:sz w:val="16"/>
               </w:rPr>
-              <w:t>Robo en lugar habitado</w:t>
+              <w:t>Robos violentos</w:t>
             </w:r>
           </w:p>
         </w:tc>
@@ -4109,7 +4109,7 @@
                 <w:color w:val="000000"/>
                 <w:sz w:val="16"/>
               </w:rPr>
-              <w:t>219</w:t>
+              <w:t>220B</w:t>
             </w:r>
           </w:p>
         </w:tc>
@@ -4149,7 +4149,7 @@
                 <w:color w:val="000000"/>
                 <w:sz w:val="16"/>
               </w:rPr>
-              <w:t>Av. Sur &amp; Pje. El Mesías</w:t>
+              <w:t>La Galaxia &amp; Pje. Comas Solas</w:t>
             </w:r>
           </w:p>
         </w:tc>
@@ -4169,7 +4169,7 @@
                 <w:color w:val="000000"/>
                 <w:sz w:val="16"/>
               </w:rPr>
-              <w:t>Robos violentos</w:t>
+              <w:t>Alcohol y drogas en vía pública</w:t>
             </w:r>
           </w:p>
         </w:tc>
@@ -4240,7 +4240,7 @@
                 <w:color w:val="000000"/>
                 <w:sz w:val="16"/>
               </w:rPr>
-              <w:t>Los Soldadores &amp; Primo De Rivera</w:t>
+              <w:t>Alaska &amp; Bonaire</w:t>
             </w:r>
           </w:p>
         </w:tc>
@@ -4325,7 +4325,7 @@
                 <w:color w:val="000000"/>
                 <w:sz w:val="16"/>
               </w:rPr>
-              <w:t>Pje. Enrique Meiggs &amp; Pje. Puerto Cárdenas</w:t>
+              <w:t>Av. Lumen &amp; Pje. Chibchas</w:t>
             </w:r>
           </w:p>
         </w:tc>
@@ -4407,7 +4407,7 @@
                 <w:color w:val="000000"/>
                 <w:sz w:val="16"/>
               </w:rPr>
-              <w:t>Longotoma &amp; Pje. Malguín</w:t>
+              <w:t>Pje. Malguín &amp; Pje. Molco</w:t>
             </w:r>
           </w:p>
         </w:tc>
@@ -4427,7 +4427,7 @@
                 <w:color w:val="000000"/>
                 <w:sz w:val="16"/>
               </w:rPr>
-              <w:t>Robos violentos</w:t>
+              <w:t>Robo en lugar habitado</w:t>
             </w:r>
           </w:p>
         </w:tc>
@@ -4489,7 +4489,7 @@
                 <w:color w:val="000000"/>
                 <w:sz w:val="16"/>
               </w:rPr>
-              <w:t>Caribú &amp; Las Golondrinas</w:t>
+              <w:t>Av. Segunda Transversal &amp; Caribú</w:t>
             </w:r>
           </w:p>
         </w:tc>
@@ -4571,7 +4571,7 @@
                 <w:color w:val="000000"/>
                 <w:sz w:val="16"/>
               </w:rPr>
-              <w:t>Alaska &amp; Pje. Islas De Pino</w:t>
+              <w:t>Pje. Enrique Meiggs &amp; Pje. Puerto Cárdenas</w:t>
             </w:r>
           </w:p>
         </w:tc>
@@ -4591,7 +4591,7 @@
                 <w:color w:val="000000"/>
                 <w:sz w:val="16"/>
               </w:rPr>
-              <w:t>Robos violentos</w:t>
+              <w:t>Robo en lugar habitado</w:t>
             </w:r>
           </w:p>
         </w:tc>
@@ -4653,7 +4653,7 @@
                 <w:color w:val="000000"/>
                 <w:sz w:val="16"/>
               </w:rPr>
-              <w:t>Alaska &amp; Andros</w:t>
+              <w:t>Pje. Ontario &amp; Pje. Winnipeg</w:t>
             </w:r>
           </w:p>
         </w:tc>
@@ -4673,7 +4673,7 @@
                 <w:color w:val="000000"/>
                 <w:sz w:val="16"/>
               </w:rPr>
-              <w:t>Robos violentos</w:t>
+              <w:t>Robo en lugar habitado</w:t>
             </w:r>
           </w:p>
         </w:tc>
@@ -4855,7 +4855,7 @@
                 <w:color w:val="000000"/>
                 <w:sz w:val="16"/>
               </w:rPr>
-              <w:t>Av. Américo Vespucio &amp; Av. Los Pajaritos</w:t>
+              <w:t>Av. Américo Vespucio &amp; Av. Arquitecto Hugo Bravo</w:t>
             </w:r>
           </w:p>
         </w:tc>
@@ -4937,7 +4937,7 @@
                 <w:color w:val="000000"/>
                 <w:sz w:val="16"/>
               </w:rPr>
-              <w:t>Av. Longitudinal &amp; Av. Sta. Elena</w:t>
+              <w:t>Av. Arquitecto Hugo Bravo &amp; Av. Longitudinal</w:t>
             </w:r>
           </w:p>
         </w:tc>
@@ -5019,7 +5019,7 @@
                 <w:color w:val="000000"/>
                 <w:sz w:val="16"/>
               </w:rPr>
-              <w:t>Carlos Wood &amp; Pje. Rebeca Matte</w:t>
+              <w:t>Pje. René Silva Espejo &amp; Werner Von Braun</w:t>
             </w:r>
           </w:p>
         </w:tc>
@@ -5101,89 +5101,7 @@
                 <w:color w:val="000000"/>
                 <w:sz w:val="16"/>
               </w:rPr>
-              <w:t>Av. Los Pajaritos &amp; Corredor Transantiago Pajaritos</w:t>
-            </w:r>
-          </w:p>
-        </w:tc>
-        <w:tc>
-          <w:tcPr>
-            <w:tcW w:type="dxa" w:w="2952"/>
-            <w:vAlign w:val="center"/>
-            <w:shd w:fill="FFFFFF"/>
-          </w:tcPr>
-          <w:p>
-            <w:pPr>
-              <w:spacing w:after="0"/>
-              <w:jc w:val="left"/>
-            </w:pPr>
-            <w:r>
-              <w:rPr>
-                <w:color w:val="000000"/>
-                <w:sz w:val="16"/>
-              </w:rPr>
-              <w:t>Robos violentos</w:t>
-            </w:r>
-          </w:p>
-        </w:tc>
-      </w:tr>
-      <w:tr>
-        <w:tc>
-          <w:tcPr>
-            <w:tcW w:type="dxa" w:w="1037"/>
-            <w:vAlign w:val="center"/>
-            <w:shd w:fill="FFFFFF"/>
-          </w:tcPr>
-          <w:p>
-            <w:pPr>
-              <w:spacing w:after="0"/>
-              <w:jc w:val="left"/>
-            </w:pPr>
-            <w:r>
-              <w:rPr>
-                <w:color w:val="000000"/>
-                <w:sz w:val="16"/>
-              </w:rPr>
-              <w:t>215A</w:t>
-            </w:r>
-          </w:p>
-        </w:tc>
-        <w:tc>
-          <w:tcPr>
-            <w:tcW w:type="dxa" w:w="662"/>
-            <w:vAlign w:val="center"/>
-            <w:shd w:fill="FFFFFF"/>
-          </w:tcPr>
-          <w:p>
-            <w:pPr>
-              <w:spacing w:after="0"/>
-              <w:jc w:val="left"/>
-            </w:pPr>
-            <w:r>
-              <w:rPr>
-                <w:color w:val="000000"/>
-                <w:sz w:val="16"/>
-              </w:rPr>
-              <w:t>5</w:t>
-            </w:r>
-          </w:p>
-        </w:tc>
-        <w:tc>
-          <w:tcPr>
-            <w:tcW w:type="dxa" w:w="4680"/>
-            <w:vAlign w:val="center"/>
-            <w:shd w:fill="FFFFFF"/>
-          </w:tcPr>
-          <w:p>
-            <w:pPr>
-              <w:spacing w:after="0"/>
-              <w:jc w:val="left"/>
-            </w:pPr>
-            <w:r>
-              <w:rPr>
-                <w:color w:val="000000"/>
-                <w:sz w:val="16"/>
-              </w:rPr>
-              <w:t>Av. Américo Vespucio &amp; Av. El Rosal</w:t>
+              <w:t>Av. Américo Vespucio &amp; Av. Los Pajaritos</w:t>
             </w:r>
           </w:p>
         </w:tc>
@@ -5274,7 +5192,7 @@
                 <w:color w:val="000000"/>
                 <w:sz w:val="16"/>
               </w:rPr>
-              <w:t>Ingeniero Roberto Llona &amp; Pje. Halcón</w:t>
+              <w:t>Av. Longitudinal &amp; Parque De Los Reyes</w:t>
             </w:r>
           </w:p>
         </w:tc>
@@ -5359,7 +5277,7 @@
                 <w:color w:val="000000"/>
                 <w:sz w:val="16"/>
               </w:rPr>
-              <w:t>Aves Del Paraíso &amp; Gustavo Eiffel</w:t>
+              <w:t>Gustavo Eiffel &amp; Pje. La Tenca</w:t>
             </w:r>
           </w:p>
         </w:tc>
@@ -5441,7 +5359,7 @@
                 <w:color w:val="000000"/>
                 <w:sz w:val="16"/>
               </w:rPr>
-              <w:t>Gustavo Eiffel &amp; Pje. La Tenca</w:t>
+              <w:t>Aves Del Paraíso &amp; Gustavo Eiffel</w:t>
             </w:r>
           </w:p>
         </w:tc>
@@ -5605,7 +5523,7 @@
                 <w:color w:val="000000"/>
                 <w:sz w:val="16"/>
               </w:rPr>
-              <w:t>Butachauques &amp; Quinchao</w:t>
+              <w:t>Alfonso X &amp; Aves Del Paraíso</w:t>
             </w:r>
           </w:p>
         </w:tc>
@@ -5687,7 +5605,7 @@
                 <w:color w:val="000000"/>
                 <w:sz w:val="16"/>
               </w:rPr>
-              <w:t>Jorge Dahm &amp; Leonard Bernstein</w:t>
+              <w:t>Butachauques &amp; Quinchao</w:t>
             </w:r>
           </w:p>
         </w:tc>
@@ -5732,7 +5650,7 @@
                 <w:color w:val="000000"/>
                 <w:sz w:val="16"/>
               </w:rPr>
-              <w:t>215C</w:t>
+              <w:t>219</w:t>
             </w:r>
           </w:p>
         </w:tc>
@@ -5778,7 +5696,7 @@
                 <w:color w:val="000000"/>
                 <w:sz w:val="16"/>
               </w:rPr>
-              <w:t>Av. Los Pajaritos &amp; Pje. Los Apóstoles</w:t>
+              <w:t>Afrodita &amp; Minerva</w:t>
             </w:r>
           </w:p>
         </w:tc>
@@ -5801,7 +5719,7 @@
                 <w:color w:val="000000"/>
                 <w:sz w:val="16"/>
               </w:rPr>
-              <w:t>Robos violentos</w:t>
+              <w:t>Robo en lugar habitado</w:t>
             </w:r>
           </w:p>
         </w:tc>
@@ -5823,7 +5741,7 @@
                 <w:color w:val="000000"/>
                 <w:sz w:val="16"/>
               </w:rPr>
-              <w:t>215C</w:t>
+              <w:t>219</w:t>
             </w:r>
           </w:p>
         </w:tc>
@@ -5863,7 +5781,7 @@
                 <w:color w:val="000000"/>
                 <w:sz w:val="16"/>
               </w:rPr>
-              <w:t>Corredor Transantiago Pajaritos &amp; Providencia</w:t>
+              <w:t>Av. 3 Poniente &amp; Maipú</w:t>
             </w:r>
           </w:p>
         </w:tc>
@@ -5883,7 +5801,7 @@
                 <w:color w:val="000000"/>
                 <w:sz w:val="16"/>
               </w:rPr>
-              <w:t>Robos violentos</w:t>
+              <w:t>Robo en lugar habitado</w:t>
             </w:r>
           </w:p>
         </w:tc>
@@ -5905,7 +5823,7 @@
                 <w:color w:val="000000"/>
                 <w:sz w:val="16"/>
               </w:rPr>
-              <w:t>215C</w:t>
+              <w:t>219</w:t>
             </w:r>
           </w:p>
         </w:tc>
@@ -5945,7 +5863,7 @@
                 <w:color w:val="000000"/>
                 <w:sz w:val="16"/>
               </w:rPr>
-              <w:t>Pje. Getsemani &amp; Pje. Isaac</w:t>
+              <w:t>Av. El Olimpo &amp; Camino A Rinconada</w:t>
             </w:r>
           </w:p>
         </w:tc>
@@ -5965,7 +5883,7 @@
                 <w:color w:val="000000"/>
                 <w:sz w:val="16"/>
               </w:rPr>
-              <w:t>Robos violentos</w:t>
+              <w:t>Robo en lugar habitado</w:t>
             </w:r>
           </w:p>
         </w:tc>
@@ -5987,7 +5905,7 @@
                 <w:color w:val="000000"/>
                 <w:sz w:val="16"/>
               </w:rPr>
-              <w:t>215C</w:t>
+              <w:t>219</w:t>
             </w:r>
           </w:p>
         </w:tc>
@@ -6027,7 +5945,7 @@
                 <w:color w:val="000000"/>
                 <w:sz w:val="16"/>
               </w:rPr>
-              <w:t>Av. Simón Bolívar &amp; Raimundo Tupper</w:t>
+              <w:t>Pje. Llaima &amp; Pje. Trevira</w:t>
             </w:r>
           </w:p>
         </w:tc>
@@ -6047,7 +5965,7 @@
                 <w:color w:val="000000"/>
                 <w:sz w:val="16"/>
               </w:rPr>
-              <w:t>Robos violentos</w:t>
+              <w:t>Robo en lugar habitado</w:t>
             </w:r>
           </w:p>
         </w:tc>
@@ -6069,7 +5987,7 @@
                 <w:color w:val="000000"/>
                 <w:sz w:val="16"/>
               </w:rPr>
-              <w:t>215C</w:t>
+              <w:t>219</w:t>
             </w:r>
           </w:p>
         </w:tc>
@@ -6109,7 +6027,7 @@
                 <w:color w:val="000000"/>
                 <w:sz w:val="16"/>
               </w:rPr>
-              <w:t>Av. Las Parcelas &amp; Pje. Roberto Kock</w:t>
+              <w:t>Las Tinajas &amp; Pje. Tutuquén</w:t>
             </w:r>
           </w:p>
         </w:tc>
@@ -6151,7 +6069,7 @@
                 <w:color w:val="000000"/>
                 <w:sz w:val="16"/>
               </w:rPr>
-              <w:t>215C</w:t>
+              <w:t>219</w:t>
             </w:r>
           </w:p>
         </w:tc>
@@ -6191,7 +6109,7 @@
                 <w:color w:val="000000"/>
                 <w:sz w:val="16"/>
               </w:rPr>
-              <w:t>Av. Las Torres &amp; Av. Los Pajaritos</w:t>
+              <w:t>Av. Sur &amp; Pje. Renio</w:t>
             </w:r>
           </w:p>
         </w:tc>
@@ -6236,7 +6154,7 @@
                 <w:color w:val="000000"/>
                 <w:sz w:val="16"/>
               </w:rPr>
-              <w:t>217B</w:t>
+              <w:t>221B</w:t>
             </w:r>
           </w:p>
         </w:tc>
@@ -6282,7 +6200,7 @@
                 <w:color w:val="000000"/>
                 <w:sz w:val="16"/>
               </w:rPr>
-              <w:t>Alberto Llona &amp; Sta. María</w:t>
+              <w:t>Av. Nueva San Martín &amp; Pdte. Gabriel González Videla</w:t>
             </w:r>
           </w:p>
         </w:tc>
@@ -6305,7 +6223,7 @@
                 <w:color w:val="000000"/>
                 <w:sz w:val="16"/>
               </w:rPr>
-              <w:t>Robos violentos</w:t>
+              <w:t>Alcohol y drogas en vía pública</w:t>
             </w:r>
           </w:p>
         </w:tc>
@@ -6327,7 +6245,7 @@
                 <w:color w:val="000000"/>
                 <w:sz w:val="16"/>
               </w:rPr>
-              <w:t>217B</w:t>
+              <w:t>221B</w:t>
             </w:r>
           </w:p>
         </w:tc>
@@ -6367,7 +6285,7 @@
                 <w:color w:val="000000"/>
                 <w:sz w:val="16"/>
               </w:rPr>
-              <w:t>Pje. Camilo Henríquez &amp; Pje. Padre Alberto Hurtado</w:t>
+              <w:t>Av. Alfredo Silva Carvallo &amp; Ramón Barros Luco</w:t>
             </w:r>
           </w:p>
         </w:tc>
@@ -6387,7 +6305,7 @@
                 <w:color w:val="000000"/>
                 <w:sz w:val="16"/>
               </w:rPr>
-              <w:t>Robo en lugar habitado</w:t>
+              <w:t>Robos violentos</w:t>
             </w:r>
           </w:p>
         </w:tc>
@@ -6409,7 +6327,7 @@
                 <w:color w:val="000000"/>
                 <w:sz w:val="16"/>
               </w:rPr>
-              <w:t>217B</w:t>
+              <w:t>221B</w:t>
             </w:r>
           </w:p>
         </w:tc>
@@ -6449,7 +6367,7 @@
                 <w:color w:val="000000"/>
                 <w:sz w:val="16"/>
               </w:rPr>
-              <w:t>Elizabeth Heisse &amp; Las Acacias</w:t>
+              <w:t>Av. Pdte. José Manuel Balmaceda &amp; Pje. Curalaba</w:t>
             </w:r>
           </w:p>
         </w:tc>
@@ -6469,7 +6387,7 @@
                 <w:color w:val="000000"/>
                 <w:sz w:val="16"/>
               </w:rPr>
-              <w:t>Robo en lugar habitado</w:t>
+              <w:t>Robos violentos</w:t>
             </w:r>
           </w:p>
         </w:tc>
@@ -6491,7 +6409,7 @@
                 <w:color w:val="000000"/>
                 <w:sz w:val="16"/>
               </w:rPr>
-              <w:t>217B</w:t>
+              <w:t>221B</w:t>
             </w:r>
           </w:p>
         </w:tc>
@@ -6531,7 +6449,7 @@
                 <w:color w:val="000000"/>
                 <w:sz w:val="16"/>
               </w:rPr>
-              <w:t>Cuatro Álamos &amp; El Estanque</w:t>
+              <w:t>Croacia &amp; Europa</w:t>
             </w:r>
           </w:p>
         </w:tc>
@@ -6551,7 +6469,7 @@
                 <w:color w:val="000000"/>
                 <w:sz w:val="16"/>
               </w:rPr>
-              <w:t>Robo en lugar habitado</w:t>
+              <w:t>Robos violentos</w:t>
             </w:r>
           </w:p>
         </w:tc>
@@ -6573,7 +6491,7 @@
                 <w:color w:val="000000"/>
                 <w:sz w:val="16"/>
               </w:rPr>
-              <w:t>217B</w:t>
+              <w:t>221B</w:t>
             </w:r>
           </w:p>
         </w:tc>
@@ -6613,7 +6531,7 @@
                 <w:color w:val="000000"/>
                 <w:sz w:val="16"/>
               </w:rPr>
-              <w:t>Av. Esquina Blanca &amp; Los Tilos</w:t>
+              <w:t>Europa &amp; Rey Cristián</w:t>
             </w:r>
           </w:p>
         </w:tc>
@@ -6633,7 +6551,7 @@
                 <w:color w:val="000000"/>
                 <w:sz w:val="16"/>
               </w:rPr>
-              <w:t>Robo en lugar habitado</w:t>
+              <w:t>Alcohol y drogas en vía pública</w:t>
             </w:r>
           </w:p>
         </w:tc>
@@ -6655,7 +6573,7 @@
                 <w:color w:val="000000"/>
                 <w:sz w:val="16"/>
               </w:rPr>
-              <w:t>217B</w:t>
+              <w:t>221B</w:t>
             </w:r>
           </w:p>
         </w:tc>
@@ -6695,7 +6613,7 @@
                 <w:color w:val="000000"/>
                 <w:sz w:val="16"/>
               </w:rPr>
-              <w:t>Av. Esquina Blanca &amp; Camino A Melipilla</w:t>
+              <w:t>Av. Del Ferrocarril &amp; Cerro Barón</w:t>
             </w:r>
           </w:p>
         </w:tc>
@@ -6715,7 +6633,7 @@
                 <w:color w:val="000000"/>
                 <w:sz w:val="16"/>
               </w:rPr>
-              <w:t>Robo en lugar habitado</w:t>
+              <w:t>Robos violentos</w:t>
             </w:r>
           </w:p>
         </w:tc>
@@ -6740,7 +6658,7 @@
                 <w:color w:val="000000"/>
                 <w:sz w:val="16"/>
               </w:rPr>
-              <w:t>223B</w:t>
+              <w:t>221C</w:t>
             </w:r>
           </w:p>
         </w:tc>
@@ -6786,7 +6704,7 @@
                 <w:color w:val="000000"/>
                 <w:sz w:val="16"/>
               </w:rPr>
-              <w:t>Abisinia &amp; Lumaco</w:t>
+              <w:t>Av. Nueva San Martín &amp; El Cid</w:t>
             </w:r>
           </w:p>
         </w:tc>
@@ -6809,7 +6727,7 @@
                 <w:color w:val="000000"/>
                 <w:sz w:val="16"/>
               </w:rPr>
-              <w:t>Alcohol y drogas en vía pública</w:t>
+              <w:t>Robos violentos</w:t>
             </w:r>
           </w:p>
         </w:tc>
@@ -6831,7 +6749,7 @@
                 <w:color w:val="000000"/>
                 <w:sz w:val="16"/>
               </w:rPr>
-              <w:t>223B</w:t>
+              <w:t>221C</w:t>
             </w:r>
           </w:p>
         </w:tc>
@@ -6871,7 +6789,7 @@
                 <w:color w:val="000000"/>
                 <w:sz w:val="16"/>
               </w:rPr>
-              <w:t>Av. 4 Poniente &amp; Av. Cristo Redentor</w:t>
+              <w:t>La Fortuna &amp; Pje. Eneas</w:t>
             </w:r>
           </w:p>
         </w:tc>
@@ -6913,7 +6831,7 @@
                 <w:color w:val="000000"/>
                 <w:sz w:val="16"/>
               </w:rPr>
-              <w:t>223B</w:t>
+              <w:t>221C</w:t>
             </w:r>
           </w:p>
         </w:tc>
@@ -6953,7 +6871,7 @@
                 <w:color w:val="000000"/>
                 <w:sz w:val="16"/>
               </w:rPr>
-              <w:t>Esdras &amp; Marco Antonio</w:t>
+              <w:t>Los Diamantes &amp; Pje. Silvia Pinto</w:t>
             </w:r>
           </w:p>
         </w:tc>
@@ -6995,7 +6913,7 @@
                 <w:color w:val="000000"/>
                 <w:sz w:val="16"/>
               </w:rPr>
-              <w:t>223B</w:t>
+              <w:t>221C</w:t>
             </w:r>
           </w:p>
         </w:tc>
@@ -7035,7 +6953,7 @@
                 <w:color w:val="000000"/>
                 <w:sz w:val="16"/>
               </w:rPr>
-              <w:t>Abadias &amp; Adriana Pérez Llona</w:t>
+              <w:t>Andrés Amenabar Vergara &amp; Pje. Julio Cordero Bustamante</w:t>
             </w:r>
           </w:p>
         </w:tc>
@@ -7055,7 +6973,7 @@
                 <w:color w:val="000000"/>
                 <w:sz w:val="16"/>
               </w:rPr>
-              <w:t>Robo en lugar habitado</w:t>
+              <w:t>Robos violentos</w:t>
             </w:r>
           </w:p>
         </w:tc>
@@ -7077,7 +6995,7 @@
                 <w:color w:val="000000"/>
                 <w:sz w:val="16"/>
               </w:rPr>
-              <w:t>223B</w:t>
+              <w:t>221C</w:t>
             </w:r>
           </w:p>
         </w:tc>
@@ -7117,7 +7035,7 @@
                 <w:color w:val="000000"/>
                 <w:sz w:val="16"/>
               </w:rPr>
-              <w:t>Arno &amp; Av. Las Industrias</w:t>
+              <w:t>Pje. Raúl Prado &amp; Renzo Pecchenino</w:t>
             </w:r>
           </w:p>
         </w:tc>
@@ -7137,7 +7055,7 @@
                 <w:color w:val="000000"/>
                 <w:sz w:val="16"/>
               </w:rPr>
-              <w:t>Robos violentos</w:t>
+              <w:t>Robo en lugar habitado</w:t>
             </w:r>
           </w:p>
         </w:tc>
@@ -7159,7 +7077,7 @@
                 <w:color w:val="000000"/>
                 <w:sz w:val="16"/>
               </w:rPr>
-              <w:t>223B</w:t>
+              <w:t>221C</w:t>
             </w:r>
           </w:p>
         </w:tc>
@@ -7199,7 +7117,7 @@
                 <w:color w:val="000000"/>
                 <w:sz w:val="16"/>
               </w:rPr>
-              <w:t>Húsares De La Muerte &amp; Jorge Andrés Guerra</w:t>
+              <w:t>Av. Los Pajaritos &amp; Sta. Marta</w:t>
             </w:r>
           </w:p>
         </w:tc>
@@ -7483,7 +7401,7 @@
                 <w:color w:val="000000"/>
                 <w:sz w:val="16"/>
               </w:rPr>
-              <w:t>Chacabuco &amp; Pje. Chacabuco</w:t>
+              <w:t>Camino A Rinconada &amp; Corredor Transantiago 5 De Abril</w:t>
             </w:r>
           </w:p>
         </w:tc>
@@ -7565,7 +7483,7 @@
                 <w:color w:val="000000"/>
                 <w:sz w:val="16"/>
               </w:rPr>
-              <w:t>Camino A Rinconada &amp; Corredor Transantiago 5 De Abril</w:t>
+              <w:t>La Colonia &amp; Nueva 2</w:t>
             </w:r>
           </w:p>
         </w:tc>
@@ -7647,7 +7565,7 @@
                 <w:color w:val="000000"/>
                 <w:sz w:val="16"/>
               </w:rPr>
-              <w:t>Fresia &amp; Hermanos Carrera</w:t>
+              <w:t>Av. 5 De Abril &amp; Av. Los Pajaritos</w:t>
             </w:r>
           </w:p>
         </w:tc>
@@ -7729,7 +7647,7 @@
                 <w:color w:val="000000"/>
                 <w:sz w:val="16"/>
               </w:rPr>
-              <w:t>Av. 5 De Abril &amp; Av. Los Pajaritos</w:t>
+              <w:t>Alberto Llona &amp; Av. Esquina Blanca</w:t>
             </w:r>
           </w:p>
         </w:tc>
@@ -7811,7 +7729,7 @@
                 <w:color w:val="000000"/>
                 <w:sz w:val="16"/>
               </w:rPr>
-              <w:t>Alberto Llona &amp; Av. Esquina Blanca</w:t>
+              <w:t>Maipú &amp; Monumento</w:t>
             </w:r>
           </w:p>
         </w:tc>

--- a/pauta_focalizada_pcsp.docx
+++ b/pauta_focalizada_pcsp.docx
@@ -21,7 +21,7 @@
         <w:jc w:val="center"/>
       </w:pPr>
       <w:r>
-        <w:t>Periodo de análisis: 13-07-2026 al 09-08-2026</w:t>
+        <w:t>Periodo de análisis: 27-07-2026 al 23-08-2026</w:t>
       </w:r>
     </w:p>
     <w:p>
@@ -99,7 +99,7 @@
         <w:rPr>
           <w:b w:val="0"/>
         </w:rPr>
-        <w:t>Durante el periodo analizado se identificaron 213 eventos incorporados a la fórmula de priorización territorial PCSP ajustada. De ellos, 76 corresponden a las tres problemáticas con meta de patrullaje y 137 corresponden a delitos complementarios considerados internamente con menor peso técnico. Para efectos de planificación, verificación y cumplimiento de meta, la tabla siguiente muestra únicamente las tres problemáticas PCSP con meta en los cuadrantes focalizados; por eso el total verificable de la tabla corresponde a 59 eventos asociados a metas, mientras que el puntaje ponderado se mantiene como un criterio técnico interno de priorización.</w:t>
+        <w:t>Durante el periodo analizado se identificaron 199 eventos incorporados a la fórmula de priorización territorial PCSP ajustada. De ellos, 99 corresponden a las tres problemáticas con meta de patrullaje y 100 corresponden a delitos complementarios considerados internamente con menor peso técnico. Para efectos de planificación, verificación y cumplimiento de meta, la tabla siguiente muestra únicamente las tres problemáticas PCSP con meta en los cuadrantes focalizados; por eso el total verificable de la tabla corresponde a 80 eventos asociados a metas, mientras que el puntaje ponderado se mantiene como un criterio técnico interno de priorización.</w:t>
       </w:r>
     </w:p>
     <w:tbl>
@@ -285,7 +285,7 @@
                 <w:color w:val="000000"/>
                 <w:sz w:val="16"/>
               </w:rPr>
-              <w:t>217A</w:t>
+              <w:t>222A</w:t>
             </w:r>
           </w:p>
         </w:tc>
@@ -305,7 +305,7 @@
                 <w:color w:val="000000"/>
                 <w:sz w:val="16"/>
               </w:rPr>
-              <w:t>1</w:t>
+              <w:t>3</w:t>
             </w:r>
           </w:p>
         </w:tc>
@@ -325,7 +325,7 @@
                 <w:color w:val="000000"/>
                 <w:sz w:val="16"/>
               </w:rPr>
-              <w:t>4</w:t>
+              <w:t>7</w:t>
             </w:r>
           </w:p>
         </w:tc>
@@ -365,7 +365,7 @@
                 <w:color w:val="000000"/>
                 <w:sz w:val="16"/>
               </w:rPr>
-              <w:t>7</w:t>
+              <w:t>12</w:t>
             </w:r>
           </w:p>
         </w:tc>
@@ -385,7 +385,7 @@
                 <w:color w:val="000000"/>
                 <w:sz w:val="16"/>
               </w:rPr>
-              <w:t>92</w:t>
+              <w:t>128</w:t>
             </w:r>
           </w:p>
         </w:tc>
@@ -427,7 +427,7 @@
                 <w:color w:val="000000"/>
                 <w:sz w:val="16"/>
               </w:rPr>
-              <w:t>218B</w:t>
+              <w:t>215B</w:t>
             </w:r>
           </w:p>
         </w:tc>
@@ -447,6 +447,46 @@
                 <w:color w:val="000000"/>
                 <w:sz w:val="16"/>
               </w:rPr>
+              <w:t>5</w:t>
+            </w:r>
+          </w:p>
+        </w:tc>
+        <w:tc>
+          <w:tcPr>
+            <w:tcW w:type="dxa" w:w="1263"/>
+            <w:vAlign w:val="center"/>
+            <w:shd w:fill="FFFFFF"/>
+          </w:tcPr>
+          <w:p>
+            <w:pPr>
+              <w:spacing w:after="0"/>
+              <w:jc w:val="left"/>
+            </w:pPr>
+            <w:r>
+              <w:rPr>
+                <w:color w:val="000000"/>
+                <w:sz w:val="16"/>
+              </w:rPr>
+              <w:t>2</w:t>
+            </w:r>
+          </w:p>
+        </w:tc>
+        <w:tc>
+          <w:tcPr>
+            <w:tcW w:type="dxa" w:w="1263"/>
+            <w:vAlign w:val="center"/>
+            <w:shd w:fill="FFFFFF"/>
+          </w:tcPr>
+          <w:p>
+            <w:pPr>
+              <w:spacing w:after="0"/>
+              <w:jc w:val="left"/>
+            </w:pPr>
+            <w:r>
+              <w:rPr>
+                <w:color w:val="000000"/>
+                <w:sz w:val="16"/>
+              </w:rPr>
               <w:t>3</w:t>
             </w:r>
           </w:p>
@@ -467,7 +507,7 @@
                 <w:color w:val="000000"/>
                 <w:sz w:val="16"/>
               </w:rPr>
-              <w:t>3</w:t>
+              <w:t>10</w:t>
             </w:r>
           </w:p>
         </w:tc>
@@ -487,47 +527,7 @@
                 <w:color w:val="000000"/>
                 <w:sz w:val="16"/>
               </w:rPr>
-              <w:t>1</w:t>
-            </w:r>
-          </w:p>
-        </w:tc>
-        <w:tc>
-          <w:tcPr>
-            <w:tcW w:type="dxa" w:w="1263"/>
-            <w:vAlign w:val="center"/>
-            <w:shd w:fill="FFFFFF"/>
-          </w:tcPr>
-          <w:p>
-            <w:pPr>
-              <w:spacing w:after="0"/>
-              <w:jc w:val="left"/>
-            </w:pPr>
-            <w:r>
-              <w:rPr>
-                <w:color w:val="000000"/>
-                <w:sz w:val="16"/>
-              </w:rPr>
-              <w:t>7</w:t>
-            </w:r>
-          </w:p>
-        </w:tc>
-        <w:tc>
-          <w:tcPr>
-            <w:tcW w:type="dxa" w:w="1263"/>
-            <w:vAlign w:val="center"/>
-            <w:shd w:fill="FFFFFF"/>
-          </w:tcPr>
-          <w:p>
-            <w:pPr>
-              <w:spacing w:after="0"/>
-              <w:jc w:val="left"/>
-            </w:pPr>
-            <w:r>
-              <w:rPr>
-                <w:color w:val="000000"/>
-                <w:sz w:val="16"/>
-              </w:rPr>
-              <w:t>90</w:t>
+              <w:t>112</w:t>
             </w:r>
           </w:p>
         </w:tc>
@@ -569,7 +569,7 @@
                 <w:color w:val="000000"/>
                 <w:sz w:val="16"/>
               </w:rPr>
-              <w:t>222A</w:t>
+              <w:t>218A</w:t>
             </w:r>
           </w:p>
         </w:tc>
@@ -589,6 +589,26 @@
                 <w:color w:val="000000"/>
                 <w:sz w:val="16"/>
               </w:rPr>
+              <w:t>4</w:t>
+            </w:r>
+          </w:p>
+        </w:tc>
+        <w:tc>
+          <w:tcPr>
+            <w:tcW w:type="dxa" w:w="1263"/>
+            <w:vAlign w:val="center"/>
+            <w:shd w:fill="FFFFFF"/>
+          </w:tcPr>
+          <w:p>
+            <w:pPr>
+              <w:spacing w:after="0"/>
+              <w:jc w:val="left"/>
+            </w:pPr>
+            <w:r>
+              <w:rPr>
+                <w:color w:val="000000"/>
+                <w:sz w:val="16"/>
+              </w:rPr>
               <w:t>2</w:t>
             </w:r>
           </w:p>
@@ -629,7 +649,7 @@
                 <w:color w:val="000000"/>
                 <w:sz w:val="16"/>
               </w:rPr>
-              <w:t>2</w:t>
+              <w:t>9</w:t>
             </w:r>
           </w:p>
         </w:tc>
@@ -649,27 +669,7 @@
                 <w:color w:val="000000"/>
                 <w:sz w:val="16"/>
               </w:rPr>
-              <w:t>7</w:t>
-            </w:r>
-          </w:p>
-        </w:tc>
-        <w:tc>
-          <w:tcPr>
-            <w:tcW w:type="dxa" w:w="1263"/>
-            <w:vAlign w:val="center"/>
-            <w:shd w:fill="FFFFFF"/>
-          </w:tcPr>
-          <w:p>
-            <w:pPr>
-              <w:spacing w:after="0"/>
-              <w:jc w:val="left"/>
-            </w:pPr>
-            <w:r>
-              <w:rPr>
-                <w:color w:val="000000"/>
-                <w:sz w:val="16"/>
-              </w:rPr>
-              <w:t>88</w:t>
+              <w:t>102</w:t>
             </w:r>
           </w:p>
         </w:tc>
@@ -711,7 +711,7 @@
                 <w:color w:val="000000"/>
                 <w:sz w:val="16"/>
               </w:rPr>
-              <w:t>218A</w:t>
+              <w:t>217A</w:t>
             </w:r>
           </w:p>
         </w:tc>
@@ -731,7 +731,7 @@
                 <w:color w:val="000000"/>
                 <w:sz w:val="16"/>
               </w:rPr>
-              <w:t>2</w:t>
+              <w:t>3</w:t>
             </w:r>
           </w:p>
         </w:tc>
@@ -751,7 +751,7 @@
                 <w:color w:val="000000"/>
                 <w:sz w:val="16"/>
               </w:rPr>
-              <w:t>3</w:t>
+              <w:t>4</w:t>
             </w:r>
           </w:p>
         </w:tc>
@@ -791,7 +791,7 @@
                 <w:color w:val="000000"/>
                 <w:sz w:val="16"/>
               </w:rPr>
-              <w:t>6</w:t>
+              <w:t>8</w:t>
             </w:r>
           </w:p>
         </w:tc>
@@ -811,7 +811,7 @@
                 <w:color w:val="000000"/>
                 <w:sz w:val="16"/>
               </w:rPr>
-              <w:t>90</w:t>
+              <w:t>96</w:t>
             </w:r>
           </w:p>
         </w:tc>
@@ -873,7 +873,7 @@
                 <w:color w:val="000000"/>
                 <w:sz w:val="16"/>
               </w:rPr>
-              <w:t>3</w:t>
+              <w:t>4</w:t>
             </w:r>
           </w:p>
         </w:tc>
@@ -933,7 +933,7 @@
                 <w:color w:val="000000"/>
                 <w:sz w:val="16"/>
               </w:rPr>
-              <w:t>6</w:t>
+              <w:t>7</w:t>
             </w:r>
           </w:p>
         </w:tc>
@@ -953,7 +953,7 @@
                 <w:color w:val="000000"/>
                 <w:sz w:val="16"/>
               </w:rPr>
-              <w:t>80</w:t>
+              <w:t>88</w:t>
             </w:r>
           </w:p>
         </w:tc>
@@ -995,7 +995,7 @@
                 <w:color w:val="000000"/>
                 <w:sz w:val="16"/>
               </w:rPr>
-              <w:t>219</w:t>
+              <w:t>218B</w:t>
             </w:r>
           </w:p>
         </w:tc>
@@ -1015,6 +1015,46 @@
                 <w:color w:val="000000"/>
                 <w:sz w:val="16"/>
               </w:rPr>
+              <w:t>4</w:t>
+            </w:r>
+          </w:p>
+        </w:tc>
+        <w:tc>
+          <w:tcPr>
+            <w:tcW w:type="dxa" w:w="1263"/>
+            <w:vAlign w:val="center"/>
+            <w:shd w:fill="FFFFFF"/>
+          </w:tcPr>
+          <w:p>
+            <w:pPr>
+              <w:spacing w:after="0"/>
+              <w:jc w:val="left"/>
+            </w:pPr>
+            <w:r>
+              <w:rPr>
+                <w:color w:val="000000"/>
+                <w:sz w:val="16"/>
+              </w:rPr>
+              <w:t>2</w:t>
+            </w:r>
+          </w:p>
+        </w:tc>
+        <w:tc>
+          <w:tcPr>
+            <w:tcW w:type="dxa" w:w="1263"/>
+            <w:vAlign w:val="center"/>
+            <w:shd w:fill="FFFFFF"/>
+          </w:tcPr>
+          <w:p>
+            <w:pPr>
+              <w:spacing w:after="0"/>
+              <w:jc w:val="left"/>
+            </w:pPr>
+            <w:r>
+              <w:rPr>
+                <w:color w:val="000000"/>
+                <w:sz w:val="16"/>
+              </w:rPr>
               <w:t>1</w:t>
             </w:r>
           </w:p>
@@ -1035,7 +1075,7 @@
                 <w:color w:val="000000"/>
                 <w:sz w:val="16"/>
               </w:rPr>
-              <w:t>4</w:t>
+              <w:t>7</w:t>
             </w:r>
           </w:p>
         </w:tc>
@@ -1055,47 +1095,7 @@
                 <w:color w:val="000000"/>
                 <w:sz w:val="16"/>
               </w:rPr>
-              <w:t>1</w:t>
-            </w:r>
-          </w:p>
-        </w:tc>
-        <w:tc>
-          <w:tcPr>
-            <w:tcW w:type="dxa" w:w="1263"/>
-            <w:vAlign w:val="center"/>
-            <w:shd w:fill="FFFFFF"/>
-          </w:tcPr>
-          <w:p>
-            <w:pPr>
-              <w:spacing w:after="0"/>
-              <w:jc w:val="left"/>
-            </w:pPr>
-            <w:r>
-              <w:rPr>
-                <w:color w:val="000000"/>
-                <w:sz w:val="16"/>
-              </w:rPr>
-              <w:t>6</w:t>
-            </w:r>
-          </w:p>
-        </w:tc>
-        <w:tc>
-          <w:tcPr>
-            <w:tcW w:type="dxa" w:w="1263"/>
-            <w:vAlign w:val="center"/>
-            <w:shd w:fill="FFFFFF"/>
-          </w:tcPr>
-          <w:p>
-            <w:pPr>
-              <w:spacing w:after="0"/>
-              <w:jc w:val="left"/>
-            </w:pPr>
-            <w:r>
-              <w:rPr>
-                <w:color w:val="000000"/>
-                <w:sz w:val="16"/>
-              </w:rPr>
-              <w:t>72</w:t>
+              <w:t>78</w:t>
             </w:r>
           </w:p>
         </w:tc>
@@ -1137,7 +1137,7 @@
                 <w:color w:val="000000"/>
                 <w:sz w:val="16"/>
               </w:rPr>
-              <w:t>221C</w:t>
+              <w:t>219</w:t>
             </w:r>
           </w:p>
         </w:tc>
@@ -1197,7 +1197,7 @@
                 <w:color w:val="000000"/>
                 <w:sz w:val="16"/>
               </w:rPr>
-              <w:t>0</w:t>
+              <w:t>2</w:t>
             </w:r>
           </w:p>
         </w:tc>
@@ -1217,7 +1217,7 @@
                 <w:color w:val="000000"/>
                 <w:sz w:val="16"/>
               </w:rPr>
-              <w:t>5</w:t>
+              <w:t>7</w:t>
             </w:r>
           </w:p>
         </w:tc>
@@ -1237,7 +1237,7 @@
                 <w:color w:val="000000"/>
                 <w:sz w:val="16"/>
               </w:rPr>
-              <w:t>70</w:t>
+              <w:t>76</w:t>
             </w:r>
           </w:p>
         </w:tc>
@@ -1299,7 +1299,7 @@
                 <w:color w:val="000000"/>
                 <w:sz w:val="16"/>
               </w:rPr>
-              <w:t>3</w:t>
+              <w:t>5</w:t>
             </w:r>
           </w:p>
         </w:tc>
@@ -1319,7 +1319,7 @@
                 <w:color w:val="000000"/>
                 <w:sz w:val="16"/>
               </w:rPr>
-              <w:t>0</w:t>
+              <w:t>1</w:t>
             </w:r>
           </w:p>
         </w:tc>
@@ -1339,7 +1339,7 @@
                 <w:color w:val="000000"/>
                 <w:sz w:val="16"/>
               </w:rPr>
-              <w:t>2</w:t>
+              <w:t>1</w:t>
             </w:r>
           </w:p>
         </w:tc>
@@ -1359,7 +1359,7 @@
                 <w:color w:val="000000"/>
                 <w:sz w:val="16"/>
               </w:rPr>
-              <w:t>5</w:t>
+              <w:t>7</w:t>
             </w:r>
           </w:p>
         </w:tc>
@@ -1379,7 +1379,7 @@
                 <w:color w:val="000000"/>
                 <w:sz w:val="16"/>
               </w:rPr>
-              <w:t>56</w:t>
+              <w:t>72</w:t>
             </w:r>
           </w:p>
         </w:tc>
@@ -1421,7 +1421,7 @@
                 <w:color w:val="000000"/>
                 <w:sz w:val="16"/>
               </w:rPr>
-              <w:t>215A</w:t>
+              <w:t>215C</w:t>
             </w:r>
           </w:p>
         </w:tc>
@@ -1461,7 +1461,7 @@
                 <w:color w:val="000000"/>
                 <w:sz w:val="16"/>
               </w:rPr>
-              <w:t>0</w:t>
+              <w:t>1</w:t>
             </w:r>
           </w:p>
         </w:tc>
@@ -1481,7 +1481,7 @@
                 <w:color w:val="000000"/>
                 <w:sz w:val="16"/>
               </w:rPr>
-              <w:t>0</w:t>
+              <w:t>1</w:t>
             </w:r>
           </w:p>
         </w:tc>
@@ -1501,7 +1501,7 @@
                 <w:color w:val="000000"/>
                 <w:sz w:val="16"/>
               </w:rPr>
-              <w:t>4</w:t>
+              <w:t>6</w:t>
             </w:r>
           </w:p>
         </w:tc>
@@ -1521,7 +1521,7 @@
                 <w:color w:val="000000"/>
                 <w:sz w:val="16"/>
               </w:rPr>
-              <w:t>60</w:t>
+              <w:t>72</w:t>
             </w:r>
           </w:p>
         </w:tc>
@@ -1563,7 +1563,7 @@
                 <w:color w:val="000000"/>
                 <w:sz w:val="16"/>
               </w:rPr>
-              <w:t>215B</w:t>
+              <w:t>215A</w:t>
             </w:r>
           </w:p>
         </w:tc>
@@ -1583,7 +1583,7 @@
                 <w:color w:val="000000"/>
                 <w:sz w:val="16"/>
               </w:rPr>
-              <w:t>2</w:t>
+              <w:t>5</w:t>
             </w:r>
           </w:p>
         </w:tc>
@@ -1623,7 +1623,7 @@
                 <w:color w:val="000000"/>
                 <w:sz w:val="16"/>
               </w:rPr>
-              <w:t>2</w:t>
+              <w:t>0</w:t>
             </w:r>
           </w:p>
         </w:tc>
@@ -1643,7 +1643,7 @@
                 <w:color w:val="000000"/>
                 <w:sz w:val="16"/>
               </w:rPr>
-              <w:t>4</w:t>
+              <w:t>5</w:t>
             </w:r>
           </w:p>
         </w:tc>
@@ -1663,7 +1663,7 @@
                 <w:color w:val="000000"/>
                 <w:sz w:val="16"/>
               </w:rPr>
-              <w:t>52</w:t>
+              <w:t>62</w:t>
             </w:r>
           </w:p>
         </w:tc>
@@ -1725,7 +1725,7 @@
                 <w:color w:val="000000"/>
                 <w:sz w:val="16"/>
               </w:rPr>
-              <w:t>0</w:t>
+              <w:t>1</w:t>
             </w:r>
           </w:p>
         </w:tc>
@@ -1745,7 +1745,7 @@
                 <w:color w:val="000000"/>
                 <w:sz w:val="16"/>
               </w:rPr>
-              <w:t>2</w:t>
+              <w:t>1</w:t>
             </w:r>
           </w:p>
         </w:tc>
@@ -1867,7 +1867,7 @@
                 <w:color w:val="000000"/>
                 <w:sz w:val="16"/>
               </w:rPr>
-              <w:t>24</w:t>
+              <w:t>41</w:t>
             </w:r>
           </w:p>
         </w:tc>
@@ -1887,7 +1887,7 @@
                 <w:color w:val="000000"/>
                 <w:sz w:val="16"/>
               </w:rPr>
-              <w:t>22</w:t>
+              <w:t>23</w:t>
             </w:r>
           </w:p>
         </w:tc>
@@ -1907,7 +1907,7 @@
                 <w:color w:val="000000"/>
                 <w:sz w:val="16"/>
               </w:rPr>
-              <w:t>13</w:t>
+              <w:t>16</w:t>
             </w:r>
           </w:p>
         </w:tc>
@@ -1927,7 +1927,7 @@
                 <w:color w:val="000000"/>
                 <w:sz w:val="16"/>
               </w:rPr>
-              <w:t>59</w:t>
+              <w:t>80</w:t>
             </w:r>
           </w:p>
         </w:tc>
@@ -1947,7 +1947,7 @@
                 <w:color w:val="000000"/>
                 <w:sz w:val="16"/>
               </w:rPr>
-              <w:t>796</w:t>
+              <w:t>932</w:t>
             </w:r>
           </w:p>
         </w:tc>
@@ -2010,7 +2010,7 @@
       <w:r>
         <w:drawing>
           <wp:inline xmlns:a="http://schemas.openxmlformats.org/drawingml/2006/main" xmlns:pic="http://schemas.openxmlformats.org/drawingml/2006/picture">
-            <wp:extent cx="5612130" cy="10131795"/>
+            <wp:extent cx="5612130" cy="8938792"/>
             <wp:docPr id="1" name="Picture 1"/>
             <wp:cNvGraphicFramePr>
               <a:graphicFrameLocks noChangeAspect="1"/>
@@ -2031,7 +2031,7 @@
                   <pic:spPr>
                     <a:xfrm>
                       <a:off x="0" y="0"/>
-                      <a:ext cx="5612130" cy="10131795"/>
+                      <a:ext cx="5612130" cy="8938792"/>
                     </a:xfrm>
                     <a:prstGeom prst="rect"/>
                   </pic:spPr>
@@ -2187,7 +2187,7 @@
                 <w:color w:val="000000"/>
                 <w:sz w:val="16"/>
               </w:rPr>
-              <w:t>217A</w:t>
+              <w:t>215B</w:t>
             </w:r>
           </w:p>
         </w:tc>
@@ -2227,7 +2227,7 @@
                 <w:color w:val="000000"/>
                 <w:sz w:val="16"/>
               </w:rPr>
-              <w:t>Av. Américo Vespucio &amp; Pje. Capricornio</w:t>
+              <w:t>Av. Longitudinal &amp; Parque De Los Reyes</w:t>
             </w:r>
           </w:p>
         </w:tc>
@@ -2269,7 +2269,7 @@
                 <w:color w:val="000000"/>
                 <w:sz w:val="16"/>
               </w:rPr>
-              <w:t>217A</w:t>
+              <w:t>215B</w:t>
             </w:r>
           </w:p>
         </w:tc>
@@ -2309,7 +2309,7 @@
                 <w:color w:val="000000"/>
                 <w:sz w:val="16"/>
               </w:rPr>
-              <w:t>Av. Segunda Transversal &amp; Luis Gandarillas</w:t>
+              <w:t>Av. El Descanso &amp; Pje. Parque Agustinas</w:t>
             </w:r>
           </w:p>
         </w:tc>
@@ -2329,7 +2329,7 @@
                 <w:color w:val="000000"/>
                 <w:sz w:val="16"/>
               </w:rPr>
-              <w:t>Robo en lugar habitado</w:t>
+              <w:t>Robos violentos</w:t>
             </w:r>
           </w:p>
         </w:tc>
@@ -2351,7 +2351,7 @@
                 <w:color w:val="000000"/>
                 <w:sz w:val="16"/>
               </w:rPr>
-              <w:t>217A</w:t>
+              <w:t>215B</w:t>
             </w:r>
           </w:p>
         </w:tc>
@@ -2391,7 +2391,7 @@
                 <w:color w:val="000000"/>
                 <w:sz w:val="16"/>
               </w:rPr>
-              <w:t>1 Sur &amp; Pdte. Kennedy</w:t>
+              <w:t>Coronel Francisco Montes &amp; Parque El Golf Norte</w:t>
             </w:r>
           </w:p>
         </w:tc>
@@ -2411,7 +2411,7 @@
                 <w:color w:val="000000"/>
                 <w:sz w:val="16"/>
               </w:rPr>
-              <w:t>Robo en lugar habitado</w:t>
+              <w:t>Robos violentos</w:t>
             </w:r>
           </w:p>
         </w:tc>
@@ -2433,7 +2433,7 @@
                 <w:color w:val="000000"/>
                 <w:sz w:val="16"/>
               </w:rPr>
-              <w:t>217A</w:t>
+              <w:t>215B</w:t>
             </w:r>
           </w:p>
         </w:tc>
@@ -2473,7 +2473,7 @@
                 <w:color w:val="000000"/>
                 <w:sz w:val="16"/>
               </w:rPr>
-              <w:t>José Miguel Carrera &amp; Pje. Cazadores</w:t>
+              <w:t>Parque El Golf Norte &amp; Pje. Jorge Guillen</w:t>
             </w:r>
           </w:p>
         </w:tc>
@@ -2515,7 +2515,7 @@
                 <w:color w:val="000000"/>
                 <w:sz w:val="16"/>
               </w:rPr>
-              <w:t>217A</w:t>
+              <w:t>215B</w:t>
             </w:r>
           </w:p>
         </w:tc>
@@ -2555,7 +2555,7 @@
                 <w:color w:val="000000"/>
                 <w:sz w:val="16"/>
               </w:rPr>
-              <w:t>El Canelo &amp; Gastón Palma</w:t>
+              <w:t>Jacinto Benavente &amp; Tirso De Molina</w:t>
             </w:r>
           </w:p>
         </w:tc>
@@ -2575,7 +2575,7 @@
                 <w:color w:val="000000"/>
                 <w:sz w:val="16"/>
               </w:rPr>
-              <w:t>Robo en lugar habitado</w:t>
+              <w:t>Robos violentos</w:t>
             </w:r>
           </w:p>
         </w:tc>
@@ -2597,7 +2597,7 @@
                 <w:color w:val="000000"/>
                 <w:sz w:val="16"/>
               </w:rPr>
-              <w:t>217A</w:t>
+              <w:t>215B</w:t>
             </w:r>
           </w:p>
         </w:tc>
@@ -2637,7 +2637,7 @@
                 <w:color w:val="000000"/>
                 <w:sz w:val="16"/>
               </w:rPr>
-              <w:t>Pje. Edith &amp; Rafael Riesco</w:t>
+              <w:t>Av. El Descanso &amp; San Juan De La Cruz</w:t>
             </w:r>
           </w:p>
         </w:tc>
@@ -2682,7 +2682,7 @@
                 <w:color w:val="000000"/>
                 <w:sz w:val="16"/>
               </w:rPr>
-              <w:t>218A</w:t>
+              <w:t>217A</w:t>
             </w:r>
           </w:p>
         </w:tc>
@@ -2728,7 +2728,7 @@
                 <w:color w:val="000000"/>
                 <w:sz w:val="16"/>
               </w:rPr>
-              <w:t>Argentina &amp; Manuel Rodríguez</w:t>
+              <w:t>Av. Américo Vespucio &amp; Pje. Capricornio</w:t>
             </w:r>
           </w:p>
         </w:tc>
@@ -2751,7 +2751,7 @@
                 <w:color w:val="000000"/>
                 <w:sz w:val="16"/>
               </w:rPr>
-              <w:t>Robo en lugar habitado</w:t>
+              <w:t>Alcohol y drogas en vía pública</w:t>
             </w:r>
           </w:p>
         </w:tc>
@@ -2773,7 +2773,7 @@
                 <w:color w:val="000000"/>
                 <w:sz w:val="16"/>
               </w:rPr>
-              <w:t>218A</w:t>
+              <w:t>217A</w:t>
             </w:r>
           </w:p>
         </w:tc>
@@ -2813,7 +2813,7 @@
                 <w:color w:val="000000"/>
                 <w:sz w:val="16"/>
               </w:rPr>
-              <w:t>Pje. Chacarillas &amp; Pje. La Vertientes</w:t>
+              <w:t>Av. Américo Vespucio &amp; Mateo De Toro Y Zambrano</w:t>
             </w:r>
           </w:p>
         </w:tc>
@@ -2855,7 +2855,7 @@
                 <w:color w:val="000000"/>
                 <w:sz w:val="16"/>
               </w:rPr>
-              <w:t>218A</w:t>
+              <w:t>217A</w:t>
             </w:r>
           </w:p>
         </w:tc>
@@ -2895,7 +2895,7 @@
                 <w:color w:val="000000"/>
                 <w:sz w:val="16"/>
               </w:rPr>
-              <w:t>Alberto Pérez Rodríguez &amp; Av. La Farfana</w:t>
+              <w:t>El Canelo &amp; Gastón Palma</w:t>
             </w:r>
           </w:p>
         </w:tc>
@@ -2937,7 +2937,7 @@
                 <w:color w:val="000000"/>
                 <w:sz w:val="16"/>
               </w:rPr>
-              <w:t>218A</w:t>
+              <w:t>217A</w:t>
             </w:r>
           </w:p>
         </w:tc>
@@ -2977,7 +2977,7 @@
                 <w:color w:val="000000"/>
                 <w:sz w:val="16"/>
               </w:rPr>
-              <w:t>Blanco Encalada &amp; Pje. Calbuco</w:t>
+              <w:t>Av. Segunda Transversal &amp; Luis Gandarillas</w:t>
             </w:r>
           </w:p>
         </w:tc>
@@ -2997,7 +2997,7 @@
                 <w:color w:val="000000"/>
                 <w:sz w:val="16"/>
               </w:rPr>
-              <w:t>Robos violentos</w:t>
+              <w:t>Robo en lugar habitado</w:t>
             </w:r>
           </w:p>
         </w:tc>
@@ -3019,7 +3019,7 @@
                 <w:color w:val="000000"/>
                 <w:sz w:val="16"/>
               </w:rPr>
-              <w:t>218A</w:t>
+              <w:t>217A</w:t>
             </w:r>
           </w:p>
         </w:tc>
@@ -3059,7 +3059,7 @@
                 <w:color w:val="000000"/>
                 <w:sz w:val="16"/>
               </w:rPr>
-              <w:t>El Porvenir &amp; Pje. Kilimanjaro</w:t>
+              <w:t>Kayu &amp; Pdte. Kennedy</w:t>
             </w:r>
           </w:p>
         </w:tc>
@@ -3079,7 +3079,7 @@
                 <w:color w:val="000000"/>
                 <w:sz w:val="16"/>
               </w:rPr>
-              <w:t>Alcohol y drogas en vía pública</w:t>
+              <w:t>Robo en lugar habitado</w:t>
             </w:r>
           </w:p>
         </w:tc>
@@ -3101,7 +3101,7 @@
                 <w:color w:val="000000"/>
                 <w:sz w:val="16"/>
               </w:rPr>
-              <w:t>218A</w:t>
+              <w:t>217A</w:t>
             </w:r>
           </w:p>
         </w:tc>
@@ -3141,7 +3141,7 @@
                 <w:color w:val="000000"/>
                 <w:sz w:val="16"/>
               </w:rPr>
-              <w:t>Chacabuco &amp; Gral. Las Heras</w:t>
+              <w:t>Pje. Edith &amp; Rafael Riesco</w:t>
             </w:r>
           </w:p>
         </w:tc>
@@ -3161,7 +3161,7 @@
                 <w:color w:val="000000"/>
                 <w:sz w:val="16"/>
               </w:rPr>
-              <w:t>Robo en lugar habitado</w:t>
+              <w:t>Robos violentos</w:t>
             </w:r>
           </w:p>
         </w:tc>
@@ -3186,7 +3186,7 @@
                 <w:color w:val="000000"/>
                 <w:sz w:val="16"/>
               </w:rPr>
-              <w:t>218B</w:t>
+              <w:t>218A</w:t>
             </w:r>
           </w:p>
         </w:tc>
@@ -3232,7 +3232,7 @@
                 <w:color w:val="000000"/>
                 <w:sz w:val="16"/>
               </w:rPr>
-              <w:t>Pje. Las Artes &amp; Pje. Los Españoles</w:t>
+              <w:t>Blanco Encalada &amp; Pje. Calbuco</w:t>
             </w:r>
           </w:p>
         </w:tc>
@@ -3277,7 +3277,7 @@
                 <w:color w:val="000000"/>
                 <w:sz w:val="16"/>
               </w:rPr>
-              <w:t>218B</w:t>
+              <w:t>218A</w:t>
             </w:r>
           </w:p>
         </w:tc>
@@ -3317,7 +3317,7 @@
                 <w:color w:val="000000"/>
                 <w:sz w:val="16"/>
               </w:rPr>
-              <w:t>Av. Sur &amp; Pje. Los Diaguitas</w:t>
+              <w:t>Argentina &amp; Pje. Argentina</w:t>
             </w:r>
           </w:p>
         </w:tc>
@@ -3337,7 +3337,7 @@
                 <w:color w:val="000000"/>
                 <w:sz w:val="16"/>
               </w:rPr>
-              <w:t>Alcohol y drogas en vía pública</w:t>
+              <w:t>Robo en lugar habitado</w:t>
             </w:r>
           </w:p>
         </w:tc>
@@ -3359,7 +3359,7 @@
                 <w:color w:val="000000"/>
                 <w:sz w:val="16"/>
               </w:rPr>
-              <w:t>218B</w:t>
+              <w:t>218A</w:t>
             </w:r>
           </w:p>
         </w:tc>
@@ -3399,7 +3399,7 @@
                 <w:color w:val="000000"/>
                 <w:sz w:val="16"/>
               </w:rPr>
-              <w:t>Av. Sur &amp; La Fortuna</w:t>
+              <w:t>Av. De La Victoria &amp; Pje. Los Andes</w:t>
             </w:r>
           </w:p>
         </w:tc>
@@ -3441,7 +3441,7 @@
                 <w:color w:val="000000"/>
                 <w:sz w:val="16"/>
               </w:rPr>
-              <w:t>218B</w:t>
+              <w:t>218A</w:t>
             </w:r>
           </w:p>
         </w:tc>
@@ -3481,7 +3481,7 @@
                 <w:color w:val="000000"/>
                 <w:sz w:val="16"/>
               </w:rPr>
-              <w:t>El Carmen &amp; Huáscar</w:t>
+              <w:t>Miraflores &amp; Pje. Pastoral</w:t>
             </w:r>
           </w:p>
         </w:tc>
@@ -3501,7 +3501,7 @@
                 <w:color w:val="000000"/>
                 <w:sz w:val="16"/>
               </w:rPr>
-              <w:t>Robos violentos</w:t>
+              <w:t>Alcohol y drogas en vía pública</w:t>
             </w:r>
           </w:p>
         </w:tc>
@@ -3523,7 +3523,7 @@
                 <w:color w:val="000000"/>
                 <w:sz w:val="16"/>
               </w:rPr>
-              <w:t>218B</w:t>
+              <w:t>218A</w:t>
             </w:r>
           </w:p>
         </w:tc>
@@ -3563,7 +3563,7 @@
                 <w:color w:val="000000"/>
                 <w:sz w:val="16"/>
               </w:rPr>
-              <w:t>Camino A Rinconada &amp; Corredor Transantiago 5 De Abril</w:t>
+              <w:t>Libertad &amp; República</w:t>
             </w:r>
           </w:p>
         </w:tc>
@@ -3605,7 +3605,7 @@
                 <w:color w:val="000000"/>
                 <w:sz w:val="16"/>
               </w:rPr>
-              <w:t>218B</w:t>
+              <w:t>218A</w:t>
             </w:r>
           </w:p>
         </w:tc>
@@ -3645,7 +3645,7 @@
                 <w:color w:val="000000"/>
                 <w:sz w:val="16"/>
               </w:rPr>
-              <w:t>Del Rey &amp; José Manuel Borgoño</w:t>
+              <w:t>Chacabuco &amp; Gral. Las Heras</w:t>
             </w:r>
           </w:p>
         </w:tc>
@@ -3665,7 +3665,7 @@
                 <w:color w:val="000000"/>
                 <w:sz w:val="16"/>
               </w:rPr>
-              <w:t>Robo en lugar habitado</w:t>
+              <w:t>Robos violentos</w:t>
             </w:r>
           </w:p>
         </w:tc>
@@ -3821,7 +3821,7 @@
                 <w:color w:val="000000"/>
                 <w:sz w:val="16"/>
               </w:rPr>
-              <w:t>El Conquistador &amp; Pje. 1</w:t>
+              <w:t>Av. Sur &amp; Pje. Río Clarillo</w:t>
             </w:r>
           </w:p>
         </w:tc>
@@ -3903,7 +3903,7 @@
                 <w:color w:val="000000"/>
                 <w:sz w:val="16"/>
               </w:rPr>
-              <w:t>La Galaxia &amp; Pje. Vía Láctea</w:t>
+              <w:t>Av. 4 Poniente &amp; Av. Sur</w:t>
             </w:r>
           </w:p>
         </w:tc>
@@ -3985,7 +3985,7 @@
                 <w:color w:val="000000"/>
                 <w:sz w:val="16"/>
               </w:rPr>
-              <w:t>Los Asteroides &amp; Pje. Los Cometas</w:t>
+              <w:t>La Galaxia &amp; Pje. Comas Solas</w:t>
             </w:r>
           </w:p>
         </w:tc>
@@ -4005,7 +4005,7 @@
                 <w:color w:val="000000"/>
                 <w:sz w:val="16"/>
               </w:rPr>
-              <w:t>Robos violentos</w:t>
+              <w:t>Alcohol y drogas en vía pública</w:t>
             </w:r>
           </w:p>
         </w:tc>
@@ -4067,7 +4067,7 @@
                 <w:color w:val="000000"/>
                 <w:sz w:val="16"/>
               </w:rPr>
-              <w:t>Av. Sur &amp; Pje. Río Clarillo</w:t>
+              <w:t>Pje. Catón &amp; Pje. Teócrito</w:t>
             </w:r>
           </w:p>
         </w:tc>
@@ -4149,7 +4149,7 @@
                 <w:color w:val="000000"/>
                 <w:sz w:val="16"/>
               </w:rPr>
-              <w:t>La Galaxia &amp; Pje. Comas Solas</w:t>
+              <w:t>La Galaxia &amp; Pje. Andrómeda</w:t>
             </w:r>
           </w:p>
         </w:tc>
@@ -4169,7 +4169,7 @@
                 <w:color w:val="000000"/>
                 <w:sz w:val="16"/>
               </w:rPr>
-              <w:t>Alcohol y drogas en vía pública</w:t>
+              <w:t>Robos violentos</w:t>
             </w:r>
           </w:p>
         </w:tc>
@@ -4240,7 +4240,7 @@
                 <w:color w:val="000000"/>
                 <w:sz w:val="16"/>
               </w:rPr>
-              <w:t>Alaska &amp; Bonaire</w:t>
+              <w:t>Pje. Mirador De San Martín &amp; Pje. Polvo Estelar</w:t>
             </w:r>
           </w:p>
         </w:tc>
@@ -4263,7 +4263,7 @@
                 <w:color w:val="000000"/>
                 <w:sz w:val="16"/>
               </w:rPr>
-              <w:t>Robos violentos</w:t>
+              <w:t>Robo en lugar habitado</w:t>
             </w:r>
           </w:p>
         </w:tc>
@@ -4407,7 +4407,7 @@
                 <w:color w:val="000000"/>
                 <w:sz w:val="16"/>
               </w:rPr>
-              <w:t>Pje. Malguín &amp; Pje. Molco</w:t>
+              <w:t>Alaska &amp; Bonaire</w:t>
             </w:r>
           </w:p>
         </w:tc>
@@ -4427,7 +4427,7 @@
                 <w:color w:val="000000"/>
                 <w:sz w:val="16"/>
               </w:rPr>
-              <w:t>Robo en lugar habitado</w:t>
+              <w:t>Robos violentos</w:t>
             </w:r>
           </w:p>
         </w:tc>
@@ -4489,7 +4489,7 @@
                 <w:color w:val="000000"/>
                 <w:sz w:val="16"/>
               </w:rPr>
-              <w:t>Av. Segunda Transversal &amp; Caribú</w:t>
+              <w:t>Las Golondrinas Poniente &amp; San Genaro</w:t>
             </w:r>
           </w:p>
         </w:tc>
@@ -4571,7 +4571,7 @@
                 <w:color w:val="000000"/>
                 <w:sz w:val="16"/>
               </w:rPr>
-              <w:t>Pje. Enrique Meiggs &amp; Pje. Puerto Cárdenas</w:t>
+              <w:t>Pje. Malguín &amp; Pje. Molco</w:t>
             </w:r>
           </w:p>
         </w:tc>
@@ -4855,7 +4855,7 @@
                 <w:color w:val="000000"/>
                 <w:sz w:val="16"/>
               </w:rPr>
-              <w:t>Av. Américo Vespucio &amp; Av. Arquitecto Hugo Bravo</w:t>
+              <w:t>Av. Américo Vespucio &amp; Werner Von Braun</w:t>
             </w:r>
           </w:p>
         </w:tc>
@@ -4937,7 +4937,7 @@
                 <w:color w:val="000000"/>
                 <w:sz w:val="16"/>
               </w:rPr>
-              <w:t>Av. Arquitecto Hugo Bravo &amp; Av. Longitudinal</w:t>
+              <w:t>Av. Américo Vespucio &amp; Av. Los Pajaritos</w:t>
             </w:r>
           </w:p>
         </w:tc>
@@ -5019,89 +5019,7 @@
                 <w:color w:val="000000"/>
                 <w:sz w:val="16"/>
               </w:rPr>
-              <w:t>Pje. René Silva Espejo &amp; Werner Von Braun</w:t>
-            </w:r>
-          </w:p>
-        </w:tc>
-        <w:tc>
-          <w:tcPr>
-            <w:tcW w:type="dxa" w:w="2952"/>
-            <w:vAlign w:val="center"/>
-            <w:shd w:fill="FFFFFF"/>
-          </w:tcPr>
-          <w:p>
-            <w:pPr>
-              <w:spacing w:after="0"/>
-              <w:jc w:val="left"/>
-            </w:pPr>
-            <w:r>
-              <w:rPr>
-                <w:color w:val="000000"/>
-                <w:sz w:val="16"/>
-              </w:rPr>
-              <w:t>Robos violentos</w:t>
-            </w:r>
-          </w:p>
-        </w:tc>
-      </w:tr>
-      <w:tr>
-        <w:tc>
-          <w:tcPr>
-            <w:tcW w:type="dxa" w:w="1037"/>
-            <w:vAlign w:val="center"/>
-            <w:shd w:fill="FFFFFF"/>
-          </w:tcPr>
-          <w:p>
-            <w:pPr>
-              <w:spacing w:after="0"/>
-              <w:jc w:val="left"/>
-            </w:pPr>
-            <w:r>
-              <w:rPr>
-                <w:color w:val="000000"/>
-                <w:sz w:val="16"/>
-              </w:rPr>
-              <w:t>215A</w:t>
-            </w:r>
-          </w:p>
-        </w:tc>
-        <w:tc>
-          <w:tcPr>
-            <w:tcW w:type="dxa" w:w="662"/>
-            <w:vAlign w:val="center"/>
-            <w:shd w:fill="FFFFFF"/>
-          </w:tcPr>
-          <w:p>
-            <w:pPr>
-              <w:spacing w:after="0"/>
-              <w:jc w:val="left"/>
-            </w:pPr>
-            <w:r>
-              <w:rPr>
-                <w:color w:val="000000"/>
-                <w:sz w:val="16"/>
-              </w:rPr>
-              <w:t>4</w:t>
-            </w:r>
-          </w:p>
-        </w:tc>
-        <w:tc>
-          <w:tcPr>
-            <w:tcW w:type="dxa" w:w="4680"/>
-            <w:vAlign w:val="center"/>
-            <w:shd w:fill="FFFFFF"/>
-          </w:tcPr>
-          <w:p>
-            <w:pPr>
-              <w:spacing w:after="0"/>
-              <w:jc w:val="left"/>
-            </w:pPr>
-            <w:r>
-              <w:rPr>
-                <w:color w:val="000000"/>
-                <w:sz w:val="16"/>
-              </w:rPr>
-              <w:t>Av. Américo Vespucio &amp; Av. Los Pajaritos</w:t>
+              <w:t>Av. Américo Vespucio &amp; Av. Arquitecto Hugo Bravo</w:t>
             </w:r>
           </w:p>
         </w:tc>
@@ -5146,7 +5064,7 @@
                 <w:color w:val="000000"/>
                 <w:sz w:val="16"/>
               </w:rPr>
-              <w:t>215B</w:t>
+              <w:t>215C</w:t>
             </w:r>
           </w:p>
         </w:tc>
@@ -5192,7 +5110,7 @@
                 <w:color w:val="000000"/>
                 <w:sz w:val="16"/>
               </w:rPr>
-              <w:t>Av. Longitudinal &amp; Parque De Los Reyes</w:t>
+              <w:t>Av. Las Torres &amp; Pje. Manzanal</w:t>
             </w:r>
           </w:p>
         </w:tc>
@@ -5237,7 +5155,7 @@
                 <w:color w:val="000000"/>
                 <w:sz w:val="16"/>
               </w:rPr>
-              <w:t>215B</w:t>
+              <w:t>215C</w:t>
             </w:r>
           </w:p>
         </w:tc>
@@ -5277,7 +5195,7 @@
                 <w:color w:val="000000"/>
                 <w:sz w:val="16"/>
               </w:rPr>
-              <w:t>Gustavo Eiffel &amp; Pje. La Tenca</w:t>
+              <w:t>Las Brisas &amp; Pje. Escorpio</w:t>
             </w:r>
           </w:p>
         </w:tc>
@@ -5297,7 +5215,7 @@
                 <w:color w:val="000000"/>
                 <w:sz w:val="16"/>
               </w:rPr>
-              <w:t>Robos violentos</w:t>
+              <w:t>Robo en lugar habitado</w:t>
             </w:r>
           </w:p>
         </w:tc>
@@ -5319,7 +5237,7 @@
                 <w:color w:val="000000"/>
                 <w:sz w:val="16"/>
               </w:rPr>
-              <w:t>215B</w:t>
+              <w:t>215C</w:t>
             </w:r>
           </w:p>
         </w:tc>
@@ -5359,7 +5277,7 @@
                 <w:color w:val="000000"/>
                 <w:sz w:val="16"/>
               </w:rPr>
-              <w:t>Aves Del Paraíso &amp; Gustavo Eiffel</w:t>
+              <w:t>Av. Simón Bolívar &amp; Pje. Genesaret</w:t>
             </w:r>
           </w:p>
         </w:tc>
@@ -5401,7 +5319,7 @@
                 <w:color w:val="000000"/>
                 <w:sz w:val="16"/>
               </w:rPr>
-              <w:t>215B</w:t>
+              <w:t>215C</w:t>
             </w:r>
           </w:p>
         </w:tc>
@@ -5441,7 +5359,7 @@
                 <w:color w:val="000000"/>
                 <w:sz w:val="16"/>
               </w:rPr>
-              <w:t>Ministro Antorio Varas &amp; Pje. Esopo</w:t>
+              <w:t>Av. Los Pajaritos &amp; Pje. Ismael</w:t>
             </w:r>
           </w:p>
         </w:tc>
@@ -5483,7 +5401,7 @@
                 <w:color w:val="000000"/>
                 <w:sz w:val="16"/>
               </w:rPr>
-              <w:t>215B</w:t>
+              <w:t>215C</w:t>
             </w:r>
           </w:p>
         </w:tc>
@@ -5523,7 +5441,7 @@
                 <w:color w:val="000000"/>
                 <w:sz w:val="16"/>
               </w:rPr>
-              <w:t>Alfonso X &amp; Aves Del Paraíso</w:t>
+              <w:t>Corredor Transantiago Pajaritos &amp; Providencia</w:t>
             </w:r>
           </w:p>
         </w:tc>
@@ -5565,7 +5483,7 @@
                 <w:color w:val="000000"/>
                 <w:sz w:val="16"/>
               </w:rPr>
-              <w:t>215B</w:t>
+              <w:t>215C</w:t>
             </w:r>
           </w:p>
         </w:tc>
@@ -5605,7 +5523,7 @@
                 <w:color w:val="000000"/>
                 <w:sz w:val="16"/>
               </w:rPr>
-              <w:t>Butachauques &amp; Quinchao</w:t>
+              <w:t>Av. Los Pajaritos &amp; Pje. Los Apóstoles</w:t>
             </w:r>
           </w:p>
         </w:tc>
@@ -5650,7 +5568,7 @@
                 <w:color w:val="000000"/>
                 <w:sz w:val="16"/>
               </w:rPr>
-              <w:t>219</w:t>
+              <w:t>218B</w:t>
             </w:r>
           </w:p>
         </w:tc>
@@ -5696,7 +5614,7 @@
                 <w:color w:val="000000"/>
                 <w:sz w:val="16"/>
               </w:rPr>
-              <w:t>Afrodita &amp; Minerva</w:t>
+              <w:t>Del Rey &amp; Pje. Hércules</w:t>
             </w:r>
           </w:p>
         </w:tc>
@@ -5741,7 +5659,7 @@
                 <w:color w:val="000000"/>
                 <w:sz w:val="16"/>
               </w:rPr>
-              <w:t>219</w:t>
+              <w:t>218B</w:t>
             </w:r>
           </w:p>
         </w:tc>
@@ -5781,7 +5699,7 @@
                 <w:color w:val="000000"/>
                 <w:sz w:val="16"/>
               </w:rPr>
-              <w:t>Av. 3 Poniente &amp; Maipú</w:t>
+              <w:t>Camino A Rinconada &amp; Corredor Transantiago 5 De Abril</w:t>
             </w:r>
           </w:p>
         </w:tc>
@@ -5801,7 +5719,7 @@
                 <w:color w:val="000000"/>
                 <w:sz w:val="16"/>
               </w:rPr>
-              <w:t>Robo en lugar habitado</w:t>
+              <w:t>Robos violentos</w:t>
             </w:r>
           </w:p>
         </w:tc>
@@ -5823,7 +5741,7 @@
                 <w:color w:val="000000"/>
                 <w:sz w:val="16"/>
               </w:rPr>
-              <w:t>219</w:t>
+              <w:t>218B</w:t>
             </w:r>
           </w:p>
         </w:tc>
@@ -5863,7 +5781,7 @@
                 <w:color w:val="000000"/>
                 <w:sz w:val="16"/>
               </w:rPr>
-              <w:t>Av. El Olimpo &amp; Camino A Rinconada</w:t>
+              <w:t>La Placé &amp; San José</w:t>
             </w:r>
           </w:p>
         </w:tc>
@@ -5883,7 +5801,7 @@
                 <w:color w:val="000000"/>
                 <w:sz w:val="16"/>
               </w:rPr>
-              <w:t>Robo en lugar habitado</w:t>
+              <w:t>Robos violentos</w:t>
             </w:r>
           </w:p>
         </w:tc>
@@ -5905,7 +5823,7 @@
                 <w:color w:val="000000"/>
                 <w:sz w:val="16"/>
               </w:rPr>
-              <w:t>219</w:t>
+              <w:t>218B</w:t>
             </w:r>
           </w:p>
         </w:tc>
@@ -5945,7 +5863,7 @@
                 <w:color w:val="000000"/>
                 <w:sz w:val="16"/>
               </w:rPr>
-              <w:t>Pje. Llaima &amp; Pje. Trevira</w:t>
+              <w:t>Los Florines &amp; Sta. Elena</w:t>
             </w:r>
           </w:p>
         </w:tc>
@@ -5965,7 +5883,7 @@
                 <w:color w:val="000000"/>
                 <w:sz w:val="16"/>
               </w:rPr>
-              <w:t>Robo en lugar habitado</w:t>
+              <w:t>Robos violentos</w:t>
             </w:r>
           </w:p>
         </w:tc>
@@ -5987,7 +5905,7 @@
                 <w:color w:val="000000"/>
                 <w:sz w:val="16"/>
               </w:rPr>
-              <w:t>219</w:t>
+              <w:t>218B</w:t>
             </w:r>
           </w:p>
         </w:tc>
@@ -6027,7 +5945,7 @@
                 <w:color w:val="000000"/>
                 <w:sz w:val="16"/>
               </w:rPr>
-              <w:t>Las Tinajas &amp; Pje. Tutuquén</w:t>
+              <w:t>Av. Sur &amp; Pje. Los Diaguitas</w:t>
             </w:r>
           </w:p>
         </w:tc>
@@ -6048,88 +5966,6 @@
                 <w:sz w:val="16"/>
               </w:rPr>
               <w:t>Alcohol y drogas en vía pública</w:t>
-            </w:r>
-          </w:p>
-        </w:tc>
-      </w:tr>
-      <w:tr>
-        <w:tc>
-          <w:tcPr>
-            <w:tcW w:type="dxa" w:w="1037"/>
-            <w:vAlign w:val="center"/>
-            <w:shd w:fill="FFFFFF"/>
-          </w:tcPr>
-          <w:p>
-            <w:pPr>
-              <w:spacing w:after="0"/>
-              <w:jc w:val="left"/>
-            </w:pPr>
-            <w:r>
-              <w:rPr>
-                <w:color w:val="000000"/>
-                <w:sz w:val="16"/>
-              </w:rPr>
-              <w:t>219</w:t>
-            </w:r>
-          </w:p>
-        </w:tc>
-        <w:tc>
-          <w:tcPr>
-            <w:tcW w:type="dxa" w:w="662"/>
-            <w:vAlign w:val="center"/>
-            <w:shd w:fill="FFFFFF"/>
-          </w:tcPr>
-          <w:p>
-            <w:pPr>
-              <w:spacing w:after="0"/>
-              <w:jc w:val="left"/>
-            </w:pPr>
-            <w:r>
-              <w:rPr>
-                <w:color w:val="000000"/>
-                <w:sz w:val="16"/>
-              </w:rPr>
-              <w:t>6</w:t>
-            </w:r>
-          </w:p>
-        </w:tc>
-        <w:tc>
-          <w:tcPr>
-            <w:tcW w:type="dxa" w:w="4680"/>
-            <w:vAlign w:val="center"/>
-            <w:shd w:fill="FFFFFF"/>
-          </w:tcPr>
-          <w:p>
-            <w:pPr>
-              <w:spacing w:after="0"/>
-              <w:jc w:val="left"/>
-            </w:pPr>
-            <w:r>
-              <w:rPr>
-                <w:color w:val="000000"/>
-                <w:sz w:val="16"/>
-              </w:rPr>
-              <w:t>Av. Sur &amp; Pje. Renio</w:t>
-            </w:r>
-          </w:p>
-        </w:tc>
-        <w:tc>
-          <w:tcPr>
-            <w:tcW w:type="dxa" w:w="2952"/>
-            <w:vAlign w:val="center"/>
-            <w:shd w:fill="FFFFFF"/>
-          </w:tcPr>
-          <w:p>
-            <w:pPr>
-              <w:spacing w:after="0"/>
-              <w:jc w:val="left"/>
-            </w:pPr>
-            <w:r>
-              <w:rPr>
-                <w:color w:val="000000"/>
-                <w:sz w:val="16"/>
-              </w:rPr>
-              <w:t>Robos violentos</w:t>
             </w:r>
           </w:p>
         </w:tc>
@@ -6154,7 +5990,7 @@
                 <w:color w:val="000000"/>
                 <w:sz w:val="16"/>
               </w:rPr>
-              <w:t>221B</w:t>
+              <w:t>219</w:t>
             </w:r>
           </w:p>
         </w:tc>
@@ -6200,7 +6036,7 @@
                 <w:color w:val="000000"/>
                 <w:sz w:val="16"/>
               </w:rPr>
-              <w:t>Av. Nueva San Martín &amp; Pdte. Gabriel González Videla</w:t>
+              <w:t>Av. Sur &amp; Pje. Radón</w:t>
             </w:r>
           </w:p>
         </w:tc>
@@ -6223,7 +6059,7 @@
                 <w:color w:val="000000"/>
                 <w:sz w:val="16"/>
               </w:rPr>
-              <w:t>Alcohol y drogas en vía pública</w:t>
+              <w:t>Robos violentos</w:t>
             </w:r>
           </w:p>
         </w:tc>
@@ -6245,7 +6081,7 @@
                 <w:color w:val="000000"/>
                 <w:sz w:val="16"/>
               </w:rPr>
-              <w:t>221B</w:t>
+              <w:t>219</w:t>
             </w:r>
           </w:p>
         </w:tc>
@@ -6285,7 +6121,7 @@
                 <w:color w:val="000000"/>
                 <w:sz w:val="16"/>
               </w:rPr>
-              <w:t>Av. Alfredo Silva Carvallo &amp; Ramón Barros Luco</w:t>
+              <w:t>Av. Las Naciones &amp; Pje. Las Ursulinas</w:t>
             </w:r>
           </w:p>
         </w:tc>
@@ -6305,7 +6141,7 @@
                 <w:color w:val="000000"/>
                 <w:sz w:val="16"/>
               </w:rPr>
-              <w:t>Robos violentos</w:t>
+              <w:t>Robo en lugar habitado</w:t>
             </w:r>
           </w:p>
         </w:tc>
@@ -6327,7 +6163,7 @@
                 <w:color w:val="000000"/>
                 <w:sz w:val="16"/>
               </w:rPr>
-              <w:t>221B</w:t>
+              <w:t>219</w:t>
             </w:r>
           </w:p>
         </w:tc>
@@ -6367,7 +6203,7 @@
                 <w:color w:val="000000"/>
                 <w:sz w:val="16"/>
               </w:rPr>
-              <w:t>Av. Pdte. José Manuel Balmaceda &amp; Pje. Curalaba</w:t>
+              <w:t>Las Tinajas &amp; Pje. Tutuquén</w:t>
             </w:r>
           </w:p>
         </w:tc>
@@ -6387,7 +6223,7 @@
                 <w:color w:val="000000"/>
                 <w:sz w:val="16"/>
               </w:rPr>
-              <w:t>Robos violentos</w:t>
+              <w:t>Alcohol y drogas en vía pública</w:t>
             </w:r>
           </w:p>
         </w:tc>
@@ -6409,7 +6245,7 @@
                 <w:color w:val="000000"/>
                 <w:sz w:val="16"/>
               </w:rPr>
-              <w:t>221B</w:t>
+              <w:t>219</w:t>
             </w:r>
           </w:p>
         </w:tc>
@@ -6449,7 +6285,7 @@
                 <w:color w:val="000000"/>
                 <w:sz w:val="16"/>
               </w:rPr>
-              <w:t>Croacia &amp; Europa</w:t>
+              <w:t>José Manuel Borgoño &amp; Rey Arturo</w:t>
             </w:r>
           </w:p>
         </w:tc>
@@ -6491,7 +6327,7 @@
                 <w:color w:val="000000"/>
                 <w:sz w:val="16"/>
               </w:rPr>
-              <w:t>221B</w:t>
+              <w:t>219</w:t>
             </w:r>
           </w:p>
         </w:tc>
@@ -6531,7 +6367,7 @@
                 <w:color w:val="000000"/>
                 <w:sz w:val="16"/>
               </w:rPr>
-              <w:t>Europa &amp; Rey Cristián</w:t>
+              <w:t>Av. El Olimpo &amp; Caupolicán</w:t>
             </w:r>
           </w:p>
         </w:tc>
@@ -6551,7 +6387,7 @@
                 <w:color w:val="000000"/>
                 <w:sz w:val="16"/>
               </w:rPr>
-              <w:t>Alcohol y drogas en vía pública</w:t>
+              <w:t>Robos violentos</w:t>
             </w:r>
           </w:p>
         </w:tc>
@@ -6573,7 +6409,7 @@
                 <w:color w:val="000000"/>
                 <w:sz w:val="16"/>
               </w:rPr>
-              <w:t>221B</w:t>
+              <w:t>219</w:t>
             </w:r>
           </w:p>
         </w:tc>
@@ -6613,7 +6449,7 @@
                 <w:color w:val="000000"/>
                 <w:sz w:val="16"/>
               </w:rPr>
-              <w:t>Av. Del Ferrocarril &amp; Cerro Barón</w:t>
+              <w:t>Av. El Olimpo &amp; Libertador Bernardo O'Higgins</w:t>
             </w:r>
           </w:p>
         </w:tc>
@@ -6658,7 +6494,7 @@
                 <w:color w:val="000000"/>
                 <w:sz w:val="16"/>
               </w:rPr>
-              <w:t>221C</w:t>
+              <w:t>221B</w:t>
             </w:r>
           </w:p>
         </w:tc>
@@ -6704,7 +6540,7 @@
                 <w:color w:val="000000"/>
                 <w:sz w:val="16"/>
               </w:rPr>
-              <w:t>Av. Nueva San Martín &amp; El Cid</w:t>
+              <w:t>Europa &amp; Rey Cristián</w:t>
             </w:r>
           </w:p>
         </w:tc>
@@ -6727,7 +6563,7 @@
                 <w:color w:val="000000"/>
                 <w:sz w:val="16"/>
               </w:rPr>
-              <w:t>Robos violentos</w:t>
+              <w:t>Alcohol y drogas en vía pública</w:t>
             </w:r>
           </w:p>
         </w:tc>
@@ -6749,7 +6585,7 @@
                 <w:color w:val="000000"/>
                 <w:sz w:val="16"/>
               </w:rPr>
-              <w:t>221C</w:t>
+              <w:t>221B</w:t>
             </w:r>
           </w:p>
         </w:tc>
@@ -6789,7 +6625,7 @@
                 <w:color w:val="000000"/>
                 <w:sz w:val="16"/>
               </w:rPr>
-              <w:t>La Fortuna &amp; Pje. Eneas</w:t>
+              <w:t>Av. Alfredo Silva Carvallo &amp; Ramón Barros Luco</w:t>
             </w:r>
           </w:p>
         </w:tc>
@@ -6831,7 +6667,7 @@
                 <w:color w:val="000000"/>
                 <w:sz w:val="16"/>
               </w:rPr>
-              <w:t>221C</w:t>
+              <w:t>221B</w:t>
             </w:r>
           </w:p>
         </w:tc>
@@ -6871,7 +6707,7 @@
                 <w:color w:val="000000"/>
                 <w:sz w:val="16"/>
               </w:rPr>
-              <w:t>Los Diamantes &amp; Pje. Silvia Pinto</w:t>
+              <w:t>Cabo De Hornos &amp; Julio Verne</w:t>
             </w:r>
           </w:p>
         </w:tc>
@@ -6913,7 +6749,7 @@
                 <w:color w:val="000000"/>
                 <w:sz w:val="16"/>
               </w:rPr>
-              <w:t>221C</w:t>
+              <w:t>221B</w:t>
             </w:r>
           </w:p>
         </w:tc>
@@ -6953,7 +6789,7 @@
                 <w:color w:val="000000"/>
                 <w:sz w:val="16"/>
               </w:rPr>
-              <w:t>Andrés Amenabar Vergara &amp; Pje. Julio Cordero Bustamante</w:t>
+              <w:t>Pje. La Floresta &amp; Pje. Lago Carrera</w:t>
             </w:r>
           </w:p>
         </w:tc>
@@ -6973,7 +6809,7 @@
                 <w:color w:val="000000"/>
                 <w:sz w:val="16"/>
               </w:rPr>
-              <w:t>Robos violentos</w:t>
+              <w:t>Robo en lugar habitado</w:t>
             </w:r>
           </w:p>
         </w:tc>
@@ -6995,7 +6831,7 @@
                 <w:color w:val="000000"/>
                 <w:sz w:val="16"/>
               </w:rPr>
-              <w:t>221C</w:t>
+              <w:t>221B</w:t>
             </w:r>
           </w:p>
         </w:tc>
@@ -7035,89 +6871,7 @@
                 <w:color w:val="000000"/>
                 <w:sz w:val="16"/>
               </w:rPr>
-              <w:t>Pje. Raúl Prado &amp; Renzo Pecchenino</w:t>
-            </w:r>
-          </w:p>
-        </w:tc>
-        <w:tc>
-          <w:tcPr>
-            <w:tcW w:type="dxa" w:w="2952"/>
-            <w:vAlign w:val="center"/>
-            <w:shd w:fill="FFFFFF"/>
-          </w:tcPr>
-          <w:p>
-            <w:pPr>
-              <w:spacing w:after="0"/>
-              <w:jc w:val="left"/>
-            </w:pPr>
-            <w:r>
-              <w:rPr>
-                <w:color w:val="000000"/>
-                <w:sz w:val="16"/>
-              </w:rPr>
-              <w:t>Robo en lugar habitado</w:t>
-            </w:r>
-          </w:p>
-        </w:tc>
-      </w:tr>
-      <w:tr>
-        <w:tc>
-          <w:tcPr>
-            <w:tcW w:type="dxa" w:w="1037"/>
-            <w:vAlign w:val="center"/>
-            <w:shd w:fill="FFFFFF"/>
-          </w:tcPr>
-          <w:p>
-            <w:pPr>
-              <w:spacing w:after="0"/>
-              <w:jc w:val="left"/>
-            </w:pPr>
-            <w:r>
-              <w:rPr>
-                <w:color w:val="000000"/>
-                <w:sz w:val="16"/>
-              </w:rPr>
-              <w:t>221C</w:t>
-            </w:r>
-          </w:p>
-        </w:tc>
-        <w:tc>
-          <w:tcPr>
-            <w:tcW w:type="dxa" w:w="662"/>
-            <w:vAlign w:val="center"/>
-            <w:shd w:fill="FFFFFF"/>
-          </w:tcPr>
-          <w:p>
-            <w:pPr>
-              <w:spacing w:after="0"/>
-              <w:jc w:val="left"/>
-            </w:pPr>
-            <w:r>
-              <w:rPr>
-                <w:color w:val="000000"/>
-                <w:sz w:val="16"/>
-              </w:rPr>
-              <w:t>6</w:t>
-            </w:r>
-          </w:p>
-        </w:tc>
-        <w:tc>
-          <w:tcPr>
-            <w:tcW w:type="dxa" w:w="4680"/>
-            <w:vAlign w:val="center"/>
-            <w:shd w:fill="FFFFFF"/>
-          </w:tcPr>
-          <w:p>
-            <w:pPr>
-              <w:spacing w:after="0"/>
-              <w:jc w:val="left"/>
-            </w:pPr>
-            <w:r>
-              <w:rPr>
-                <w:color w:val="000000"/>
-                <w:sz w:val="16"/>
-              </w:rPr>
-              <w:t>Av. Los Pajaritos &amp; Sta. Marta</w:t>
+              <w:t>Av. Nueva San Martín &amp; Pdte. Gabriel González Videla</w:t>
             </w:r>
           </w:p>
         </w:tc>
@@ -7319,7 +7073,7 @@
                 <w:color w:val="000000"/>
                 <w:sz w:val="16"/>
               </w:rPr>
-              <w:t>Chacabuco &amp; Hermanos Carrera</w:t>
+              <w:t>Av. 5 De Abril &amp; Av. Esquina Blanca</w:t>
             </w:r>
           </w:p>
         </w:tc>
@@ -7339,7 +7093,7 @@
                 <w:color w:val="000000"/>
                 <w:sz w:val="16"/>
               </w:rPr>
-              <w:t>Robo en lugar habitado</w:t>
+              <w:t>Robos violentos</w:t>
             </w:r>
           </w:p>
         </w:tc>
@@ -7401,7 +7155,7 @@
                 <w:color w:val="000000"/>
                 <w:sz w:val="16"/>
               </w:rPr>
-              <w:t>Camino A Rinconada &amp; Corredor Transantiago 5 De Abril</w:t>
+              <w:t>Av. 5 De Abril &amp; Hermanos Carrera</w:t>
             </w:r>
           </w:p>
         </w:tc>
@@ -7421,7 +7175,7 @@
                 <w:color w:val="000000"/>
                 <w:sz w:val="16"/>
               </w:rPr>
-              <w:t>Robo en lugar habitado</w:t>
+              <w:t>Robos violentos</w:t>
             </w:r>
           </w:p>
         </w:tc>
@@ -7483,7 +7237,7 @@
                 <w:color w:val="000000"/>
                 <w:sz w:val="16"/>
               </w:rPr>
-              <w:t>La Colonia &amp; Nueva 2</w:t>
+              <w:t>Camino A Rinconada &amp; Corredor Transantiago 5 De Abril</w:t>
             </w:r>
           </w:p>
         </w:tc>
@@ -7503,7 +7257,7 @@
                 <w:color w:val="000000"/>
                 <w:sz w:val="16"/>
               </w:rPr>
-              <w:t>Robo en lugar habitado</w:t>
+              <w:t>Robos violentos</w:t>
             </w:r>
           </w:p>
         </w:tc>
@@ -7565,7 +7319,7 @@
                 <w:color w:val="000000"/>
                 <w:sz w:val="16"/>
               </w:rPr>
-              <w:t>Av. 5 De Abril &amp; Av. Los Pajaritos</w:t>
+              <w:t>Hermanos Carrera &amp; Maipú</w:t>
             </w:r>
           </w:p>
         </w:tc>
@@ -7647,7 +7401,7 @@
                 <w:color w:val="000000"/>
                 <w:sz w:val="16"/>
               </w:rPr>
-              <w:t>Alberto Llona &amp; Av. Esquina Blanca</w:t>
+              <w:t>Maipú &amp; Monumento</w:t>
             </w:r>
           </w:p>
         </w:tc>
@@ -7667,89 +7421,7 @@
                 <w:color w:val="000000"/>
                 <w:sz w:val="16"/>
               </w:rPr>
-              <w:t>Robo en lugar habitado</w:t>
-            </w:r>
-          </w:p>
-        </w:tc>
-      </w:tr>
-      <w:tr>
-        <w:tc>
-          <w:tcPr>
-            <w:tcW w:type="dxa" w:w="1037"/>
-            <w:vAlign w:val="center"/>
-            <w:shd w:fill="FFFFFF"/>
-          </w:tcPr>
-          <w:p>
-            <w:pPr>
-              <w:spacing w:after="0"/>
-              <w:jc w:val="left"/>
-            </w:pPr>
-            <w:r>
-              <w:rPr>
-                <w:color w:val="000000"/>
-                <w:sz w:val="16"/>
-              </w:rPr>
-              <w:t>218C</w:t>
-            </w:r>
-          </w:p>
-        </w:tc>
-        <w:tc>
-          <w:tcPr>
-            <w:tcW w:type="dxa" w:w="662"/>
-            <w:vAlign w:val="center"/>
-            <w:shd w:fill="FFFFFF"/>
-          </w:tcPr>
-          <w:p>
-            <w:pPr>
-              <w:spacing w:after="0"/>
-              <w:jc w:val="left"/>
-            </w:pPr>
-            <w:r>
-              <w:rPr>
-                <w:color w:val="000000"/>
-                <w:sz w:val="16"/>
-              </w:rPr>
-              <w:t>6</w:t>
-            </w:r>
-          </w:p>
-        </w:tc>
-        <w:tc>
-          <w:tcPr>
-            <w:tcW w:type="dxa" w:w="4680"/>
-            <w:vAlign w:val="center"/>
-            <w:shd w:fill="FFFFFF"/>
-          </w:tcPr>
-          <w:p>
-            <w:pPr>
-              <w:spacing w:after="0"/>
-              <w:jc w:val="left"/>
-            </w:pPr>
-            <w:r>
-              <w:rPr>
-                <w:color w:val="000000"/>
-                <w:sz w:val="16"/>
-              </w:rPr>
-              <w:t>Maipú &amp; Monumento</w:t>
-            </w:r>
-          </w:p>
-        </w:tc>
-        <w:tc>
-          <w:tcPr>
-            <w:tcW w:type="dxa" w:w="2952"/>
-            <w:vAlign w:val="center"/>
-            <w:shd w:fill="FFFFFF"/>
-          </w:tcPr>
-          <w:p>
-            <w:pPr>
-              <w:spacing w:after="0"/>
-              <w:jc w:val="left"/>
-            </w:pPr>
-            <w:r>
-              <w:rPr>
-                <w:color w:val="000000"/>
-                <w:sz w:val="16"/>
-              </w:rPr>
-              <w:t>Robo en lugar habitado</w:t>
+              <w:t>Robos violentos</w:t>
             </w:r>
           </w:p>
         </w:tc>
